--- a/guj/docx/61.content.docx
+++ b/guj/docx/61.content.docx
@@ -647,6 +647,232 @@
         <w:rPr>
           <w:lang w:val="gu_IN" w:bidi="gu_IN"/>
         </w:rPr>
+        <w:t>પિતરનો બીજો પત્ર - અધ્યાય 1 પ્રસ્તાવના</w:t>
+      </w:r>
+      <w:r>
+        <w:rPr>
+          <w:lang w:val="gu_IN" w:bidi="gu_IN"/>
+        </w:rPr>
+      </w:r>
+    </w:p>
+    <w:p>
+      <w:pPr>
+        <w:pStyle w:val="Heading3"/>
+      </w:pPr>
+      <w:r>
+        <w:rPr>
+          <w:lang w:val="gu_IN" w:bidi="gu_IN"/>
+        </w:rPr>
+        <w:t>માળખું અને રચના</w:t>
+      </w:r>
+    </w:p>
+    <w:p>
+      <w:pPr/>
+      <w:r>
+        <w:rPr>
+          <w:lang w:val="gu_IN" w:bidi="gu_IN"/>
+        </w:rPr>
+      </w:r>
+      <w:r>
+        <w:rPr>
+          <w:lang w:val="gu_IN" w:bidi="gu_IN"/>
+        </w:rPr>
+        <w:t>૧. પરિચય (૧:૧–૨)</w:t>
+        <w:br/>
+      </w:r>
+      <w:r>
+        <w:rPr>
+          <w:lang w:val="gu_IN" w:bidi="gu_IN"/>
+        </w:rPr>
+        <w:t>૨. ઈશ્વરીય જીવનો જીવવા સ્મરણ કરાવવું કેમ કે એ પ્રમાણે કરવા ઈશ્વરે આપણને સમર્થ કર્યા છે (૧:૩–૧૫)</w:t>
+        <w:br/>
+      </w:r>
+      <w:r>
+        <w:rPr>
+          <w:lang w:val="gu_IN" w:bidi="gu_IN"/>
+        </w:rPr>
+        <w:t>૩. પ્રેરિતીય શિક્ષણની યથાર્થતા માટે સ્મરણ કરાવવું (૧:૧૬–૨૧)</w:t>
+      </w:r>
+    </w:p>
+    <w:p>
+      <w:pPr/>
+      <w:r>
+        <w:rPr>
+          <w:lang w:val="gu_IN" w:bidi="gu_IN"/>
+        </w:rPr>
+      </w:r>
+      <w:r>
+        <w:rPr>
+          <w:lang w:val="gu_IN" w:bidi="gu_IN"/>
+        </w:rPr>
+        <w:t xml:space="preserve">પિતર જેઓને આ પત્ર લખે છે તેઓની આગળ પોતાની ઓળખ આપીને, અને શુભેચ્છા પાઠવીને, તેનું નામ લખતાં </w:t>
+      </w:r>
+      <w:hyperlink r:id="rId13">
+        <w:r>
+          <w:rPr>
+            <w:lang w:val="gu_IN" w:bidi="gu_IN"/>
+          </w:rPr>
+          <w:rPr>
+            <w:color w:val="0000EE"/>
+            <w:u w:val="single"/>
+          </w:rPr>
+          <w:t>1:1–2</w:t>
+        </w:r>
+      </w:hyperlink>
+      <w:r>
+        <w:rPr>
+          <w:lang w:val="gu_IN" w:bidi="gu_IN"/>
+        </w:rPr>
+        <w:t xml:space="preserve"> માં તેના પત્રની શરૂઆત કરે છે. આ જમાનામાં પરંપરાગત રીતે પત્રોની શરૂઆત આ મુજબ જ લોકો વડે કરવામાં આવતી હતી.</w:t>
+      </w:r>
+    </w:p>
+    <w:p>
+      <w:pPr>
+        <w:pStyle w:val="Heading2"/>
+      </w:pPr>
+      <w:r>
+        <w:rPr>
+          <w:lang w:val="gu_IN" w:bidi="gu_IN"/>
+        </w:rPr>
+        <w:t># આ અધ્યાયની વિશેષ સંકલ્પનાઓ</w:t>
+      </w:r>
+    </w:p>
+    <w:p>
+      <w:pPr>
+        <w:pStyle w:val="Heading3"/>
+      </w:pPr>
+      <w:r>
+        <w:rPr>
+          <w:lang w:val="gu_IN" w:bidi="gu_IN"/>
+        </w:rPr>
+        <w:t># ઈશ્વરનું જ્ઞાન</w:t>
+      </w:r>
+    </w:p>
+    <w:p>
+      <w:pPr/>
+      <w:r>
+        <w:rPr>
+          <w:lang w:val="gu_IN" w:bidi="gu_IN"/>
+        </w:rPr>
+      </w:r>
+      <w:r>
+        <w:rPr>
+          <w:lang w:val="gu_IN" w:bidi="gu_IN"/>
+        </w:rPr>
+        <w:t>ઈશ્વરનું અનુભવ સાથેનું જ્ઞાન હોવાનો અર્થ થાય છે કે તેમના થઇ જવું કે તેમની સાથે સંબંધ હોવો. અહીં, “જ્ઞાન”નો ભાવાર્થ ઈશ્વર વિષે માનસિક રીતે માહિતી હોવા કરતા વિશેષ અર્થમાં વાતચીત કરવામાં આવી છે. તે વ્યક્તિગત સંબંધનાં જ્ઞાન વિષે વાત કરે છે જેમાં ઈશ્વર વ્યક્તિનું તારણ કરે છે અને તેને કૃપા અને શાંતિ આપે છે. (જુઓ: [[rc://gu/tw/dict/bible/other/know]])</w:t>
+      </w:r>
+    </w:p>
+    <w:p>
+      <w:pPr>
+        <w:pStyle w:val="Heading4"/>
+      </w:pPr>
+      <w:r>
+        <w:rPr>
+          <w:lang w:val="gu_IN" w:bidi="gu_IN"/>
+        </w:rPr>
+        <w:t>ઈશ્વરીય જીવનો જીવવા</w:t>
+      </w:r>
+    </w:p>
+    <w:p>
+      <w:pPr/>
+      <w:r>
+        <w:rPr>
+          <w:lang w:val="gu_IN" w:bidi="gu_IN"/>
+        </w:rPr>
+      </w:r>
+      <w:r>
+        <w:rPr>
+          <w:lang w:val="gu_IN" w:bidi="gu_IN"/>
+        </w:rPr>
+        <w:t xml:space="preserve">પિતર ઉપદેશ આપતા જણાવે છે કે ઈશ્વરીય જીવનો જીવવા માટે ઈશ્વરે વિશ્વાસીઓને જરૂરી સઘળા વાનાં આપ્યા છે. તેથી, ઈશ્વરને આધીન રહેવા માટે વિશ્વાસીઓએ તેઓનાથી બનતું સઘળું વધારે ને વધારે કરતા રહેવું જોઈએ. જો વિશ્વાસીઓ આ પ્રમાણે કરવામાં સતત પ્રવૃત્ત રહે છે તો ઇસુ સાથેના તેઓના સંબંધમાં તેઓ વધારે પ્રભાવશાળી અને ફળદાયી થશે. પરંતુ, જો વિશ્વાસીઓ ઈશ્વરીય સ્વભાવ ધરાવનાર જીવનો જીવવામાં પ્રવૃત્ત નહિ રહે તો, તેઓનું તારણ કરવા માટે ખ્રિસ્તની મારફતે ઈશ્વરે જે કર્યું છે તે બાબતોને તેઓ ભૂલી ગયા છે એવું ગણાશે. (જુઓ: </w:t>
+      </w:r>
+      <w:r>
+        <w:rPr>
+          <w:lang w:val="gu_IN" w:bidi="gu_IN"/>
+        </w:rPr>
+        <w:t>ઈશ્વરપરાયણ/ઈશ્વરીય, ધર્મનિષ્ઠા/ઈશ્વરપરાયણતા, અધર્મી, નાસ્તિક, નાસ્તિકતા/અનાસ્થા</w:t>
+      </w:r>
+      <w:r>
+        <w:rPr>
+          <w:lang w:val="gu_IN" w:bidi="gu_IN"/>
+        </w:rPr>
+        <w:t xml:space="preserve"> અને </w:t>
+      </w:r>
+      <w:r>
+        <w:rPr>
+          <w:lang w:val="gu_IN" w:bidi="gu_IN"/>
+        </w:rPr>
+        <w:t>બચાવવું, બચાવ્યા, સલામત, તારણ</w:t>
+      </w:r>
+      <w:r>
+        <w:rPr>
+          <w:lang w:val="gu_IN" w:bidi="gu_IN"/>
+        </w:rPr>
+        <w:t>)</w:t>
+      </w:r>
+    </w:p>
+    <w:p>
+      <w:pPr>
+        <w:pStyle w:val="Heading2"/>
+      </w:pPr>
+      <w:r>
+        <w:rPr>
+          <w:lang w:val="gu_IN" w:bidi="gu_IN"/>
+        </w:rPr>
+        <w:t># આ અધ્યાયમાં અનુવાદની અન્ય સંભવિત સમસ્યાઓ</w:t>
+      </w:r>
+    </w:p>
+    <w:p>
+      <w:pPr>
+        <w:pStyle w:val="Heading3"/>
+      </w:pPr>
+      <w:r>
+        <w:rPr>
+          <w:lang w:val="gu_IN" w:bidi="gu_IN"/>
+        </w:rPr>
+        <w:t># શાસ્ત્રનું સત્ય</w:t>
+      </w:r>
+    </w:p>
+    <w:p>
+      <w:pPr/>
+      <w:r>
+        <w:rPr>
+          <w:lang w:val="gu_IN" w:bidi="gu_IN"/>
+        </w:rPr>
+      </w:r>
+      <w:r>
+        <w:rPr>
+          <w:lang w:val="gu_IN" w:bidi="gu_IN"/>
+        </w:rPr>
+        <w:t>પિતર ઉપદેશ આપતા જણાવે છે કે શાસ્ત્રમાં જોવા મળતી ભવિષ્યવાણીઓ મનુષ્યની બનાવટ નથી. તેઓને બોલનાર કે તેઓને લખનાર મનુષ્યોની આગળ પવિત્ર આત્માએ ઈશ્વરના સંદેશને પ્રગટ કર્યો હતો. અને એ પણ કે, પિતર અને અન્ય પ્રેરિતોએ ઇસુ વિષે લોકોને જે વાર્તાઓ કહી તે તેઓએ ઉપજાવી કાઢેલી વાર્તાઓ નથી. ઈસુએ જે કામો કર્યા અને ઈશ્વરે ઈસુને તેમનો દીકરો કહ્યો તેના તેઓ સાક્ષીઓ રહ્યા હતા.</w:t>
+      </w:r>
+      <w:r>
+        <w:rPr>
+          <w:lang w:val="gu_IN" w:bidi="gu_IN"/>
+        </w:rPr>
+      </w:r>
+      <w:r>
+        <w:rPr>
+          <w:lang w:val="gu_IN" w:bidi="gu_IN"/>
+        </w:rPr>
+      </w:r>
+    </w:p>
+    <w:p>
+      <w:pPr/>
+      <w:r>
+        <w:rPr>
+          <w:lang w:val="gu_IN" w:bidi="gu_IN"/>
+        </w:rPr>
+      </w:r>
+    </w:p>
+    <w:p>
+      <w:pPr>
+        <w:pStyle w:val="Heading2"/>
+      </w:pPr>
+      <w:r>
+        <w:rPr>
+          <w:lang w:val="gu_IN" w:bidi="gu_IN"/>
+        </w:rPr>
         <w:t>પિતરનો બીજો પત્ર 1:1 (#1)</w:t>
       </w:r>
       <w:r>
@@ -2125,7 +2351,7 @@
         </w:rPr>
         <w:t xml:space="preserve"> શબ્દ સૂચવે છે કે આ કલમ અપેક્ષિત પરિણામ માટેના કારણને પૂરું પાડે છે, જે </w:t>
       </w:r>
-      <w:hyperlink r:id="rId13">
+      <w:hyperlink r:id="rId14">
         <w:r>
           <w:rPr>
             <w:lang w:val="gu_IN" w:bidi="gu_IN"/>
@@ -6000,7 +6226,7 @@
         </w:rPr>
         <w:t xml:space="preserve"> શબ્દ અહીં સંકેત આપે છે કે </w:t>
       </w:r>
-      <w:hyperlink r:id="rId13">
+      <w:hyperlink r:id="rId14">
         <w:r>
           <w:rPr>
             <w:lang w:val="gu_IN" w:bidi="gu_IN"/>
@@ -6181,7 +6407,7 @@
         </w:rPr>
         <w:t xml:space="preserve"> શબ્દ </w:t>
       </w:r>
-      <w:hyperlink r:id="rId13">
+      <w:hyperlink r:id="rId14">
         <w:r>
           <w:rPr>
             <w:lang w:val="gu_IN" w:bidi="gu_IN"/>
@@ -6627,7 +6853,7 @@
           <w:lang w:val="gu_IN" w:bidi="gu_IN"/>
         </w:rPr>
       </w:r>
-      <w:hyperlink r:id="rId13">
+      <w:hyperlink r:id="rId14">
         <w:r>
           <w:rPr>
             <w:lang w:val="gu_IN" w:bidi="gu_IN"/>
@@ -8075,7 +8301,7 @@
         </w:rPr>
         <w:t xml:space="preserve"> શબ્દ </w:t>
       </w:r>
-      <w:hyperlink r:id="rId13">
+      <w:hyperlink r:id="rId14">
         <w:r>
           <w:rPr>
             <w:lang w:val="gu_IN" w:bidi="gu_IN"/>
@@ -8093,7 +8319,7 @@
         </w:rPr>
         <w:t xml:space="preserve"> અને </w:t>
       </w:r>
-      <w:hyperlink r:id="rId14">
+      <w:hyperlink r:id="rId15">
         <w:r>
           <w:rPr>
             <w:lang w:val="gu_IN" w:bidi="gu_IN"/>
@@ -8461,7 +8687,7 @@
         </w:rPr>
         <w:t xml:space="preserve">શબ્દનો ઉપયોગ તેના પત્રનાં હેતુનો પરિચય આપવા માટે કરે છે. [1:5–10] (../01/05.md) માં તેમણે કહેલી બાબતોને લીધે અને ખાસ કરીને </w:t>
       </w:r>
-      <w:hyperlink r:id="rId15">
+      <w:hyperlink r:id="rId16">
         <w:r>
           <w:rPr>
             <w:lang w:val="gu_IN" w:bidi="gu_IN"/>
@@ -8567,7 +8793,7 @@
         </w:rPr>
         <w:t xml:space="preserve"> શબ્દ </w:t>
       </w:r>
-      <w:hyperlink r:id="rId13">
+      <w:hyperlink r:id="rId14">
         <w:r>
           <w:rPr>
             <w:lang w:val="gu_IN" w:bidi="gu_IN"/>
@@ -9428,7 +9654,7 @@
           <w:lang w:val="gu_IN" w:bidi="gu_IN"/>
         </w:rPr>
       </w:r>
-      <w:hyperlink r:id="rId13">
+      <w:hyperlink r:id="rId14">
         <w:r>
           <w:rPr>
             <w:lang w:val="gu_IN" w:bidi="gu_IN"/>
@@ -9943,7 +10169,7 @@
         </w:rPr>
         <w:t xml:space="preserve"> શબ્દ </w:t>
       </w:r>
-      <w:hyperlink r:id="rId13">
+      <w:hyperlink r:id="rId14">
         <w:r>
           <w:rPr>
             <w:lang w:val="gu_IN" w:bidi="gu_IN"/>
@@ -10142,7 +10368,7 @@
         </w:rPr>
         <w:t xml:space="preserve"> શબ્દ </w:t>
       </w:r>
-      <w:hyperlink r:id="rId16">
+      <w:hyperlink r:id="rId17">
         <w:r>
           <w:rPr>
             <w:lang w:val="gu_IN" w:bidi="gu_IN"/>
@@ -10160,7 +10386,7 @@
         </w:rPr>
         <w:t xml:space="preserve">માં જેનો ઉલ્લેખ કરવામાં આવ્યો છે તે “આ વાનાં”ને તેઓએ કેમ યાદ રાખવું તેનો ખુલાસો પિતર </w:t>
       </w:r>
-      <w:hyperlink r:id="rId13">
+      <w:hyperlink r:id="rId14">
         <w:r>
           <w:rPr>
             <w:lang w:val="gu_IN" w:bidi="gu_IN"/>
@@ -10833,7 +11059,7 @@
         </w:rPr>
         <w:t xml:space="preserve">શબ્દ </w:t>
       </w:r>
-      <w:hyperlink r:id="rId17">
+      <w:hyperlink r:id="rId18">
         <w:r>
           <w:rPr>
             <w:lang w:val="gu_IN" w:bidi="gu_IN"/>
@@ -13665,6 +13891,250 @@
         <w:rPr>
           <w:lang w:val="gu_IN" w:bidi="gu_IN"/>
         </w:rPr>
+        <w:t>પિતરનો બીજો પત્ર - અધ્યાય 2 પ્રસ્તાવના</w:t>
+      </w:r>
+      <w:r>
+        <w:rPr>
+          <w:lang w:val="gu_IN" w:bidi="gu_IN"/>
+        </w:rPr>
+      </w:r>
+    </w:p>
+    <w:p>
+      <w:pPr>
+        <w:pStyle w:val="Heading3"/>
+      </w:pPr>
+      <w:r>
+        <w:rPr>
+          <w:lang w:val="gu_IN" w:bidi="gu_IN"/>
+        </w:rPr>
+        <w:t>માળખું અને રચના</w:t>
+      </w:r>
+    </w:p>
+    <w:p>
+      <w:pPr/>
+      <w:r>
+        <w:rPr>
+          <w:lang w:val="gu_IN" w:bidi="gu_IN"/>
+        </w:rPr>
+      </w:r>
+      <w:r>
+        <w:rPr>
+          <w:lang w:val="gu_IN" w:bidi="gu_IN"/>
+        </w:rPr>
+        <w:t>૧.ખોટા ઉપદેશકો અંગેની ભવિષ્યવાણી (૨:૧–૩)</w:t>
+        <w:br/>
+      </w:r>
+      <w:r>
+        <w:rPr>
+          <w:lang w:val="gu_IN" w:bidi="gu_IN"/>
+        </w:rPr>
+        <w:t>૧. દિવ્ય ન્યાયદંડનાં દાખલાઓ(૨:૪–૧૦અ)</w:t>
+        <w:br/>
+      </w:r>
+      <w:r>
+        <w:rPr>
+          <w:lang w:val="gu_IN" w:bidi="gu_IN"/>
+        </w:rPr>
+        <w:t>૧. ખોટા ઉપદેશકોનું વર્ણન અને જાહેર આરોપ (૨:૧૦બ -૨૨)</w:t>
+      </w:r>
+    </w:p>
+    <w:p>
+      <w:pPr/>
+      <w:r>
+        <w:rPr>
+          <w:lang w:val="gu_IN" w:bidi="gu_IN"/>
+        </w:rPr>
+      </w:r>
+      <w:r>
+        <w:rPr>
+          <w:lang w:val="gu_IN" w:bidi="gu_IN"/>
+        </w:rPr>
+        <w:t xml:space="preserve">જયારે સાચા પ્રબોધકો જૂનો કરારને લખતા હતા ત્યારે જેમ જૂઠાં પ્રબોધકો કરતા હતા તેમ વિશ્વાસીઓને કપટથી ઠગવાનો પ્રયાસ ખોટા ઉપદેશકો કરશે તે વિષે ભવિષ્યવાણી કરતા પિતર આ પત્રને </w:t>
+      </w:r>
+      <w:hyperlink r:id="rId19">
+        <w:r>
+          <w:rPr>
+            <w:lang w:val="gu_IN" w:bidi="gu_IN"/>
+          </w:rPr>
+          <w:rPr>
+            <w:color w:val="0000EE"/>
+            <w:u w:val="single"/>
+          </w:rPr>
+          <w:t>2:1–3</w:t>
+        </w:r>
+      </w:hyperlink>
+      <w:r>
+        <w:rPr>
+          <w:lang w:val="gu_IN" w:bidi="gu_IN"/>
+        </w:rPr>
+        <w:t xml:space="preserve"> માં આગળ લખવાનું ચાલુ રાખે છે. પછી તેઓની માફક ભવિષ્યમાં ઊભા થનાર જૂઠાં ઉપદેશકો પર ઈશ્વર જે ન્યાયદંડ લાવશે તેના વિષે પિતર </w:t>
+      </w:r>
+      <w:hyperlink r:id="rId20">
+        <w:r>
+          <w:rPr>
+            <w:lang w:val="gu_IN" w:bidi="gu_IN"/>
+          </w:rPr>
+          <w:rPr>
+            <w:color w:val="0000EE"/>
+            <w:u w:val="single"/>
+          </w:rPr>
+          <w:t>2:4–10a</w:t>
+        </w:r>
+      </w:hyperlink>
+      <w:r>
+        <w:rPr>
+          <w:lang w:val="gu_IN" w:bidi="gu_IN"/>
+        </w:rPr>
+        <w:t xml:space="preserve"> માં વર્ણન કરે છે. પછી </w:t>
+      </w:r>
+      <w:hyperlink r:id="rId21">
+        <w:r>
+          <w:rPr>
+            <w:lang w:val="gu_IN" w:bidi="gu_IN"/>
+          </w:rPr>
+          <w:rPr>
+            <w:color w:val="0000EE"/>
+            <w:u w:val="single"/>
+          </w:rPr>
+          <w:t>2:10b–22</w:t>
+        </w:r>
+      </w:hyperlink>
+      <w:r>
+        <w:rPr>
+          <w:lang w:val="gu_IN" w:bidi="gu_IN"/>
+        </w:rPr>
+        <w:t>માં આ જૂઠાં ઉપદેશકોનાં દુષ્ટ ચારિત્ર્ય અને કામોનું વર્ણન કરીને પિતર આ વિભાગનું સમાપન કરે છે.</w:t>
+      </w:r>
+    </w:p>
+    <w:p>
+      <w:pPr>
+        <w:pStyle w:val="Heading3"/>
+      </w:pPr>
+      <w:r>
+        <w:rPr>
+          <w:lang w:val="gu_IN" w:bidi="gu_IN"/>
+        </w:rPr>
+        <w:t>આ અધ્યાયની વિશેષ સંકલ્પનાઓ</w:t>
+      </w:r>
+    </w:p>
+    <w:p>
+      <w:pPr>
+        <w:pStyle w:val="Heading4"/>
+      </w:pPr>
+      <w:r>
+        <w:rPr>
+          <w:lang w:val="gu_IN" w:bidi="gu_IN"/>
+        </w:rPr>
+        <w:t>દેહ</w:t>
+      </w:r>
+    </w:p>
+    <w:p>
+      <w:pPr/>
+      <w:r>
+        <w:rPr>
+          <w:lang w:val="gu_IN" w:bidi="gu_IN"/>
+        </w:rPr>
+      </w:r>
+      <w:r>
+        <w:rPr>
+          <w:lang w:val="gu_IN" w:bidi="gu_IN"/>
+        </w:rPr>
+        <w:t xml:space="preserve">“દેહ” વ્યક્તિના પાપમય સ્વભાવને દર્શાવનાર રૂપક છે. મનુષ્યનો પાપમય ભાગ શારીરિક ભાગ નથી. “દેહ” એવા મનુષ્ય સ્વભાવને દર્શાવે છે જે ઈશ્વરની સઘળી બાબતોનો તિરસ્કાર કરે છે અને જે પાપમય છે તેની સ્વીકાર કરે છે. ઇસુમાં વિશ્વાસ કરીને તેઓ પવિત્ર આત્મા પામે તે ઘડી સુધી સર્વ માનવજાતિની સ્થિતિ આ મુજબની જ છે. (જુઓ: </w:t>
+      </w:r>
+      <w:r>
+        <w:rPr>
+          <w:lang w:val="gu_IN" w:bidi="gu_IN"/>
+        </w:rPr>
+        <w:t>દેહ</w:t>
+      </w:r>
+      <w:r>
+        <w:rPr>
+          <w:lang w:val="gu_IN" w:bidi="gu_IN"/>
+        </w:rPr>
+        <w:t>)</w:t>
+      </w:r>
+    </w:p>
+    <w:p>
+      <w:pPr>
+        <w:pStyle w:val="Heading3"/>
+      </w:pPr>
+      <w:r>
+        <w:rPr>
+          <w:lang w:val="gu_IN" w:bidi="gu_IN"/>
+        </w:rPr>
+        <w:t># સૂચક માહિતી</w:t>
+      </w:r>
+    </w:p>
+    <w:p>
+      <w:pPr/>
+      <w:r>
+        <w:rPr>
+          <w:lang w:val="gu_IN" w:bidi="gu_IN"/>
+        </w:rPr>
+      </w:r>
+      <w:r>
+        <w:rPr>
+          <w:lang w:val="gu_IN" w:bidi="gu_IN"/>
+        </w:rPr>
+        <w:t xml:space="preserve">જો જૂનો કરારનો હજુ સુધી અનુવાદ કરવામાં આવ્યો ના હોત તો </w:t>
+      </w:r>
+      <w:hyperlink r:id="rId20">
+        <w:r>
+          <w:rPr>
+            <w:lang w:val="gu_IN" w:bidi="gu_IN"/>
+          </w:rPr>
+          <w:rPr>
+            <w:color w:val="0000EE"/>
+            <w:u w:val="single"/>
+          </w:rPr>
+          <w:t>2:4–8</w:t>
+        </w:r>
+      </w:hyperlink>
+      <w:r>
+        <w:rPr>
+          <w:lang w:val="gu_IN" w:bidi="gu_IN"/>
+        </w:rPr>
+        <w:t xml:space="preserve">માં કેટલાક દાખલાઓ એવા છે જેઓને સમજવું ઘણું આકરું સાબિત થાત. વિગતવાર ખુલાસાની જરૂરીયાત ઊભી થઇ શકે. (જુઓ: </w:t>
+      </w:r>
+      <w:r>
+        <w:rPr>
+          <w:lang w:val="gu_IN" w:bidi="gu_IN"/>
+        </w:rPr>
+        <w:t>અનુમાનિત જ્ઞાન અને ગર્ભિત માહિતી</w:t>
+      </w:r>
+      <w:r>
+        <w:rPr>
+          <w:lang w:val="gu_IN" w:bidi="gu_IN"/>
+        </w:rPr>
+        <w:t>)</w:t>
+      </w:r>
+      <w:r>
+        <w:rPr>
+          <w:lang w:val="gu_IN" w:bidi="gu_IN"/>
+        </w:rPr>
+      </w:r>
+      <w:r>
+        <w:rPr>
+          <w:lang w:val="gu_IN" w:bidi="gu_IN"/>
+        </w:rPr>
+      </w:r>
+    </w:p>
+    <w:p>
+      <w:pPr/>
+      <w:r>
+        <w:rPr>
+          <w:lang w:val="gu_IN" w:bidi="gu_IN"/>
+        </w:rPr>
+      </w:r>
+    </w:p>
+    <w:p>
+      <w:pPr>
+        <w:pStyle w:val="Heading2"/>
+      </w:pPr>
+      <w:r>
+        <w:rPr>
+          <w:lang w:val="gu_IN" w:bidi="gu_IN"/>
+        </w:rPr>
         <w:t>પિતરનો બીજો પત્ર 2:1 (#1)</w:t>
       </w:r>
       <w:r>
@@ -15856,7 +16326,7 @@
         </w:rPr>
         <w:t xml:space="preserve">અહીં, </w:t>
       </w:r>
-      <w:hyperlink r:id="rId18">
+      <w:hyperlink r:id="rId19">
         <w:r>
           <w:rPr>
             <w:lang w:val="gu_IN" w:bidi="gu_IN"/>
@@ -15962,7 +16432,7 @@
         </w:rPr>
         <w:t xml:space="preserve">અહીં, </w:t>
       </w:r>
-      <w:hyperlink r:id="rId18">
+      <w:hyperlink r:id="rId19">
         <w:r>
           <w:rPr>
             <w:lang w:val="gu_IN" w:bidi="gu_IN"/>
@@ -16595,7 +17065,7 @@
         </w:rPr>
         <w:t xml:space="preserve"> શબ્દ એક શરતી વાક્યની શરૂઆત કરે છે જે </w:t>
       </w:r>
-      <w:hyperlink r:id="rId19">
+      <w:hyperlink r:id="rId20">
         <w:r>
           <w:rPr>
             <w:lang w:val="gu_IN" w:bidi="gu_IN"/>
@@ -16613,7 +17083,7 @@
         </w:rPr>
         <w:t xml:space="preserve"> થી </w:t>
       </w:r>
-      <w:hyperlink r:id="rId20">
+      <w:hyperlink r:id="rId21">
         <w:r>
           <w:rPr>
             <w:lang w:val="gu_IN" w:bidi="gu_IN"/>
@@ -17611,7 +18081,7 @@
         </w:rPr>
         <w:t xml:space="preserve">શબ્દ </w:t>
       </w:r>
-      <w:hyperlink r:id="rId19">
+      <w:hyperlink r:id="rId20">
         <w:r>
           <w:rPr>
             <w:lang w:val="gu_IN" w:bidi="gu_IN"/>
@@ -17629,7 +18099,7 @@
         </w:rPr>
         <w:t xml:space="preserve"> થી લઈને </w:t>
       </w:r>
-      <w:hyperlink r:id="rId20">
+      <w:hyperlink r:id="rId21">
         <w:r>
           <w:rPr>
             <w:lang w:val="gu_IN" w:bidi="gu_IN"/>
@@ -17804,7 +18274,7 @@
           <w:lang w:val="gu_IN" w:bidi="gu_IN"/>
         </w:rPr>
       </w:r>
-      <w:hyperlink r:id="rId19">
+      <w:hyperlink r:id="rId20">
         <w:r>
           <w:rPr>
             <w:lang w:val="gu_IN" w:bidi="gu_IN"/>
@@ -18476,7 +18946,7 @@
         </w:rPr>
         <w:t xml:space="preserve">શબ્દ </w:t>
       </w:r>
-      <w:hyperlink r:id="rId19">
+      <w:hyperlink r:id="rId20">
         <w:r>
           <w:rPr>
             <w:lang w:val="gu_IN" w:bidi="gu_IN"/>
@@ -18494,7 +18964,7 @@
         </w:rPr>
         <w:t xml:space="preserve"> થી લઈને </w:t>
       </w:r>
-      <w:hyperlink r:id="rId20">
+      <w:hyperlink r:id="rId21">
         <w:r>
           <w:rPr>
             <w:lang w:val="gu_IN" w:bidi="gu_IN"/>
@@ -19101,7 +19571,7 @@
         </w:rPr>
         <w:t xml:space="preserve">શબ્દ </w:t>
       </w:r>
-      <w:hyperlink r:id="rId19">
+      <w:hyperlink r:id="rId20">
         <w:r>
           <w:rPr>
             <w:lang w:val="gu_IN" w:bidi="gu_IN"/>
@@ -19119,7 +19589,7 @@
         </w:rPr>
         <w:t xml:space="preserve"> થી લઈને </w:t>
       </w:r>
-      <w:hyperlink r:id="rId20">
+      <w:hyperlink r:id="rId21">
         <w:r>
           <w:rPr>
             <w:lang w:val="gu_IN" w:bidi="gu_IN"/>
@@ -19752,7 +20222,7 @@
         </w:rPr>
         <w:t xml:space="preserve">નો તમે એક વિશેષણ વડે અનુવાદ કરી શકો છો. </w:t>
       </w:r>
-      <w:hyperlink r:id="rId21">
+      <w:hyperlink r:id="rId22">
         <w:r>
           <w:rPr>
             <w:lang w:val="gu_IN" w:bidi="gu_IN"/>
@@ -20607,7 +21077,7 @@
           <w:lang w:val="gu_IN" w:bidi="gu_IN"/>
         </w:rPr>
       </w:r>
-      <w:hyperlink r:id="rId19">
+      <w:hyperlink r:id="rId20">
         <w:r>
           <w:rPr>
             <w:lang w:val="gu_IN" w:bidi="gu_IN"/>
@@ -20625,7 +21095,7 @@
         </w:rPr>
         <w:t xml:space="preserve"> થી લઈને </w:t>
       </w:r>
-      <w:hyperlink r:id="rId20">
+      <w:hyperlink r:id="rId21">
         <w:r>
           <w:rPr>
             <w:lang w:val="gu_IN" w:bidi="gu_IN"/>
@@ -20643,7 +21113,7 @@
         </w:rPr>
         <w:t xml:space="preserve"> સુધી વિસ્તૃત એક શરતી વાક્યની સમાપ્તિ આ કલમ અને આગલી કલમ છે. ઉપરોક્ત શરતો સાચી છે તેનાં પરિણામને પિતર આપે છે. જો તમે </w:t>
       </w:r>
-      <w:hyperlink r:id="rId19">
+      <w:hyperlink r:id="rId20">
         <w:r>
           <w:rPr>
             <w:lang w:val="gu_IN" w:bidi="gu_IN"/>
@@ -20661,7 +21131,7 @@
         </w:rPr>
         <w:t xml:space="preserve">ને અલગ વાક્યોમાં રૂપાંતરિત કર્યું છે તો ઉપરોક્ત શરતો સત્ય છે તેના પરિણામને તમારે </w:t>
       </w:r>
-      <w:hyperlink r:id="rId22">
+      <w:hyperlink r:id="rId23">
         <w:r>
           <w:rPr>
             <w:lang w:val="gu_IN" w:bidi="gu_IN"/>
@@ -21852,7 +22322,7 @@
         </w:rPr>
         <w:t>શબ્દ આ અધ્યાયનાં બીજા ભાગની શરૂઆતનો સંકેત આપે છે જે</w:t>
       </w:r>
-      <w:hyperlink r:id="rId23">
+      <w:hyperlink r:id="rId24">
         <w:r>
           <w:rPr>
             <w:lang w:val="gu_IN" w:bidi="gu_IN"/>
@@ -22111,7 +22581,7 @@
         </w:rPr>
         <w:t xml:space="preserve">શબ્દ </w:t>
       </w:r>
-      <w:hyperlink r:id="rId18">
+      <w:hyperlink r:id="rId19">
         <w:r>
           <w:rPr>
             <w:lang w:val="gu_IN" w:bidi="gu_IN"/>
@@ -22715,7 +23185,7 @@
         </w:rPr>
         <w:t xml:space="preserve">શબ્દ </w:t>
       </w:r>
-      <w:hyperlink r:id="rId18">
+      <w:hyperlink r:id="rId19">
         <w:r>
           <w:rPr>
             <w:lang w:val="gu_IN" w:bidi="gu_IN"/>
@@ -23312,7 +23782,7 @@
         </w:rPr>
         <w:t xml:space="preserve">નો અર્થ આવો થઇ શકે: (૧) </w:t>
       </w:r>
-      <w:hyperlink r:id="rId20">
+      <w:hyperlink r:id="rId21">
         <w:r>
           <w:rPr>
             <w:lang w:val="gu_IN" w:bidi="gu_IN"/>
@@ -23419,7 +23889,7 @@
         </w:rPr>
         <w:t xml:space="preserve">સર્વનામો </w:t>
       </w:r>
-      <w:hyperlink r:id="rId18">
+      <w:hyperlink r:id="rId19">
         <w:r>
           <w:rPr>
             <w:lang w:val="gu_IN" w:bidi="gu_IN"/>
@@ -24759,7 +25229,7 @@
           <w:lang w:val="gu_IN" w:bidi="gu_IN"/>
         </w:rPr>
       </w:r>
-      <w:hyperlink r:id="rId18">
+      <w:hyperlink r:id="rId19">
         <w:r>
           <w:rPr>
             <w:lang w:val="gu_IN" w:bidi="gu_IN"/>
@@ -24934,7 +25404,7 @@
           <w:lang w:val="gu_IN" w:bidi="gu_IN"/>
         </w:rPr>
       </w:r>
-      <w:hyperlink r:id="rId18">
+      <w:hyperlink r:id="rId19">
         <w:r>
           <w:rPr>
             <w:lang w:val="gu_IN" w:bidi="gu_IN"/>
@@ -25542,7 +26012,7 @@
         </w:rPr>
         <w:t xml:space="preserve">જીવનનાં માર્ગને દર્શાવે છે કે જે ખરો છે અને પ્રભુને ગમે છે. </w:t>
       </w:r>
-      <w:hyperlink r:id="rId21">
+      <w:hyperlink r:id="rId22">
         <w:r>
           <w:rPr>
             <w:lang w:val="gu_IN" w:bidi="gu_IN"/>
@@ -26862,7 +27332,7 @@
         </w:rPr>
         <w:t xml:space="preserve">શબ્દ </w:t>
       </w:r>
-      <w:hyperlink r:id="rId18">
+      <w:hyperlink r:id="rId19">
         <w:r>
           <w:rPr>
             <w:lang w:val="gu_IN" w:bidi="gu_IN"/>
@@ -27857,7 +28327,7 @@
         </w:rPr>
         <w:t xml:space="preserve">સર્વનામ </w:t>
       </w:r>
-      <w:hyperlink r:id="rId18">
+      <w:hyperlink r:id="rId19">
         <w:r>
           <w:rPr>
             <w:lang w:val="gu_IN" w:bidi="gu_IN"/>
@@ -28051,7 +28521,7 @@
         </w:rPr>
         <w:t xml:space="preserve">સંયમનાં અભાવને પ્રદર્શિત કરનાર અનૈતિક જાતીય આચરણોનો ઉલ્લેખ કરવામાં આવ્યો છે. </w:t>
       </w:r>
-      <w:hyperlink r:id="rId21">
+      <w:hyperlink r:id="rId22">
         <w:r>
           <w:rPr>
             <w:lang w:val="gu_IN" w:bidi="gu_IN"/>
@@ -29064,7 +29534,7 @@
           <w:lang w:val="gu_IN" w:bidi="gu_IN"/>
         </w:rPr>
       </w:r>
-      <w:hyperlink r:id="rId24">
+      <w:hyperlink r:id="rId25">
         <w:r>
           <w:rPr>
             <w:lang w:val="gu_IN" w:bidi="gu_IN"/>
@@ -29372,7 +29842,7 @@
         </w:rPr>
         <w:t xml:space="preserve">ની પાછળ રહેલા વિચારને તમે એક ક્રિયાપદનાં શબ્દસમૂહ વડે રજુ કરી શકો છો. </w:t>
       </w:r>
-      <w:hyperlink r:id="rId25">
+      <w:hyperlink r:id="rId26">
         <w:r>
           <w:rPr>
             <w:lang w:val="gu_IN" w:bidi="gu_IN"/>
@@ -29867,7 +30337,7 @@
         </w:rPr>
         <w:t xml:space="preserve">સર્વનામ </w:t>
       </w:r>
-      <w:hyperlink r:id="rId18">
+      <w:hyperlink r:id="rId19">
         <w:r>
           <w:rPr>
             <w:lang w:val="gu_IN" w:bidi="gu_IN"/>
@@ -29885,7 +30355,7 @@
         </w:rPr>
         <w:t xml:space="preserve"> માં જેનો પરિચય આપવામાં આવ્યો છે અને </w:t>
       </w:r>
-      <w:hyperlink r:id="rId26">
+      <w:hyperlink r:id="rId27">
         <w:r>
           <w:rPr>
             <w:lang w:val="gu_IN" w:bidi="gu_IN"/>
@@ -30193,7 +30663,7 @@
         </w:rPr>
         <w:t xml:space="preserve">સર્વનામ </w:t>
       </w:r>
-      <w:hyperlink r:id="rId18">
+      <w:hyperlink r:id="rId19">
         <w:r>
           <w:rPr>
             <w:lang w:val="gu_IN" w:bidi="gu_IN"/>
@@ -30394,7 +30864,7 @@
         </w:rPr>
         <w:t xml:space="preserve"> કે રસ્તો શબ્દ વાપરે છે. આ શબ્દસમૂહ જીવન જીવવાના માર્ગનો ઉલ્લેખ કરે છે જે ખરો અને પ્રભુને ગમે એવો છે. પિતર અહીં તેનો વિશેષ કરીને ખ્રિસ્તી વિશ્વાસનો ઉલ્લેખ કરવા માટે પણ ઉપયોગ કરી રહ્યો હોય, જેમ કે </w:t>
       </w:r>
-      <w:hyperlink r:id="rId21">
+      <w:hyperlink r:id="rId22">
         <w:r>
           <w:rPr>
             <w:lang w:val="gu_IN" w:bidi="gu_IN"/>
@@ -30412,7 +30882,7 @@
         </w:rPr>
         <w:t xml:space="preserve"> તે “સત્યનો માર્ગ” નો ઉપયોગ કરે છે, અને </w:t>
       </w:r>
-      <w:hyperlink r:id="rId27">
+      <w:hyperlink r:id="rId28">
         <w:r>
           <w:rPr>
             <w:lang w:val="gu_IN" w:bidi="gu_IN"/>
@@ -31047,7 +31517,7 @@
         </w:rPr>
         <w:t xml:space="preserve">સર્વનામ </w:t>
       </w:r>
-      <w:hyperlink r:id="rId18">
+      <w:hyperlink r:id="rId19">
         <w:r>
           <w:rPr>
             <w:lang w:val="gu_IN" w:bidi="gu_IN"/>
@@ -31369,6 +31839,157 @@
         <w:rPr>
           <w:lang w:val="gu_IN" w:bidi="gu_IN"/>
         </w:rPr>
+        <w:t>પિતરનો બીજો પત્ર - અધ્યાય 3 પ્રસ્તાવના</w:t>
+      </w:r>
+      <w:r>
+        <w:rPr>
+          <w:lang w:val="gu_IN" w:bidi="gu_IN"/>
+        </w:rPr>
+      </w:r>
+    </w:p>
+    <w:p>
+      <w:pPr>
+        <w:pStyle w:val="Heading2"/>
+      </w:pPr>
+      <w:r>
+        <w:rPr>
+          <w:lang w:val="gu_IN" w:bidi="gu_IN"/>
+        </w:rPr>
+        <w:t># માળખું અને રચના</w:t>
+      </w:r>
+    </w:p>
+    <w:p>
+      <w:pPr/>
+      <w:r>
+        <w:rPr>
+          <w:lang w:val="gu_IN" w:bidi="gu_IN"/>
+        </w:rPr>
+      </w:r>
+      <w:r>
+        <w:rPr>
+          <w:lang w:val="gu_IN" w:bidi="gu_IN"/>
+        </w:rPr>
+        <w:t>૧. ઇસુ નિયુક્ત સમયે આવશે તે અંગે સ્મરણ કરાવવું (૩:૧–૧૩)</w:t>
+        <w:br/>
+      </w:r>
+      <w:r>
+        <w:rPr>
+          <w:lang w:val="gu_IN" w:bidi="gu_IN"/>
+        </w:rPr>
+        <w:t>૨. ઈશ્વરીય જીવનો જીવવા આખરી શિખામણ (૩:૧૪–૧૭)</w:t>
+      </w:r>
+    </w:p>
+    <w:p>
+      <w:pPr>
+        <w:pStyle w:val="Heading2"/>
+      </w:pPr>
+      <w:r>
+        <w:rPr>
+          <w:lang w:val="gu_IN" w:bidi="gu_IN"/>
+        </w:rPr>
+        <w:t># આ અધ્યાયમાંની વિશેષ સંકલ્પનાઓ</w:t>
+      </w:r>
+    </w:p>
+    <w:p>
+      <w:pPr>
+        <w:pStyle w:val="Heading3"/>
+      </w:pPr>
+      <w:r>
+        <w:rPr>
+          <w:lang w:val="gu_IN" w:bidi="gu_IN"/>
+        </w:rPr>
+        <w:t># અગ્નિ</w:t>
+      </w:r>
+    </w:p>
+    <w:p>
+      <w:pPr/>
+      <w:r>
+        <w:rPr>
+          <w:lang w:val="gu_IN" w:bidi="gu_IN"/>
+        </w:rPr>
+      </w:r>
+      <w:r>
+        <w:rPr>
+          <w:lang w:val="gu_IN" w:bidi="gu_IN"/>
+        </w:rPr>
+        <w:t>પદાર્થોનો નાશ કરવા માટે અથવા કચરો અને બિનજરૂરી વસ્તુઓને બાળી નાખીને કોઈ વસ્તુને શુધ્ધ બનાવવા માટે લોકો કેટલીકવાર અગ્નિનો ઉપયોગ કરે છે. તેથી, જયારે ઈશ્વર દુષ્ટ લોકોને શિક્ષા કરે છે કે તેમના લોકોને શુધ્ધ કરે છે ત્યારે તે ક્રિયા અમુકવાર અગ્નિ સાથે જોડાયેલી હોય છે. (જુઓ: [[rc://gu/tw/dict/bible/other/fire]])</w:t>
+      </w:r>
+    </w:p>
+    <w:p>
+      <w:pPr>
+        <w:pStyle w:val="Heading4"/>
+      </w:pPr>
+      <w:r>
+        <w:rPr>
+          <w:lang w:val="gu_IN" w:bidi="gu_IN"/>
+        </w:rPr>
+        <w:t>પ્રભુનો દિવસ</w:t>
+      </w:r>
+    </w:p>
+    <w:p>
+      <w:pPr/>
+      <w:r>
+        <w:rPr>
+          <w:lang w:val="gu_IN" w:bidi="gu_IN"/>
+        </w:rPr>
+      </w:r>
+      <w:r>
+        <w:rPr>
+          <w:lang w:val="gu_IN" w:bidi="gu_IN"/>
+        </w:rPr>
+        <w:t xml:space="preserve">લોકોને આશ્ચર્ય થાય એ રીતે પ્રભુનો દિવસ ચોક્કસપણે આવશે. “રાત્રે આવનાર ચોરની માફક” ઉપમાનો એ જ અર્થ છે. આ કારણને લીધે, પ્રભુના આગમનને માટે ખ્રિસ્તી લોકોએ સર્વ સમયે તૈયાર રહેવું જોઈએ. (જુઓ: </w:t>
+      </w:r>
+      <w:r>
+        <w:rPr>
+          <w:lang w:val="gu_IN" w:bidi="gu_IN"/>
+        </w:rPr>
+        <w:t>પ્રભુનો દિવસ, યહોવાનો દિવસ</w:t>
+      </w:r>
+      <w:r>
+        <w:rPr>
+          <w:lang w:val="gu_IN" w:bidi="gu_IN"/>
+        </w:rPr>
+        <w:t xml:space="preserve"> અને </w:t>
+      </w:r>
+      <w:r>
+        <w:rPr>
+          <w:lang w:val="gu_IN" w:bidi="gu_IN"/>
+        </w:rPr>
+        <w:t>ઉપમા</w:t>
+      </w:r>
+      <w:r>
+        <w:rPr>
+          <w:lang w:val="gu_IN" w:bidi="gu_IN"/>
+        </w:rPr>
+        <w:t>)</w:t>
+      </w:r>
+      <w:r>
+        <w:rPr>
+          <w:lang w:val="gu_IN" w:bidi="gu_IN"/>
+        </w:rPr>
+      </w:r>
+      <w:r>
+        <w:rPr>
+          <w:lang w:val="gu_IN" w:bidi="gu_IN"/>
+        </w:rPr>
+      </w:r>
+    </w:p>
+    <w:p>
+      <w:pPr/>
+      <w:r>
+        <w:rPr>
+          <w:lang w:val="gu_IN" w:bidi="gu_IN"/>
+        </w:rPr>
+      </w:r>
+    </w:p>
+    <w:p>
+      <w:pPr>
+        <w:pStyle w:val="Heading2"/>
+      </w:pPr>
+      <w:r>
+        <w:rPr>
+          <w:lang w:val="gu_IN" w:bidi="gu_IN"/>
+        </w:rPr>
         <w:t>પિતરનો બીજો પત્ર 3:1 (#1)</w:t>
       </w:r>
       <w:r>
@@ -31588,7 +32209,7 @@
         </w:rPr>
         <w:t xml:space="preserve">શબ્દ અલંકારિક રૂપમાં ઉપયોગ કરે છે કે જાણે તેના વાંચકોનાં મનો ઊંઘેલા હોય, જે આ બાબતો વિષે તેના વાંચકો વિચાર કરતા થાય તેનો ઉલ્લેખ કરે છે. જો તમારી ભાષામાં તે એકદમ સ્પષ્ટ થતું હોય તો, તેને તમે એક બિન અલંકારિક અભિવ્યક્તિ વડે અનુવાદ કરી શકો. </w:t>
       </w:r>
-      <w:hyperlink r:id="rId28">
+      <w:hyperlink r:id="rId29">
         <w:r>
           <w:rPr>
             <w:lang w:val="gu_IN" w:bidi="gu_IN"/>
@@ -31694,7 +32315,7 @@
         </w:rPr>
         <w:t>ની પાછળ રહેલા વિચારને તમે એક ક્રિયાપદ વડે રજુ કરી શકો છો.</w:t>
       </w:r>
-      <w:hyperlink r:id="rId28">
+      <w:hyperlink r:id="rId29">
         <w:r>
           <w:rPr>
             <w:lang w:val="gu_IN" w:bidi="gu_IN"/>
@@ -32120,7 +32741,7 @@
         </w:rPr>
         <w:t xml:space="preserve">શબ્દ જૂનો કરારનાં પ્રબોધકોનો ઉલ્લેખ કરે છે જેઓના વિષે પિતરે </w:t>
       </w:r>
-      <w:hyperlink r:id="rId29">
+      <w:hyperlink r:id="rId30">
         <w:r>
           <w:rPr>
             <w:lang w:val="gu_IN" w:bidi="gu_IN"/>
@@ -32817,7 +33438,7 @@
         </w:rPr>
         <w:t xml:space="preserve">શબ્દનો ઉલ્લેખ કરે છે. તે સમયનાં ક્રમનો ઉલ્લેખ કરતું નથી. </w:t>
       </w:r>
-      <w:hyperlink r:id="rId30">
+      <w:hyperlink r:id="rId31">
         <w:r>
           <w:rPr>
             <w:lang w:val="gu_IN" w:bidi="gu_IN"/>
@@ -32898,7 +33519,7 @@
         </w:rPr>
         <w:t xml:space="preserve">સૂચન આપવા માટે પિતર એક વિધાન વાક્યનો ઉપયોગ કરે છે. જો તે તમારી ભાષામાં સહાયક થતું હોય તો, તમે તેને એક આજ્ઞા તરીકે અનુવાદ કરીને સૂચવી શકો છો. જો તમે એવું કરો છો, તો અહીં એક નવા વાક્યની શરૂઆત કરવું તમારા માટે સહાયક થઇ પડશે. </w:t>
       </w:r>
-      <w:hyperlink r:id="rId30">
+      <w:hyperlink r:id="rId31">
         <w:r>
           <w:rPr>
             <w:lang w:val="gu_IN" w:bidi="gu_IN"/>
@@ -34989,7 +35610,7 @@
         </w:rPr>
         <w:t xml:space="preserve"> “ઈશ્વરના વચન”નો ઉલ્લેખ કરે છે, જેના વિષે પિતરે </w:t>
       </w:r>
-      <w:hyperlink r:id="rId31">
+      <w:hyperlink r:id="rId32">
         <w:r>
           <w:rPr>
             <w:lang w:val="gu_IN" w:bidi="gu_IN"/>
@@ -35832,7 +36453,7 @@
         </w:rPr>
         <w:t xml:space="preserve">ની પૂર્ણતાનો ઉલ્લેખ કરે છે. તેનો તમે </w:t>
       </w:r>
-      <w:hyperlink r:id="rId32">
+      <w:hyperlink r:id="rId33">
         <w:r>
           <w:rPr>
             <w:lang w:val="gu_IN" w:bidi="gu_IN"/>
@@ -35938,7 +36559,7 @@
         </w:rPr>
         <w:t xml:space="preserve">શબ્દ ઇસુ હજુ સુધી પાછા આવ્યા નથી તેને કારણે </w:t>
       </w:r>
-      <w:hyperlink r:id="rId33">
+      <w:hyperlink r:id="rId34">
         <w:r>
           <w:rPr>
             <w:lang w:val="gu_IN" w:bidi="gu_IN"/>
@@ -37829,7 +38450,7 @@
         </w:rPr>
         <w:t xml:space="preserve">નો અર્થ થઇ શકે: (૧) કુદરતી સૃષ્ટીને બનાવનાર મૂળભૂત તત્વો. વૈકલ્પિક અનુવાદ: “કુદરતી પદાર્થોનો નાશ થશે” (૨) આકાશી મંડળ. જેમ કે સૂર્ય, ચંદ્ર અને તારાઓ. વૈકલ્પિક અનુવાદ: “આકાશી મંડળોનો નાશ કરવામાં આવશે” </w:t>
       </w:r>
-      <w:hyperlink r:id="rId34">
+      <w:hyperlink r:id="rId35">
         <w:r>
           <w:rPr>
             <w:lang w:val="gu_IN" w:bidi="gu_IN"/>
@@ -38212,7 +38833,7 @@
         </w:rPr>
         <w:t xml:space="preserve">નો અર્થ થઇ શકે: (૧) યશાયા ૬૫:૧૭ અને યશાયા ૬૬:૨૨માં આપવામાં આવેલ વચન મુજબ નવા આકાશો અને નવી પૃથ્વીનું સર્જન કરવા ઈશ્વરનું વચન. વૈકલ્પિક અનુવાદ: “નવા આકાશો અને નવી પૃથ્વી માટેનું તેમનું વચન” (૨) </w:t>
       </w:r>
-      <w:hyperlink r:id="rId32">
+      <w:hyperlink r:id="rId33">
         <w:r>
           <w:rPr>
             <w:lang w:val="gu_IN" w:bidi="gu_IN"/>
@@ -38482,7 +39103,7 @@
         </w:rPr>
         <w:t xml:space="preserve">શબ્દ અત્યારે જ તેણે જે કહ્યું હતું તેના પરિણામસ્વરૂપ તેના વાંચકોએ શું કરવું જોઈએ તેના વર્ણનનો પરિચય આપવા ઉપયોગ કરે છે. તે વિશેષ કરીને </w:t>
       </w:r>
-      <w:hyperlink r:id="rId34">
+      <w:hyperlink r:id="rId35">
         <w:r>
           <w:rPr>
             <w:lang w:val="gu_IN" w:bidi="gu_IN"/>
@@ -38588,7 +39209,7 @@
         </w:rPr>
         <w:t xml:space="preserve">શબ્દ પિતર જેઓને આ પત્ર લખી રહ્યો છે તેઓનો ઉલ્લેખ કરે છે, જેનો વિસ્તાર સર્વ વિશ્વાસીઓ સુધી પહોંચી શકે છે. જો તે તમારી ભાષામાં એકદમ સ્પષ્ટ હોય તો, તેને તમે સ્પષ્ટ શબ્દોમાં જણાવી શકો છો. તેનો તમે </w:t>
       </w:r>
-      <w:hyperlink r:id="rId35">
+      <w:hyperlink r:id="rId36">
         <w:r>
           <w:rPr>
             <w:lang w:val="gu_IN" w:bidi="gu_IN"/>
@@ -38694,7 +39315,7 @@
         </w:rPr>
         <w:t>શબ્દ</w:t>
       </w:r>
-      <w:hyperlink r:id="rId34">
+      <w:hyperlink r:id="rId35">
         <w:r>
           <w:rPr>
             <w:lang w:val="gu_IN" w:bidi="gu_IN"/>
@@ -39701,7 +40322,7 @@
         </w:rPr>
         <w:t xml:space="preserve">નો અર્થ થઇ શકે: (૧) </w:t>
       </w:r>
-      <w:hyperlink r:id="rId34">
+      <w:hyperlink r:id="rId35">
         <w:r>
           <w:rPr>
             <w:lang w:val="gu_IN" w:bidi="gu_IN"/>
@@ -39719,7 +40340,7 @@
         </w:rPr>
         <w:t xml:space="preserve"> માં જેની ચર્ચા કરવામાં આવેલ છે અને </w:t>
       </w:r>
-      <w:hyperlink r:id="rId36">
+      <w:hyperlink r:id="rId37">
         <w:r>
           <w:rPr>
             <w:lang w:val="gu_IN" w:bidi="gu_IN"/>
@@ -39737,7 +40358,7 @@
         </w:rPr>
         <w:t xml:space="preserve"> માં જેને “આ બાબતો” કહેવામાં આવેલ છે તે પ્રભુના દિવસની સાથે સંકળાયેલ ઘટનાઓ હોય શકે. વૈકલ્પિક અનુવાદ: “આ બાબતો જે પ્રભુના દિવસે થનાર છે” (૨) </w:t>
       </w:r>
-      <w:hyperlink r:id="rId36">
+      <w:hyperlink r:id="rId37">
         <w:r>
           <w:rPr>
             <w:lang w:val="gu_IN" w:bidi="gu_IN"/>
@@ -40393,7 +41014,7 @@
         </w:rPr>
         <w:t xml:space="preserve">શબ્દ પિતર જેઓને પત્ર લખી રહ્યો છે તેઓનો ઉલ્લેખ કરે છે, પરંતુ તે સઘળાં વિશ્વાસીઓ સુધી વિસ્તાર પામે છે. જો તે તમારી ભાષામાં એકદમ સ્પષ્ટ થતું હોય તો, તમે તેને સ્પષ્ટ શબ્દોમાં જણાવી શકો છો. તમે તેનો </w:t>
       </w:r>
-      <w:hyperlink r:id="rId35">
+      <w:hyperlink r:id="rId36">
         <w:r>
           <w:rPr>
             <w:lang w:val="gu_IN" w:bidi="gu_IN"/>
@@ -40411,7 +41032,7 @@
         </w:rPr>
         <w:t xml:space="preserve"> માં અને </w:t>
       </w:r>
-      <w:hyperlink r:id="rId36">
+      <w:hyperlink r:id="rId37">
         <w:r>
           <w:rPr>
             <w:lang w:val="gu_IN" w:bidi="gu_IN"/>
@@ -41480,627 +42101,6 @@
           <w:lang w:val="gu_IN" w:bidi="gu_IN"/>
         </w:rPr>
         <w:t>રૂઢિપ્રયોગ</w:t>
-      </w:r>
-      <w:r>
-        <w:rPr>
-          <w:lang w:val="gu_IN" w:bidi="gu_IN"/>
-        </w:rPr>
-        <w:t>)</w:t>
-      </w:r>
-      <w:r>
-        <w:rPr>
-          <w:lang w:val="gu_IN" w:bidi="gu_IN"/>
-        </w:rPr>
-      </w:r>
-      <w:r>
-        <w:rPr>
-          <w:lang w:val="gu_IN" w:bidi="gu_IN"/>
-        </w:rPr>
-      </w:r>
-    </w:p>
-    <w:p>
-      <w:pPr/>
-      <w:r>
-        <w:rPr>
-          <w:lang w:val="gu_IN" w:bidi="gu_IN"/>
-        </w:rPr>
-      </w:r>
-    </w:p>
-    <w:p>
-      <w:pPr>
-        <w:pStyle w:val="Heading2"/>
-      </w:pPr>
-      <w:r>
-        <w:rPr>
-          <w:lang w:val="gu_IN" w:bidi="gu_IN"/>
-        </w:rPr>
-        <w:t>પિતરનો બીજો પત્ર - અધ્યાય 1 પ્રસ્તાવના</w:t>
-      </w:r>
-      <w:r>
-        <w:rPr>
-          <w:lang w:val="gu_IN" w:bidi="gu_IN"/>
-        </w:rPr>
-      </w:r>
-    </w:p>
-    <w:p>
-      <w:pPr>
-        <w:pStyle w:val="Heading3"/>
-      </w:pPr>
-      <w:r>
-        <w:rPr>
-          <w:lang w:val="gu_IN" w:bidi="gu_IN"/>
-        </w:rPr>
-        <w:t>માળખું અને રચના</w:t>
-      </w:r>
-    </w:p>
-    <w:p>
-      <w:pPr/>
-      <w:r>
-        <w:rPr>
-          <w:lang w:val="gu_IN" w:bidi="gu_IN"/>
-        </w:rPr>
-      </w:r>
-      <w:r>
-        <w:rPr>
-          <w:lang w:val="gu_IN" w:bidi="gu_IN"/>
-        </w:rPr>
-        <w:t>૧. પરિચય (૧:૧–૨)</w:t>
-        <w:br/>
-      </w:r>
-      <w:r>
-        <w:rPr>
-          <w:lang w:val="gu_IN" w:bidi="gu_IN"/>
-        </w:rPr>
-        <w:t>૨. ઈશ્વરીય જીવનો જીવવા સ્મરણ કરાવવું કેમ કે એ પ્રમાણે કરવા ઈશ્વરે આપણને સમર્થ કર્યા છે (૧:૩–૧૫)</w:t>
-        <w:br/>
-      </w:r>
-      <w:r>
-        <w:rPr>
-          <w:lang w:val="gu_IN" w:bidi="gu_IN"/>
-        </w:rPr>
-        <w:t>૩. પ્રેરિતીય શિક્ષણની યથાર્થતા માટે સ્મરણ કરાવવું (૧:૧૬–૨૧)</w:t>
-      </w:r>
-    </w:p>
-    <w:p>
-      <w:pPr/>
-      <w:r>
-        <w:rPr>
-          <w:lang w:val="gu_IN" w:bidi="gu_IN"/>
-        </w:rPr>
-      </w:r>
-      <w:r>
-        <w:rPr>
-          <w:lang w:val="gu_IN" w:bidi="gu_IN"/>
-        </w:rPr>
-        <w:t xml:space="preserve">પિતર જેઓને આ પત્ર લખે છે તેઓની આગળ પોતાની ઓળખ આપીને, અને શુભેચ્છા પાઠવીને, તેનું નામ લખતાં </w:t>
-      </w:r>
-      <w:hyperlink r:id="rId37">
-        <w:r>
-          <w:rPr>
-            <w:lang w:val="gu_IN" w:bidi="gu_IN"/>
-          </w:rPr>
-          <w:rPr>
-            <w:color w:val="0000EE"/>
-            <w:u w:val="single"/>
-          </w:rPr>
-          <w:t>1:1–2</w:t>
-        </w:r>
-      </w:hyperlink>
-      <w:r>
-        <w:rPr>
-          <w:lang w:val="gu_IN" w:bidi="gu_IN"/>
-        </w:rPr>
-        <w:t xml:space="preserve"> માં તેના પત્રની શરૂઆત કરે છે. આ જમાનામાં પરંપરાગત રીતે પત્રોની શરૂઆત આ મુજબ જ લોકો વડે કરવામાં આવતી હતી.</w:t>
-      </w:r>
-    </w:p>
-    <w:p>
-      <w:pPr>
-        <w:pStyle w:val="Heading2"/>
-      </w:pPr>
-      <w:r>
-        <w:rPr>
-          <w:lang w:val="gu_IN" w:bidi="gu_IN"/>
-        </w:rPr>
-        <w:t># આ અધ્યાયની વિશેષ સંકલ્પનાઓ</w:t>
-      </w:r>
-    </w:p>
-    <w:p>
-      <w:pPr>
-        <w:pStyle w:val="Heading3"/>
-      </w:pPr>
-      <w:r>
-        <w:rPr>
-          <w:lang w:val="gu_IN" w:bidi="gu_IN"/>
-        </w:rPr>
-        <w:t># ઈશ્વરનું જ્ઞાન</w:t>
-      </w:r>
-    </w:p>
-    <w:p>
-      <w:pPr/>
-      <w:r>
-        <w:rPr>
-          <w:lang w:val="gu_IN" w:bidi="gu_IN"/>
-        </w:rPr>
-      </w:r>
-      <w:r>
-        <w:rPr>
-          <w:lang w:val="gu_IN" w:bidi="gu_IN"/>
-        </w:rPr>
-        <w:t>ઈશ્વરનું અનુભવ સાથેનું જ્ઞાન હોવાનો અર્થ થાય છે કે તેમના થઇ જવું કે તેમની સાથે સંબંધ હોવો. અહીં, “જ્ઞાન”નો ભાવાર્થ ઈશ્વર વિષે માનસિક રીતે માહિતી હોવા કરતા વિશેષ અર્થમાં વાતચીત કરવામાં આવી છે. તે વ્યક્તિગત સંબંધનાં જ્ઞાન વિષે વાત કરે છે જેમાં ઈશ્વર વ્યક્તિનું તારણ કરે છે અને તેને કૃપા અને શાંતિ આપે છે. (જુઓ: [[rc://gu/tw/dict/bible/other/know]])</w:t>
-      </w:r>
-    </w:p>
-    <w:p>
-      <w:pPr>
-        <w:pStyle w:val="Heading4"/>
-      </w:pPr>
-      <w:r>
-        <w:rPr>
-          <w:lang w:val="gu_IN" w:bidi="gu_IN"/>
-        </w:rPr>
-        <w:t>ઈશ્વરીય જીવનો જીવવા</w:t>
-      </w:r>
-    </w:p>
-    <w:p>
-      <w:pPr/>
-      <w:r>
-        <w:rPr>
-          <w:lang w:val="gu_IN" w:bidi="gu_IN"/>
-        </w:rPr>
-      </w:r>
-      <w:r>
-        <w:rPr>
-          <w:lang w:val="gu_IN" w:bidi="gu_IN"/>
-        </w:rPr>
-        <w:t xml:space="preserve">પિતર ઉપદેશ આપતા જણાવે છે કે ઈશ્વરીય જીવનો જીવવા માટે ઈશ્વરે વિશ્વાસીઓને જરૂરી સઘળા વાનાં આપ્યા છે. તેથી, ઈશ્વરને આધીન રહેવા માટે વિશ્વાસીઓએ તેઓનાથી બનતું સઘળું વધારે ને વધારે કરતા રહેવું જોઈએ. જો વિશ્વાસીઓ આ પ્રમાણે કરવામાં સતત પ્રવૃત્ત રહે છે તો ઇસુ સાથેના તેઓના સંબંધમાં તેઓ વધારે પ્રભાવશાળી અને ફળદાયી થશે. પરંતુ, જો વિશ્વાસીઓ ઈશ્વરીય સ્વભાવ ધરાવનાર જીવનો જીવવામાં પ્રવૃત્ત નહિ રહે તો, તેઓનું તારણ કરવા માટે ખ્રિસ્તની મારફતે ઈશ્વરે જે કર્યું છે તે બાબતોને તેઓ ભૂલી ગયા છે એવું ગણાશે. (જુઓ: </w:t>
-      </w:r>
-      <w:r>
-        <w:rPr>
-          <w:lang w:val="gu_IN" w:bidi="gu_IN"/>
-        </w:rPr>
-        <w:t>ઈશ્વરપરાયણ/ઈશ્વરીય, ધર્મનિષ્ઠા/ઈશ્વરપરાયણતા, અધર્મી, નાસ્તિક, નાસ્તિકતા/અનાસ્થા</w:t>
-      </w:r>
-      <w:r>
-        <w:rPr>
-          <w:lang w:val="gu_IN" w:bidi="gu_IN"/>
-        </w:rPr>
-        <w:t xml:space="preserve"> અને </w:t>
-      </w:r>
-      <w:r>
-        <w:rPr>
-          <w:lang w:val="gu_IN" w:bidi="gu_IN"/>
-        </w:rPr>
-        <w:t>બચાવવું, બચાવ્યા, સલામત, તારણ</w:t>
-      </w:r>
-      <w:r>
-        <w:rPr>
-          <w:lang w:val="gu_IN" w:bidi="gu_IN"/>
-        </w:rPr>
-        <w:t>)</w:t>
-      </w:r>
-    </w:p>
-    <w:p>
-      <w:pPr>
-        <w:pStyle w:val="Heading2"/>
-      </w:pPr>
-      <w:r>
-        <w:rPr>
-          <w:lang w:val="gu_IN" w:bidi="gu_IN"/>
-        </w:rPr>
-        <w:t># આ અધ્યાયમાં અનુવાદની અન્ય સંભવિત સમસ્યાઓ</w:t>
-      </w:r>
-    </w:p>
-    <w:p>
-      <w:pPr>
-        <w:pStyle w:val="Heading3"/>
-      </w:pPr>
-      <w:r>
-        <w:rPr>
-          <w:lang w:val="gu_IN" w:bidi="gu_IN"/>
-        </w:rPr>
-        <w:t># શાસ્ત્રનું સત્ય</w:t>
-      </w:r>
-    </w:p>
-    <w:p>
-      <w:pPr/>
-      <w:r>
-        <w:rPr>
-          <w:lang w:val="gu_IN" w:bidi="gu_IN"/>
-        </w:rPr>
-      </w:r>
-      <w:r>
-        <w:rPr>
-          <w:lang w:val="gu_IN" w:bidi="gu_IN"/>
-        </w:rPr>
-        <w:t>પિતર ઉપદેશ આપતા જણાવે છે કે શાસ્ત્રમાં જોવા મળતી ભવિષ્યવાણીઓ મનુષ્યની બનાવટ નથી. તેઓને બોલનાર કે તેઓને લખનાર મનુષ્યોની આગળ પવિત્ર આત્માએ ઈશ્વરના સંદેશને પ્રગટ કર્યો હતો. અને એ પણ કે, પિતર અને અન્ય પ્રેરિતોએ ઇસુ વિષે લોકોને જે વાર્તાઓ કહી તે તેઓએ ઉપજાવી કાઢેલી વાર્તાઓ નથી. ઈસુએ જે કામો કર્યા અને ઈશ્વરે ઈસુને તેમનો દીકરો કહ્યો તેના તેઓ સાક્ષીઓ રહ્યા હતા.</w:t>
-      </w:r>
-      <w:r>
-        <w:rPr>
-          <w:lang w:val="gu_IN" w:bidi="gu_IN"/>
-        </w:rPr>
-      </w:r>
-      <w:r>
-        <w:rPr>
-          <w:lang w:val="gu_IN" w:bidi="gu_IN"/>
-        </w:rPr>
-      </w:r>
-    </w:p>
-    <w:p>
-      <w:pPr/>
-      <w:r>
-        <w:rPr>
-          <w:lang w:val="gu_IN" w:bidi="gu_IN"/>
-        </w:rPr>
-      </w:r>
-    </w:p>
-    <w:p>
-      <w:pPr>
-        <w:pStyle w:val="Heading2"/>
-      </w:pPr>
-      <w:r>
-        <w:rPr>
-          <w:lang w:val="gu_IN" w:bidi="gu_IN"/>
-        </w:rPr>
-        <w:t>પિતરનો બીજો પત્ર - અધ્યાય 2 પ્રસ્તાવના</w:t>
-      </w:r>
-      <w:r>
-        <w:rPr>
-          <w:lang w:val="gu_IN" w:bidi="gu_IN"/>
-        </w:rPr>
-      </w:r>
-    </w:p>
-    <w:p>
-      <w:pPr>
-        <w:pStyle w:val="Heading3"/>
-      </w:pPr>
-      <w:r>
-        <w:rPr>
-          <w:lang w:val="gu_IN" w:bidi="gu_IN"/>
-        </w:rPr>
-        <w:t>માળખું અને રચના</w:t>
-      </w:r>
-    </w:p>
-    <w:p>
-      <w:pPr/>
-      <w:r>
-        <w:rPr>
-          <w:lang w:val="gu_IN" w:bidi="gu_IN"/>
-        </w:rPr>
-      </w:r>
-      <w:r>
-        <w:rPr>
-          <w:lang w:val="gu_IN" w:bidi="gu_IN"/>
-        </w:rPr>
-        <w:t>૧.ખોટા ઉપદેશકો અંગેની ભવિષ્યવાણી (૨:૧–૩)</w:t>
-        <w:br/>
-      </w:r>
-      <w:r>
-        <w:rPr>
-          <w:lang w:val="gu_IN" w:bidi="gu_IN"/>
-        </w:rPr>
-        <w:t>૧. દિવ્ય ન્યાયદંડનાં દાખલાઓ(૨:૪–૧૦અ)</w:t>
-        <w:br/>
-      </w:r>
-      <w:r>
-        <w:rPr>
-          <w:lang w:val="gu_IN" w:bidi="gu_IN"/>
-        </w:rPr>
-        <w:t>૧. ખોટા ઉપદેશકોનું વર્ણન અને જાહેર આરોપ (૨:૧૦બ -૨૨)</w:t>
-      </w:r>
-    </w:p>
-    <w:p>
-      <w:pPr/>
-      <w:r>
-        <w:rPr>
-          <w:lang w:val="gu_IN" w:bidi="gu_IN"/>
-        </w:rPr>
-      </w:r>
-      <w:r>
-        <w:rPr>
-          <w:lang w:val="gu_IN" w:bidi="gu_IN"/>
-        </w:rPr>
-        <w:t xml:space="preserve">જયારે સાચા પ્રબોધકો જૂનો કરારને લખતા હતા ત્યારે જેમ જૂઠાં પ્રબોધકો કરતા હતા તેમ વિશ્વાસીઓને કપટથી ઠગવાનો પ્રયાસ ખોટા ઉપદેશકો કરશે તે વિષે ભવિષ્યવાણી કરતા પિતર આ પત્રને </w:t>
-      </w:r>
-      <w:hyperlink r:id="rId18">
-        <w:r>
-          <w:rPr>
-            <w:lang w:val="gu_IN" w:bidi="gu_IN"/>
-          </w:rPr>
-          <w:rPr>
-            <w:color w:val="0000EE"/>
-            <w:u w:val="single"/>
-          </w:rPr>
-          <w:t>2:1–3</w:t>
-        </w:r>
-      </w:hyperlink>
-      <w:r>
-        <w:rPr>
-          <w:lang w:val="gu_IN" w:bidi="gu_IN"/>
-        </w:rPr>
-        <w:t xml:space="preserve"> માં આગળ લખવાનું ચાલુ રાખે છે. પછી તેઓની માફક ભવિષ્યમાં ઊભા થનાર જૂઠાં ઉપદેશકો પર ઈશ્વર જે ન્યાયદંડ લાવશે તેના વિષે પિતર </w:t>
-      </w:r>
-      <w:hyperlink r:id="rId19">
-        <w:r>
-          <w:rPr>
-            <w:lang w:val="gu_IN" w:bidi="gu_IN"/>
-          </w:rPr>
-          <w:rPr>
-            <w:color w:val="0000EE"/>
-            <w:u w:val="single"/>
-          </w:rPr>
-          <w:t>2:4–10a</w:t>
-        </w:r>
-      </w:hyperlink>
-      <w:r>
-        <w:rPr>
-          <w:lang w:val="gu_IN" w:bidi="gu_IN"/>
-        </w:rPr>
-        <w:t xml:space="preserve"> માં વર્ણન કરે છે. પછી </w:t>
-      </w:r>
-      <w:hyperlink r:id="rId20">
-        <w:r>
-          <w:rPr>
-            <w:lang w:val="gu_IN" w:bidi="gu_IN"/>
-          </w:rPr>
-          <w:rPr>
-            <w:color w:val="0000EE"/>
-            <w:u w:val="single"/>
-          </w:rPr>
-          <w:t>2:10b–22</w:t>
-        </w:r>
-      </w:hyperlink>
-      <w:r>
-        <w:rPr>
-          <w:lang w:val="gu_IN" w:bidi="gu_IN"/>
-        </w:rPr>
-        <w:t>માં આ જૂઠાં ઉપદેશકોનાં દુષ્ટ ચારિત્ર્ય અને કામોનું વર્ણન કરીને પિતર આ વિભાગનું સમાપન કરે છે.</w:t>
-      </w:r>
-    </w:p>
-    <w:p>
-      <w:pPr>
-        <w:pStyle w:val="Heading3"/>
-      </w:pPr>
-      <w:r>
-        <w:rPr>
-          <w:lang w:val="gu_IN" w:bidi="gu_IN"/>
-        </w:rPr>
-        <w:t>આ અધ્યાયની વિશેષ સંકલ્પનાઓ</w:t>
-      </w:r>
-    </w:p>
-    <w:p>
-      <w:pPr>
-        <w:pStyle w:val="Heading4"/>
-      </w:pPr>
-      <w:r>
-        <w:rPr>
-          <w:lang w:val="gu_IN" w:bidi="gu_IN"/>
-        </w:rPr>
-        <w:t>દેહ</w:t>
-      </w:r>
-    </w:p>
-    <w:p>
-      <w:pPr/>
-      <w:r>
-        <w:rPr>
-          <w:lang w:val="gu_IN" w:bidi="gu_IN"/>
-        </w:rPr>
-      </w:r>
-      <w:r>
-        <w:rPr>
-          <w:lang w:val="gu_IN" w:bidi="gu_IN"/>
-        </w:rPr>
-        <w:t xml:space="preserve">“દેહ” વ્યક્તિના પાપમય સ્વભાવને દર્શાવનાર રૂપક છે. મનુષ્યનો પાપમય ભાગ શારીરિક ભાગ નથી. “દેહ” એવા મનુષ્ય સ્વભાવને દર્શાવે છે જે ઈશ્વરની સઘળી બાબતોનો તિરસ્કાર કરે છે અને જે પાપમય છે તેની સ્વીકાર કરે છે. ઇસુમાં વિશ્વાસ કરીને તેઓ પવિત્ર આત્મા પામે તે ઘડી સુધી સર્વ માનવજાતિની સ્થિતિ આ મુજબની જ છે. (જુઓ: </w:t>
-      </w:r>
-      <w:r>
-        <w:rPr>
-          <w:lang w:val="gu_IN" w:bidi="gu_IN"/>
-        </w:rPr>
-        <w:t>દેહ</w:t>
-      </w:r>
-      <w:r>
-        <w:rPr>
-          <w:lang w:val="gu_IN" w:bidi="gu_IN"/>
-        </w:rPr>
-        <w:t>)</w:t>
-      </w:r>
-    </w:p>
-    <w:p>
-      <w:pPr>
-        <w:pStyle w:val="Heading3"/>
-      </w:pPr>
-      <w:r>
-        <w:rPr>
-          <w:lang w:val="gu_IN" w:bidi="gu_IN"/>
-        </w:rPr>
-        <w:t># સૂચક માહિતી</w:t>
-      </w:r>
-    </w:p>
-    <w:p>
-      <w:pPr/>
-      <w:r>
-        <w:rPr>
-          <w:lang w:val="gu_IN" w:bidi="gu_IN"/>
-        </w:rPr>
-      </w:r>
-      <w:r>
-        <w:rPr>
-          <w:lang w:val="gu_IN" w:bidi="gu_IN"/>
-        </w:rPr>
-        <w:t xml:space="preserve">જો જૂનો કરારનો હજુ સુધી અનુવાદ કરવામાં આવ્યો ના હોત તો </w:t>
-      </w:r>
-      <w:hyperlink r:id="rId19">
-        <w:r>
-          <w:rPr>
-            <w:lang w:val="gu_IN" w:bidi="gu_IN"/>
-          </w:rPr>
-          <w:rPr>
-            <w:color w:val="0000EE"/>
-            <w:u w:val="single"/>
-          </w:rPr>
-          <w:t>2:4–8</w:t>
-        </w:r>
-      </w:hyperlink>
-      <w:r>
-        <w:rPr>
-          <w:lang w:val="gu_IN" w:bidi="gu_IN"/>
-        </w:rPr>
-        <w:t xml:space="preserve">માં કેટલાક દાખલાઓ એવા છે જેઓને સમજવું ઘણું આકરું સાબિત થાત. વિગતવાર ખુલાસાની જરૂરીયાત ઊભી થઇ શકે. (જુઓ: </w:t>
-      </w:r>
-      <w:r>
-        <w:rPr>
-          <w:lang w:val="gu_IN" w:bidi="gu_IN"/>
-        </w:rPr>
-        <w:t>અનુમાનિત જ્ઞાન અને ગર્ભિત માહિતી</w:t>
-      </w:r>
-      <w:r>
-        <w:rPr>
-          <w:lang w:val="gu_IN" w:bidi="gu_IN"/>
-        </w:rPr>
-        <w:t>)</w:t>
-      </w:r>
-      <w:r>
-        <w:rPr>
-          <w:lang w:val="gu_IN" w:bidi="gu_IN"/>
-        </w:rPr>
-      </w:r>
-      <w:r>
-        <w:rPr>
-          <w:lang w:val="gu_IN" w:bidi="gu_IN"/>
-        </w:rPr>
-      </w:r>
-    </w:p>
-    <w:p>
-      <w:pPr/>
-      <w:r>
-        <w:rPr>
-          <w:lang w:val="gu_IN" w:bidi="gu_IN"/>
-        </w:rPr>
-      </w:r>
-    </w:p>
-    <w:p>
-      <w:pPr>
-        <w:pStyle w:val="Heading2"/>
-      </w:pPr>
-      <w:r>
-        <w:rPr>
-          <w:lang w:val="gu_IN" w:bidi="gu_IN"/>
-        </w:rPr>
-        <w:t>પિતરનો બીજો પત્ર - અધ્યાય 3 પ્રસ્તાવના</w:t>
-      </w:r>
-      <w:r>
-        <w:rPr>
-          <w:lang w:val="gu_IN" w:bidi="gu_IN"/>
-        </w:rPr>
-      </w:r>
-    </w:p>
-    <w:p>
-      <w:pPr>
-        <w:pStyle w:val="Heading2"/>
-      </w:pPr>
-      <w:r>
-        <w:rPr>
-          <w:lang w:val="gu_IN" w:bidi="gu_IN"/>
-        </w:rPr>
-        <w:t># માળખું અને રચના</w:t>
-      </w:r>
-    </w:p>
-    <w:p>
-      <w:pPr/>
-      <w:r>
-        <w:rPr>
-          <w:lang w:val="gu_IN" w:bidi="gu_IN"/>
-        </w:rPr>
-      </w:r>
-      <w:r>
-        <w:rPr>
-          <w:lang w:val="gu_IN" w:bidi="gu_IN"/>
-        </w:rPr>
-        <w:t>૧. ઇસુ નિયુક્ત સમયે આવશે તે અંગે સ્મરણ કરાવવું (૩:૧–૧૩)</w:t>
-        <w:br/>
-      </w:r>
-      <w:r>
-        <w:rPr>
-          <w:lang w:val="gu_IN" w:bidi="gu_IN"/>
-        </w:rPr>
-        <w:t>૨. ઈશ્વરીય જીવનો જીવવા આખરી શિખામણ (૩:૧૪–૧૭)</w:t>
-      </w:r>
-    </w:p>
-    <w:p>
-      <w:pPr>
-        <w:pStyle w:val="Heading2"/>
-      </w:pPr>
-      <w:r>
-        <w:rPr>
-          <w:lang w:val="gu_IN" w:bidi="gu_IN"/>
-        </w:rPr>
-        <w:t># આ અધ્યાયમાંની વિશેષ સંકલ્પનાઓ</w:t>
-      </w:r>
-    </w:p>
-    <w:p>
-      <w:pPr>
-        <w:pStyle w:val="Heading3"/>
-      </w:pPr>
-      <w:r>
-        <w:rPr>
-          <w:lang w:val="gu_IN" w:bidi="gu_IN"/>
-        </w:rPr>
-        <w:t># અગ્નિ</w:t>
-      </w:r>
-    </w:p>
-    <w:p>
-      <w:pPr/>
-      <w:r>
-        <w:rPr>
-          <w:lang w:val="gu_IN" w:bidi="gu_IN"/>
-        </w:rPr>
-      </w:r>
-      <w:r>
-        <w:rPr>
-          <w:lang w:val="gu_IN" w:bidi="gu_IN"/>
-        </w:rPr>
-        <w:t>પદાર્થોનો નાશ કરવા માટે અથવા કચરો અને બિનજરૂરી વસ્તુઓને બાળી નાખીને કોઈ વસ્તુને શુધ્ધ બનાવવા માટે લોકો કેટલીકવાર અગ્નિનો ઉપયોગ કરે છે. તેથી, જયારે ઈશ્વર દુષ્ટ લોકોને શિક્ષા કરે છે કે તેમના લોકોને શુધ્ધ કરે છે ત્યારે તે ક્રિયા અમુકવાર અગ્નિ સાથે જોડાયેલી હોય છે. (જુઓ: [[rc://gu/tw/dict/bible/other/fire]])</w:t>
-      </w:r>
-    </w:p>
-    <w:p>
-      <w:pPr>
-        <w:pStyle w:val="Heading4"/>
-      </w:pPr>
-      <w:r>
-        <w:rPr>
-          <w:lang w:val="gu_IN" w:bidi="gu_IN"/>
-        </w:rPr>
-        <w:t>પ્રભુનો દિવસ</w:t>
-      </w:r>
-    </w:p>
-    <w:p>
-      <w:pPr/>
-      <w:r>
-        <w:rPr>
-          <w:lang w:val="gu_IN" w:bidi="gu_IN"/>
-        </w:rPr>
-      </w:r>
-      <w:r>
-        <w:rPr>
-          <w:lang w:val="gu_IN" w:bidi="gu_IN"/>
-        </w:rPr>
-        <w:t xml:space="preserve">લોકોને આશ્ચર્ય થાય એ રીતે પ્રભુનો દિવસ ચોક્કસપણે આવશે. “રાત્રે આવનાર ચોરની માફક” ઉપમાનો એ જ અર્થ છે. આ કારણને લીધે, પ્રભુના આગમનને માટે ખ્રિસ્તી લોકોએ સર્વ સમયે તૈયાર રહેવું જોઈએ. (જુઓ: </w:t>
-      </w:r>
-      <w:r>
-        <w:rPr>
-          <w:lang w:val="gu_IN" w:bidi="gu_IN"/>
-        </w:rPr>
-        <w:t>પ્રભુનો દિવસ, યહોવાનો દિવસ</w:t>
-      </w:r>
-      <w:r>
-        <w:rPr>
-          <w:lang w:val="gu_IN" w:bidi="gu_IN"/>
-        </w:rPr>
-        <w:t xml:space="preserve"> અને </w:t>
-      </w:r>
-      <w:r>
-        <w:rPr>
-          <w:lang w:val="gu_IN" w:bidi="gu_IN"/>
-        </w:rPr>
-        <w:t>ઉપમા</w:t>
       </w:r>
       <w:r>
         <w:rPr>

--- a/guj/docx/61.content.docx
+++ b/guj/docx/61.content.docx
@@ -893,6 +893,21 @@
           <w:b/>
           <w:lang w:val="gu_IN" w:bidi="gu_IN"/>
         </w:rPr>
+        <w:t>Σίμων Πέτρος</w:t>
+      </w:r>
+    </w:p>
+    <w:p>
+      <w:pPr/>
+      <w:r>
+        <w:rPr>
+          <w:lang w:val="gu_IN" w:bidi="gu_IN"/>
+        </w:rPr>
+      </w:r>
+      <w:r>
+        <w:rPr>
+          <w:b/>
+          <w:lang w:val="gu_IN" w:bidi="gu_IN"/>
+        </w:rPr>
         <w:t>"સિમોન પિતર"</w:t>
       </w:r>
     </w:p>
@@ -968,6 +983,21 @@
           <w:b/>
           <w:lang w:val="gu_IN" w:bidi="gu_IN"/>
         </w:rPr>
+        <w:t>Σίμων Πέτρος</w:t>
+      </w:r>
+    </w:p>
+    <w:p>
+      <w:pPr/>
+      <w:r>
+        <w:rPr>
+          <w:lang w:val="gu_IN" w:bidi="gu_IN"/>
+        </w:rPr>
+      </w:r>
+      <w:r>
+        <w:rPr>
+          <w:b/>
+          <w:lang w:val="gu_IN" w:bidi="gu_IN"/>
+        </w:rPr>
         <w:t>"સિમોન પિતર"</w:t>
       </w:r>
     </w:p>
@@ -1151,6 +1181,21 @@
           <w:b/>
           <w:lang w:val="gu_IN" w:bidi="gu_IN"/>
         </w:rPr>
+        <w:t>τοῖς &amp; λαχοῦσιν</w:t>
+      </w:r>
+    </w:p>
+    <w:p>
+      <w:pPr/>
+      <w:r>
+        <w:rPr>
+          <w:lang w:val="gu_IN" w:bidi="gu_IN"/>
+        </w:rPr>
+      </w:r>
+      <w:r>
+        <w:rPr>
+          <w:b/>
+          <w:lang w:val="gu_IN" w:bidi="gu_IN"/>
+        </w:rPr>
         <w:t>"જેઓએ &amp; પ્રાપ્ત કર્યો છે તેઓને"</w:t>
       </w:r>
     </w:p>
@@ -1402,6 +1447,21 @@
           <w:b/>
           <w:lang w:val="gu_IN" w:bidi="gu_IN"/>
         </w:rPr>
+        <w:t>ἡμῖν</w:t>
+      </w:r>
+    </w:p>
+    <w:p>
+      <w:pPr/>
+      <w:r>
+        <w:rPr>
+          <w:lang w:val="gu_IN" w:bidi="gu_IN"/>
+        </w:rPr>
+      </w:r>
+      <w:r>
+        <w:rPr>
+          <w:b/>
+          <w:lang w:val="gu_IN" w:bidi="gu_IN"/>
+        </w:rPr>
         <w:t>"અમારી સાથે"</w:t>
       </w:r>
     </w:p>
@@ -1560,6 +1620,21 @@
           <w:b/>
           <w:lang w:val="gu_IN" w:bidi="gu_IN"/>
         </w:rPr>
+        <w:t>δικαιοσύνῃ τοῦ Θεοῦ ἡμῶν καὶ Σωτῆρος</w:t>
+      </w:r>
+    </w:p>
+    <w:p>
+      <w:pPr/>
+      <w:r>
+        <w:rPr>
+          <w:lang w:val="gu_IN" w:bidi="gu_IN"/>
+        </w:rPr>
+      </w:r>
+      <w:r>
+        <w:rPr>
+          <w:b/>
+          <w:lang w:val="gu_IN" w:bidi="gu_IN"/>
+        </w:rPr>
         <w:t>"આપણા ઈશ્વર તથા તારનાર &amp; ન્યાયીપણા મારફતે"</w:t>
       </w:r>
     </w:p>
@@ -1648,6 +1723,21 @@
           <w:b/>
           <w:lang w:val="gu_IN" w:bidi="gu_IN"/>
         </w:rPr>
+        <w:t>χάρις ὑμῖν καὶ εἰρήνη πληθυνθείη</w:t>
+      </w:r>
+    </w:p>
+    <w:p>
+      <w:pPr/>
+      <w:r>
+        <w:rPr>
+          <w:lang w:val="gu_IN" w:bidi="gu_IN"/>
+        </w:rPr>
+      </w:r>
+      <w:r>
+        <w:rPr>
+          <w:b/>
+          <w:lang w:val="gu_IN" w:bidi="gu_IN"/>
+        </w:rPr>
         <w:t>"અને &amp; તમારા પર કૃપા &amp; શાંતિ વૃદ્ધિ પામતી રહે"</w:t>
       </w:r>
     </w:p>
@@ -1824,6 +1914,21 @@
           <w:b/>
           <w:lang w:val="gu_IN" w:bidi="gu_IN"/>
         </w:rPr>
+        <w:t>χάρις ὑμῖν καὶ εἰρήνη πληθυνθείη</w:t>
+      </w:r>
+    </w:p>
+    <w:p>
+      <w:pPr/>
+      <w:r>
+        <w:rPr>
+          <w:lang w:val="gu_IN" w:bidi="gu_IN"/>
+        </w:rPr>
+      </w:r>
+      <w:r>
+        <w:rPr>
+          <w:b/>
+          <w:lang w:val="gu_IN" w:bidi="gu_IN"/>
+        </w:rPr>
         <w:t>"અને &amp; તમારા પર કૃપા &amp; શાંતિ વૃદ્ધિ પામતી રહે"</w:t>
       </w:r>
     </w:p>
@@ -1925,6 +2030,21 @@
           <w:b/>
           <w:lang w:val="gu_IN" w:bidi="gu_IN"/>
         </w:rPr>
+        <w:t>χάρις &amp; καὶ εἰρήνη πληθυνθείη</w:t>
+      </w:r>
+    </w:p>
+    <w:p>
+      <w:pPr/>
+      <w:r>
+        <w:rPr>
+          <w:lang w:val="gu_IN" w:bidi="gu_IN"/>
+        </w:rPr>
+      </w:r>
+      <w:r>
+        <w:rPr>
+          <w:b/>
+          <w:lang w:val="gu_IN" w:bidi="gu_IN"/>
+        </w:rPr>
         <w:t>"અને &amp; કૃપા &amp; શાંતિ વૃદ્ધિ પામતી રહે"</w:t>
       </w:r>
     </w:p>
@@ -2007,6 +2127,21 @@
           <w:b/>
           <w:lang w:val="gu_IN" w:bidi="gu_IN"/>
         </w:rPr>
+        <w:t>ὑμῖν</w:t>
+      </w:r>
+    </w:p>
+    <w:p>
+      <w:pPr/>
+      <w:r>
+        <w:rPr>
+          <w:lang w:val="gu_IN" w:bidi="gu_IN"/>
+        </w:rPr>
+      </w:r>
+      <w:r>
+        <w:rPr>
+          <w:b/>
+          <w:lang w:val="gu_IN" w:bidi="gu_IN"/>
+        </w:rPr>
         <w:t>"તમારા પર"</w:t>
       </w:r>
     </w:p>
@@ -2220,6 +2355,21 @@
         <w:rPr>
           <w:lang w:val="gu_IN" w:bidi="gu_IN"/>
         </w:rPr>
+      </w:r>
+    </w:p>
+    <w:p>
+      <w:pPr/>
+      <w:r>
+        <w:rPr>
+          <w:lang w:val="gu_IN" w:bidi="gu_IN"/>
+        </w:rPr>
+      </w:r>
+      <w:r>
+        <w:rPr>
+          <w:b/>
+          <w:lang w:val="gu_IN" w:bidi="gu_IN"/>
+        </w:rPr>
+        <w:t>τοῦ Κυρίου ἡμῶν</w:t>
       </w:r>
     </w:p>
     <w:p>
@@ -2516,6 +2666,21 @@
           <w:b/>
           <w:lang w:val="gu_IN" w:bidi="gu_IN"/>
         </w:rPr>
+        <w:t>τῆς θείας δυνάμεως αὐτοῦ</w:t>
+      </w:r>
+    </w:p>
+    <w:p>
+      <w:pPr/>
+      <w:r>
+        <w:rPr>
+          <w:lang w:val="gu_IN" w:bidi="gu_IN"/>
+        </w:rPr>
+      </w:r>
+      <w:r>
+        <w:rPr>
+          <w:b/>
+          <w:lang w:val="gu_IN" w:bidi="gu_IN"/>
+        </w:rPr>
         <w:t>"તેમના ઈશ્વરીય સામર્થ્યે"</w:t>
       </w:r>
     </w:p>
@@ -2598,6 +2763,21 @@
           <w:b/>
           <w:lang w:val="gu_IN" w:bidi="gu_IN"/>
         </w:rPr>
+        <w:t>τῆς θείας δυνάμεως αὐτοῦ</w:t>
+      </w:r>
+    </w:p>
+    <w:p>
+      <w:pPr/>
+      <w:r>
+        <w:rPr>
+          <w:lang w:val="gu_IN" w:bidi="gu_IN"/>
+        </w:rPr>
+      </w:r>
+      <w:r>
+        <w:rPr>
+          <w:b/>
+          <w:lang w:val="gu_IN" w:bidi="gu_IN"/>
+        </w:rPr>
         <w:t>"તેમના ઈશ્વરીય સામર્થ્યે"</w:t>
       </w:r>
     </w:p>
@@ -2686,6 +2866,21 @@
           <w:b/>
           <w:lang w:val="gu_IN" w:bidi="gu_IN"/>
         </w:rPr>
+        <w:t>τῆς θείας δυνάμεως αὐτοῦ &amp; δεδωρημένης</w:t>
+      </w:r>
+    </w:p>
+    <w:p>
+      <w:pPr/>
+      <w:r>
+        <w:rPr>
+          <w:lang w:val="gu_IN" w:bidi="gu_IN"/>
+        </w:rPr>
+      </w:r>
+      <w:r>
+        <w:rPr>
+          <w:b/>
+          <w:lang w:val="gu_IN" w:bidi="gu_IN"/>
+        </w:rPr>
         <w:t>"તેમના ઈશ્વરીય સામર્થ્યે &amp; આપી છે"</w:t>
       </w:r>
     </w:p>
@@ -2787,6 +2982,21 @@
           <w:b/>
           <w:lang w:val="gu_IN" w:bidi="gu_IN"/>
         </w:rPr>
+        <w:t>πρὸς ζωὴν καὶ εὐσέβειαν</w:t>
+      </w:r>
+    </w:p>
+    <w:p>
+      <w:pPr/>
+      <w:r>
+        <w:rPr>
+          <w:lang w:val="gu_IN" w:bidi="gu_IN"/>
+        </w:rPr>
+      </w:r>
+      <w:r>
+        <w:rPr>
+          <w:b/>
+          <w:lang w:val="gu_IN" w:bidi="gu_IN"/>
+        </w:rPr>
         <w:t>"જીવન અને ઈશ્વરભક્તિ માટે"</w:t>
       </w:r>
     </w:p>
@@ -2976,6 +3186,21 @@
           <w:b/>
           <w:lang w:val="gu_IN" w:bidi="gu_IN"/>
         </w:rPr>
+        <w:t>εὐσέβειαν</w:t>
+      </w:r>
+    </w:p>
+    <w:p>
+      <w:pPr/>
+      <w:r>
+        <w:rPr>
+          <w:lang w:val="gu_IN" w:bidi="gu_IN"/>
+        </w:rPr>
+      </w:r>
+      <w:r>
+        <w:rPr>
+          <w:b/>
+          <w:lang w:val="gu_IN" w:bidi="gu_IN"/>
+        </w:rPr>
         <w:t>"ઈશ્વરભક્તિ"</w:t>
       </w:r>
     </w:p>
@@ -3064,6 +3289,21 @@
           <w:b/>
           <w:lang w:val="gu_IN" w:bidi="gu_IN"/>
         </w:rPr>
+        <w:t>διὰ τῆς ἐπιγνώσεως</w:t>
+      </w:r>
+    </w:p>
+    <w:p>
+      <w:pPr/>
+      <w:r>
+        <w:rPr>
+          <w:lang w:val="gu_IN" w:bidi="gu_IN"/>
+        </w:rPr>
+      </w:r>
+      <w:r>
+        <w:rPr>
+          <w:b/>
+          <w:lang w:val="gu_IN" w:bidi="gu_IN"/>
+        </w:rPr>
         <w:t>"જાણવા દ્વારા"</w:t>
       </w:r>
     </w:p>
@@ -3285,6 +3525,21 @@
           <w:b/>
           <w:lang w:val="gu_IN" w:bidi="gu_IN"/>
         </w:rPr>
+        <w:t>ἡμᾶς</w:t>
+      </w:r>
+    </w:p>
+    <w:p>
+      <w:pPr/>
+      <w:r>
+        <w:rPr>
+          <w:lang w:val="gu_IN" w:bidi="gu_IN"/>
+        </w:rPr>
+      </w:r>
+      <w:r>
+        <w:rPr>
+          <w:b/>
+          <w:lang w:val="gu_IN" w:bidi="gu_IN"/>
+        </w:rPr>
         <w:t>"આપણને"</w:t>
       </w:r>
     </w:p>
@@ -3449,6 +3704,21 @@
           <w:b/>
           <w:lang w:val="gu_IN" w:bidi="gu_IN"/>
         </w:rPr>
+        <w:t>διὰ δόξης καὶ ἀρετῆς</w:t>
+      </w:r>
+    </w:p>
+    <w:p>
+      <w:pPr/>
+      <w:r>
+        <w:rPr>
+          <w:lang w:val="gu_IN" w:bidi="gu_IN"/>
+        </w:rPr>
+      </w:r>
+      <w:r>
+        <w:rPr>
+          <w:b/>
+          <w:lang w:val="gu_IN" w:bidi="gu_IN"/>
+        </w:rPr>
         <w:t>"દ્વારા &amp; તેમના} મહિમા અને શ્રેષ્ઠતાથી"</w:t>
       </w:r>
     </w:p>
@@ -3550,6 +3820,21 @@
           <w:b/>
           <w:lang w:val="gu_IN" w:bidi="gu_IN"/>
         </w:rPr>
+        <w:t>δι’ ὧν</w:t>
+      </w:r>
+    </w:p>
+    <w:p>
+      <w:pPr/>
+      <w:r>
+        <w:rPr>
+          <w:lang w:val="gu_IN" w:bidi="gu_IN"/>
+        </w:rPr>
+      </w:r>
+      <w:r>
+        <w:rPr>
+          <w:b/>
+          <w:lang w:val="gu_IN" w:bidi="gu_IN"/>
+        </w:rPr>
         <w:t>"જેના દ્વારા"</w:t>
       </w:r>
     </w:p>
@@ -3626,6 +3911,21 @@
           <w:b/>
           <w:lang w:val="gu_IN" w:bidi="gu_IN"/>
         </w:rPr>
+        <w:t>δι’ ὧν</w:t>
+      </w:r>
+    </w:p>
+    <w:p>
+      <w:pPr/>
+      <w:r>
+        <w:rPr>
+          <w:lang w:val="gu_IN" w:bidi="gu_IN"/>
+        </w:rPr>
+      </w:r>
+      <w:r>
+        <w:rPr>
+          <w:b/>
+          <w:lang w:val="gu_IN" w:bidi="gu_IN"/>
+        </w:rPr>
         <w:t>"જેના દ્વારા"</w:t>
       </w:r>
     </w:p>
@@ -3714,6 +4014,21 @@
           <w:b/>
           <w:lang w:val="gu_IN" w:bidi="gu_IN"/>
         </w:rPr>
+        <w:t>ἡμῖν</w:t>
+      </w:r>
+    </w:p>
+    <w:p>
+      <w:pPr/>
+      <w:r>
+        <w:rPr>
+          <w:lang w:val="gu_IN" w:bidi="gu_IN"/>
+        </w:rPr>
+      </w:r>
+      <w:r>
+        <w:rPr>
+          <w:b/>
+          <w:lang w:val="gu_IN" w:bidi="gu_IN"/>
+        </w:rPr>
         <w:t>"આપણને"</w:t>
       </w:r>
     </w:p>
@@ -3802,6 +4117,21 @@
           <w:b/>
           <w:lang w:val="gu_IN" w:bidi="gu_IN"/>
         </w:rPr>
+        <w:t>δεδώρηται</w:t>
+      </w:r>
+    </w:p>
+    <w:p>
+      <w:pPr/>
+      <w:r>
+        <w:rPr>
+          <w:lang w:val="gu_IN" w:bidi="gu_IN"/>
+        </w:rPr>
+      </w:r>
+      <w:r>
+        <w:rPr>
+          <w:b/>
+          <w:lang w:val="gu_IN" w:bidi="gu_IN"/>
+        </w:rPr>
         <w:t>"તેમણે &amp; આપ્યાં છે"</w:t>
       </w:r>
     </w:p>
@@ -4047,6 +4377,21 @@
           <w:b/>
           <w:lang w:val="gu_IN" w:bidi="gu_IN"/>
         </w:rPr>
+        <w:t>διὰ τούτων</w:t>
+      </w:r>
+    </w:p>
+    <w:p>
+      <w:pPr/>
+      <w:r>
+        <w:rPr>
+          <w:lang w:val="gu_IN" w:bidi="gu_IN"/>
+        </w:rPr>
+      </w:r>
+      <w:r>
+        <w:rPr>
+          <w:b/>
+          <w:lang w:val="gu_IN" w:bidi="gu_IN"/>
+        </w:rPr>
         <w:t>"તેના દ્વારા"</w:t>
       </w:r>
     </w:p>
@@ -4117,6 +4462,21 @@
           <w:b/>
           <w:lang w:val="gu_IN" w:bidi="gu_IN"/>
         </w:rPr>
+        <w:t>διὰ τούτων</w:t>
+      </w:r>
+    </w:p>
+    <w:p>
+      <w:pPr/>
+      <w:r>
+        <w:rPr>
+          <w:lang w:val="gu_IN" w:bidi="gu_IN"/>
+        </w:rPr>
+      </w:r>
+      <w:r>
+        <w:rPr>
+          <w:b/>
+          <w:lang w:val="gu_IN" w:bidi="gu_IN"/>
+        </w:rPr>
         <w:t>"તેના દ્વારા"</w:t>
       </w:r>
     </w:p>
@@ -4205,6 +4565,21 @@
           <w:b/>
           <w:lang w:val="gu_IN" w:bidi="gu_IN"/>
         </w:rPr>
+        <w:t>θείας &amp; φύσεως</w:t>
+      </w:r>
+    </w:p>
+    <w:p>
+      <w:pPr/>
+      <w:r>
+        <w:rPr>
+          <w:lang w:val="gu_IN" w:bidi="gu_IN"/>
+        </w:rPr>
+      </w:r>
+      <w:r>
+        <w:rPr>
+          <w:b/>
+          <w:lang w:val="gu_IN" w:bidi="gu_IN"/>
+        </w:rPr>
         <w:t>"ઈશ્વરીય સ્વભાવના"</w:t>
       </w:r>
     </w:p>
@@ -4293,6 +4668,21 @@
           <w:b/>
           <w:lang w:val="gu_IN" w:bidi="gu_IN"/>
         </w:rPr>
+        <w:t>ἀποφυγόντες τῆς &amp; φθορᾶς</w:t>
+      </w:r>
+    </w:p>
+    <w:p>
+      <w:pPr/>
+      <w:r>
+        <w:rPr>
+          <w:lang w:val="gu_IN" w:bidi="gu_IN"/>
+        </w:rPr>
+      </w:r>
+      <w:r>
+        <w:rPr>
+          <w:b/>
+          <w:lang w:val="gu_IN" w:bidi="gu_IN"/>
+        </w:rPr>
         <w:t>"જગતમાંની &amp; ભ્રષ્ટાચારથી બચીને"</w:t>
       </w:r>
     </w:p>
@@ -4394,6 +4784,21 @@
           <w:b/>
           <w:lang w:val="gu_IN" w:bidi="gu_IN"/>
         </w:rPr>
+        <w:t>ἐν τῷ κόσμῳ</w:t>
+      </w:r>
+    </w:p>
+    <w:p>
+      <w:pPr/>
+      <w:r>
+        <w:rPr>
+          <w:lang w:val="gu_IN" w:bidi="gu_IN"/>
+        </w:rPr>
+      </w:r>
+      <w:r>
+        <w:rPr>
+          <w:b/>
+          <w:lang w:val="gu_IN" w:bidi="gu_IN"/>
+        </w:rPr>
         <w:t>"જગતમાંની"</w:t>
       </w:r>
     </w:p>
@@ -4482,6 +4887,21 @@
           <w:b/>
           <w:lang w:val="gu_IN" w:bidi="gu_IN"/>
         </w:rPr>
+        <w:t>ἐν ἐπιθυμίᾳ</w:t>
+      </w:r>
+    </w:p>
+    <w:p>
+      <w:pPr/>
+      <w:r>
+        <w:rPr>
+          <w:lang w:val="gu_IN" w:bidi="gu_IN"/>
+        </w:rPr>
+      </w:r>
+      <w:r>
+        <w:rPr>
+          <w:b/>
+          <w:lang w:val="gu_IN" w:bidi="gu_IN"/>
+        </w:rPr>
         <w:t>"વાસનાના"</w:t>
       </w:r>
     </w:p>
@@ -4558,6 +4978,21 @@
           <w:b/>
           <w:lang w:val="gu_IN" w:bidi="gu_IN"/>
         </w:rPr>
+        <w:t>φθορᾶς</w:t>
+      </w:r>
+    </w:p>
+    <w:p>
+      <w:pPr/>
+      <w:r>
+        <w:rPr>
+          <w:lang w:val="gu_IN" w:bidi="gu_IN"/>
+        </w:rPr>
+      </w:r>
+      <w:r>
+        <w:rPr>
+          <w:b/>
+          <w:lang w:val="gu_IN" w:bidi="gu_IN"/>
+        </w:rPr>
         <w:t>"ભ્રષ્ટાચારથી"</w:t>
       </w:r>
     </w:p>
@@ -4646,6 +5081,21 @@
           <w:b/>
           <w:lang w:val="gu_IN" w:bidi="gu_IN"/>
         </w:rPr>
+        <w:t>καὶ αὐτὸ τοῦτο δὲ</w:t>
+      </w:r>
+    </w:p>
+    <w:p>
+      <w:pPr/>
+      <w:r>
+        <w:rPr>
+          <w:lang w:val="gu_IN" w:bidi="gu_IN"/>
+        </w:rPr>
+      </w:r>
+      <w:r>
+        <w:rPr>
+          <w:b/>
+          <w:lang w:val="gu_IN" w:bidi="gu_IN"/>
+        </w:rPr>
         <w:t>"અને હવે આના સંદર્ભમાં"</w:t>
       </w:r>
     </w:p>
@@ -4728,6 +5178,21 @@
           <w:b/>
           <w:lang w:val="gu_IN" w:bidi="gu_IN"/>
         </w:rPr>
+        <w:t>σπουδὴν πᾶσαν παρεισενέγκαντες</w:t>
+      </w:r>
+    </w:p>
+    <w:p>
+      <w:pPr/>
+      <w:r>
+        <w:rPr>
+          <w:lang w:val="gu_IN" w:bidi="gu_IN"/>
+        </w:rPr>
+      </w:r>
+      <w:r>
+        <w:rPr>
+          <w:b/>
+          <w:lang w:val="gu_IN" w:bidi="gu_IN"/>
+        </w:rPr>
         <w:t>"તમામ ઉદ્યમશીલતાનો ઉપયોગ કરીને"</w:t>
       </w:r>
     </w:p>
@@ -4879,6 +5344,21 @@
           <w:b/>
           <w:lang w:val="gu_IN" w:bidi="gu_IN"/>
         </w:rPr>
+        <w:t>ἐπιχορηγήσατε ἐν τῇ πίστει ὑμῶν</w:t>
+      </w:r>
+    </w:p>
+    <w:p>
+      <w:pPr/>
+      <w:r>
+        <w:rPr>
+          <w:lang w:val="gu_IN" w:bidi="gu_IN"/>
+        </w:rPr>
+      </w:r>
+      <w:r>
+        <w:rPr>
+          <w:b/>
+          <w:lang w:val="gu_IN" w:bidi="gu_IN"/>
+        </w:rPr>
         <w:t>"તમારા વિશ્વાસમાં &amp; ઉમેરો"</w:t>
       </w:r>
     </w:p>
@@ -4967,6 +5447,21 @@
           <w:b/>
           <w:lang w:val="gu_IN" w:bidi="gu_IN"/>
         </w:rPr>
+        <w:t>ὑμῶν</w:t>
+      </w:r>
+    </w:p>
+    <w:p>
+      <w:pPr/>
+      <w:r>
+        <w:rPr>
+          <w:lang w:val="gu_IN" w:bidi="gu_IN"/>
+        </w:rPr>
+      </w:r>
+      <w:r>
+        <w:rPr>
+          <w:b/>
+          <w:lang w:val="gu_IN" w:bidi="gu_IN"/>
+        </w:rPr>
         <w:t>"તમારા"</w:t>
       </w:r>
     </w:p>
@@ -5049,6 +5544,21 @@
           <w:b/>
           <w:lang w:val="gu_IN" w:bidi="gu_IN"/>
         </w:rPr>
+        <w:t>τὴν ἀρετήν &amp; τῇ ἀρετῇ</w:t>
+      </w:r>
+    </w:p>
+    <w:p>
+      <w:pPr/>
+      <w:r>
+        <w:rPr>
+          <w:lang w:val="gu_IN" w:bidi="gu_IN"/>
+        </w:rPr>
+      </w:r>
+      <w:r>
+        <w:rPr>
+          <w:b/>
+          <w:lang w:val="gu_IN" w:bidi="gu_IN"/>
+        </w:rPr>
         <w:t>"ભલમનસાઈ &amp; ભલમનસાઈમાં"</w:t>
       </w:r>
     </w:p>
@@ -5137,6 +5647,21 @@
           <w:b/>
           <w:lang w:val="gu_IN" w:bidi="gu_IN"/>
         </w:rPr>
+        <w:t>ἐν δὲ τῇ ἀρετῇ τὴν γνῶσιν</w:t>
+      </w:r>
+    </w:p>
+    <w:p>
+      <w:pPr/>
+      <w:r>
+        <w:rPr>
+          <w:lang w:val="gu_IN" w:bidi="gu_IN"/>
+        </w:rPr>
+      </w:r>
+      <w:r>
+        <w:rPr>
+          <w:b/>
+          <w:lang w:val="gu_IN" w:bidi="gu_IN"/>
+        </w:rPr>
         <w:t>"અને ભલમનસાઈમાં, જ્ઞાન"</w:t>
       </w:r>
     </w:p>
@@ -5212,6 +5737,21 @@
           <w:b/>
           <w:lang w:val="gu_IN" w:bidi="gu_IN"/>
         </w:rPr>
+        <w:t>τὴν γνῶσιν</w:t>
+      </w:r>
+    </w:p>
+    <w:p>
+      <w:pPr/>
+      <w:r>
+        <w:rPr>
+          <w:lang w:val="gu_IN" w:bidi="gu_IN"/>
+        </w:rPr>
+      </w:r>
+      <w:r>
+        <w:rPr>
+          <w:b/>
+          <w:lang w:val="gu_IN" w:bidi="gu_IN"/>
+        </w:rPr>
         <w:t>"જ્ઞાન"</w:t>
       </w:r>
     </w:p>
@@ -5300,6 +5840,21 @@
           <w:b/>
           <w:lang w:val="gu_IN" w:bidi="gu_IN"/>
         </w:rPr>
+        <w:t>ἐν δὲ τῇ γνώσει τὴν ἐνκράτειαν</w:t>
+      </w:r>
+    </w:p>
+    <w:p>
+      <w:pPr/>
+      <w:r>
+        <w:rPr>
+          <w:lang w:val="gu_IN" w:bidi="gu_IN"/>
+        </w:rPr>
+      </w:r>
+      <w:r>
+        <w:rPr>
+          <w:b/>
+          <w:lang w:val="gu_IN" w:bidi="gu_IN"/>
+        </w:rPr>
         <w:t>"અને જ્ઞાનમાં, આત્મસંયમ"</w:t>
       </w:r>
     </w:p>
@@ -5375,6 +5930,21 @@
           <w:b/>
           <w:lang w:val="gu_IN" w:bidi="gu_IN"/>
         </w:rPr>
+        <w:t>τῇ γνώσει</w:t>
+      </w:r>
+    </w:p>
+    <w:p>
+      <w:pPr/>
+      <w:r>
+        <w:rPr>
+          <w:lang w:val="gu_IN" w:bidi="gu_IN"/>
+        </w:rPr>
+      </w:r>
+      <w:r>
+        <w:rPr>
+          <w:b/>
+          <w:lang w:val="gu_IN" w:bidi="gu_IN"/>
+        </w:rPr>
         <w:t>"જ્ઞાનમાં"</w:t>
       </w:r>
     </w:p>
@@ -5463,6 +6033,21 @@
           <w:b/>
           <w:lang w:val="gu_IN" w:bidi="gu_IN"/>
         </w:rPr>
+        <w:t>τὴν ἐνκράτειαν &amp; τῇ ἐνκρατείᾳ</w:t>
+      </w:r>
+    </w:p>
+    <w:p>
+      <w:pPr/>
+      <w:r>
+        <w:rPr>
+          <w:lang w:val="gu_IN" w:bidi="gu_IN"/>
+        </w:rPr>
+      </w:r>
+      <w:r>
+        <w:rPr>
+          <w:b/>
+          <w:lang w:val="gu_IN" w:bidi="gu_IN"/>
+        </w:rPr>
         <w:t>"આત્મસંયમ &amp; આત્મસંયમમાં"</w:t>
       </w:r>
     </w:p>
@@ -5551,6 +6136,21 @@
           <w:b/>
           <w:lang w:val="gu_IN" w:bidi="gu_IN"/>
         </w:rPr>
+        <w:t>ἐν δὲ τῇ ἐνκρατείᾳ τὴν ὑπομονήν</w:t>
+      </w:r>
+    </w:p>
+    <w:p>
+      <w:pPr/>
+      <w:r>
+        <w:rPr>
+          <w:lang w:val="gu_IN" w:bidi="gu_IN"/>
+        </w:rPr>
+      </w:r>
+      <w:r>
+        <w:rPr>
+          <w:b/>
+          <w:lang w:val="gu_IN" w:bidi="gu_IN"/>
+        </w:rPr>
         <w:t>"અને આત્મસંયમમાં, સહનશીલતા"</w:t>
       </w:r>
     </w:p>
@@ -5626,6 +6226,21 @@
           <w:b/>
           <w:lang w:val="gu_IN" w:bidi="gu_IN"/>
         </w:rPr>
+        <w:t>τὴν ὑπομονήν &amp; τῇ ὑπομονῇ</w:t>
+      </w:r>
+    </w:p>
+    <w:p>
+      <w:pPr/>
+      <w:r>
+        <w:rPr>
+          <w:lang w:val="gu_IN" w:bidi="gu_IN"/>
+        </w:rPr>
+      </w:r>
+      <w:r>
+        <w:rPr>
+          <w:b/>
+          <w:lang w:val="gu_IN" w:bidi="gu_IN"/>
+        </w:rPr>
         <w:t>"સહનશીલતા &amp; સહનશીલતામાં"</w:t>
       </w:r>
     </w:p>
@@ -5714,6 +6329,21 @@
           <w:b/>
           <w:lang w:val="gu_IN" w:bidi="gu_IN"/>
         </w:rPr>
+        <w:t>ἐν δὲ τῇ ὑπομονῇ τὴν εὐσέβειαν</w:t>
+      </w:r>
+    </w:p>
+    <w:p>
+      <w:pPr/>
+      <w:r>
+        <w:rPr>
+          <w:lang w:val="gu_IN" w:bidi="gu_IN"/>
+        </w:rPr>
+      </w:r>
+      <w:r>
+        <w:rPr>
+          <w:b/>
+          <w:lang w:val="gu_IN" w:bidi="gu_IN"/>
+        </w:rPr>
         <w:t>"અને સહનશીલતામાં, ઈશ્વરભક્તિ"</w:t>
       </w:r>
     </w:p>
@@ -5789,6 +6419,21 @@
           <w:b/>
           <w:lang w:val="gu_IN" w:bidi="gu_IN"/>
         </w:rPr>
+        <w:t>τὴν εὐσέβειαν</w:t>
+      </w:r>
+    </w:p>
+    <w:p>
+      <w:pPr/>
+      <w:r>
+        <w:rPr>
+          <w:lang w:val="gu_IN" w:bidi="gu_IN"/>
+        </w:rPr>
+      </w:r>
+      <w:r>
+        <w:rPr>
+          <w:b/>
+          <w:lang w:val="gu_IN" w:bidi="gu_IN"/>
+        </w:rPr>
         <w:t>"ઈશ્વરભક્તિ"</w:t>
       </w:r>
     </w:p>
@@ -5877,6 +6522,21 @@
           <w:b/>
           <w:lang w:val="gu_IN" w:bidi="gu_IN"/>
         </w:rPr>
+        <w:t>ἐν δὲ τῇ εὐσεβείᾳ τὴν φιλαδελφίαν</w:t>
+      </w:r>
+    </w:p>
+    <w:p>
+      <w:pPr/>
+      <w:r>
+        <w:rPr>
+          <w:lang w:val="gu_IN" w:bidi="gu_IN"/>
+        </w:rPr>
+      </w:r>
+      <w:r>
+        <w:rPr>
+          <w:b/>
+          <w:lang w:val="gu_IN" w:bidi="gu_IN"/>
+        </w:rPr>
         <w:t>"અને ઈશ્વરભક્તિમાં, બંધુપ્રીતિ"</w:t>
       </w:r>
     </w:p>
@@ -5952,6 +6612,21 @@
           <w:b/>
           <w:lang w:val="gu_IN" w:bidi="gu_IN"/>
         </w:rPr>
+        <w:t>τὴν φιλαδελφίαν &amp; τῇ φιλαδελφίᾳ</w:t>
+      </w:r>
+    </w:p>
+    <w:p>
+      <w:pPr/>
+      <w:r>
+        <w:rPr>
+          <w:lang w:val="gu_IN" w:bidi="gu_IN"/>
+        </w:rPr>
+      </w:r>
+      <w:r>
+        <w:rPr>
+          <w:b/>
+          <w:lang w:val="gu_IN" w:bidi="gu_IN"/>
+        </w:rPr>
         <w:t>"બંધુપ્રીતિ &amp; બંધુપ્રીતિમાં"</w:t>
       </w:r>
     </w:p>
@@ -6040,6 +6715,21 @@
           <w:b/>
           <w:lang w:val="gu_IN" w:bidi="gu_IN"/>
         </w:rPr>
+        <w:t>ἐν δὲ τῇ φιλαδελφίᾳ τὴν ἀγάπην</w:t>
+      </w:r>
+    </w:p>
+    <w:p>
+      <w:pPr/>
+      <w:r>
+        <w:rPr>
+          <w:lang w:val="gu_IN" w:bidi="gu_IN"/>
+        </w:rPr>
+      </w:r>
+      <w:r>
+        <w:rPr>
+          <w:b/>
+          <w:lang w:val="gu_IN" w:bidi="gu_IN"/>
+        </w:rPr>
         <w:t>"અને બંધુપ્રીતિમાં, પ્રેમ"</w:t>
       </w:r>
     </w:p>
@@ -6101,6 +6791,21 @@
         <w:rPr>
           <w:lang w:val="gu_IN" w:bidi="gu_IN"/>
         </w:rPr>
+      </w:r>
+    </w:p>
+    <w:p>
+      <w:pPr/>
+      <w:r>
+        <w:rPr>
+          <w:lang w:val="gu_IN" w:bidi="gu_IN"/>
+        </w:rPr>
+      </w:r>
+      <w:r>
+        <w:rPr>
+          <w:b/>
+          <w:lang w:val="gu_IN" w:bidi="gu_IN"/>
+        </w:rPr>
+        <w:t>τὴν ἀγάπην</w:t>
       </w:r>
     </w:p>
     <w:p>
@@ -6378,6 +7083,21 @@
           <w:b/>
           <w:lang w:val="gu_IN" w:bidi="gu_IN"/>
         </w:rPr>
+        <w:t>ταῦτα</w:t>
+      </w:r>
+    </w:p>
+    <w:p>
+      <w:pPr/>
+      <w:r>
+        <w:rPr>
+          <w:lang w:val="gu_IN" w:bidi="gu_IN"/>
+        </w:rPr>
+      </w:r>
+      <w:r>
+        <w:rPr>
+          <w:b/>
+          <w:lang w:val="gu_IN" w:bidi="gu_IN"/>
+        </w:rPr>
         <w:t>"આ બાબતો"</w:t>
       </w:r>
     </w:p>
@@ -6484,6 +7204,21 @@
           <w:b/>
           <w:lang w:val="gu_IN" w:bidi="gu_IN"/>
         </w:rPr>
+        <w:t>οὐκ ἀργοὺς οὐδὲ ἀκάρπους καθίστησιν</w:t>
+      </w:r>
+    </w:p>
+    <w:p>
+      <w:pPr/>
+      <w:r>
+        <w:rPr>
+          <w:lang w:val="gu_IN" w:bidi="gu_IN"/>
+        </w:rPr>
+      </w:r>
+      <w:r>
+        <w:rPr>
+          <w:b/>
+          <w:lang w:val="gu_IN" w:bidi="gu_IN"/>
+        </w:rPr>
         <w:t>"તમને &amp; ઉજ્જડ નહિ કે ફળહીન બનવા દેશે નહિ"</w:t>
       </w:r>
     </w:p>
@@ -6634,6 +7369,21 @@
           <w:b/>
           <w:lang w:val="gu_IN" w:bidi="gu_IN"/>
         </w:rPr>
+        <w:t>οὐκ ἀργοὺς οὐδὲ ἀκάρπους</w:t>
+      </w:r>
+    </w:p>
+    <w:p>
+      <w:pPr/>
+      <w:r>
+        <w:rPr>
+          <w:lang w:val="gu_IN" w:bidi="gu_IN"/>
+        </w:rPr>
+      </w:r>
+      <w:r>
+        <w:rPr>
+          <w:b/>
+          <w:lang w:val="gu_IN" w:bidi="gu_IN"/>
+        </w:rPr>
         <w:t>"ઉજ્જડ નહિ કે ફળહીન &amp; નહિ"</w:t>
       </w:r>
     </w:p>
@@ -6829,6 +7579,21 @@
         <w:rPr>
           <w:lang w:val="gu_IN" w:bidi="gu_IN"/>
         </w:rPr>
+      </w:r>
+    </w:p>
+    <w:p>
+      <w:pPr/>
+      <w:r>
+        <w:rPr>
+          <w:lang w:val="gu_IN" w:bidi="gu_IN"/>
+        </w:rPr>
+      </w:r>
+      <w:r>
+        <w:rPr>
+          <w:b/>
+          <w:lang w:val="gu_IN" w:bidi="gu_IN"/>
+        </w:rPr>
+        <w:t>γὰρ</w:t>
       </w:r>
     </w:p>
     <w:p>
@@ -7031,6 +7796,21 @@
           <w:b/>
           <w:lang w:val="gu_IN" w:bidi="gu_IN"/>
         </w:rPr>
+        <w:t>ταῦτα</w:t>
+      </w:r>
+    </w:p>
+    <w:p>
+      <w:pPr/>
+      <w:r>
+        <w:rPr>
+          <w:lang w:val="gu_IN" w:bidi="gu_IN"/>
+        </w:rPr>
+      </w:r>
+      <w:r>
+        <w:rPr>
+          <w:b/>
+          <w:lang w:val="gu_IN" w:bidi="gu_IN"/>
+        </w:rPr>
         <w:t>"આ બાબતો"</w:t>
       </w:r>
     </w:p>
@@ -7119,6 +7899,21 @@
           <w:b/>
           <w:lang w:val="gu_IN" w:bidi="gu_IN"/>
         </w:rPr>
+        <w:t>τυφλός ἐστιν μυωπάζων</w:t>
+      </w:r>
+    </w:p>
+    <w:p>
+      <w:pPr/>
+      <w:r>
+        <w:rPr>
+          <w:lang w:val="gu_IN" w:bidi="gu_IN"/>
+        </w:rPr>
+      </w:r>
+      <w:r>
+        <w:rPr>
+          <w:b/>
+          <w:lang w:val="gu_IN" w:bidi="gu_IN"/>
+        </w:rPr>
         <w:t>"તે આંધળો છે, ટૂંકી દૃષ્ટિનો છે"</w:t>
       </w:r>
     </w:p>
@@ -7220,6 +8015,21 @@
           <w:b/>
           <w:lang w:val="gu_IN" w:bidi="gu_IN"/>
         </w:rPr>
+        <w:t>τυφλός ἐστιν μυωπάζων</w:t>
+      </w:r>
+    </w:p>
+    <w:p>
+      <w:pPr/>
+      <w:r>
+        <w:rPr>
+          <w:lang w:val="gu_IN" w:bidi="gu_IN"/>
+        </w:rPr>
+      </w:r>
+      <w:r>
+        <w:rPr>
+          <w:b/>
+          <w:lang w:val="gu_IN" w:bidi="gu_IN"/>
+        </w:rPr>
         <w:t>"તે આંધળો છે, ટૂંકી દૃષ્ટિનો છે"</w:t>
       </w:r>
     </w:p>
@@ -7605,6 +8415,21 @@
           <w:b/>
           <w:lang w:val="gu_IN" w:bidi="gu_IN"/>
         </w:rPr>
+        <w:t>διὸ</w:t>
+      </w:r>
+    </w:p>
+    <w:p>
+      <w:pPr/>
+      <w:r>
+        <w:rPr>
+          <w:lang w:val="gu_IN" w:bidi="gu_IN"/>
+        </w:rPr>
+      </w:r>
+      <w:r>
+        <w:rPr>
+          <w:b/>
+          <w:lang w:val="gu_IN" w:bidi="gu_IN"/>
+        </w:rPr>
         <w:t>"તેથી"</w:t>
       </w:r>
     </w:p>
@@ -7693,6 +8518,21 @@
           <w:b/>
           <w:lang w:val="gu_IN" w:bidi="gu_IN"/>
         </w:rPr>
+        <w:t>ἀδελφοί</w:t>
+      </w:r>
+    </w:p>
+    <w:p>
+      <w:pPr/>
+      <w:r>
+        <w:rPr>
+          <w:lang w:val="gu_IN" w:bidi="gu_IN"/>
+        </w:rPr>
+      </w:r>
+      <w:r>
+        <w:rPr>
+          <w:b/>
+          <w:lang w:val="gu_IN" w:bidi="gu_IN"/>
+        </w:rPr>
         <w:t>"ભાઈઓ"</w:t>
       </w:r>
     </w:p>
@@ -7781,6 +8621,21 @@
           <w:b/>
           <w:lang w:val="gu_IN" w:bidi="gu_IN"/>
         </w:rPr>
+        <w:t>ἀδελφοί</w:t>
+      </w:r>
+    </w:p>
+    <w:p>
+      <w:pPr/>
+      <w:r>
+        <w:rPr>
+          <w:lang w:val="gu_IN" w:bidi="gu_IN"/>
+        </w:rPr>
+      </w:r>
+      <w:r>
+        <w:rPr>
+          <w:b/>
+          <w:lang w:val="gu_IN" w:bidi="gu_IN"/>
+        </w:rPr>
         <w:t>"ભાઈઓ"</w:t>
       </w:r>
     </w:p>
@@ -7869,6 +8724,21 @@
           <w:b/>
           <w:lang w:val="gu_IN" w:bidi="gu_IN"/>
         </w:rPr>
+        <w:t>βεβαίαν ὑμῶν τὴν κλῆσιν καὶ ἐκλογὴν ποιεῖσθαι</w:t>
+      </w:r>
+    </w:p>
+    <w:p>
+      <w:pPr/>
+      <w:r>
+        <w:rPr>
+          <w:lang w:val="gu_IN" w:bidi="gu_IN"/>
+        </w:rPr>
+      </w:r>
+      <w:r>
+        <w:rPr>
+          <w:b/>
+          <w:lang w:val="gu_IN" w:bidi="gu_IN"/>
+        </w:rPr>
         <w:t>"તમારા તેડા અને પસંદગીની ખાતરી કરવા માટે"</w:t>
       </w:r>
     </w:p>
@@ -7964,6 +8834,21 @@
           <w:b/>
           <w:lang w:val="gu_IN" w:bidi="gu_IN"/>
         </w:rPr>
+        <w:t>ταῦτα γὰρ ποιοῦντες</w:t>
+      </w:r>
+    </w:p>
+    <w:p>
+      <w:pPr/>
+      <w:r>
+        <w:rPr>
+          <w:lang w:val="gu_IN" w:bidi="gu_IN"/>
+        </w:rPr>
+      </w:r>
+      <w:r>
+        <w:rPr>
+          <w:b/>
+          <w:lang w:val="gu_IN" w:bidi="gu_IN"/>
+        </w:rPr>
         <w:t>"કેમ કે આ બાબતો કરવાથી"</w:t>
       </w:r>
     </w:p>
@@ -8190,6 +9075,21 @@
           <w:b/>
           <w:lang w:val="gu_IN" w:bidi="gu_IN"/>
         </w:rPr>
+        <w:t>οὐ μὴ πταίσητέ ποτε</w:t>
+      </w:r>
+    </w:p>
+    <w:p>
+      <w:pPr/>
+      <w:r>
+        <w:rPr>
+          <w:lang w:val="gu_IN" w:bidi="gu_IN"/>
+        </w:rPr>
+      </w:r>
+      <w:r>
+        <w:rPr>
+          <w:b/>
+          <w:lang w:val="gu_IN" w:bidi="gu_IN"/>
+        </w:rPr>
         <w:t>"તમે ચોક્કસપણે ક્યારેય ઠોકર ખાશો નહિ"</w:t>
       </w:r>
     </w:p>
@@ -8264,6 +9164,21 @@
         <w:rPr>
           <w:lang w:val="gu_IN" w:bidi="gu_IN"/>
         </w:rPr>
+      </w:r>
+    </w:p>
+    <w:p>
+      <w:pPr/>
+      <w:r>
+        <w:rPr>
+          <w:lang w:val="gu_IN" w:bidi="gu_IN"/>
+        </w:rPr>
+      </w:r>
+      <w:r>
+        <w:rPr>
+          <w:b/>
+          <w:lang w:val="gu_IN" w:bidi="gu_IN"/>
+        </w:rPr>
+        <w:t>γὰρ</w:t>
       </w:r>
     </w:p>
     <w:p>
@@ -8396,6 +9311,21 @@
           <w:b/>
           <w:lang w:val="gu_IN" w:bidi="gu_IN"/>
         </w:rPr>
+        <w:t>οὕτως</w:t>
+      </w:r>
+    </w:p>
+    <w:p>
+      <w:pPr/>
+      <w:r>
+        <w:rPr>
+          <w:lang w:val="gu_IN" w:bidi="gu_IN"/>
+        </w:rPr>
+      </w:r>
+      <w:r>
+        <w:rPr>
+          <w:b/>
+          <w:lang w:val="gu_IN" w:bidi="gu_IN"/>
+        </w:rPr>
         <w:t>"આ રીતે"</w:t>
       </w:r>
     </w:p>
@@ -8633,6 +9563,21 @@
         <w:rPr>
           <w:lang w:val="gu_IN" w:bidi="gu_IN"/>
         </w:rPr>
+      </w:r>
+    </w:p>
+    <w:p>
+      <w:pPr/>
+      <w:r>
+        <w:rPr>
+          <w:lang w:val="gu_IN" w:bidi="gu_IN"/>
+        </w:rPr>
+      </w:r>
+      <w:r>
+        <w:rPr>
+          <w:b/>
+          <w:lang w:val="gu_IN" w:bidi="gu_IN"/>
+        </w:rPr>
+        <w:t>διὸ</w:t>
       </w:r>
     </w:p>
     <w:p>
@@ -8764,6 +9709,21 @@
           <w:b/>
           <w:lang w:val="gu_IN" w:bidi="gu_IN"/>
         </w:rPr>
+        <w:t>τούτων</w:t>
+      </w:r>
+    </w:p>
+    <w:p>
+      <w:pPr/>
+      <w:r>
+        <w:rPr>
+          <w:lang w:val="gu_IN" w:bidi="gu_IN"/>
+        </w:rPr>
+      </w:r>
+      <w:r>
+        <w:rPr>
+          <w:b/>
+          <w:lang w:val="gu_IN" w:bidi="gu_IN"/>
+        </w:rPr>
         <w:t>"આ બાબતો"</w:t>
       </w:r>
     </w:p>
@@ -9109,6 +10069,21 @@
           <w:b/>
           <w:lang w:val="gu_IN" w:bidi="gu_IN"/>
         </w:rPr>
+        <w:t>ἐν τῇ παρούσῃ ἀληθείᾳ</w:t>
+      </w:r>
+    </w:p>
+    <w:p>
+      <w:pPr/>
+      <w:r>
+        <w:rPr>
+          <w:lang w:val="gu_IN" w:bidi="gu_IN"/>
+        </w:rPr>
+      </w:r>
+      <w:r>
+        <w:rPr>
+          <w:b/>
+          <w:lang w:val="gu_IN" w:bidi="gu_IN"/>
+        </w:rPr>
         <w:t>"વર્તમાન સત્યમાં"</w:t>
       </w:r>
     </w:p>
@@ -9210,6 +10185,21 @@
           <w:b/>
           <w:lang w:val="gu_IN" w:bidi="gu_IN"/>
         </w:rPr>
+        <w:t>ἐν τῇ παρούσῃ ἀληθείᾳ</w:t>
+      </w:r>
+    </w:p>
+    <w:p>
+      <w:pPr/>
+      <w:r>
+        <w:rPr>
+          <w:lang w:val="gu_IN" w:bidi="gu_IN"/>
+        </w:rPr>
+      </w:r>
+      <w:r>
+        <w:rPr>
+          <w:b/>
+          <w:lang w:val="gu_IN" w:bidi="gu_IN"/>
+        </w:rPr>
         <w:t>"વર્તમાન સત્યમાં"</w:t>
       </w:r>
     </w:p>
@@ -9298,6 +10288,21 @@
           <w:b/>
           <w:lang w:val="gu_IN" w:bidi="gu_IN"/>
         </w:rPr>
+        <w:t>δὲ</w:t>
+      </w:r>
+    </w:p>
+    <w:p>
+      <w:pPr/>
+      <w:r>
+        <w:rPr>
+          <w:lang w:val="gu_IN" w:bidi="gu_IN"/>
+        </w:rPr>
+      </w:r>
+      <w:r>
+        <w:rPr>
+          <w:b/>
+          <w:lang w:val="gu_IN" w:bidi="gu_IN"/>
+        </w:rPr>
         <w:t>"પણ"</w:t>
       </w:r>
     </w:p>
@@ -9380,6 +10385,21 @@
           <w:b/>
           <w:lang w:val="gu_IN" w:bidi="gu_IN"/>
         </w:rPr>
+        <w:t>ἐφ’ ὅσον εἰμὶ ἐν τούτῳ τῷ σκηνώματι</w:t>
+      </w:r>
+    </w:p>
+    <w:p>
+      <w:pPr/>
+      <w:r>
+        <w:rPr>
+          <w:lang w:val="gu_IN" w:bidi="gu_IN"/>
+        </w:rPr>
+      </w:r>
+      <w:r>
+        <w:rPr>
+          <w:b/>
+          <w:lang w:val="gu_IN" w:bidi="gu_IN"/>
+        </w:rPr>
         <w:t>"જ્યાં સુધી હું આ માંડવામાં છું ત્યાં સુધી"</w:t>
       </w:r>
     </w:p>
@@ -9468,6 +10488,21 @@
           <w:b/>
           <w:lang w:val="gu_IN" w:bidi="gu_IN"/>
         </w:rPr>
+        <w:t>διεγείρειν ὑμᾶς ἐν ὑπομνήσει</w:t>
+      </w:r>
+    </w:p>
+    <w:p>
+      <w:pPr/>
+      <w:r>
+        <w:rPr>
+          <w:lang w:val="gu_IN" w:bidi="gu_IN"/>
+        </w:rPr>
+      </w:r>
+      <w:r>
+        <w:rPr>
+          <w:b/>
+          <w:lang w:val="gu_IN" w:bidi="gu_IN"/>
+        </w:rPr>
         <w:t>"તમને યાદ રાખવા જાગૃત કરું"</w:t>
       </w:r>
     </w:p>
@@ -9556,6 +10591,21 @@
           <w:b/>
           <w:lang w:val="gu_IN" w:bidi="gu_IN"/>
         </w:rPr>
+        <w:t>διεγείρειν ὑμᾶς ἐν ὑπομνήσει</w:t>
+      </w:r>
+    </w:p>
+    <w:p>
+      <w:pPr/>
+      <w:r>
+        <w:rPr>
+          <w:lang w:val="gu_IN" w:bidi="gu_IN"/>
+        </w:rPr>
+      </w:r>
+      <w:r>
+        <w:rPr>
+          <w:b/>
+          <w:lang w:val="gu_IN" w:bidi="gu_IN"/>
+        </w:rPr>
         <w:t>"તમને યાદ રાખવા જાગૃત કરું"</w:t>
       </w:r>
     </w:p>
@@ -9630,6 +10680,21 @@
         <w:rPr>
           <w:lang w:val="gu_IN" w:bidi="gu_IN"/>
         </w:rPr>
+      </w:r>
+    </w:p>
+    <w:p>
+      <w:pPr/>
+      <w:r>
+        <w:rPr>
+          <w:lang w:val="gu_IN" w:bidi="gu_IN"/>
+        </w:rPr>
+      </w:r>
+      <w:r>
+        <w:rPr>
+          <w:b/>
+          <w:lang w:val="gu_IN" w:bidi="gu_IN"/>
+        </w:rPr>
+        <w:t>εἰδὼς</w:t>
       </w:r>
     </w:p>
     <w:p>
@@ -9970,6 +11035,21 @@
           <w:b/>
           <w:lang w:val="gu_IN" w:bidi="gu_IN"/>
         </w:rPr>
+        <w:t>δὲ καὶ</w:t>
+      </w:r>
+    </w:p>
+    <w:p>
+      <w:pPr/>
+      <w:r>
+        <w:rPr>
+          <w:lang w:val="gu_IN" w:bidi="gu_IN"/>
+        </w:rPr>
+      </w:r>
+      <w:r>
+        <w:rPr>
+          <w:b/>
+          <w:lang w:val="gu_IN" w:bidi="gu_IN"/>
+        </w:rPr>
         <w:t>"એ જ રીતે"</w:t>
       </w:r>
     </w:p>
@@ -10126,6 +11206,21 @@
         <w:rPr>
           <w:lang w:val="gu_IN" w:bidi="gu_IN"/>
         </w:rPr>
+      </w:r>
+    </w:p>
+    <w:p>
+      <w:pPr/>
+      <w:r>
+        <w:rPr>
+          <w:lang w:val="gu_IN" w:bidi="gu_IN"/>
+        </w:rPr>
+      </w:r>
+      <w:r>
+        <w:rPr>
+          <w:b/>
+          <w:lang w:val="gu_IN" w:bidi="gu_IN"/>
+        </w:rPr>
+        <w:t>τούτων</w:t>
       </w:r>
     </w:p>
     <w:p>
@@ -10246,6 +11341,21 @@
           <w:b/>
           <w:lang w:val="gu_IN" w:bidi="gu_IN"/>
         </w:rPr>
+        <w:t>μετὰ τὴν ἐμὴν ἔξοδον</w:t>
+      </w:r>
+    </w:p>
+    <w:p>
+      <w:pPr/>
+      <w:r>
+        <w:rPr>
+          <w:lang w:val="gu_IN" w:bidi="gu_IN"/>
+        </w:rPr>
+      </w:r>
+      <w:r>
+        <w:rPr>
+          <w:b/>
+          <w:lang w:val="gu_IN" w:bidi="gu_IN"/>
+        </w:rPr>
         <w:t>"મારી વિદાય પછી"</w:t>
       </w:r>
     </w:p>
@@ -10320,6 +11430,21 @@
         <w:rPr>
           <w:lang w:val="gu_IN" w:bidi="gu_IN"/>
         </w:rPr>
+      </w:r>
+    </w:p>
+    <w:p>
+      <w:pPr/>
+      <w:r>
+        <w:rPr>
+          <w:lang w:val="gu_IN" w:bidi="gu_IN"/>
+        </w:rPr>
+      </w:r>
+      <w:r>
+        <w:rPr>
+          <w:b/>
+          <w:lang w:val="gu_IN" w:bidi="gu_IN"/>
+        </w:rPr>
+        <w:t>γὰρ</w:t>
       </w:r>
     </w:p>
     <w:p>
@@ -10551,6 +11676,21 @@
           <w:b/>
           <w:lang w:val="gu_IN" w:bidi="gu_IN"/>
         </w:rPr>
+        <w:t>τὴν &amp; δύναμιν καὶ παρουσίαν</w:t>
+      </w:r>
+    </w:p>
+    <w:p>
+      <w:pPr/>
+      <w:r>
+        <w:rPr>
+          <w:lang w:val="gu_IN" w:bidi="gu_IN"/>
+        </w:rPr>
+      </w:r>
+      <w:r>
+        <w:rPr>
+          <w:b/>
+          <w:lang w:val="gu_IN" w:bidi="gu_IN"/>
+        </w:rPr>
         <w:t>"પ્રભુ &amp; સામર્થ્ય અને આગમનની"</w:t>
       </w:r>
     </w:p>
@@ -10646,6 +11786,21 @@
           <w:b/>
           <w:lang w:val="gu_IN" w:bidi="gu_IN"/>
         </w:rPr>
+        <w:t>τὴν τοῦ Κυρίου ἡμῶν Ἰησοῦ Χριστοῦ δύναμιν καὶ παρουσίαν</w:t>
+      </w:r>
+    </w:p>
+    <w:p>
+      <w:pPr/>
+      <w:r>
+        <w:rPr>
+          <w:lang w:val="gu_IN" w:bidi="gu_IN"/>
+        </w:rPr>
+      </w:r>
+      <w:r>
+        <w:rPr>
+          <w:b/>
+          <w:lang w:val="gu_IN" w:bidi="gu_IN"/>
+        </w:rPr>
         <w:t>"આપણા પ્રભુ ઈસુ ખ્રિસ્તના સામર્થ્ય અને આગમનની"</w:t>
       </w:r>
     </w:p>
@@ -10797,6 +11952,21 @@
           <w:b/>
           <w:lang w:val="gu_IN" w:bidi="gu_IN"/>
         </w:rPr>
+        <w:t>ἐπόπται γενηθέντες</w:t>
+      </w:r>
+    </w:p>
+    <w:p>
+      <w:pPr/>
+      <w:r>
+        <w:rPr>
+          <w:lang w:val="gu_IN" w:bidi="gu_IN"/>
+        </w:rPr>
+      </w:r>
+      <w:r>
+        <w:rPr>
+          <w:b/>
+          <w:lang w:val="gu_IN" w:bidi="gu_IN"/>
+        </w:rPr>
         <w:t>"પ્રત્યક્ષદર્શીઓ બનીને"</w:t>
       </w:r>
     </w:p>
@@ -10942,6 +12112,21 @@
           <w:b/>
           <w:lang w:val="gu_IN" w:bidi="gu_IN"/>
         </w:rPr>
+        <w:t>τῆς ἐκείνου μεγαλειότητος</w:t>
+      </w:r>
+    </w:p>
+    <w:p>
+      <w:pPr/>
+      <w:r>
+        <w:rPr>
+          <w:lang w:val="gu_IN" w:bidi="gu_IN"/>
+        </w:rPr>
+      </w:r>
+      <w:r>
+        <w:rPr>
+          <w:b/>
+          <w:lang w:val="gu_IN" w:bidi="gu_IN"/>
+        </w:rPr>
         <w:t>"તે એકના મહિમાના"</w:t>
       </w:r>
     </w:p>
@@ -11016,6 +12201,21 @@
         <w:rPr>
           <w:lang w:val="gu_IN" w:bidi="gu_IN"/>
         </w:rPr>
+      </w:r>
+    </w:p>
+    <w:p>
+      <w:pPr/>
+      <w:r>
+        <w:rPr>
+          <w:lang w:val="gu_IN" w:bidi="gu_IN"/>
+        </w:rPr>
+      </w:r>
+      <w:r>
+        <w:rPr>
+          <w:b/>
+          <w:lang w:val="gu_IN" w:bidi="gu_IN"/>
+        </w:rPr>
+        <w:t>γὰρ</w:t>
       </w:r>
     </w:p>
     <w:p>
@@ -11456,6 +12656,21 @@
           <w:b/>
           <w:lang w:val="gu_IN" w:bidi="gu_IN"/>
         </w:rPr>
+        <w:t>ἐνεχθείσης αὐτῷ</w:t>
+      </w:r>
+    </w:p>
+    <w:p>
+      <w:pPr/>
+      <w:r>
+        <w:rPr>
+          <w:lang w:val="gu_IN" w:bidi="gu_IN"/>
+        </w:rPr>
+      </w:r>
+      <w:r>
+        <w:rPr>
+          <w:b/>
+          <w:lang w:val="gu_IN" w:bidi="gu_IN"/>
+        </w:rPr>
         <w:t>"તેમની પાસે &amp; લાવવામાં આવ્યો હતો"</w:t>
       </w:r>
     </w:p>
@@ -11538,6 +12753,21 @@
           <w:b/>
           <w:lang w:val="gu_IN" w:bidi="gu_IN"/>
         </w:rPr>
+        <w:t>τῆς Μεγαλοπρεποῦς Δόξης</w:t>
+      </w:r>
+    </w:p>
+    <w:p>
+      <w:pPr/>
+      <w:r>
+        <w:rPr>
+          <w:lang w:val="gu_IN" w:bidi="gu_IN"/>
+        </w:rPr>
+      </w:r>
+      <w:r>
+        <w:rPr>
+          <w:b/>
+          <w:lang w:val="gu_IN" w:bidi="gu_IN"/>
+        </w:rPr>
         <w:t>"જાજરમાન મહિમા"</w:t>
       </w:r>
     </w:p>
@@ -11626,6 +12856,21 @@
           <w:b/>
           <w:lang w:val="gu_IN" w:bidi="gu_IN"/>
         </w:rPr>
+        <w:t>ὁ Υἱός μου</w:t>
+      </w:r>
+    </w:p>
+    <w:p>
+      <w:pPr/>
+      <w:r>
+        <w:rPr>
+          <w:lang w:val="gu_IN" w:bidi="gu_IN"/>
+        </w:rPr>
+      </w:r>
+      <w:r>
+        <w:rPr>
+          <w:b/>
+          <w:lang w:val="gu_IN" w:bidi="gu_IN"/>
+        </w:rPr>
         <w:t>"મારો પુત્ર છે"</w:t>
       </w:r>
     </w:p>
@@ -11960,6 +13205,21 @@
           <w:b/>
           <w:lang w:val="gu_IN" w:bidi="gu_IN"/>
         </w:rPr>
+        <w:t>σὺν αὐτῷ, ὄντες</w:t>
+      </w:r>
+    </w:p>
+    <w:p>
+      <w:pPr/>
+      <w:r>
+        <w:rPr>
+          <w:lang w:val="gu_IN" w:bidi="gu_IN"/>
+        </w:rPr>
+      </w:r>
+      <w:r>
+        <w:rPr>
+          <w:b/>
+          <w:lang w:val="gu_IN" w:bidi="gu_IN"/>
+        </w:rPr>
         <w:t>"તેમની સાથે &amp; હતો"</w:t>
       </w:r>
     </w:p>
@@ -12023,6 +13283,21 @@
           <w:b/>
           <w:lang w:val="gu_IN" w:bidi="gu_IN"/>
         </w:rPr>
+        <w:t>σὺν αὐτῷ</w:t>
+      </w:r>
+    </w:p>
+    <w:p>
+      <w:pPr/>
+      <w:r>
+        <w:rPr>
+          <w:lang w:val="gu_IN" w:bidi="gu_IN"/>
+        </w:rPr>
+      </w:r>
+      <w:r>
+        <w:rPr>
+          <w:b/>
+          <w:lang w:val="gu_IN" w:bidi="gu_IN"/>
+        </w:rPr>
         <w:t>"તેમની સાથે"</w:t>
       </w:r>
     </w:p>
@@ -12111,6 +13386,21 @@
           <w:b/>
           <w:lang w:val="gu_IN" w:bidi="gu_IN"/>
         </w:rPr>
+        <w:t>τῷ ἁγίῳ ὄρει</w:t>
+      </w:r>
+    </w:p>
+    <w:p>
+      <w:pPr/>
+      <w:r>
+        <w:rPr>
+          <w:lang w:val="gu_IN" w:bidi="gu_IN"/>
+        </w:rPr>
+      </w:r>
+      <w:r>
+        <w:rPr>
+          <w:b/>
+          <w:lang w:val="gu_IN" w:bidi="gu_IN"/>
+        </w:rPr>
         <w:t>"પવિત્ર પર્વત હોવાથી"</w:t>
       </w:r>
     </w:p>
@@ -12199,6 +13489,21 @@
           <w:b/>
           <w:lang w:val="gu_IN" w:bidi="gu_IN"/>
         </w:rPr>
+        <w:t>ἔχομεν βεβαιότερον τὸν προφητικὸν λόγον</w:t>
+      </w:r>
+    </w:p>
+    <w:p>
+      <w:pPr/>
+      <w:r>
+        <w:rPr>
+          <w:lang w:val="gu_IN" w:bidi="gu_IN"/>
+        </w:rPr>
+      </w:r>
+      <w:r>
+        <w:rPr>
+          <w:b/>
+          <w:lang w:val="gu_IN" w:bidi="gu_IN"/>
+        </w:rPr>
         <w:t>"અમારી પાસે &amp; ચોક્કસ ભવિષ્યવાણીના શબ્દ"</w:t>
       </w:r>
     </w:p>
@@ -12269,6 +13574,21 @@
           <w:b/>
           <w:lang w:val="gu_IN" w:bidi="gu_IN"/>
         </w:rPr>
+        <w:t>ἔχομεν</w:t>
+      </w:r>
+    </w:p>
+    <w:p>
+      <w:pPr/>
+      <w:r>
+        <w:rPr>
+          <w:lang w:val="gu_IN" w:bidi="gu_IN"/>
+        </w:rPr>
+      </w:r>
+      <w:r>
+        <w:rPr>
+          <w:b/>
+          <w:lang w:val="gu_IN" w:bidi="gu_IN"/>
+        </w:rPr>
         <w:t>"અમારી પાસે"</w:t>
       </w:r>
     </w:p>
@@ -12357,6 +13677,21 @@
           <w:b/>
           <w:lang w:val="gu_IN" w:bidi="gu_IN"/>
         </w:rPr>
+        <w:t>βεβαιότερον τὸν προφητικὸν λόγον</w:t>
+      </w:r>
+    </w:p>
+    <w:p>
+      <w:pPr/>
+      <w:r>
+        <w:rPr>
+          <w:lang w:val="gu_IN" w:bidi="gu_IN"/>
+        </w:rPr>
+      </w:r>
+      <w:r>
+        <w:rPr>
+          <w:b/>
+          <w:lang w:val="gu_IN" w:bidi="gu_IN"/>
+        </w:rPr>
         <w:t>"ચોક્કસ ભવિષ્યવાણીના શબ્દ"</w:t>
       </w:r>
     </w:p>
@@ -12533,6 +13868,21 @@
           <w:b/>
           <w:lang w:val="gu_IN" w:bidi="gu_IN"/>
         </w:rPr>
+        <w:t>ᾧ καλῶς ποιεῖτε προσέχοντες</w:t>
+      </w:r>
+    </w:p>
+    <w:p>
+      <w:pPr/>
+      <w:r>
+        <w:rPr>
+          <w:lang w:val="gu_IN" w:bidi="gu_IN"/>
+        </w:rPr>
+      </w:r>
+      <w:r>
+        <w:rPr>
+          <w:b/>
+          <w:lang w:val="gu_IN" w:bidi="gu_IN"/>
+        </w:rPr>
         <w:t>"જે &amp; છે, તેના પર તમારે ધ્યાન આપવું યોગ્ય છે"</w:t>
       </w:r>
     </w:p>
@@ -12621,6 +13971,21 @@
           <w:b/>
           <w:lang w:val="gu_IN" w:bidi="gu_IN"/>
         </w:rPr>
+        <w:t>ὡς λύχνῳ φαίνοντι ἐν αὐχμηρῷ τόπῳ</w:t>
+      </w:r>
+    </w:p>
+    <w:p>
+      <w:pPr/>
+      <w:r>
+        <w:rPr>
+          <w:lang w:val="gu_IN" w:bidi="gu_IN"/>
+        </w:rPr>
+      </w:r>
+      <w:r>
+        <w:rPr>
+          <w:b/>
+          <w:lang w:val="gu_IN" w:bidi="gu_IN"/>
+        </w:rPr>
         <w:t>"જેમ અંધારાવાળી જગ્યાએ ચમકતા એક દીવો"</w:t>
       </w:r>
     </w:p>
@@ -12722,6 +14087,21 @@
           <w:b/>
           <w:lang w:val="gu_IN" w:bidi="gu_IN"/>
         </w:rPr>
+        <w:t>ἕως οὗ ἡμέρα διαυγάσῃ</w:t>
+      </w:r>
+    </w:p>
+    <w:p>
+      <w:pPr/>
+      <w:r>
+        <w:rPr>
+          <w:lang w:val="gu_IN" w:bidi="gu_IN"/>
+        </w:rPr>
+      </w:r>
+      <w:r>
+        <w:rPr>
+          <w:b/>
+          <w:lang w:val="gu_IN" w:bidi="gu_IN"/>
+        </w:rPr>
         <w:t>"જ્યાં સુધી દિવસ &amp; ઉગે ત્યાં સુધી"</w:t>
       </w:r>
     </w:p>
@@ -12810,6 +14190,21 @@
           <w:b/>
           <w:lang w:val="gu_IN" w:bidi="gu_IN"/>
         </w:rPr>
+        <w:t>φωσφόρος ἀνατείλῃ ἐν ταῖς καρδίαις ὑμῶν</w:t>
+      </w:r>
+    </w:p>
+    <w:p>
+      <w:pPr/>
+      <w:r>
+        <w:rPr>
+          <w:lang w:val="gu_IN" w:bidi="gu_IN"/>
+        </w:rPr>
+      </w:r>
+      <w:r>
+        <w:rPr>
+          <w:b/>
+          <w:lang w:val="gu_IN" w:bidi="gu_IN"/>
+        </w:rPr>
         <w:t>"ઉગે &amp; સવારનો તારો તમારા હૃદયોમાં"</w:t>
       </w:r>
     </w:p>
@@ -12911,6 +14306,21 @@
           <w:b/>
           <w:lang w:val="gu_IN" w:bidi="gu_IN"/>
         </w:rPr>
+        <w:t>ἐν ταῖς καρδίαις ὑμῶν</w:t>
+      </w:r>
+    </w:p>
+    <w:p>
+      <w:pPr/>
+      <w:r>
+        <w:rPr>
+          <w:lang w:val="gu_IN" w:bidi="gu_IN"/>
+        </w:rPr>
+      </w:r>
+      <w:r>
+        <w:rPr>
+          <w:b/>
+          <w:lang w:val="gu_IN" w:bidi="gu_IN"/>
+        </w:rPr>
         <w:t>"તમારા હૃદયોમાં"</w:t>
       </w:r>
     </w:p>
@@ -12999,6 +14409,21 @@
           <w:b/>
           <w:lang w:val="gu_IN" w:bidi="gu_IN"/>
         </w:rPr>
+        <w:t>φωσφόρος</w:t>
+      </w:r>
+    </w:p>
+    <w:p>
+      <w:pPr/>
+      <w:r>
+        <w:rPr>
+          <w:lang w:val="gu_IN" w:bidi="gu_IN"/>
+        </w:rPr>
+      </w:r>
+      <w:r>
+        <w:rPr>
+          <w:b/>
+          <w:lang w:val="gu_IN" w:bidi="gu_IN"/>
+        </w:rPr>
         <w:t>"સવારનો તારો"</w:t>
       </w:r>
     </w:p>
@@ -13081,6 +14506,21 @@
           <w:b/>
           <w:lang w:val="gu_IN" w:bidi="gu_IN"/>
         </w:rPr>
+        <w:t>τοῦτο πρῶτον γινώσκοντες</w:t>
+      </w:r>
+    </w:p>
+    <w:p>
+      <w:pPr/>
+      <w:r>
+        <w:rPr>
+          <w:lang w:val="gu_IN" w:bidi="gu_IN"/>
+        </w:rPr>
+      </w:r>
+      <w:r>
+        <w:rPr>
+          <w:b/>
+          <w:lang w:val="gu_IN" w:bidi="gu_IN"/>
+        </w:rPr>
         <w:t>"આ પ્રથમ જાણીને"</w:t>
       </w:r>
     </w:p>
@@ -13157,6 +14597,21 @@
           <w:b/>
           <w:lang w:val="gu_IN" w:bidi="gu_IN"/>
         </w:rPr>
+        <w:t>τοῦτο πρῶτον γινώσκοντες</w:t>
+      </w:r>
+    </w:p>
+    <w:p>
+      <w:pPr/>
+      <w:r>
+        <w:rPr>
+          <w:lang w:val="gu_IN" w:bidi="gu_IN"/>
+        </w:rPr>
+      </w:r>
+      <w:r>
+        <w:rPr>
+          <w:b/>
+          <w:lang w:val="gu_IN" w:bidi="gu_IN"/>
+        </w:rPr>
         <w:t>"આ પ્રથમ જાણીને"</w:t>
       </w:r>
     </w:p>
@@ -13232,6 +14687,21 @@
           <w:b/>
           <w:lang w:val="gu_IN" w:bidi="gu_IN"/>
         </w:rPr>
+        <w:t>πᾶσα προφητεία Γραφῆς ἰδίας ἐπιλύσεως οὐ γίνεται</w:t>
+      </w:r>
+    </w:p>
+    <w:p>
+      <w:pPr/>
+      <w:r>
+        <w:rPr>
+          <w:lang w:val="gu_IN" w:bidi="gu_IN"/>
+        </w:rPr>
+      </w:r>
+      <w:r>
+        <w:rPr>
+          <w:b/>
+          <w:lang w:val="gu_IN" w:bidi="gu_IN"/>
+        </w:rPr>
         <w:t>"શાસ્ત્રની દરેક ભવિષ્યવાણી કોઈના પોતાના અર્થઘટનથી આવતી નથી"</w:t>
       </w:r>
     </w:p>
@@ -13320,6 +14790,21 @@
           <w:b/>
           <w:lang w:val="gu_IN" w:bidi="gu_IN"/>
         </w:rPr>
+        <w:t>ἰδίας ἐπιλύσεως</w:t>
+      </w:r>
+    </w:p>
+    <w:p>
+      <w:pPr/>
+      <w:r>
+        <w:rPr>
+          <w:lang w:val="gu_IN" w:bidi="gu_IN"/>
+        </w:rPr>
+      </w:r>
+      <w:r>
+        <w:rPr>
+          <w:b/>
+          <w:lang w:val="gu_IN" w:bidi="gu_IN"/>
+        </w:rPr>
         <w:t>"કોઈના પોતાના અર્થઘટનથી"</w:t>
       </w:r>
     </w:p>
@@ -13402,6 +14887,21 @@
           <w:b/>
           <w:lang w:val="gu_IN" w:bidi="gu_IN"/>
         </w:rPr>
+        <w:t>γὰρ</w:t>
+      </w:r>
+    </w:p>
+    <w:p>
+      <w:pPr/>
+      <w:r>
+        <w:rPr>
+          <w:lang w:val="gu_IN" w:bidi="gu_IN"/>
+        </w:rPr>
+      </w:r>
+      <w:r>
+        <w:rPr>
+          <w:b/>
+          <w:lang w:val="gu_IN" w:bidi="gu_IN"/>
+        </w:rPr>
         <w:t>"કેમ કે"</w:t>
       </w:r>
     </w:p>
@@ -13647,6 +15147,21 @@
           <w:b/>
           <w:lang w:val="gu_IN" w:bidi="gu_IN"/>
         </w:rPr>
+        <w:t>θελήματι ἀνθρώπου</w:t>
+      </w:r>
+    </w:p>
+    <w:p>
+      <w:pPr/>
+      <w:r>
+        <w:rPr>
+          <w:lang w:val="gu_IN" w:bidi="gu_IN"/>
+        </w:rPr>
+      </w:r>
+      <w:r>
+        <w:rPr>
+          <w:b/>
+          <w:lang w:val="gu_IN" w:bidi="gu_IN"/>
+        </w:rPr>
         <w:t>"માણસની ઈચ્છાથી"</w:t>
       </w:r>
     </w:p>
@@ -13822,6 +15337,21 @@
         <w:rPr>
           <w:lang w:val="gu_IN" w:bidi="gu_IN"/>
         </w:rPr>
+      </w:r>
+    </w:p>
+    <w:p>
+      <w:pPr/>
+      <w:r>
+        <w:rPr>
+          <w:lang w:val="gu_IN" w:bidi="gu_IN"/>
+        </w:rPr>
+      </w:r>
+      <w:r>
+        <w:rPr>
+          <w:b/>
+          <w:lang w:val="gu_IN" w:bidi="gu_IN"/>
+        </w:rPr>
+        <w:t>ἐλάλησαν ἀπὸ Θεοῦ</w:t>
       </w:r>
     </w:p>
     <w:p>
@@ -14155,6 +15685,21 @@
           <w:b/>
           <w:lang w:val="gu_IN" w:bidi="gu_IN"/>
         </w:rPr>
+        <w:t>δὲ</w:t>
+      </w:r>
+    </w:p>
+    <w:p>
+      <w:pPr/>
+      <w:r>
+        <w:rPr>
+          <w:lang w:val="gu_IN" w:bidi="gu_IN"/>
+        </w:rPr>
+      </w:r>
+      <w:r>
+        <w:rPr>
+          <w:b/>
+          <w:lang w:val="gu_IN" w:bidi="gu_IN"/>
+        </w:rPr>
         <w:t>"હવે"</w:t>
       </w:r>
     </w:p>
@@ -14250,6 +15795,21 @@
           <w:b/>
           <w:lang w:val="gu_IN" w:bidi="gu_IN"/>
         </w:rPr>
+        <w:t>ἐν τῷ λαῷ</w:t>
+      </w:r>
+    </w:p>
+    <w:p>
+      <w:pPr/>
+      <w:r>
+        <w:rPr>
+          <w:lang w:val="gu_IN" w:bidi="gu_IN"/>
+        </w:rPr>
+      </w:r>
+      <w:r>
+        <w:rPr>
+          <w:b/>
+          <w:lang w:val="gu_IN" w:bidi="gu_IN"/>
+        </w:rPr>
         <w:t>"લોકો મધ્યે"</w:t>
       </w:r>
     </w:p>
@@ -14426,6 +15986,21 @@
           <w:b/>
           <w:lang w:val="gu_IN" w:bidi="gu_IN"/>
         </w:rPr>
+        <w:t>αἱρέσεις ἀπωλείας</w:t>
+      </w:r>
+    </w:p>
+    <w:p>
+      <w:pPr/>
+      <w:r>
+        <w:rPr>
+          <w:lang w:val="gu_IN" w:bidi="gu_IN"/>
+        </w:rPr>
+      </w:r>
+      <w:r>
+        <w:rPr>
+          <w:b/>
+          <w:lang w:val="gu_IN" w:bidi="gu_IN"/>
+        </w:rPr>
         <w:t>"વિનાશકારી પાંખડ"</w:t>
       </w:r>
     </w:p>
@@ -14514,6 +16089,21 @@
           <w:b/>
           <w:lang w:val="gu_IN" w:bidi="gu_IN"/>
         </w:rPr>
+        <w:t>αἱρέσεις ἀπωλείας</w:t>
+      </w:r>
+    </w:p>
+    <w:p>
+      <w:pPr/>
+      <w:r>
+        <w:rPr>
+          <w:lang w:val="gu_IN" w:bidi="gu_IN"/>
+        </w:rPr>
+      </w:r>
+      <w:r>
+        <w:rPr>
+          <w:b/>
+          <w:lang w:val="gu_IN" w:bidi="gu_IN"/>
+        </w:rPr>
         <w:t>"વિનાશકારી પાંખડ"</w:t>
       </w:r>
     </w:p>
@@ -14596,6 +16186,21 @@
           <w:b/>
           <w:lang w:val="gu_IN" w:bidi="gu_IN"/>
         </w:rPr>
+        <w:t>αἱρέσεις ἀπωλείας</w:t>
+      </w:r>
+    </w:p>
+    <w:p>
+      <w:pPr/>
+      <w:r>
+        <w:rPr>
+          <w:lang w:val="gu_IN" w:bidi="gu_IN"/>
+        </w:rPr>
+      </w:r>
+      <w:r>
+        <w:rPr>
+          <w:b/>
+          <w:lang w:val="gu_IN" w:bidi="gu_IN"/>
+        </w:rPr>
         <w:t>"વિનાશકારી પાંખડ"</w:t>
       </w:r>
     </w:p>
@@ -14786,6 +16391,21 @@
           <w:b/>
           <w:lang w:val="gu_IN" w:bidi="gu_IN"/>
         </w:rPr>
+        <w:t>τὸν ἀγοράσαντα αὐτοὺς Δεσπότην</w:t>
+      </w:r>
+    </w:p>
+    <w:p>
+      <w:pPr/>
+      <w:r>
+        <w:rPr>
+          <w:lang w:val="gu_IN" w:bidi="gu_IN"/>
+        </w:rPr>
+      </w:r>
+      <w:r>
+        <w:rPr>
+          <w:b/>
+          <w:lang w:val="gu_IN" w:bidi="gu_IN"/>
+        </w:rPr>
         <w:t>"માલિકનો &amp; જેમણે તેમને ખરીધ્યા"</w:t>
       </w:r>
     </w:p>
@@ -14874,6 +16494,21 @@
           <w:b/>
           <w:lang w:val="gu_IN" w:bidi="gu_IN"/>
         </w:rPr>
+        <w:t>ἐπάγοντες ἑαυτοῖς ταχινὴν ἀπώλειαν</w:t>
+      </w:r>
+    </w:p>
+    <w:p>
+      <w:pPr/>
+      <w:r>
+        <w:rPr>
+          <w:lang w:val="gu_IN" w:bidi="gu_IN"/>
+        </w:rPr>
+      </w:r>
+      <w:r>
+        <w:rPr>
+          <w:b/>
+          <w:lang w:val="gu_IN" w:bidi="gu_IN"/>
+        </w:rPr>
         <w:t>"તેમના પોતાના પર ઝડપી વિનાશ લાવશે"</w:t>
       </w:r>
     </w:p>
@@ -14962,6 +16597,21 @@
           <w:b/>
           <w:lang w:val="gu_IN" w:bidi="gu_IN"/>
         </w:rPr>
+        <w:t>ταχινὴν ἀπώλειαν</w:t>
+      </w:r>
+    </w:p>
+    <w:p>
+      <w:pPr/>
+      <w:r>
+        <w:rPr>
+          <w:lang w:val="gu_IN" w:bidi="gu_IN"/>
+        </w:rPr>
+      </w:r>
+      <w:r>
+        <w:rPr>
+          <w:b/>
+          <w:lang w:val="gu_IN" w:bidi="gu_IN"/>
+        </w:rPr>
         <w:t>"ઝડપી વિનાશ"</w:t>
       </w:r>
     </w:p>
@@ -15126,6 +16776,21 @@
           <w:b/>
           <w:lang w:val="gu_IN" w:bidi="gu_IN"/>
         </w:rPr>
+        <w:t>πολλοὶ</w:t>
+      </w:r>
+    </w:p>
+    <w:p>
+      <w:pPr/>
+      <w:r>
+        <w:rPr>
+          <w:lang w:val="gu_IN" w:bidi="gu_IN"/>
+        </w:rPr>
+      </w:r>
+      <w:r>
+        <w:rPr>
+          <w:b/>
+          <w:lang w:val="gu_IN" w:bidi="gu_IN"/>
+        </w:rPr>
         <w:t>"ઘણા"</w:t>
       </w:r>
     </w:p>
@@ -15201,6 +16866,21 @@
           <w:b/>
           <w:lang w:val="gu_IN" w:bidi="gu_IN"/>
         </w:rPr>
+        <w:t>ἐξακολουθήσουσιν</w:t>
+      </w:r>
+    </w:p>
+    <w:p>
+      <w:pPr/>
+      <w:r>
+        <w:rPr>
+          <w:lang w:val="gu_IN" w:bidi="gu_IN"/>
+        </w:rPr>
+      </w:r>
+      <w:r>
+        <w:rPr>
+          <w:b/>
+          <w:lang w:val="gu_IN" w:bidi="gu_IN"/>
+        </w:rPr>
         <w:t>"અનુસરશે"</w:t>
       </w:r>
     </w:p>
@@ -15289,6 +16969,21 @@
           <w:b/>
           <w:lang w:val="gu_IN" w:bidi="gu_IN"/>
         </w:rPr>
+        <w:t>αὐτῶν ταῖς ἀσελγείαις</w:t>
+      </w:r>
+    </w:p>
+    <w:p>
+      <w:pPr/>
+      <w:r>
+        <w:rPr>
+          <w:lang w:val="gu_IN" w:bidi="gu_IN"/>
+        </w:rPr>
+      </w:r>
+      <w:r>
+        <w:rPr>
+          <w:b/>
+          <w:lang w:val="gu_IN" w:bidi="gu_IN"/>
+        </w:rPr>
         <w:t>"તેમના સ્વચ્છંદી કૃત્યોને"</w:t>
       </w:r>
     </w:p>
@@ -15377,6 +17072,21 @@
           <w:b/>
           <w:lang w:val="gu_IN" w:bidi="gu_IN"/>
         </w:rPr>
+        <w:t>ταῖς ἀσελγείαις</w:t>
+      </w:r>
+    </w:p>
+    <w:p>
+      <w:pPr/>
+      <w:r>
+        <w:rPr>
+          <w:lang w:val="gu_IN" w:bidi="gu_IN"/>
+        </w:rPr>
+      </w:r>
+      <w:r>
+        <w:rPr>
+          <w:b/>
+          <w:lang w:val="gu_IN" w:bidi="gu_IN"/>
+        </w:rPr>
         <w:t>"સ્વચ્છંદી કૃત્યોને"</w:t>
       </w:r>
     </w:p>
@@ -15453,6 +17163,21 @@
           <w:b/>
           <w:lang w:val="gu_IN" w:bidi="gu_IN"/>
         </w:rPr>
+        <w:t>δι’ οὓς</w:t>
+      </w:r>
+    </w:p>
+    <w:p>
+      <w:pPr/>
+      <w:r>
+        <w:rPr>
+          <w:lang w:val="gu_IN" w:bidi="gu_IN"/>
+        </w:rPr>
+      </w:r>
+      <w:r>
+        <w:rPr>
+          <w:b/>
+          <w:lang w:val="gu_IN" w:bidi="gu_IN"/>
+        </w:rPr>
         <w:t>"જેમના કારણે"</w:t>
       </w:r>
     </w:p>
@@ -15541,6 +17266,21 @@
           <w:b/>
           <w:lang w:val="gu_IN" w:bidi="gu_IN"/>
         </w:rPr>
+        <w:t>ἡ ὁδὸς τῆς ἀληθείας</w:t>
+      </w:r>
+    </w:p>
+    <w:p>
+      <w:pPr/>
+      <w:r>
+        <w:rPr>
+          <w:lang w:val="gu_IN" w:bidi="gu_IN"/>
+        </w:rPr>
+      </w:r>
+      <w:r>
+        <w:rPr>
+          <w:b/>
+          <w:lang w:val="gu_IN" w:bidi="gu_IN"/>
+        </w:rPr>
         <w:t>"સત્યના માર્ગની"</w:t>
       </w:r>
     </w:p>
@@ -15623,6 +17363,21 @@
           <w:b/>
           <w:lang w:val="gu_IN" w:bidi="gu_IN"/>
         </w:rPr>
+        <w:t>ἡ ὁδὸς τῆς ἀληθείας</w:t>
+      </w:r>
+    </w:p>
+    <w:p>
+      <w:pPr/>
+      <w:r>
+        <w:rPr>
+          <w:lang w:val="gu_IN" w:bidi="gu_IN"/>
+        </w:rPr>
+      </w:r>
+      <w:r>
+        <w:rPr>
+          <w:b/>
+          <w:lang w:val="gu_IN" w:bidi="gu_IN"/>
+        </w:rPr>
         <w:t>"સત્યના માર્ગની"</w:t>
       </w:r>
     </w:p>
@@ -15894,6 +17649,21 @@
           <w:b/>
           <w:lang w:val="gu_IN" w:bidi="gu_IN"/>
         </w:rPr>
+        <w:t>ἡ ὁδὸς τῆς ἀληθείας βλασφημηθήσεται</w:t>
+      </w:r>
+    </w:p>
+    <w:p>
+      <w:pPr/>
+      <w:r>
+        <w:rPr>
+          <w:lang w:val="gu_IN" w:bidi="gu_IN"/>
+        </w:rPr>
+      </w:r>
+      <w:r>
+        <w:rPr>
+          <w:b/>
+          <w:lang w:val="gu_IN" w:bidi="gu_IN"/>
+        </w:rPr>
         <w:t>"સત્યના માર્ગની નિંદા થશે"</w:t>
       </w:r>
     </w:p>
@@ -15969,6 +17739,21 @@
           <w:b/>
           <w:lang w:val="gu_IN" w:bidi="gu_IN"/>
         </w:rPr>
+        <w:t>ἐν πλεονεξίᾳ</w:t>
+      </w:r>
+    </w:p>
+    <w:p>
+      <w:pPr/>
+      <w:r>
+        <w:rPr>
+          <w:lang w:val="gu_IN" w:bidi="gu_IN"/>
+        </w:rPr>
+      </w:r>
+      <w:r>
+        <w:rPr>
+          <w:b/>
+          <w:lang w:val="gu_IN" w:bidi="gu_IN"/>
+        </w:rPr>
         <w:t>"લોભમાં"</w:t>
       </w:r>
     </w:p>
@@ -16045,6 +17830,21 @@
           <w:b/>
           <w:lang w:val="gu_IN" w:bidi="gu_IN"/>
         </w:rPr>
+        <w:t>ἐν πλεονεξίᾳ</w:t>
+      </w:r>
+    </w:p>
+    <w:p>
+      <w:pPr/>
+      <w:r>
+        <w:rPr>
+          <w:lang w:val="gu_IN" w:bidi="gu_IN"/>
+        </w:rPr>
+      </w:r>
+      <w:r>
+        <w:rPr>
+          <w:b/>
+          <w:lang w:val="gu_IN" w:bidi="gu_IN"/>
+        </w:rPr>
         <w:t>"લોભમાં"</w:t>
       </w:r>
     </w:p>
@@ -16133,6 +17933,21 @@
           <w:b/>
           <w:lang w:val="gu_IN" w:bidi="gu_IN"/>
         </w:rPr>
+        <w:t>πλαστοῖς λόγοις</w:t>
+      </w:r>
+    </w:p>
+    <w:p>
+      <w:pPr/>
+      <w:r>
+        <w:rPr>
+          <w:lang w:val="gu_IN" w:bidi="gu_IN"/>
+        </w:rPr>
+      </w:r>
+      <w:r>
+        <w:rPr>
+          <w:b/>
+          <w:lang w:val="gu_IN" w:bidi="gu_IN"/>
+        </w:rPr>
         <w:t>"ખોટા શબ્દોથી"</w:t>
       </w:r>
     </w:p>
@@ -16209,6 +18024,21 @@
           <w:b/>
           <w:lang w:val="gu_IN" w:bidi="gu_IN"/>
         </w:rPr>
+        <w:t>πλαστοῖς λόγοις</w:t>
+      </w:r>
+    </w:p>
+    <w:p>
+      <w:pPr/>
+      <w:r>
+        <w:rPr>
+          <w:lang w:val="gu_IN" w:bidi="gu_IN"/>
+        </w:rPr>
+      </w:r>
+      <w:r>
+        <w:rPr>
+          <w:b/>
+          <w:lang w:val="gu_IN" w:bidi="gu_IN"/>
+        </w:rPr>
         <w:t>"ખોટા શબ્દોથી"</w:t>
       </w:r>
     </w:p>
@@ -16296,6 +18126,21 @@
         <w:rPr>
           <w:lang w:val="gu_IN" w:bidi="gu_IN"/>
         </w:rPr>
+      </w:r>
+    </w:p>
+    <w:p>
+      <w:pPr/>
+      <w:r>
+        <w:rPr>
+          <w:lang w:val="gu_IN" w:bidi="gu_IN"/>
+        </w:rPr>
+      </w:r>
+      <w:r>
+        <w:rPr>
+          <w:b/>
+          <w:lang w:val="gu_IN" w:bidi="gu_IN"/>
+        </w:rPr>
+        <w:t>ἐμπορεύσονται</w:t>
       </w:r>
     </w:p>
     <w:p>
@@ -16937,6 +18782,21 @@
           <w:b/>
           <w:lang w:val="gu_IN" w:bidi="gu_IN"/>
         </w:rPr>
+        <w:t>γὰρ</w:t>
+      </w:r>
+    </w:p>
+    <w:p>
+      <w:pPr/>
+      <w:r>
+        <w:rPr>
+          <w:lang w:val="gu_IN" w:bidi="gu_IN"/>
+        </w:rPr>
+      </w:r>
+      <w:r>
+        <w:rPr>
+          <w:b/>
+          <w:lang w:val="gu_IN" w:bidi="gu_IN"/>
+        </w:rPr>
         <w:t>"કેમ કે"</w:t>
       </w:r>
     </w:p>
@@ -17011,6 +18871,21 @@
         <w:rPr>
           <w:lang w:val="gu_IN" w:bidi="gu_IN"/>
         </w:rPr>
+      </w:r>
+    </w:p>
+    <w:p>
+      <w:pPr/>
+      <w:r>
+        <w:rPr>
+          <w:lang w:val="gu_IN" w:bidi="gu_IN"/>
+        </w:rPr>
+      </w:r>
+      <w:r>
+        <w:rPr>
+          <w:b/>
+          <w:lang w:val="gu_IN" w:bidi="gu_IN"/>
+        </w:rPr>
+        <w:t>εἰ</w:t>
       </w:r>
     </w:p>
     <w:p>
@@ -17160,6 +19035,21 @@
           <w:b/>
           <w:lang w:val="gu_IN" w:bidi="gu_IN"/>
         </w:rPr>
+        <w:t>οὐκ ἐφείσατο</w:t>
+      </w:r>
+    </w:p>
+    <w:p>
+      <w:pPr/>
+      <w:r>
+        <w:rPr>
+          <w:lang w:val="gu_IN" w:bidi="gu_IN"/>
+        </w:rPr>
+      </w:r>
+      <w:r>
+        <w:rPr>
+          <w:b/>
+          <w:lang w:val="gu_IN" w:bidi="gu_IN"/>
+        </w:rPr>
         <w:t>"છોડ્યા નહિ"</w:t>
       </w:r>
     </w:p>
@@ -17318,6 +19208,21 @@
           <w:b/>
           <w:lang w:val="gu_IN" w:bidi="gu_IN"/>
         </w:rPr>
+        <w:t>σειροῖς ζόφου</w:t>
+      </w:r>
+    </w:p>
+    <w:p>
+      <w:pPr/>
+      <w:r>
+        <w:rPr>
+          <w:lang w:val="gu_IN" w:bidi="gu_IN"/>
+        </w:rPr>
+      </w:r>
+      <w:r>
+        <w:rPr>
+          <w:b/>
+          <w:lang w:val="gu_IN" w:bidi="gu_IN"/>
+        </w:rPr>
         <w:t>"અંધકારની સાંકળોમાં"</w:t>
       </w:r>
     </w:p>
@@ -17393,6 +19298,21 @@
           <w:b/>
           <w:lang w:val="gu_IN" w:bidi="gu_IN"/>
         </w:rPr>
+        <w:t>σειροῖς ζόφου</w:t>
+      </w:r>
+    </w:p>
+    <w:p>
+      <w:pPr/>
+      <w:r>
+        <w:rPr>
+          <w:lang w:val="gu_IN" w:bidi="gu_IN"/>
+        </w:rPr>
+      </w:r>
+      <w:r>
+        <w:rPr>
+          <w:b/>
+          <w:lang w:val="gu_IN" w:bidi="gu_IN"/>
+        </w:rPr>
         <w:t>"અંધકારની સાંકળોમાં"</w:t>
       </w:r>
     </w:p>
@@ -17468,6 +19388,21 @@
           <w:b/>
           <w:lang w:val="gu_IN" w:bidi="gu_IN"/>
         </w:rPr>
+        <w:t>ταρταρώσας</w:t>
+      </w:r>
+    </w:p>
+    <w:p>
+      <w:pPr/>
+      <w:r>
+        <w:rPr>
+          <w:lang w:val="gu_IN" w:bidi="gu_IN"/>
+        </w:rPr>
+      </w:r>
+      <w:r>
+        <w:rPr>
+          <w:b/>
+          <w:lang w:val="gu_IN" w:bidi="gu_IN"/>
+        </w:rPr>
         <w:t>"નીચે તાર્તરસ તરફ ફેંકી દીધા"</w:t>
       </w:r>
     </w:p>
@@ -17563,6 +19498,21 @@
           <w:b/>
           <w:lang w:val="gu_IN" w:bidi="gu_IN"/>
         </w:rPr>
+        <w:t>παρέδωκεν</w:t>
+      </w:r>
+    </w:p>
+    <w:p>
+      <w:pPr/>
+      <w:r>
+        <w:rPr>
+          <w:lang w:val="gu_IN" w:bidi="gu_IN"/>
+        </w:rPr>
+      </w:r>
+      <w:r>
+        <w:rPr>
+          <w:b/>
+          <w:lang w:val="gu_IN" w:bidi="gu_IN"/>
+        </w:rPr>
         <w:t>"તેમણે સોંપી દીધા"</w:t>
       </w:r>
     </w:p>
@@ -17651,6 +19601,21 @@
           <w:b/>
           <w:lang w:val="gu_IN" w:bidi="gu_IN"/>
         </w:rPr>
+        <w:t>παρέδωκεν</w:t>
+      </w:r>
+    </w:p>
+    <w:p>
+      <w:pPr/>
+      <w:r>
+        <w:rPr>
+          <w:lang w:val="gu_IN" w:bidi="gu_IN"/>
+        </w:rPr>
+      </w:r>
+      <w:r>
+        <w:rPr>
+          <w:b/>
+          <w:lang w:val="gu_IN" w:bidi="gu_IN"/>
+        </w:rPr>
         <w:t>"તેમણે સોંપી દીધા"</w:t>
       </w:r>
     </w:p>
@@ -17739,6 +19704,21 @@
           <w:b/>
           <w:lang w:val="gu_IN" w:bidi="gu_IN"/>
         </w:rPr>
+        <w:t>εἰς κρίσιν</w:t>
+      </w:r>
+    </w:p>
+    <w:p>
+      <w:pPr/>
+      <w:r>
+        <w:rPr>
+          <w:lang w:val="gu_IN" w:bidi="gu_IN"/>
+        </w:rPr>
+      </w:r>
+      <w:r>
+        <w:rPr>
+          <w:b/>
+          <w:lang w:val="gu_IN" w:bidi="gu_IN"/>
+        </w:rPr>
         <w:t>"ન્યાય માટે"</w:t>
       </w:r>
     </w:p>
@@ -17814,6 +19794,21 @@
           <w:b/>
           <w:lang w:val="gu_IN" w:bidi="gu_IN"/>
         </w:rPr>
+        <w:t>εἰς κρίσιν</w:t>
+      </w:r>
+    </w:p>
+    <w:p>
+      <w:pPr/>
+      <w:r>
+        <w:rPr>
+          <w:lang w:val="gu_IN" w:bidi="gu_IN"/>
+        </w:rPr>
+      </w:r>
+      <w:r>
+        <w:rPr>
+          <w:b/>
+          <w:lang w:val="gu_IN" w:bidi="gu_IN"/>
+        </w:rPr>
         <w:t>"ન્યાય માટે"</w:t>
       </w:r>
     </w:p>
@@ -17902,6 +19897,21 @@
           <w:b/>
           <w:lang w:val="gu_IN" w:bidi="gu_IN"/>
         </w:rPr>
+        <w:t>εἰς κρίσιν τηρουμένους</w:t>
+      </w:r>
+    </w:p>
+    <w:p>
+      <w:pPr/>
+      <w:r>
+        <w:rPr>
+          <w:lang w:val="gu_IN" w:bidi="gu_IN"/>
+        </w:rPr>
+      </w:r>
+      <w:r>
+        <w:rPr>
+          <w:b/>
+          <w:lang w:val="gu_IN" w:bidi="gu_IN"/>
+        </w:rPr>
         <w:t>"ન્યાય માટે રાખવામાં આવેલા એ અસ્તિત્વોને"</w:t>
       </w:r>
     </w:p>
@@ -17977,6 +19987,21 @@
           <w:b/>
           <w:lang w:val="gu_IN" w:bidi="gu_IN"/>
         </w:rPr>
+        <w:t>εἰς κρίσιν τηρουμένους</w:t>
+      </w:r>
+    </w:p>
+    <w:p>
+      <w:pPr/>
+      <w:r>
+        <w:rPr>
+          <w:lang w:val="gu_IN" w:bidi="gu_IN"/>
+        </w:rPr>
+      </w:r>
+      <w:r>
+        <w:rPr>
+          <w:b/>
+          <w:lang w:val="gu_IN" w:bidi="gu_IN"/>
+        </w:rPr>
         <w:t>"ન્યાય માટે રાખવામાં આવેલા એ અસ્તિત્વોને"</w:t>
       </w:r>
     </w:p>
@@ -18038,6 +20063,21 @@
         <w:rPr>
           <w:lang w:val="gu_IN" w:bidi="gu_IN"/>
         </w:rPr>
+      </w:r>
+    </w:p>
+    <w:p>
+      <w:pPr/>
+      <w:r>
+        <w:rPr>
+          <w:lang w:val="gu_IN" w:bidi="gu_IN"/>
+        </w:rPr>
+      </w:r>
+      <w:r>
+        <w:rPr>
+          <w:b/>
+          <w:lang w:val="gu_IN" w:bidi="gu_IN"/>
+        </w:rPr>
+        <w:t>καὶ</w:t>
       </w:r>
     </w:p>
     <w:p>
@@ -18264,6 +20304,21 @@
           <w:b/>
           <w:lang w:val="gu_IN" w:bidi="gu_IN"/>
         </w:rPr>
+        <w:t>οὐκ ἐφείσατο</w:t>
+      </w:r>
+    </w:p>
+    <w:p>
+      <w:pPr/>
+      <w:r>
+        <w:rPr>
+          <w:lang w:val="gu_IN" w:bidi="gu_IN"/>
+        </w:rPr>
+      </w:r>
+      <w:r>
+        <w:rPr>
+          <w:b/>
+          <w:lang w:val="gu_IN" w:bidi="gu_IN"/>
+        </w:rPr>
         <w:t>"તેમણે &amp; છોડ્યું નહિ"</w:t>
       </w:r>
     </w:p>
@@ -18352,6 +20407,21 @@
           <w:b/>
           <w:lang w:val="gu_IN" w:bidi="gu_IN"/>
         </w:rPr>
+        <w:t>οὐκ ἐφείσατο</w:t>
+      </w:r>
+    </w:p>
+    <w:p>
+      <w:pPr/>
+      <w:r>
+        <w:rPr>
+          <w:lang w:val="gu_IN" w:bidi="gu_IN"/>
+        </w:rPr>
+      </w:r>
+      <w:r>
+        <w:rPr>
+          <w:b/>
+          <w:lang w:val="gu_IN" w:bidi="gu_IN"/>
+        </w:rPr>
         <w:t>"તેમણે &amp; છોડ્યું નહિ"</w:t>
       </w:r>
     </w:p>
@@ -18440,6 +20510,21 @@
           <w:b/>
           <w:lang w:val="gu_IN" w:bidi="gu_IN"/>
         </w:rPr>
+        <w:t>ὄγδοον, Νῶε</w:t>
+      </w:r>
+    </w:p>
+    <w:p>
+      <w:pPr/>
+      <w:r>
+        <w:rPr>
+          <w:lang w:val="gu_IN" w:bidi="gu_IN"/>
+        </w:rPr>
+      </w:r>
+      <w:r>
+        <w:rPr>
+          <w:b/>
+          <w:lang w:val="gu_IN" w:bidi="gu_IN"/>
+        </w:rPr>
         <w:t>"નૂહ, આઠમા વ્યક્તિનું"</w:t>
       </w:r>
     </w:p>
@@ -18528,6 +20613,21 @@
           <w:b/>
           <w:lang w:val="gu_IN" w:bidi="gu_IN"/>
         </w:rPr>
+        <w:t>Νῶε, δικαιοσύνης κήρυκα</w:t>
+      </w:r>
+    </w:p>
+    <w:p>
+      <w:pPr/>
+      <w:r>
+        <w:rPr>
+          <w:lang w:val="gu_IN" w:bidi="gu_IN"/>
+        </w:rPr>
+      </w:r>
+      <w:r>
+        <w:rPr>
+          <w:b/>
+          <w:lang w:val="gu_IN" w:bidi="gu_IN"/>
+        </w:rPr>
         <w:t>"ન્યાયીપણાના એક ઉપદેશક, નૂહ"</w:t>
       </w:r>
     </w:p>
@@ -18616,6 +20716,21 @@
           <w:b/>
           <w:lang w:val="gu_IN" w:bidi="gu_IN"/>
         </w:rPr>
+        <w:t>δικαιοσύνης κήρυκα</w:t>
+      </w:r>
+    </w:p>
+    <w:p>
+      <w:pPr/>
+      <w:r>
+        <w:rPr>
+          <w:lang w:val="gu_IN" w:bidi="gu_IN"/>
+        </w:rPr>
+      </w:r>
+      <w:r>
+        <w:rPr>
+          <w:b/>
+          <w:lang w:val="gu_IN" w:bidi="gu_IN"/>
+        </w:rPr>
         <w:t>"ન્યાયીપણાના એક ઉપદેશક"</w:t>
       </w:r>
     </w:p>
@@ -18704,6 +20819,21 @@
           <w:b/>
           <w:lang w:val="gu_IN" w:bidi="gu_IN"/>
         </w:rPr>
+        <w:t>δικαιοσύνης κήρυκα</w:t>
+      </w:r>
+    </w:p>
+    <w:p>
+      <w:pPr/>
+      <w:r>
+        <w:rPr>
+          <w:lang w:val="gu_IN" w:bidi="gu_IN"/>
+        </w:rPr>
+      </w:r>
+      <w:r>
+        <w:rPr>
+          <w:b/>
+          <w:lang w:val="gu_IN" w:bidi="gu_IN"/>
+        </w:rPr>
         <w:t>"ન્યાયીપણાના એક ઉપદેશક"</w:t>
       </w:r>
     </w:p>
@@ -18842,6 +20972,21 @@
           <w:b/>
           <w:lang w:val="gu_IN" w:bidi="gu_IN"/>
         </w:rPr>
+        <w:t>κόσμῳ ἀσεβῶν</w:t>
+      </w:r>
+    </w:p>
+    <w:p>
+      <w:pPr/>
+      <w:r>
+        <w:rPr>
+          <w:lang w:val="gu_IN" w:bidi="gu_IN"/>
+        </w:rPr>
+      </w:r>
+      <w:r>
+        <w:rPr>
+          <w:b/>
+          <w:lang w:val="gu_IN" w:bidi="gu_IN"/>
+        </w:rPr>
         <w:t>"અધર્મી લોકોની દુનિયા પર"</w:t>
       </w:r>
     </w:p>
@@ -18903,6 +21048,21 @@
         <w:rPr>
           <w:lang w:val="gu_IN" w:bidi="gu_IN"/>
         </w:rPr>
+      </w:r>
+    </w:p>
+    <w:p>
+      <w:pPr/>
+      <w:r>
+        <w:rPr>
+          <w:lang w:val="gu_IN" w:bidi="gu_IN"/>
+        </w:rPr>
+      </w:r>
+      <w:r>
+        <w:rPr>
+          <w:b/>
+          <w:lang w:val="gu_IN" w:bidi="gu_IN"/>
+        </w:rPr>
+        <w:t>καὶ</w:t>
       </w:r>
     </w:p>
     <w:p>
@@ -19267,6 +21427,21 @@
           <w:b/>
           <w:lang w:val="gu_IN" w:bidi="gu_IN"/>
         </w:rPr>
+        <w:t>καταστροφῇ κατέκρινεν</w:t>
+      </w:r>
+    </w:p>
+    <w:p>
+      <w:pPr/>
+      <w:r>
+        <w:rPr>
+          <w:lang w:val="gu_IN" w:bidi="gu_IN"/>
+        </w:rPr>
+      </w:r>
+      <w:r>
+        <w:rPr>
+          <w:b/>
+          <w:lang w:val="gu_IN" w:bidi="gu_IN"/>
+        </w:rPr>
         <w:t>"તેમણે વિનાશરૂપ સજા કરી"</w:t>
       </w:r>
     </w:p>
@@ -19443,6 +21618,21 @@
           <w:b/>
           <w:lang w:val="gu_IN" w:bidi="gu_IN"/>
         </w:rPr>
+        <w:t>ἀσεβέσιν</w:t>
+      </w:r>
+    </w:p>
+    <w:p>
+      <w:pPr/>
+      <w:r>
+        <w:rPr>
+          <w:lang w:val="gu_IN" w:bidi="gu_IN"/>
+        </w:rPr>
+      </w:r>
+      <w:r>
+        <w:rPr>
+          <w:b/>
+          <w:lang w:val="gu_IN" w:bidi="gu_IN"/>
+        </w:rPr>
         <w:t>"અધર્મી લોકો સાથે"</w:t>
       </w:r>
     </w:p>
@@ -19517,6 +21707,21 @@
         <w:rPr>
           <w:lang w:val="gu_IN" w:bidi="gu_IN"/>
         </w:rPr>
+      </w:r>
+    </w:p>
+    <w:p>
+      <w:pPr/>
+      <w:r>
+        <w:rPr>
+          <w:lang w:val="gu_IN" w:bidi="gu_IN"/>
+        </w:rPr>
+      </w:r>
+      <w:r>
+        <w:rPr>
+          <w:b/>
+          <w:lang w:val="gu_IN" w:bidi="gu_IN"/>
+        </w:rPr>
+        <w:t>καὶ</w:t>
       </w:r>
     </w:p>
     <w:p>
@@ -19666,6 +21871,21 @@
           <w:b/>
           <w:lang w:val="gu_IN" w:bidi="gu_IN"/>
         </w:rPr>
+        <w:t>ἐρύσατο</w:t>
+      </w:r>
+    </w:p>
+    <w:p>
+      <w:pPr/>
+      <w:r>
+        <w:rPr>
+          <w:lang w:val="gu_IN" w:bidi="gu_IN"/>
+        </w:rPr>
+      </w:r>
+      <w:r>
+        <w:rPr>
+          <w:b/>
+          <w:lang w:val="gu_IN" w:bidi="gu_IN"/>
+        </w:rPr>
         <w:t>"તેમણે બચાવ્યો"</w:t>
       </w:r>
     </w:p>
@@ -20299,6 +22519,21 @@
           <w:b/>
           <w:lang w:val="gu_IN" w:bidi="gu_IN"/>
         </w:rPr>
+        <w:t>τῶν ἀθέσμων</w:t>
+      </w:r>
+    </w:p>
+    <w:p>
+      <w:pPr/>
+      <w:r>
+        <w:rPr>
+          <w:lang w:val="gu_IN" w:bidi="gu_IN"/>
+        </w:rPr>
+      </w:r>
+      <w:r>
+        <w:rPr>
+          <w:b/>
+          <w:lang w:val="gu_IN" w:bidi="gu_IN"/>
+        </w:rPr>
         <w:t>"અધર્મી લોકોના"</w:t>
       </w:r>
     </w:p>
@@ -20387,6 +22622,21 @@
           <w:b/>
           <w:lang w:val="gu_IN" w:bidi="gu_IN"/>
         </w:rPr>
+        <w:t>γὰρ</w:t>
+      </w:r>
+    </w:p>
+    <w:p>
+      <w:pPr/>
+      <w:r>
+        <w:rPr>
+          <w:lang w:val="gu_IN" w:bidi="gu_IN"/>
+        </w:rPr>
+      </w:r>
+      <w:r>
+        <w:rPr>
+          <w:b/>
+          <w:lang w:val="gu_IN" w:bidi="gu_IN"/>
+        </w:rPr>
         <w:t>"કેમ કે"</w:t>
       </w:r>
     </w:p>
@@ -20589,6 +22839,21 @@
           <w:b/>
           <w:lang w:val="gu_IN" w:bidi="gu_IN"/>
         </w:rPr>
+        <w:t>ὁ δίκαιος</w:t>
+      </w:r>
+    </w:p>
+    <w:p>
+      <w:pPr/>
+      <w:r>
+        <w:rPr>
+          <w:lang w:val="gu_IN" w:bidi="gu_IN"/>
+        </w:rPr>
+      </w:r>
+      <w:r>
+        <w:rPr>
+          <w:b/>
+          <w:lang w:val="gu_IN" w:bidi="gu_IN"/>
+        </w:rPr>
         <w:t>"તે ન્યાયી માણસ"</w:t>
       </w:r>
     </w:p>
@@ -20727,6 +22992,21 @@
           <w:b/>
           <w:lang w:val="gu_IN" w:bidi="gu_IN"/>
         </w:rPr>
+        <w:t>αὐτοῖς</w:t>
+      </w:r>
+    </w:p>
+    <w:p>
+      <w:pPr/>
+      <w:r>
+        <w:rPr>
+          <w:lang w:val="gu_IN" w:bidi="gu_IN"/>
+        </w:rPr>
+      </w:r>
+      <w:r>
+        <w:rPr>
+          <w:b/>
+          <w:lang w:val="gu_IN" w:bidi="gu_IN"/>
+        </w:rPr>
         <w:t>"તેઓની વચ્ચે"</w:t>
       </w:r>
     </w:p>
@@ -20828,6 +23108,21 @@
           <w:b/>
           <w:lang w:val="gu_IN" w:bidi="gu_IN"/>
         </w:rPr>
+        <w:t>ἐνκατοικῶν ἐν αὐτοῖς ἡμέραν ἐξ ἡμέρας</w:t>
+      </w:r>
+    </w:p>
+    <w:p>
+      <w:pPr/>
+      <w:r>
+        <w:rPr>
+          <w:lang w:val="gu_IN" w:bidi="gu_IN"/>
+        </w:rPr>
+      </w:r>
+      <w:r>
+        <w:rPr>
+          <w:b/>
+          <w:lang w:val="gu_IN" w:bidi="gu_IN"/>
+        </w:rPr>
         <w:t>"તેઓની વચ્ચે રોજબરોજ રહેતા"</w:t>
       </w:r>
     </w:p>
@@ -21004,6 +23299,21 @@
           <w:b/>
           <w:lang w:val="gu_IN" w:bidi="gu_IN"/>
         </w:rPr>
+        <w:t>ἀνόμοις ἔργοις</w:t>
+      </w:r>
+    </w:p>
+    <w:p>
+      <w:pPr/>
+      <w:r>
+        <w:rPr>
+          <w:lang w:val="gu_IN" w:bidi="gu_IN"/>
+        </w:rPr>
+      </w:r>
+      <w:r>
+        <w:rPr>
+          <w:b/>
+          <w:lang w:val="gu_IN" w:bidi="gu_IN"/>
+        </w:rPr>
         <w:t>"અધર્મી કાર્યોને"</w:t>
       </w:r>
     </w:p>
@@ -21053,6 +23363,21 @@
         <w:rPr>
           <w:lang w:val="gu_IN" w:bidi="gu_IN"/>
         </w:rPr>
+      </w:r>
+    </w:p>
+    <w:p>
+      <w:pPr/>
+      <w:r>
+        <w:rPr>
+          <w:lang w:val="gu_IN" w:bidi="gu_IN"/>
+        </w:rPr>
+      </w:r>
+      <w:r>
+        <w:rPr>
+          <w:b/>
+          <w:lang w:val="gu_IN" w:bidi="gu_IN"/>
+        </w:rPr>
+        <w:t>οἶδεν Κύριος</w:t>
       </w:r>
     </w:p>
     <w:p>
@@ -21371,6 +23696,21 @@
           <w:b/>
           <w:lang w:val="gu_IN" w:bidi="gu_IN"/>
         </w:rPr>
+        <w:t>κολαζομένους</w:t>
+      </w:r>
+    </w:p>
+    <w:p>
+      <w:pPr/>
+      <w:r>
+        <w:rPr>
+          <w:lang w:val="gu_IN" w:bidi="gu_IN"/>
+        </w:rPr>
+      </w:r>
+      <w:r>
+        <w:rPr>
+          <w:b/>
+          <w:lang w:val="gu_IN" w:bidi="gu_IN"/>
+        </w:rPr>
         <w:t>"સજા કરવા માટે"</w:t>
       </w:r>
     </w:p>
@@ -21521,6 +23861,21 @@
           <w:b/>
           <w:lang w:val="gu_IN" w:bidi="gu_IN"/>
         </w:rPr>
+        <w:t>εἰς ἡμέραν κρίσεως</w:t>
+      </w:r>
+    </w:p>
+    <w:p>
+      <w:pPr/>
+      <w:r>
+        <w:rPr>
+          <w:lang w:val="gu_IN" w:bidi="gu_IN"/>
+        </w:rPr>
+      </w:r>
+      <w:r>
+        <w:rPr>
+          <w:b/>
+          <w:lang w:val="gu_IN" w:bidi="gu_IN"/>
+        </w:rPr>
         <w:t>"ન્યાયના દિવસે"</w:t>
       </w:r>
     </w:p>
@@ -21597,6 +23952,21 @@
           <w:b/>
           <w:lang w:val="gu_IN" w:bidi="gu_IN"/>
         </w:rPr>
+        <w:t>ἡμέραν κρίσεως</w:t>
+      </w:r>
+    </w:p>
+    <w:p>
+      <w:pPr/>
+      <w:r>
+        <w:rPr>
+          <w:lang w:val="gu_IN" w:bidi="gu_IN"/>
+        </w:rPr>
+      </w:r>
+      <w:r>
+        <w:rPr>
+          <w:b/>
+          <w:lang w:val="gu_IN" w:bidi="gu_IN"/>
+        </w:rPr>
         <w:t>"ન્યાયના દિવસે"</w:t>
       </w:r>
     </w:p>
@@ -21698,6 +24068,21 @@
           <w:b/>
           <w:lang w:val="gu_IN" w:bidi="gu_IN"/>
         </w:rPr>
+        <w:t>δὲ</w:t>
+      </w:r>
+    </w:p>
+    <w:p>
+      <w:pPr/>
+      <w:r>
+        <w:rPr>
+          <w:lang w:val="gu_IN" w:bidi="gu_IN"/>
+        </w:rPr>
+      </w:r>
+      <w:r>
+        <w:rPr>
+          <w:b/>
+          <w:lang w:val="gu_IN" w:bidi="gu_IN"/>
+        </w:rPr>
         <w:t>"પરંતુ"</w:t>
       </w:r>
     </w:p>
@@ -21797,6 +24182,21 @@
           <w:b/>
           <w:lang w:val="gu_IN" w:bidi="gu_IN"/>
         </w:rPr>
+        <w:t>τοὺς ὀπίσω &amp; πορευομένους</w:t>
+      </w:r>
+    </w:p>
+    <w:p>
+      <w:pPr/>
+      <w:r>
+        <w:rPr>
+          <w:lang w:val="gu_IN" w:bidi="gu_IN"/>
+        </w:rPr>
+      </w:r>
+      <w:r>
+        <w:rPr>
+          <w:b/>
+          <w:lang w:val="gu_IN" w:bidi="gu_IN"/>
+        </w:rPr>
         <w:t>"જેઓ &amp; પાછળ &amp; જાય છે"</w:t>
       </w:r>
     </w:p>
@@ -21896,6 +24296,21 @@
           <w:b/>
           <w:lang w:val="gu_IN" w:bidi="gu_IN"/>
         </w:rPr>
+        <w:t>σαρκὸς</w:t>
+      </w:r>
+    </w:p>
+    <w:p>
+      <w:pPr/>
+      <w:r>
+        <w:rPr>
+          <w:lang w:val="gu_IN" w:bidi="gu_IN"/>
+        </w:rPr>
+      </w:r>
+      <w:r>
+        <w:rPr>
+          <w:b/>
+          <w:lang w:val="gu_IN" w:bidi="gu_IN"/>
+        </w:rPr>
         <w:t>"દેહની"</w:t>
       </w:r>
     </w:p>
@@ -22135,6 +24550,21 @@
           <w:b/>
           <w:lang w:val="gu_IN" w:bidi="gu_IN"/>
         </w:rPr>
+        <w:t>καὶ κυριότητος καταφρονοῦντας</w:t>
+      </w:r>
+    </w:p>
+    <w:p>
+      <w:pPr/>
+      <w:r>
+        <w:rPr>
+          <w:lang w:val="gu_IN" w:bidi="gu_IN"/>
+        </w:rPr>
+      </w:r>
+      <w:r>
+        <w:rPr>
+          <w:b/>
+          <w:lang w:val="gu_IN" w:bidi="gu_IN"/>
+        </w:rPr>
         <w:t>"અને સત્તાનો તિરસ્કાર કરે છે"</w:t>
       </w:r>
     </w:p>
@@ -22223,6 +24653,21 @@
           <w:b/>
           <w:lang w:val="gu_IN" w:bidi="gu_IN"/>
         </w:rPr>
+        <w:t>κυριότητος καταφρονοῦντας</w:t>
+      </w:r>
+    </w:p>
+    <w:p>
+      <w:pPr/>
+      <w:r>
+        <w:rPr>
+          <w:lang w:val="gu_IN" w:bidi="gu_IN"/>
+        </w:rPr>
+      </w:r>
+      <w:r>
+        <w:rPr>
+          <w:b/>
+          <w:lang w:val="gu_IN" w:bidi="gu_IN"/>
+        </w:rPr>
         <w:t>"સત્તાનો તિરસ્કાર કરે છે"</w:t>
       </w:r>
     </w:p>
@@ -22285,6 +24730,21 @@
         <w:rPr>
           <w:lang w:val="gu_IN" w:bidi="gu_IN"/>
         </w:rPr>
+      </w:r>
+    </w:p>
+    <w:p>
+      <w:pPr/>
+      <w:r>
+        <w:rPr>
+          <w:lang w:val="gu_IN" w:bidi="gu_IN"/>
+        </w:rPr>
+      </w:r>
+      <w:r>
+        <w:rPr>
+          <w:b/>
+          <w:lang w:val="gu_IN" w:bidi="gu_IN"/>
+        </w:rPr>
+        <w:t>τολμηταὶ</w:t>
       </w:r>
     </w:p>
     <w:p>
@@ -22387,6 +24847,21 @@
           <w:b/>
           <w:lang w:val="gu_IN" w:bidi="gu_IN"/>
         </w:rPr>
+        <w:t>τολμηταὶ αὐθάδεις</w:t>
+      </w:r>
+    </w:p>
+    <w:p>
+      <w:pPr/>
+      <w:r>
+        <w:rPr>
+          <w:lang w:val="gu_IN" w:bidi="gu_IN"/>
+        </w:rPr>
+      </w:r>
+      <w:r>
+        <w:rPr>
+          <w:b/>
+          <w:lang w:val="gu_IN" w:bidi="gu_IN"/>
+        </w:rPr>
         <w:t>"બેશરમ લોકો! સ્વ-ઇચ્છાવાળાઓ"</w:t>
       </w:r>
     </w:p>
@@ -22482,6 +24957,21 @@
           <w:b/>
           <w:lang w:val="gu_IN" w:bidi="gu_IN"/>
         </w:rPr>
+        <w:t>αὐθάδεις</w:t>
+      </w:r>
+    </w:p>
+    <w:p>
+      <w:pPr/>
+      <w:r>
+        <w:rPr>
+          <w:lang w:val="gu_IN" w:bidi="gu_IN"/>
+        </w:rPr>
+      </w:r>
+      <w:r>
+        <w:rPr>
+          <w:b/>
+          <w:lang w:val="gu_IN" w:bidi="gu_IN"/>
+        </w:rPr>
         <w:t>"બેશરમ લોકો! સ્વ-ઇચ્છાવાળાઓ"</w:t>
       </w:r>
     </w:p>
@@ -22538,6 +25028,21 @@
         <w:rPr>
           <w:lang w:val="gu_IN" w:bidi="gu_IN"/>
         </w:rPr>
+      </w:r>
+    </w:p>
+    <w:p>
+      <w:pPr/>
+      <w:r>
+        <w:rPr>
+          <w:lang w:val="gu_IN" w:bidi="gu_IN"/>
+        </w:rPr>
+      </w:r>
+      <w:r>
+        <w:rPr>
+          <w:b/>
+          <w:lang w:val="gu_IN" w:bidi="gu_IN"/>
+        </w:rPr>
+        <w:t>οὐ τρέμουσιν</w:t>
       </w:r>
     </w:p>
     <w:p>
@@ -22721,6 +25226,21 @@
           <w:b/>
           <w:lang w:val="gu_IN" w:bidi="gu_IN"/>
         </w:rPr>
+        <w:t>δόξας</w:t>
+      </w:r>
+    </w:p>
+    <w:p>
+      <w:pPr/>
+      <w:r>
+        <w:rPr>
+          <w:lang w:val="gu_IN" w:bidi="gu_IN"/>
+        </w:rPr>
+      </w:r>
+      <w:r>
+        <w:rPr>
+          <w:b/>
+          <w:lang w:val="gu_IN" w:bidi="gu_IN"/>
+        </w:rPr>
         <w:t>"ગૌરવશાળી અસ્તિત્વોનું"</w:t>
       </w:r>
     </w:p>
@@ -22797,6 +25317,21 @@
           <w:b/>
           <w:lang w:val="gu_IN" w:bidi="gu_IN"/>
         </w:rPr>
+        <w:t>ἰσχύϊ καὶ δυνάμει μείζονες ὄντες</w:t>
+      </w:r>
+    </w:p>
+    <w:p>
+      <w:pPr/>
+      <w:r>
+        <w:rPr>
+          <w:lang w:val="gu_IN" w:bidi="gu_IN"/>
+        </w:rPr>
+      </w:r>
+      <w:r>
+        <w:rPr>
+          <w:b/>
+          <w:lang w:val="gu_IN" w:bidi="gu_IN"/>
+        </w:rPr>
         <w:t>"શક્તિ અને સામર્થ્યમાં વધુ &amp; નથી"</w:t>
       </w:r>
     </w:p>
@@ -22898,6 +25433,21 @@
           <w:b/>
           <w:lang w:val="gu_IN" w:bidi="gu_IN"/>
         </w:rPr>
+        <w:t>ἰσχύϊ καὶ δυνάμει μείζονες ὄντες</w:t>
+      </w:r>
+    </w:p>
+    <w:p>
+      <w:pPr/>
+      <w:r>
+        <w:rPr>
+          <w:lang w:val="gu_IN" w:bidi="gu_IN"/>
+        </w:rPr>
+      </w:r>
+      <w:r>
+        <w:rPr>
+          <w:b/>
+          <w:lang w:val="gu_IN" w:bidi="gu_IN"/>
+        </w:rPr>
         <w:t>"શક્તિ અને સામર્થ્યમાં વધુ &amp; નથી"</w:t>
       </w:r>
     </w:p>
@@ -22973,6 +25523,21 @@
           <w:b/>
           <w:lang w:val="gu_IN" w:bidi="gu_IN"/>
         </w:rPr>
+        <w:t>ἰσχύϊ καὶ δυνάμει μείζονες ὄντες</w:t>
+      </w:r>
+    </w:p>
+    <w:p>
+      <w:pPr/>
+      <w:r>
+        <w:rPr>
+          <w:lang w:val="gu_IN" w:bidi="gu_IN"/>
+        </w:rPr>
+      </w:r>
+      <w:r>
+        <w:rPr>
+          <w:b/>
+          <w:lang w:val="gu_IN" w:bidi="gu_IN"/>
+        </w:rPr>
         <w:t>"શક્તિ અને સામર્થ્યમાં વધુ &amp; નથી"</w:t>
       </w:r>
     </w:p>
@@ -23142,6 +25707,21 @@
         <w:rPr>
           <w:lang w:val="gu_IN" w:bidi="gu_IN"/>
         </w:rPr>
+      </w:r>
+    </w:p>
+    <w:p>
+      <w:pPr/>
+      <w:r>
+        <w:rPr>
+          <w:lang w:val="gu_IN" w:bidi="gu_IN"/>
+        </w:rPr>
+      </w:r>
+      <w:r>
+        <w:rPr>
+          <w:b/>
+          <w:lang w:val="gu_IN" w:bidi="gu_IN"/>
+        </w:rPr>
+        <w:t>οὗτοι</w:t>
       </w:r>
     </w:p>
     <w:p>
@@ -23262,6 +25842,21 @@
           <w:b/>
           <w:lang w:val="gu_IN" w:bidi="gu_IN"/>
         </w:rPr>
+        <w:t>οὗτοι &amp; ὡς ἄλογα ζῷα</w:t>
+      </w:r>
+    </w:p>
+    <w:p>
+      <w:pPr/>
+      <w:r>
+        <w:rPr>
+          <w:lang w:val="gu_IN" w:bidi="gu_IN"/>
+        </w:rPr>
+      </w:r>
+      <w:r>
+        <w:rPr>
+          <w:b/>
+          <w:lang w:val="gu_IN" w:bidi="gu_IN"/>
+        </w:rPr>
         <w:t>"આ માણસો, બિનતાર્કિક પ્રાણીઓ તરીકે"</w:t>
       </w:r>
     </w:p>
@@ -23501,6 +26096,21 @@
           <w:b/>
           <w:lang w:val="gu_IN" w:bidi="gu_IN"/>
         </w:rPr>
+        <w:t>εἰς ἅλωσιν καὶ φθοράν</w:t>
+      </w:r>
+    </w:p>
+    <w:p>
+      <w:pPr/>
+      <w:r>
+        <w:rPr>
+          <w:lang w:val="gu_IN" w:bidi="gu_IN"/>
+        </w:rPr>
+      </w:r>
+      <w:r>
+        <w:rPr>
+          <w:b/>
+          <w:lang w:val="gu_IN" w:bidi="gu_IN"/>
+        </w:rPr>
         <w:t>"ફસાવા અને વિનાશ માટે"</w:t>
       </w:r>
     </w:p>
@@ -23589,6 +26199,21 @@
           <w:b/>
           <w:lang w:val="gu_IN" w:bidi="gu_IN"/>
         </w:rPr>
+        <w:t>εἰς ἅλωσιν καὶ φθοράν</w:t>
+      </w:r>
+    </w:p>
+    <w:p>
+      <w:pPr/>
+      <w:r>
+        <w:rPr>
+          <w:lang w:val="gu_IN" w:bidi="gu_IN"/>
+        </w:rPr>
+      </w:r>
+      <w:r>
+        <w:rPr>
+          <w:b/>
+          <w:lang w:val="gu_IN" w:bidi="gu_IN"/>
+        </w:rPr>
         <w:t>"ફસાવા અને વિનાશ માટે"</w:t>
       </w:r>
     </w:p>
@@ -23739,6 +26364,21 @@
         <w:rPr>
           <w:lang w:val="gu_IN" w:bidi="gu_IN"/>
         </w:rPr>
+      </w:r>
+    </w:p>
+    <w:p>
+      <w:pPr/>
+      <w:r>
+        <w:rPr>
+          <w:lang w:val="gu_IN" w:bidi="gu_IN"/>
+        </w:rPr>
+      </w:r>
+      <w:r>
+        <w:rPr>
+          <w:b/>
+          <w:lang w:val="gu_IN" w:bidi="gu_IN"/>
+        </w:rPr>
+        <w:t>ἐν οἷς ἀγνοοῦσιν</w:t>
       </w:r>
     </w:p>
     <w:p>
@@ -23966,6 +26606,21 @@
           <w:b/>
           <w:lang w:val="gu_IN" w:bidi="gu_IN"/>
         </w:rPr>
+        <w:t>καὶ φθαρήσονται</w:t>
+      </w:r>
+    </w:p>
+    <w:p>
+      <w:pPr/>
+      <w:r>
+        <w:rPr>
+          <w:lang w:val="gu_IN" w:bidi="gu_IN"/>
+        </w:rPr>
+      </w:r>
+      <w:r>
+        <w:rPr>
+          <w:b/>
+          <w:lang w:val="gu_IN" w:bidi="gu_IN"/>
+        </w:rPr>
         <w:t>"તેઓ પણ &amp; નાશ પામશે"</w:t>
       </w:r>
     </w:p>
@@ -24117,6 +26772,21 @@
           <w:b/>
           <w:lang w:val="gu_IN" w:bidi="gu_IN"/>
         </w:rPr>
+        <w:t>ἐν τῇ φθορᾷ αὐτῶν</w:t>
+      </w:r>
+    </w:p>
+    <w:p>
+      <w:pPr/>
+      <w:r>
+        <w:rPr>
+          <w:lang w:val="gu_IN" w:bidi="gu_IN"/>
+        </w:rPr>
+      </w:r>
+      <w:r>
+        <w:rPr>
+          <w:b/>
+          <w:lang w:val="gu_IN" w:bidi="gu_IN"/>
+        </w:rPr>
         <w:t>"તેમના વિનાશમાં"</w:t>
       </w:r>
     </w:p>
@@ -24180,6 +26850,21 @@
           <w:b/>
           <w:lang w:val="gu_IN" w:bidi="gu_IN"/>
         </w:rPr>
+        <w:t>ἐν τῇ φθορᾷ αὐτῶν</w:t>
+      </w:r>
+    </w:p>
+    <w:p>
+      <w:pPr/>
+      <w:r>
+        <w:rPr>
+          <w:lang w:val="gu_IN" w:bidi="gu_IN"/>
+        </w:rPr>
+      </w:r>
+      <w:r>
+        <w:rPr>
+          <w:b/>
+          <w:lang w:val="gu_IN" w:bidi="gu_IN"/>
+        </w:rPr>
         <w:t>"તેમના વિનાશમાં"</w:t>
       </w:r>
     </w:p>
@@ -24268,6 +26953,21 @@
           <w:b/>
           <w:lang w:val="gu_IN" w:bidi="gu_IN"/>
         </w:rPr>
+        <w:t>ἀδικούμενοι μισθὸν ἀδικίας</w:t>
+      </w:r>
+    </w:p>
+    <w:p>
+      <w:pPr/>
+      <w:r>
+        <w:rPr>
+          <w:lang w:val="gu_IN" w:bidi="gu_IN"/>
+        </w:rPr>
+      </w:r>
+      <w:r>
+        <w:rPr>
+          <w:b/>
+          <w:lang w:val="gu_IN" w:bidi="gu_IN"/>
+        </w:rPr>
         <w:t>"અન્યાયના વેતન {તરીકે} નુકસાન પામેલા"</w:t>
       </w:r>
     </w:p>
@@ -24343,6 +27043,21 @@
           <w:b/>
           <w:lang w:val="gu_IN" w:bidi="gu_IN"/>
         </w:rPr>
+        <w:t>ἀδικίας</w:t>
+      </w:r>
+    </w:p>
+    <w:p>
+      <w:pPr/>
+      <w:r>
+        <w:rPr>
+          <w:lang w:val="gu_IN" w:bidi="gu_IN"/>
+        </w:rPr>
+      </w:r>
+      <w:r>
+        <w:rPr>
+          <w:b/>
+          <w:lang w:val="gu_IN" w:bidi="gu_IN"/>
+        </w:rPr>
         <w:t>"અન્યાયના"</w:t>
       </w:r>
     </w:p>
@@ -24431,6 +27146,21 @@
           <w:b/>
           <w:lang w:val="gu_IN" w:bidi="gu_IN"/>
         </w:rPr>
+        <w:t>ἡδονὴν</w:t>
+      </w:r>
+    </w:p>
+    <w:p>
+      <w:pPr/>
+      <w:r>
+        <w:rPr>
+          <w:lang w:val="gu_IN" w:bidi="gu_IN"/>
+        </w:rPr>
+      </w:r>
+      <w:r>
+        <w:rPr>
+          <w:b/>
+          <w:lang w:val="gu_IN" w:bidi="gu_IN"/>
+        </w:rPr>
         <w:t>"આનંદને"</w:t>
       </w:r>
     </w:p>
@@ -24519,6 +27249,21 @@
           <w:b/>
           <w:lang w:val="gu_IN" w:bidi="gu_IN"/>
         </w:rPr>
+        <w:t>τὴν ἐν ἡμέρᾳ τρυφήν</w:t>
+      </w:r>
+    </w:p>
+    <w:p>
+      <w:pPr/>
+      <w:r>
+        <w:rPr>
+          <w:lang w:val="gu_IN" w:bidi="gu_IN"/>
+        </w:rPr>
+      </w:r>
+      <w:r>
+        <w:rPr>
+          <w:b/>
+          <w:lang w:val="gu_IN" w:bidi="gu_IN"/>
+        </w:rPr>
         <w:t>"દિવસના &amp; સુખભોગ માનીને"</w:t>
       </w:r>
     </w:p>
@@ -24607,6 +27352,21 @@
           <w:b/>
           <w:lang w:val="gu_IN" w:bidi="gu_IN"/>
         </w:rPr>
+        <w:t>τὴν ἐν ἡμέρᾳ τρυφήν</w:t>
+      </w:r>
+    </w:p>
+    <w:p>
+      <w:pPr/>
+      <w:r>
+        <w:rPr>
+          <w:lang w:val="gu_IN" w:bidi="gu_IN"/>
+        </w:rPr>
+      </w:r>
+      <w:r>
+        <w:rPr>
+          <w:b/>
+          <w:lang w:val="gu_IN" w:bidi="gu_IN"/>
+        </w:rPr>
         <w:t>"દિવસના &amp; સુખભોગ માનીને"</w:t>
       </w:r>
     </w:p>
@@ -24696,6 +27456,21 @@
           <w:b/>
           <w:lang w:val="gu_IN" w:bidi="gu_IN"/>
         </w:rPr>
+        <w:t>σπίλοι καὶ μῶμοι</w:t>
+      </w:r>
+    </w:p>
+    <w:p>
+      <w:pPr/>
+      <w:r>
+        <w:rPr>
+          <w:lang w:val="gu_IN" w:bidi="gu_IN"/>
+        </w:rPr>
+      </w:r>
+      <w:r>
+        <w:rPr>
+          <w:b/>
+          <w:lang w:val="gu_IN" w:bidi="gu_IN"/>
+        </w:rPr>
         <w:t>"ડાઘ અને ખોડખાંપણવાળા &amp; છેતરપિંડીઓમાં આનંદ મેળવનારાઓ"</w:t>
       </w:r>
     </w:p>
@@ -24797,6 +27572,21 @@
           <w:b/>
           <w:lang w:val="gu_IN" w:bidi="gu_IN"/>
         </w:rPr>
+        <w:t>σπίλοι καὶ μῶμοι</w:t>
+      </w:r>
+    </w:p>
+    <w:p>
+      <w:pPr/>
+      <w:r>
+        <w:rPr>
+          <w:lang w:val="gu_IN" w:bidi="gu_IN"/>
+        </w:rPr>
+      </w:r>
+      <w:r>
+        <w:rPr>
+          <w:b/>
+          <w:lang w:val="gu_IN" w:bidi="gu_IN"/>
+        </w:rPr>
         <w:t>"ડાઘ અને ખોડખાંપણવાળા &amp; છેતરપિંડીઓમાં આનંદ મેળવનારાઓ"</w:t>
       </w:r>
     </w:p>
@@ -24892,6 +27682,21 @@
           <w:b/>
           <w:lang w:val="gu_IN" w:bidi="gu_IN"/>
         </w:rPr>
+        <w:t>σπίλοι καὶ μῶμοι</w:t>
+      </w:r>
+    </w:p>
+    <w:p>
+      <w:pPr/>
+      <w:r>
+        <w:rPr>
+          <w:lang w:val="gu_IN" w:bidi="gu_IN"/>
+        </w:rPr>
+      </w:r>
+      <w:r>
+        <w:rPr>
+          <w:b/>
+          <w:lang w:val="gu_IN" w:bidi="gu_IN"/>
+        </w:rPr>
         <w:t>"ડાઘ અને ખોડખાંપણવાળા &amp; છેતરપિંડીઓમાં આનંદ મેળવનારાઓ"</w:t>
       </w:r>
     </w:p>
@@ -24967,6 +27772,21 @@
           <w:b/>
           <w:lang w:val="gu_IN" w:bidi="gu_IN"/>
         </w:rPr>
+        <w:t>ἐντρυφῶντες ἐν ταῖς ἀπάταις αὐτῶν</w:t>
+      </w:r>
+    </w:p>
+    <w:p>
+      <w:pPr/>
+      <w:r>
+        <w:rPr>
+          <w:lang w:val="gu_IN" w:bidi="gu_IN"/>
+        </w:rPr>
+      </w:r>
+      <w:r>
+        <w:rPr>
+          <w:b/>
+          <w:lang w:val="gu_IN" w:bidi="gu_IN"/>
+        </w:rPr>
         <w:t>"તેમની છેતરપિંડીઓમાં આનંદ મેળવનારાઓ"</w:t>
       </w:r>
     </w:p>
@@ -25156,6 +27976,21 @@
           <w:b/>
           <w:lang w:val="gu_IN" w:bidi="gu_IN"/>
         </w:rPr>
+        <w:t>ὀφθαλμοὺς ἔχοντες μεστοὺς μοιχαλίδος</w:t>
+      </w:r>
+    </w:p>
+    <w:p>
+      <w:pPr/>
+      <w:r>
+        <w:rPr>
+          <w:lang w:val="gu_IN" w:bidi="gu_IN"/>
+        </w:rPr>
+      </w:r>
+      <w:r>
+        <w:rPr>
+          <w:b/>
+          <w:lang w:val="gu_IN" w:bidi="gu_IN"/>
+        </w:rPr>
         <w:t>"વ્યભીચારથી ભરપૂર આંખો ધરાવતા"</w:t>
       </w:r>
     </w:p>
@@ -25205,6 +28040,21 @@
         <w:rPr>
           <w:lang w:val="gu_IN" w:bidi="gu_IN"/>
         </w:rPr>
+      </w:r>
+    </w:p>
+    <w:p>
+      <w:pPr/>
+      <w:r>
+        <w:rPr>
+          <w:lang w:val="gu_IN" w:bidi="gu_IN"/>
+        </w:rPr>
+      </w:r>
+      <w:r>
+        <w:rPr>
+          <w:b/>
+          <w:lang w:val="gu_IN" w:bidi="gu_IN"/>
+        </w:rPr>
+        <w:t>δελεάζοντες ψυχὰς ἀστηρίκτους</w:t>
       </w:r>
     </w:p>
     <w:p>
@@ -25556,6 +28406,21 @@
           <w:b/>
           <w:lang w:val="gu_IN" w:bidi="gu_IN"/>
         </w:rPr>
+        <w:t>καρδίαν γεγυμνασμένην πλεονεξίας ἔχοντες</w:t>
+      </w:r>
+    </w:p>
+    <w:p>
+      <w:pPr/>
+      <w:r>
+        <w:rPr>
+          <w:lang w:val="gu_IN" w:bidi="gu_IN"/>
+        </w:rPr>
+      </w:r>
+      <w:r>
+        <w:rPr>
+          <w:b/>
+          <w:lang w:val="gu_IN" w:bidi="gu_IN"/>
+        </w:rPr>
         <w:t>"લોભમાં પ્રશિક્ષિત હૃદયો ધરાવતા"</w:t>
       </w:r>
     </w:p>
@@ -25732,6 +28597,21 @@
           <w:b/>
           <w:lang w:val="gu_IN" w:bidi="gu_IN"/>
         </w:rPr>
+        <w:t>κατάρας τέκνα</w:t>
+      </w:r>
+    </w:p>
+    <w:p>
+      <w:pPr/>
+      <w:r>
+        <w:rPr>
+          <w:lang w:val="gu_IN" w:bidi="gu_IN"/>
+        </w:rPr>
+      </w:r>
+      <w:r>
+        <w:rPr>
+          <w:b/>
+          <w:lang w:val="gu_IN" w:bidi="gu_IN"/>
+        </w:rPr>
         <w:t>"શ્રાપના બાળકો"</w:t>
       </w:r>
     </w:p>
@@ -25820,6 +28700,21 @@
           <w:b/>
           <w:lang w:val="gu_IN" w:bidi="gu_IN"/>
         </w:rPr>
+        <w:t>κατάρας τέκνα</w:t>
+      </w:r>
+    </w:p>
+    <w:p>
+      <w:pPr/>
+      <w:r>
+        <w:rPr>
+          <w:lang w:val="gu_IN" w:bidi="gu_IN"/>
+        </w:rPr>
+      </w:r>
+      <w:r>
+        <w:rPr>
+          <w:b/>
+          <w:lang w:val="gu_IN" w:bidi="gu_IN"/>
+        </w:rPr>
         <w:t>"શ્રાપના બાળકો"</w:t>
       </w:r>
     </w:p>
@@ -25895,6 +28790,21 @@
           <w:b/>
           <w:lang w:val="gu_IN" w:bidi="gu_IN"/>
         </w:rPr>
+        <w:t>καταλειπόντες εὐθεῖαν ὁδὸν</w:t>
+      </w:r>
+    </w:p>
+    <w:p>
+      <w:pPr/>
+      <w:r>
+        <w:rPr>
+          <w:lang w:val="gu_IN" w:bidi="gu_IN"/>
+        </w:rPr>
+      </w:r>
+      <w:r>
+        <w:rPr>
+          <w:b/>
+          <w:lang w:val="gu_IN" w:bidi="gu_IN"/>
+        </w:rPr>
         <w:t>"સીધો માર્ગ ત્યજીને"</w:t>
       </w:r>
     </w:p>
@@ -25969,6 +28879,21 @@
         <w:rPr>
           <w:lang w:val="gu_IN" w:bidi="gu_IN"/>
         </w:rPr>
+      </w:r>
+    </w:p>
+    <w:p>
+      <w:pPr/>
+      <w:r>
+        <w:rPr>
+          <w:lang w:val="gu_IN" w:bidi="gu_IN"/>
+        </w:rPr>
+      </w:r>
+      <w:r>
+        <w:rPr>
+          <w:b/>
+          <w:lang w:val="gu_IN" w:bidi="gu_IN"/>
+        </w:rPr>
+        <w:t>εὐθεῖαν ὁδὸν</w:t>
       </w:r>
     </w:p>
     <w:p>
@@ -26089,6 +29014,21 @@
           <w:b/>
           <w:lang w:val="gu_IN" w:bidi="gu_IN"/>
         </w:rPr>
+        <w:t>ἐπλανήθησαν</w:t>
+      </w:r>
+    </w:p>
+    <w:p>
+      <w:pPr/>
+      <w:r>
+        <w:rPr>
+          <w:lang w:val="gu_IN" w:bidi="gu_IN"/>
+        </w:rPr>
+      </w:r>
+      <w:r>
+        <w:rPr>
+          <w:b/>
+          <w:lang w:val="gu_IN" w:bidi="gu_IN"/>
+        </w:rPr>
         <w:t>"તેઓ અવળા માર્ગે ગયા છે"</w:t>
       </w:r>
     </w:p>
@@ -26252,6 +29192,21 @@
           <w:b/>
           <w:lang w:val="gu_IN" w:bidi="gu_IN"/>
         </w:rPr>
+        <w:t>ἐξακολουθήσαντες τῇ ὁδῷ τοῦ Βαλαὰμ τοῦ Βοσὸρ, ὃς μισθὸν ἀδικίας ἠγάπησεν</w:t>
+      </w:r>
+    </w:p>
+    <w:p>
+      <w:pPr/>
+      <w:r>
+        <w:rPr>
+          <w:lang w:val="gu_IN" w:bidi="gu_IN"/>
+        </w:rPr>
+      </w:r>
+      <w:r>
+        <w:rPr>
+          <w:b/>
+          <w:lang w:val="gu_IN" w:bidi="gu_IN"/>
+        </w:rPr>
         <w:t>"બયોરના બલામના માર્ગને અનુસરીને, જેણે અન્યાયના વેતનને પ્રેમ કર્યો"</w:t>
       </w:r>
     </w:p>
@@ -26340,6 +29295,21 @@
           <w:b/>
           <w:lang w:val="gu_IN" w:bidi="gu_IN"/>
         </w:rPr>
+        <w:t>ἐξακολουθήσαντες τῇ ὁδῷ τοῦ Βαλαὰμ τοῦ Βοσὸρ</w:t>
+      </w:r>
+    </w:p>
+    <w:p>
+      <w:pPr/>
+      <w:r>
+        <w:rPr>
+          <w:lang w:val="gu_IN" w:bidi="gu_IN"/>
+        </w:rPr>
+      </w:r>
+      <w:r>
+        <w:rPr>
+          <w:b/>
+          <w:lang w:val="gu_IN" w:bidi="gu_IN"/>
+        </w:rPr>
         <w:t>"બયોરના બલામના માર્ગને અનુસરીને"</w:t>
       </w:r>
     </w:p>
@@ -26523,6 +29493,21 @@
           <w:b/>
           <w:lang w:val="gu_IN" w:bidi="gu_IN"/>
         </w:rPr>
+        <w:t>τῇ ὁδῷ τοῦ Βαλαὰμ τοῦ Βοσὸρ</w:t>
+      </w:r>
+    </w:p>
+    <w:p>
+      <w:pPr/>
+      <w:r>
+        <w:rPr>
+          <w:lang w:val="gu_IN" w:bidi="gu_IN"/>
+        </w:rPr>
+      </w:r>
+      <w:r>
+        <w:rPr>
+          <w:b/>
+          <w:lang w:val="gu_IN" w:bidi="gu_IN"/>
+        </w:rPr>
         <w:t>"બયોરના બલામના માર્ગને"</w:t>
       </w:r>
     </w:p>
@@ -26611,6 +29596,21 @@
           <w:b/>
           <w:lang w:val="gu_IN" w:bidi="gu_IN"/>
         </w:rPr>
+        <w:t>ὃς μισθὸν ἀδικίας ἠγάπησεν</w:t>
+      </w:r>
+    </w:p>
+    <w:p>
+      <w:pPr/>
+      <w:r>
+        <w:rPr>
+          <w:lang w:val="gu_IN" w:bidi="gu_IN"/>
+        </w:rPr>
+      </w:r>
+      <w:r>
+        <w:rPr>
+          <w:b/>
+          <w:lang w:val="gu_IN" w:bidi="gu_IN"/>
+        </w:rPr>
         <w:t>"જેણે અન્યાયના વેતનને પ્રેમ કર્યો"</w:t>
       </w:r>
     </w:p>
@@ -26794,6 +29794,21 @@
           <w:b/>
           <w:lang w:val="gu_IN" w:bidi="gu_IN"/>
         </w:rPr>
+        <w:t>μισθὸν ἀδικίας</w:t>
+      </w:r>
+    </w:p>
+    <w:p>
+      <w:pPr/>
+      <w:r>
+        <w:rPr>
+          <w:lang w:val="gu_IN" w:bidi="gu_IN"/>
+        </w:rPr>
+      </w:r>
+      <w:r>
+        <w:rPr>
+          <w:b/>
+          <w:lang w:val="gu_IN" w:bidi="gu_IN"/>
+        </w:rPr>
         <w:t>"અન્યાયના વેતનને"</w:t>
       </w:r>
     </w:p>
@@ -26882,6 +29897,21 @@
           <w:b/>
           <w:lang w:val="gu_IN" w:bidi="gu_IN"/>
         </w:rPr>
+        <w:t>ἔλεγξιν &amp; ἔσχεν</w:t>
+      </w:r>
+    </w:p>
+    <w:p>
+      <w:pPr/>
+      <w:r>
+        <w:rPr>
+          <w:lang w:val="gu_IN" w:bidi="gu_IN"/>
+        </w:rPr>
+      </w:r>
+      <w:r>
+        <w:rPr>
+          <w:b/>
+          <w:lang w:val="gu_IN" w:bidi="gu_IN"/>
+        </w:rPr>
         <w:t>"તેને &amp; એક ઠપકો મળ્યો હતો"</w:t>
       </w:r>
     </w:p>
@@ -26970,6 +30000,21 @@
           <w:b/>
           <w:lang w:val="gu_IN" w:bidi="gu_IN"/>
         </w:rPr>
+        <w:t>ἔλεγξιν &amp; ἔσχεν</w:t>
+      </w:r>
+    </w:p>
+    <w:p>
+      <w:pPr/>
+      <w:r>
+        <w:rPr>
+          <w:lang w:val="gu_IN" w:bidi="gu_IN"/>
+        </w:rPr>
+      </w:r>
+      <w:r>
+        <w:rPr>
+          <w:b/>
+          <w:lang w:val="gu_IN" w:bidi="gu_IN"/>
+        </w:rPr>
         <w:t>"તેને &amp; એક ઠપકો મળ્યો હતો"</w:t>
       </w:r>
     </w:p>
@@ -27045,6 +30090,21 @@
           <w:b/>
           <w:lang w:val="gu_IN" w:bidi="gu_IN"/>
         </w:rPr>
+        <w:t>ἰδίας παρανομίας</w:t>
+      </w:r>
+    </w:p>
+    <w:p>
+      <w:pPr/>
+      <w:r>
+        <w:rPr>
+          <w:lang w:val="gu_IN" w:bidi="gu_IN"/>
+        </w:rPr>
+      </w:r>
+      <w:r>
+        <w:rPr>
+          <w:b/>
+          <w:lang w:val="gu_IN" w:bidi="gu_IN"/>
+        </w:rPr>
         <w:t>"તેના પોતાના ઉલ્લંઘન માટે"</w:t>
       </w:r>
     </w:p>
@@ -27133,6 +30193,21 @@
           <w:b/>
           <w:lang w:val="gu_IN" w:bidi="gu_IN"/>
         </w:rPr>
+        <w:t>τὴν τοῦ προφήτου παραφρονίαν</w:t>
+      </w:r>
+    </w:p>
+    <w:p>
+      <w:pPr/>
+      <w:r>
+        <w:rPr>
+          <w:lang w:val="gu_IN" w:bidi="gu_IN"/>
+        </w:rPr>
+      </w:r>
+      <w:r>
+        <w:rPr>
+          <w:b/>
+          <w:lang w:val="gu_IN" w:bidi="gu_IN"/>
+        </w:rPr>
         <w:t>"પ્રબોધકની અતાર્કિકતાને"</w:t>
       </w:r>
     </w:p>
@@ -27295,6 +30370,21 @@
         <w:rPr>
           <w:lang w:val="gu_IN" w:bidi="gu_IN"/>
         </w:rPr>
+      </w:r>
+    </w:p>
+    <w:p>
+      <w:pPr/>
+      <w:r>
+        <w:rPr>
+          <w:lang w:val="gu_IN" w:bidi="gu_IN"/>
+        </w:rPr>
+      </w:r>
+      <w:r>
+        <w:rPr>
+          <w:b/>
+          <w:lang w:val="gu_IN" w:bidi="gu_IN"/>
+        </w:rPr>
+        <w:t>οὗτοί</w:t>
       </w:r>
     </w:p>
     <w:p>
@@ -27409,6 +30499,21 @@
           <w:b/>
           <w:lang w:val="gu_IN" w:bidi="gu_IN"/>
         </w:rPr>
+        <w:t>οὗτοί εἰσιν πηγαὶ ἄνυδροι</w:t>
+      </w:r>
+    </w:p>
+    <w:p>
+      <w:pPr/>
+      <w:r>
+        <w:rPr>
+          <w:lang w:val="gu_IN" w:bidi="gu_IN"/>
+        </w:rPr>
+      </w:r>
+      <w:r>
+        <w:rPr>
+          <w:b/>
+          <w:lang w:val="gu_IN" w:bidi="gu_IN"/>
+        </w:rPr>
         <w:t>"આ માણસો પાણી વિનાના ઝરણાં &amp; છે"</w:t>
       </w:r>
     </w:p>
@@ -27510,6 +30615,21 @@
           <w:b/>
           <w:lang w:val="gu_IN" w:bidi="gu_IN"/>
         </w:rPr>
+        <w:t>ὁμίχλαι ὑπὸ λαίλαπος ἐλαυνόμεναι</w:t>
+      </w:r>
+    </w:p>
+    <w:p>
+      <w:pPr/>
+      <w:r>
+        <w:rPr>
+          <w:lang w:val="gu_IN" w:bidi="gu_IN"/>
+        </w:rPr>
+      </w:r>
+      <w:r>
+        <w:rPr>
+          <w:b/>
+          <w:lang w:val="gu_IN" w:bidi="gu_IN"/>
+        </w:rPr>
         <w:t>"એક તોફાનથી દોરાતા ઝાકળ"</w:t>
       </w:r>
     </w:p>
@@ -27748,6 +30868,21 @@
           <w:b/>
           <w:lang w:val="gu_IN" w:bidi="gu_IN"/>
         </w:rPr>
+        <w:t>ὁ ζόφος τοῦ σκότους</w:t>
+      </w:r>
+    </w:p>
+    <w:p>
+      <w:pPr/>
+      <w:r>
+        <w:rPr>
+          <w:lang w:val="gu_IN" w:bidi="gu_IN"/>
+        </w:rPr>
+      </w:r>
+      <w:r>
+        <w:rPr>
+          <w:b/>
+          <w:lang w:val="gu_IN" w:bidi="gu_IN"/>
+        </w:rPr>
         <w:t>"અંધકારનું ધૂંધળાપણું"</w:t>
       </w:r>
     </w:p>
@@ -27863,6 +30998,21 @@
           <w:b/>
           <w:lang w:val="gu_IN" w:bidi="gu_IN"/>
         </w:rPr>
+        <w:t>ὁ ζόφος τοῦ σκότους</w:t>
+      </w:r>
+    </w:p>
+    <w:p>
+      <w:pPr/>
+      <w:r>
+        <w:rPr>
+          <w:lang w:val="gu_IN" w:bidi="gu_IN"/>
+        </w:rPr>
+      </w:r>
+      <w:r>
+        <w:rPr>
+          <w:b/>
+          <w:lang w:val="gu_IN" w:bidi="gu_IN"/>
+        </w:rPr>
         <w:t>"અંધકારનું ધૂંધળાપણું"</w:t>
       </w:r>
     </w:p>
@@ -27964,6 +31114,21 @@
           <w:b/>
           <w:lang w:val="gu_IN" w:bidi="gu_IN"/>
         </w:rPr>
+        <w:t>γὰρ</w:t>
+      </w:r>
+    </w:p>
+    <w:p>
+      <w:pPr/>
+      <w:r>
+        <w:rPr>
+          <w:lang w:val="gu_IN" w:bidi="gu_IN"/>
+        </w:rPr>
+      </w:r>
+      <w:r>
+        <w:rPr>
+          <w:b/>
+          <w:lang w:val="gu_IN" w:bidi="gu_IN"/>
+        </w:rPr>
         <w:t>"કેમ કે"</w:t>
       </w:r>
     </w:p>
@@ -28115,6 +31280,21 @@
           <w:b/>
           <w:lang w:val="gu_IN" w:bidi="gu_IN"/>
         </w:rPr>
+        <w:t>ὑπέρογκα &amp; ματαιότητος</w:t>
+      </w:r>
+    </w:p>
+    <w:p>
+      <w:pPr/>
+      <w:r>
+        <w:rPr>
+          <w:lang w:val="gu_IN" w:bidi="gu_IN"/>
+        </w:rPr>
+      </w:r>
+      <w:r>
+        <w:rPr>
+          <w:b/>
+          <w:lang w:val="gu_IN" w:bidi="gu_IN"/>
+        </w:rPr>
         <w:t>"મિથ્યાભિમાનની ઘમંડી વાતો"</w:t>
       </w:r>
     </w:p>
@@ -28210,6 +31390,21 @@
           <w:b/>
           <w:lang w:val="gu_IN" w:bidi="gu_IN"/>
         </w:rPr>
+        <w:t>ματαιότητος</w:t>
+      </w:r>
+    </w:p>
+    <w:p>
+      <w:pPr/>
+      <w:r>
+        <w:rPr>
+          <w:lang w:val="gu_IN" w:bidi="gu_IN"/>
+        </w:rPr>
+      </w:r>
+      <w:r>
+        <w:rPr>
+          <w:b/>
+          <w:lang w:val="gu_IN" w:bidi="gu_IN"/>
+        </w:rPr>
         <w:t>"મિથ્યાભિમાનની"</w:t>
       </w:r>
     </w:p>
@@ -28284,6 +31479,21 @@
         <w:rPr>
           <w:lang w:val="gu_IN" w:bidi="gu_IN"/>
         </w:rPr>
+      </w:r>
+    </w:p>
+    <w:p>
+      <w:pPr/>
+      <w:r>
+        <w:rPr>
+          <w:lang w:val="gu_IN" w:bidi="gu_IN"/>
+        </w:rPr>
+      </w:r>
+      <w:r>
+        <w:rPr>
+          <w:b/>
+          <w:lang w:val="gu_IN" w:bidi="gu_IN"/>
+        </w:rPr>
+        <w:t>δελεάζουσιν ἐν ἐπιθυμίαις σαρκὸς</w:t>
       </w:r>
     </w:p>
     <w:p>
@@ -28404,6 +31614,21 @@
           <w:b/>
           <w:lang w:val="gu_IN" w:bidi="gu_IN"/>
         </w:rPr>
+        <w:t>ἐν ἐπιθυμίαις σαρκὸς</w:t>
+      </w:r>
+    </w:p>
+    <w:p>
+      <w:pPr/>
+      <w:r>
+        <w:rPr>
+          <w:lang w:val="gu_IN" w:bidi="gu_IN"/>
+        </w:rPr>
+      </w:r>
+      <w:r>
+        <w:rPr>
+          <w:b/>
+          <w:lang w:val="gu_IN" w:bidi="gu_IN"/>
+        </w:rPr>
         <w:t>"દેહની વાસનાઓથી"</w:t>
       </w:r>
     </w:p>
@@ -28478,6 +31703,21 @@
         <w:rPr>
           <w:lang w:val="gu_IN" w:bidi="gu_IN"/>
         </w:rPr>
+      </w:r>
+    </w:p>
+    <w:p>
+      <w:pPr/>
+      <w:r>
+        <w:rPr>
+          <w:lang w:val="gu_IN" w:bidi="gu_IN"/>
+        </w:rPr>
+      </w:r>
+      <w:r>
+        <w:rPr>
+          <w:b/>
+          <w:lang w:val="gu_IN" w:bidi="gu_IN"/>
+        </w:rPr>
+        <w:t>ἀσελγείαις</w:t>
       </w:r>
     </w:p>
     <w:p>
@@ -28586,6 +31826,21 @@
           <w:b/>
           <w:lang w:val="gu_IN" w:bidi="gu_IN"/>
         </w:rPr>
+        <w:t>τοὺς ὀλίγως ἀποφεύγοντας τοὺς ἐν πλάνῃ ἀναστρεφομένους</w:t>
+      </w:r>
+    </w:p>
+    <w:p>
+      <w:pPr/>
+      <w:r>
+        <w:rPr>
+          <w:lang w:val="gu_IN" w:bidi="gu_IN"/>
+        </w:rPr>
+      </w:r>
+      <w:r>
+        <w:rPr>
+          <w:b/>
+          <w:lang w:val="gu_IN" w:bidi="gu_IN"/>
+        </w:rPr>
         <w:t>"ભૂલમાં જીવતા લોકોથી માંડ છટકી ગયેલાઓને"</w:t>
       </w:r>
     </w:p>
@@ -28687,6 +31942,21 @@
           <w:b/>
           <w:lang w:val="gu_IN" w:bidi="gu_IN"/>
         </w:rPr>
+        <w:t>ἐλευθερίαν αὐτοῖς ἐπαγγελλόμενοι</w:t>
+      </w:r>
+    </w:p>
+    <w:p>
+      <w:pPr/>
+      <w:r>
+        <w:rPr>
+          <w:lang w:val="gu_IN" w:bidi="gu_IN"/>
+        </w:rPr>
+      </w:r>
+      <w:r>
+        <w:rPr>
+          <w:b/>
+          <w:lang w:val="gu_IN" w:bidi="gu_IN"/>
+        </w:rPr>
         <w:t>"તેઓને સ્વતંત્રતાનું વચન આપે છે"</w:t>
       </w:r>
     </w:p>
@@ -28750,6 +32020,21 @@
           <w:b/>
           <w:lang w:val="gu_IN" w:bidi="gu_IN"/>
         </w:rPr>
+        <w:t>ἐλευθερίαν αὐτοῖς ἐπαγγελλόμενοι</w:t>
+      </w:r>
+    </w:p>
+    <w:p>
+      <w:pPr/>
+      <w:r>
+        <w:rPr>
+          <w:lang w:val="gu_IN" w:bidi="gu_IN"/>
+        </w:rPr>
+      </w:r>
+      <w:r>
+        <w:rPr>
+          <w:b/>
+          <w:lang w:val="gu_IN" w:bidi="gu_IN"/>
+        </w:rPr>
         <w:t>"તેઓને સ્વતંત્રતાનું વચન આપે છે"</w:t>
       </w:r>
     </w:p>
@@ -28838,6 +32123,21 @@
           <w:b/>
           <w:lang w:val="gu_IN" w:bidi="gu_IN"/>
         </w:rPr>
+        <w:t>ἐλευθερίαν αὐτοῖς ἐπαγγελλόμενοι</w:t>
+      </w:r>
+    </w:p>
+    <w:p>
+      <w:pPr/>
+      <w:r>
+        <w:rPr>
+          <w:lang w:val="gu_IN" w:bidi="gu_IN"/>
+        </w:rPr>
+      </w:r>
+      <w:r>
+        <w:rPr>
+          <w:b/>
+          <w:lang w:val="gu_IN" w:bidi="gu_IN"/>
+        </w:rPr>
         <w:t>"તેઓને સ્વતંત્રતાનું વચન આપે છે"</w:t>
       </w:r>
     </w:p>
@@ -29014,6 +32314,21 @@
           <w:b/>
           <w:lang w:val="gu_IN" w:bidi="gu_IN"/>
         </w:rPr>
+        <w:t>δοῦλοι</w:t>
+      </w:r>
+    </w:p>
+    <w:p>
+      <w:pPr/>
+      <w:r>
+        <w:rPr>
+          <w:lang w:val="gu_IN" w:bidi="gu_IN"/>
+        </w:rPr>
+      </w:r>
+      <w:r>
+        <w:rPr>
+          <w:b/>
+          <w:lang w:val="gu_IN" w:bidi="gu_IN"/>
+        </w:rPr>
         <w:t>"ગુલામો"</w:t>
       </w:r>
     </w:p>
@@ -29102,6 +32417,21 @@
           <w:b/>
           <w:lang w:val="gu_IN" w:bidi="gu_IN"/>
         </w:rPr>
+        <w:t>δοῦλοι &amp; τῆς φθορᾶς</w:t>
+      </w:r>
+    </w:p>
+    <w:p>
+      <w:pPr/>
+      <w:r>
+        <w:rPr>
+          <w:lang w:val="gu_IN" w:bidi="gu_IN"/>
+        </w:rPr>
+      </w:r>
+      <w:r>
+        <w:rPr>
+          <w:b/>
+          <w:lang w:val="gu_IN" w:bidi="gu_IN"/>
+        </w:rPr>
         <w:t>"વિનાશના ગુલામો"</w:t>
       </w:r>
     </w:p>
@@ -29197,6 +32527,21 @@
           <w:b/>
           <w:lang w:val="gu_IN" w:bidi="gu_IN"/>
         </w:rPr>
+        <w:t>ᾧ γάρ τις ἥττηται, τούτῳ δεδούλωται</w:t>
+      </w:r>
+    </w:p>
+    <w:p>
+      <w:pPr/>
+      <w:r>
+        <w:rPr>
+          <w:lang w:val="gu_IN" w:bidi="gu_IN"/>
+        </w:rPr>
+      </w:r>
+      <w:r>
+        <w:rPr>
+          <w:b/>
+          <w:lang w:val="gu_IN" w:bidi="gu_IN"/>
+        </w:rPr>
         <w:t>"કેમ કે કોઈ પર વિજય જેના દ્વારા મેળવાયો હોય, તેના દ્વારા તેને ગુલામ બનાવવામાં આવે છે"</w:t>
       </w:r>
     </w:p>
@@ -29360,6 +32705,21 @@
           <w:b/>
           <w:lang w:val="gu_IN" w:bidi="gu_IN"/>
         </w:rPr>
+        <w:t>γὰρ</w:t>
+      </w:r>
+    </w:p>
+    <w:p>
+      <w:pPr/>
+      <w:r>
+        <w:rPr>
+          <w:lang w:val="gu_IN" w:bidi="gu_IN"/>
+        </w:rPr>
+      </w:r>
+      <w:r>
+        <w:rPr>
+          <w:b/>
+          <w:lang w:val="gu_IN" w:bidi="gu_IN"/>
+        </w:rPr>
         <w:t>"કેમ કે"</w:t>
       </w:r>
     </w:p>
@@ -29510,6 +32870,21 @@
         <w:rPr>
           <w:lang w:val="gu_IN" w:bidi="gu_IN"/>
         </w:rPr>
+      </w:r>
+    </w:p>
+    <w:p>
+      <w:pPr/>
+      <w:r>
+        <w:rPr>
+          <w:lang w:val="gu_IN" w:bidi="gu_IN"/>
+        </w:rPr>
+      </w:r>
+      <w:r>
+        <w:rPr>
+          <w:b/>
+          <w:lang w:val="gu_IN" w:bidi="gu_IN"/>
+        </w:rPr>
+        <w:t>εἰ &amp; ἀποφυγόντες τὰ μιάσματα τοῦ κόσμου</w:t>
       </w:r>
     </w:p>
     <w:p>
@@ -29637,6 +33012,21 @@
           <w:b/>
           <w:lang w:val="gu_IN" w:bidi="gu_IN"/>
         </w:rPr>
+        <w:t>τὰ μιάσματα τοῦ κόσμου</w:t>
+      </w:r>
+    </w:p>
+    <w:p>
+      <w:pPr/>
+      <w:r>
+        <w:rPr>
+          <w:lang w:val="gu_IN" w:bidi="gu_IN"/>
+        </w:rPr>
+      </w:r>
+      <w:r>
+        <w:rPr>
+          <w:b/>
+          <w:lang w:val="gu_IN" w:bidi="gu_IN"/>
+        </w:rPr>
         <w:t>"જગતની અશુદ્ધિઓમાંથી"</w:t>
       </w:r>
     </w:p>
@@ -29919,6 +33309,21 @@
           <w:b/>
           <w:lang w:val="gu_IN" w:bidi="gu_IN"/>
         </w:rPr>
+        <w:t>τοῦ Κυρίου ἡμῶν καὶ Σωτῆρος</w:t>
+      </w:r>
+    </w:p>
+    <w:p>
+      <w:pPr/>
+      <w:r>
+        <w:rPr>
+          <w:lang w:val="gu_IN" w:bidi="gu_IN"/>
+        </w:rPr>
+      </w:r>
+      <w:r>
+        <w:rPr>
+          <w:b/>
+          <w:lang w:val="gu_IN" w:bidi="gu_IN"/>
+        </w:rPr>
         <w:t>"આપણા પ્રભુ અને તારણહાર"</w:t>
       </w:r>
     </w:p>
@@ -30121,6 +33526,21 @@
           <w:b/>
           <w:lang w:val="gu_IN" w:bidi="gu_IN"/>
         </w:rPr>
+        <w:t>πάλιν ἐμπλακέντες</w:t>
+      </w:r>
+    </w:p>
+    <w:p>
+      <w:pPr/>
+      <w:r>
+        <w:rPr>
+          <w:lang w:val="gu_IN" w:bidi="gu_IN"/>
+        </w:rPr>
+      </w:r>
+      <w:r>
+        <w:rPr>
+          <w:b/>
+          <w:lang w:val="gu_IN" w:bidi="gu_IN"/>
+        </w:rPr>
         <w:t>"ફરીથી ફસાઈ ગયા હોવાથી"</w:t>
       </w:r>
     </w:p>
@@ -30209,6 +33629,21 @@
           <w:b/>
           <w:lang w:val="gu_IN" w:bidi="gu_IN"/>
         </w:rPr>
+        <w:t>τούτοις</w:t>
+      </w:r>
+    </w:p>
+    <w:p>
+      <w:pPr/>
+      <w:r>
+        <w:rPr>
+          <w:lang w:val="gu_IN" w:bidi="gu_IN"/>
+        </w:rPr>
+      </w:r>
+      <w:r>
+        <w:rPr>
+          <w:b/>
+          <w:lang w:val="gu_IN" w:bidi="gu_IN"/>
+        </w:rPr>
         <w:t>"આ બાબતો દ્વારા"</w:t>
       </w:r>
     </w:p>
@@ -30283,6 +33718,21 @@
         <w:rPr>
           <w:lang w:val="gu_IN" w:bidi="gu_IN"/>
         </w:rPr>
+      </w:r>
+    </w:p>
+    <w:p>
+      <w:pPr/>
+      <w:r>
+        <w:rPr>
+          <w:lang w:val="gu_IN" w:bidi="gu_IN"/>
+        </w:rPr>
+      </w:r>
+      <w:r>
+        <w:rPr>
+          <w:b/>
+          <w:lang w:val="gu_IN" w:bidi="gu_IN"/>
+        </w:rPr>
+        <w:t>αὐτοῖς</w:t>
       </w:r>
     </w:p>
     <w:p>
@@ -30546,6 +33996,21 @@
           <w:b/>
           <w:lang w:val="gu_IN" w:bidi="gu_IN"/>
         </w:rPr>
+        <w:t>γὰρ</w:t>
+      </w:r>
+    </w:p>
+    <w:p>
+      <w:pPr/>
+      <w:r>
+        <w:rPr>
+          <w:lang w:val="gu_IN" w:bidi="gu_IN"/>
+        </w:rPr>
+      </w:r>
+      <w:r>
+        <w:rPr>
+          <w:b/>
+          <w:lang w:val="gu_IN" w:bidi="gu_IN"/>
+        </w:rPr>
         <w:t>"કેમ કે"</w:t>
       </w:r>
     </w:p>
@@ -30620,6 +34085,21 @@
         <w:rPr>
           <w:lang w:val="gu_IN" w:bidi="gu_IN"/>
         </w:rPr>
+      </w:r>
+    </w:p>
+    <w:p>
+      <w:pPr/>
+      <w:r>
+        <w:rPr>
+          <w:lang w:val="gu_IN" w:bidi="gu_IN"/>
+        </w:rPr>
+      </w:r>
+      <w:r>
+        <w:rPr>
+          <w:b/>
+          <w:lang w:val="gu_IN" w:bidi="gu_IN"/>
+        </w:rPr>
+        <w:t>αὐτοῖς</w:t>
       </w:r>
     </w:p>
     <w:p>
@@ -30740,6 +34220,21 @@
           <w:b/>
           <w:lang w:val="gu_IN" w:bidi="gu_IN"/>
         </w:rPr>
+        <w:t>τὴν ὁδὸν τῆς δικαιοσύνης</w:t>
+      </w:r>
+    </w:p>
+    <w:p>
+      <w:pPr/>
+      <w:r>
+        <w:rPr>
+          <w:lang w:val="gu_IN" w:bidi="gu_IN"/>
+        </w:rPr>
+      </w:r>
+      <w:r>
+        <w:rPr>
+          <w:b/>
+          <w:lang w:val="gu_IN" w:bidi="gu_IN"/>
+        </w:rPr>
         <w:t>"ન્યાયીપણાનો માર્ગ"</w:t>
       </w:r>
     </w:p>
@@ -30821,6 +34316,21 @@
         <w:rPr>
           <w:lang w:val="gu_IN" w:bidi="gu_IN"/>
         </w:rPr>
+      </w:r>
+    </w:p>
+    <w:p>
+      <w:pPr/>
+      <w:r>
+        <w:rPr>
+          <w:lang w:val="gu_IN" w:bidi="gu_IN"/>
+        </w:rPr>
+      </w:r>
+      <w:r>
+        <w:rPr>
+          <w:b/>
+          <w:lang w:val="gu_IN" w:bidi="gu_IN"/>
+        </w:rPr>
+        <w:t>τὴν ὁδὸν τῆς δικαιοσύνης</w:t>
       </w:r>
     </w:p>
     <w:p>
@@ -30959,6 +34469,21 @@
           <w:b/>
           <w:lang w:val="gu_IN" w:bidi="gu_IN"/>
         </w:rPr>
+        <w:t>ἐπιγνοῦσιν</w:t>
+      </w:r>
+    </w:p>
+    <w:p>
+      <w:pPr/>
+      <w:r>
+        <w:rPr>
+          <w:lang w:val="gu_IN" w:bidi="gu_IN"/>
+        </w:rPr>
+      </w:r>
+      <w:r>
+        <w:rPr>
+          <w:b/>
+          <w:lang w:val="gu_IN" w:bidi="gu_IN"/>
+        </w:rPr>
         <w:t>"જાણ્યો &amp; હોત"</w:t>
       </w:r>
     </w:p>
@@ -31387,6 +34912,21 @@
           <w:b/>
           <w:lang w:val="gu_IN" w:bidi="gu_IN"/>
         </w:rPr>
+        <w:t>συμβέβηκεν αὐτοῖς τὸ τῆς ἀληθοῦς παροιμίας</w:t>
+      </w:r>
+    </w:p>
+    <w:p>
+      <w:pPr/>
+      <w:r>
+        <w:rPr>
+          <w:lang w:val="gu_IN" w:bidi="gu_IN"/>
+        </w:rPr>
+      </w:r>
+      <w:r>
+        <w:rPr>
+          <w:b/>
+          <w:lang w:val="gu_IN" w:bidi="gu_IN"/>
+        </w:rPr>
         <w:t>"તેમના સંબંધી આ કહેવત સાચી ઠરે છે"</w:t>
       </w:r>
     </w:p>
@@ -31474,6 +35014,21 @@
         <w:rPr>
           <w:lang w:val="gu_IN" w:bidi="gu_IN"/>
         </w:rPr>
+      </w:r>
+    </w:p>
+    <w:p>
+      <w:pPr/>
+      <w:r>
+        <w:rPr>
+          <w:lang w:val="gu_IN" w:bidi="gu_IN"/>
+        </w:rPr>
+      </w:r>
+      <w:r>
+        <w:rPr>
+          <w:b/>
+          <w:lang w:val="gu_IN" w:bidi="gu_IN"/>
+        </w:rPr>
+        <w:t>αὐτοῖς</w:t>
       </w:r>
     </w:p>
     <w:p>
@@ -31594,6 +35149,21 @@
           <w:b/>
           <w:lang w:val="gu_IN" w:bidi="gu_IN"/>
         </w:rPr>
+        <w:t>κύων ἐπιστρέψας ἐπὶ τὸ ἴδιον ἐξέραμα, καί, ὗς λουσαμένη, εἰς κυλισμὸν βορβόρου</w:t>
+      </w:r>
+    </w:p>
+    <w:p>
+      <w:pPr/>
+      <w:r>
+        <w:rPr>
+          <w:lang w:val="gu_IN" w:bidi="gu_IN"/>
+        </w:rPr>
+      </w:r>
+      <w:r>
+        <w:rPr>
+          <w:b/>
+          <w:lang w:val="gu_IN" w:bidi="gu_IN"/>
+        </w:rPr>
         <w:t>"કૂતરો તેની પોતાની ઉલટીમાં પાછો ફરે છે, અને ધોવાઇ ગયેલું ડુક્કર કાદવમાં આળોટે છે"</w:t>
       </w:r>
     </w:p>
@@ -31669,6 +35239,21 @@
           <w:b/>
           <w:lang w:val="gu_IN" w:bidi="gu_IN"/>
         </w:rPr>
+        <w:t>κύων</w:t>
+      </w:r>
+    </w:p>
+    <w:p>
+      <w:pPr/>
+      <w:r>
+        <w:rPr>
+          <w:lang w:val="gu_IN" w:bidi="gu_IN"/>
+        </w:rPr>
+      </w:r>
+      <w:r>
+        <w:rPr>
+          <w:b/>
+          <w:lang w:val="gu_IN" w:bidi="gu_IN"/>
+        </w:rPr>
         <w:t>"કૂતરો"</w:t>
       </w:r>
     </w:p>
@@ -31750,6 +35335,21 @@
         <w:rPr>
           <w:lang w:val="gu_IN" w:bidi="gu_IN"/>
         </w:rPr>
+      </w:r>
+    </w:p>
+    <w:p>
+      <w:pPr/>
+      <w:r>
+        <w:rPr>
+          <w:lang w:val="gu_IN" w:bidi="gu_IN"/>
+        </w:rPr>
+      </w:r>
+      <w:r>
+        <w:rPr>
+          <w:b/>
+          <w:lang w:val="gu_IN" w:bidi="gu_IN"/>
+        </w:rPr>
+        <w:t>ὗς</w:t>
       </w:r>
     </w:p>
     <w:p>
@@ -32010,6 +35610,21 @@
           <w:b/>
           <w:lang w:val="gu_IN" w:bidi="gu_IN"/>
         </w:rPr>
+        <w:t>ἀγαπητοί</w:t>
+      </w:r>
+    </w:p>
+    <w:p>
+      <w:pPr/>
+      <w:r>
+        <w:rPr>
+          <w:lang w:val="gu_IN" w:bidi="gu_IN"/>
+        </w:rPr>
+      </w:r>
+      <w:r>
+        <w:rPr>
+          <w:b/>
+          <w:lang w:val="gu_IN" w:bidi="gu_IN"/>
+        </w:rPr>
         <w:t>"પ્રિયજનો"</w:t>
       </w:r>
     </w:p>
@@ -32092,6 +35707,21 @@
           <w:b/>
           <w:lang w:val="gu_IN" w:bidi="gu_IN"/>
         </w:rPr>
+        <w:t>ἐν αἷς</w:t>
+      </w:r>
+    </w:p>
+    <w:p>
+      <w:pPr/>
+      <w:r>
+        <w:rPr>
+          <w:lang w:val="gu_IN" w:bidi="gu_IN"/>
+        </w:rPr>
+      </w:r>
+      <w:r>
+        <w:rPr>
+          <w:b/>
+          <w:lang w:val="gu_IN" w:bidi="gu_IN"/>
+        </w:rPr>
         <w:t>"જેમાં"</w:t>
       </w:r>
     </w:p>
@@ -32166,6 +35796,21 @@
         <w:rPr>
           <w:lang w:val="gu_IN" w:bidi="gu_IN"/>
         </w:rPr>
+      </w:r>
+    </w:p>
+    <w:p>
+      <w:pPr/>
+      <w:r>
+        <w:rPr>
+          <w:lang w:val="gu_IN" w:bidi="gu_IN"/>
+        </w:rPr>
+      </w:r>
+      <w:r>
+        <w:rPr>
+          <w:b/>
+          <w:lang w:val="gu_IN" w:bidi="gu_IN"/>
+        </w:rPr>
+        <w:t>διεγείρω ὑμῶν ἐν ὑπομνήσει τὴν εἰλικρινῆ διάνοιαν</w:t>
       </w:r>
     </w:p>
     <w:p>
@@ -32286,6 +35931,21 @@
           <w:b/>
           <w:lang w:val="gu_IN" w:bidi="gu_IN"/>
         </w:rPr>
+        <w:t>ἐν ὑπομνήσει</w:t>
+      </w:r>
+    </w:p>
+    <w:p>
+      <w:pPr/>
+      <w:r>
+        <w:rPr>
+          <w:lang w:val="gu_IN" w:bidi="gu_IN"/>
+        </w:rPr>
+      </w:r>
+      <w:r>
+        <w:rPr>
+          <w:b/>
+          <w:lang w:val="gu_IN" w:bidi="gu_IN"/>
+        </w:rPr>
         <w:t>"યાદ"</w:t>
       </w:r>
     </w:p>
@@ -32392,6 +36052,21 @@
           <w:b/>
           <w:lang w:val="gu_IN" w:bidi="gu_IN"/>
         </w:rPr>
+        <w:t>ὑμῶν &amp; τὴν εἰλικρινῆ διάνοιαν</w:t>
+      </w:r>
+    </w:p>
+    <w:p>
+      <w:pPr/>
+      <w:r>
+        <w:rPr>
+          <w:lang w:val="gu_IN" w:bidi="gu_IN"/>
+        </w:rPr>
+      </w:r>
+      <w:r>
+        <w:rPr>
+          <w:b/>
+          <w:lang w:val="gu_IN" w:bidi="gu_IN"/>
+        </w:rPr>
         <w:t>"તમારા શુદ્ધ મનમાં"</w:t>
       </w:r>
     </w:p>
@@ -32474,6 +36149,21 @@
           <w:b/>
           <w:lang w:val="gu_IN" w:bidi="gu_IN"/>
         </w:rPr>
+        <w:t>μνησθῆναι</w:t>
+      </w:r>
+    </w:p>
+    <w:p>
+      <w:pPr/>
+      <w:r>
+        <w:rPr>
+          <w:lang w:val="gu_IN" w:bidi="gu_IN"/>
+        </w:rPr>
+      </w:r>
+      <w:r>
+        <w:rPr>
+          <w:b/>
+          <w:lang w:val="gu_IN" w:bidi="gu_IN"/>
+        </w:rPr>
         <w:t>"યાદ રાખવા માટે"</w:t>
       </w:r>
     </w:p>
@@ -32624,6 +36314,21 @@
           <w:b/>
           <w:lang w:val="gu_IN" w:bidi="gu_IN"/>
         </w:rPr>
+        <w:t>τῶν προειρημένων ῥημάτων</w:t>
+      </w:r>
+    </w:p>
+    <w:p>
+      <w:pPr/>
+      <w:r>
+        <w:rPr>
+          <w:lang w:val="gu_IN" w:bidi="gu_IN"/>
+        </w:rPr>
+      </w:r>
+      <w:r>
+        <w:rPr>
+          <w:b/>
+          <w:lang w:val="gu_IN" w:bidi="gu_IN"/>
+        </w:rPr>
         <w:t>"અગાઉ બોલાયેલા શબ્દો"</w:t>
       </w:r>
     </w:p>
@@ -32698,6 +36403,21 @@
         <w:rPr>
           <w:lang w:val="gu_IN" w:bidi="gu_IN"/>
         </w:rPr>
+      </w:r>
+    </w:p>
+    <w:p>
+      <w:pPr/>
+      <w:r>
+        <w:rPr>
+          <w:lang w:val="gu_IN" w:bidi="gu_IN"/>
+        </w:rPr>
+      </w:r>
+      <w:r>
+        <w:rPr>
+          <w:b/>
+          <w:lang w:val="gu_IN" w:bidi="gu_IN"/>
+        </w:rPr>
+        <w:t>ὑπὸ τῶν ἁγίων προφητῶν</w:t>
       </w:r>
     </w:p>
     <w:p>
@@ -32981,6 +36701,21 @@
           <w:b/>
           <w:lang w:val="gu_IN" w:bidi="gu_IN"/>
         </w:rPr>
+        <w:t>τῆς &amp; ἐντολῆς τοῦ Κυρίου καὶ Σωτῆρος</w:t>
+      </w:r>
+    </w:p>
+    <w:p>
+      <w:pPr/>
+      <w:r>
+        <w:rPr>
+          <w:lang w:val="gu_IN" w:bidi="gu_IN"/>
+        </w:rPr>
+      </w:r>
+      <w:r>
+        <w:rPr>
+          <w:b/>
+          <w:lang w:val="gu_IN" w:bidi="gu_IN"/>
+        </w:rPr>
         <w:t>"તમારા પ્રેરિતો દ્વારા પ્રભુ અને ઉદ્ધારકની આજ્ઞાને"</w:t>
       </w:r>
     </w:p>
@@ -33069,6 +36804,21 @@
           <w:b/>
           <w:lang w:val="gu_IN" w:bidi="gu_IN"/>
         </w:rPr>
+        <w:t>τοῦ Κυρίου</w:t>
+      </w:r>
+    </w:p>
+    <w:p>
+      <w:pPr/>
+      <w:r>
+        <w:rPr>
+          <w:lang w:val="gu_IN" w:bidi="gu_IN"/>
+        </w:rPr>
+      </w:r>
+      <w:r>
+        <w:rPr>
+          <w:b/>
+          <w:lang w:val="gu_IN" w:bidi="gu_IN"/>
+        </w:rPr>
         <w:t>"પ્રભુ"</w:t>
       </w:r>
     </w:p>
@@ -33157,6 +36907,21 @@
           <w:b/>
           <w:lang w:val="gu_IN" w:bidi="gu_IN"/>
         </w:rPr>
+        <w:t>Σωτῆρος</w:t>
+      </w:r>
+    </w:p>
+    <w:p>
+      <w:pPr/>
+      <w:r>
+        <w:rPr>
+          <w:lang w:val="gu_IN" w:bidi="gu_IN"/>
+        </w:rPr>
+      </w:r>
+      <w:r>
+        <w:rPr>
+          <w:b/>
+          <w:lang w:val="gu_IN" w:bidi="gu_IN"/>
+        </w:rPr>
         <w:t>"ઉદ્ધારકની"</w:t>
       </w:r>
     </w:p>
@@ -33245,6 +37010,21 @@
           <w:b/>
           <w:lang w:val="gu_IN" w:bidi="gu_IN"/>
         </w:rPr>
+        <w:t>τῶν ἀποστόλων ὑμῶν</w:t>
+      </w:r>
+    </w:p>
+    <w:p>
+      <w:pPr/>
+      <w:r>
+        <w:rPr>
+          <w:lang w:val="gu_IN" w:bidi="gu_IN"/>
+        </w:rPr>
+      </w:r>
+      <w:r>
+        <w:rPr>
+          <w:b/>
+          <w:lang w:val="gu_IN" w:bidi="gu_IN"/>
+        </w:rPr>
         <w:t>"તમારા પ્રેરિતો દ્વારા"</w:t>
       </w:r>
     </w:p>
@@ -33321,6 +37101,21 @@
           <w:b/>
           <w:lang w:val="gu_IN" w:bidi="gu_IN"/>
         </w:rPr>
+        <w:t>τῶν ἀποστόλων ὑμῶν</w:t>
+      </w:r>
+    </w:p>
+    <w:p>
+      <w:pPr/>
+      <w:r>
+        <w:rPr>
+          <w:lang w:val="gu_IN" w:bidi="gu_IN"/>
+        </w:rPr>
+      </w:r>
+      <w:r>
+        <w:rPr>
+          <w:b/>
+          <w:lang w:val="gu_IN" w:bidi="gu_IN"/>
+        </w:rPr>
         <w:t>"તમારા પ્રેરિતો દ્વારા"</w:t>
       </w:r>
     </w:p>
@@ -33395,6 +37190,21 @@
         <w:rPr>
           <w:lang w:val="gu_IN" w:bidi="gu_IN"/>
         </w:rPr>
+      </w:r>
+    </w:p>
+    <w:p>
+      <w:pPr/>
+      <w:r>
+        <w:rPr>
+          <w:lang w:val="gu_IN" w:bidi="gu_IN"/>
+        </w:rPr>
+      </w:r>
+      <w:r>
+        <w:rPr>
+          <w:b/>
+          <w:lang w:val="gu_IN" w:bidi="gu_IN"/>
+        </w:rPr>
+        <w:t>τοῦτο πρῶτον γινώσκοντες</w:t>
       </w:r>
     </w:p>
     <w:p>
@@ -33503,6 +37313,21 @@
           <w:b/>
           <w:lang w:val="gu_IN" w:bidi="gu_IN"/>
         </w:rPr>
+        <w:t>τοῦτο πρῶτον γινώσκοντες</w:t>
+      </w:r>
+    </w:p>
+    <w:p>
+      <w:pPr/>
+      <w:r>
+        <w:rPr>
+          <w:lang w:val="gu_IN" w:bidi="gu_IN"/>
+        </w:rPr>
+      </w:r>
+      <w:r>
+        <w:rPr>
+          <w:b/>
+          <w:lang w:val="gu_IN" w:bidi="gu_IN"/>
+        </w:rPr>
         <w:t>"આ પ્રથમ જાણીને"</w:t>
       </w:r>
     </w:p>
@@ -33684,6 +37509,21 @@
           <w:b/>
           <w:lang w:val="gu_IN" w:bidi="gu_IN"/>
         </w:rPr>
+        <w:t>κατὰ τὰς ἰδίας ἐπιθυμίας αὐτῶν πορευόμενοι</w:t>
+      </w:r>
+    </w:p>
+    <w:p>
+      <w:pPr/>
+      <w:r>
+        <w:rPr>
+          <w:lang w:val="gu_IN" w:bidi="gu_IN"/>
+        </w:rPr>
+      </w:r>
+      <w:r>
+        <w:rPr>
+          <w:b/>
+          <w:lang w:val="gu_IN" w:bidi="gu_IN"/>
+        </w:rPr>
         <w:t>"તેઓની પોતાની વાસનાઓ પ્રમાણે વર્તીને"</w:t>
       </w:r>
     </w:p>
@@ -33860,6 +37700,21 @@
           <w:b/>
           <w:lang w:val="gu_IN" w:bidi="gu_IN"/>
         </w:rPr>
+        <w:t>καὶ λέγοντες</w:t>
+      </w:r>
+    </w:p>
+    <w:p>
+      <w:pPr/>
+      <w:r>
+        <w:rPr>
+          <w:lang w:val="gu_IN" w:bidi="gu_IN"/>
+        </w:rPr>
+      </w:r>
+      <w:r>
+        <w:rPr>
+          <w:b/>
+          <w:lang w:val="gu_IN" w:bidi="gu_IN"/>
+        </w:rPr>
         <w:t>"અને કહીને"</w:t>
       </w:r>
     </w:p>
@@ -34010,6 +37865,21 @@
           <w:b/>
           <w:lang w:val="gu_IN" w:bidi="gu_IN"/>
         </w:rPr>
+        <w:t>ποῦ ἐστιν ἡ ἐπαγγελία τῆς παρουσίας αὐτοῦ</w:t>
+      </w:r>
+    </w:p>
+    <w:p>
+      <w:pPr/>
+      <w:r>
+        <w:rPr>
+          <w:lang w:val="gu_IN" w:bidi="gu_IN"/>
+        </w:rPr>
+      </w:r>
+      <w:r>
+        <w:rPr>
+          <w:b/>
+          <w:lang w:val="gu_IN" w:bidi="gu_IN"/>
+        </w:rPr>
         <w:t>"તેમના આવવાનું વચન ક્યાં છે"</w:t>
       </w:r>
     </w:p>
@@ -34186,6 +38056,21 @@
           <w:b/>
           <w:lang w:val="gu_IN" w:bidi="gu_IN"/>
         </w:rPr>
+        <w:t>ἡ ἐπαγγελία τῆς παρουσίας αὐτοῦ</w:t>
+      </w:r>
+    </w:p>
+    <w:p>
+      <w:pPr/>
+      <w:r>
+        <w:rPr>
+          <w:lang w:val="gu_IN" w:bidi="gu_IN"/>
+        </w:rPr>
+      </w:r>
+      <w:r>
+        <w:rPr>
+          <w:b/>
+          <w:lang w:val="gu_IN" w:bidi="gu_IN"/>
+        </w:rPr>
         <w:t>"તેમના આવવાનું વચન"</w:t>
       </w:r>
     </w:p>
@@ -34274,6 +38159,21 @@
           <w:b/>
           <w:lang w:val="gu_IN" w:bidi="gu_IN"/>
         </w:rPr>
+        <w:t>τῆς παρουσίας αὐτοῦ</w:t>
+      </w:r>
+    </w:p>
+    <w:p>
+      <w:pPr/>
+      <w:r>
+        <w:rPr>
+          <w:lang w:val="gu_IN" w:bidi="gu_IN"/>
+        </w:rPr>
+      </w:r>
+      <w:r>
+        <w:rPr>
+          <w:b/>
+          <w:lang w:val="gu_IN" w:bidi="gu_IN"/>
+        </w:rPr>
         <w:t>"તેમના આવવાનું"</w:t>
       </w:r>
     </w:p>
@@ -34362,6 +38262,21 @@
           <w:b/>
           <w:lang w:val="gu_IN" w:bidi="gu_IN"/>
         </w:rPr>
+        <w:t>ἀφ’ ἧς γὰρ οἱ πατέρες ἐκοιμήθησαν</w:t>
+      </w:r>
+    </w:p>
+    <w:p>
+      <w:pPr/>
+      <w:r>
+        <w:rPr>
+          <w:lang w:val="gu_IN" w:bidi="gu_IN"/>
+        </w:rPr>
+      </w:r>
+      <w:r>
+        <w:rPr>
+          <w:b/>
+          <w:lang w:val="gu_IN" w:bidi="gu_IN"/>
+        </w:rPr>
         <w:t>"કેમ કે પિતૃઓ ઊંઘી ગયા ત્યારથી"</w:t>
       </w:r>
     </w:p>
@@ -34450,6 +38365,21 @@
           <w:b/>
           <w:lang w:val="gu_IN" w:bidi="gu_IN"/>
         </w:rPr>
+        <w:t>οἱ πατέρες ἐκοιμήθησαν</w:t>
+      </w:r>
+    </w:p>
+    <w:p>
+      <w:pPr/>
+      <w:r>
+        <w:rPr>
+          <w:lang w:val="gu_IN" w:bidi="gu_IN"/>
+        </w:rPr>
+      </w:r>
+      <w:r>
+        <w:rPr>
+          <w:b/>
+          <w:lang w:val="gu_IN" w:bidi="gu_IN"/>
+        </w:rPr>
         <w:t>"પિતૃઓ ઊંઘી ગયા"</w:t>
       </w:r>
     </w:p>
@@ -35028,6 +38958,21 @@
           <w:b/>
           <w:lang w:val="gu_IN" w:bidi="gu_IN"/>
         </w:rPr>
+        <w:t>τῷ τοῦ Θεοῦ λόγῳ</w:t>
+      </w:r>
+    </w:p>
+    <w:p>
+      <w:pPr/>
+      <w:r>
+        <w:rPr>
+          <w:lang w:val="gu_IN" w:bidi="gu_IN"/>
+        </w:rPr>
+      </w:r>
+      <w:r>
+        <w:rPr>
+          <w:b/>
+          <w:lang w:val="gu_IN" w:bidi="gu_IN"/>
+        </w:rPr>
         <w:t>"ઈશ્વરના વચન દ્વારા થઈ છે"</w:t>
       </w:r>
     </w:p>
@@ -35116,6 +39061,21 @@
           <w:b/>
           <w:lang w:val="gu_IN" w:bidi="gu_IN"/>
         </w:rPr>
+        <w:t>δι’ ὧν</w:t>
+      </w:r>
+    </w:p>
+    <w:p>
+      <w:pPr/>
+      <w:r>
+        <w:rPr>
+          <w:lang w:val="gu_IN" w:bidi="gu_IN"/>
+        </w:rPr>
+      </w:r>
+      <w:r>
+        <w:rPr>
+          <w:b/>
+          <w:lang w:val="gu_IN" w:bidi="gu_IN"/>
+        </w:rPr>
         <w:t>"જેના દ્વારા"</w:t>
       </w:r>
     </w:p>
@@ -35204,6 +39164,21 @@
           <w:b/>
           <w:lang w:val="gu_IN" w:bidi="gu_IN"/>
         </w:rPr>
+        <w:t>ὕδατι κατακλυσθεὶς</w:t>
+      </w:r>
+    </w:p>
+    <w:p>
+      <w:pPr/>
+      <w:r>
+        <w:rPr>
+          <w:lang w:val="gu_IN" w:bidi="gu_IN"/>
+        </w:rPr>
+      </w:r>
+      <w:r>
+        <w:rPr>
+          <w:b/>
+          <w:lang w:val="gu_IN" w:bidi="gu_IN"/>
+        </w:rPr>
         <w:t>"પાણીથી છલકાઈ ગયું હોવાથી"</w:t>
       </w:r>
     </w:p>
@@ -35279,6 +39254,21 @@
           <w:b/>
           <w:lang w:val="gu_IN" w:bidi="gu_IN"/>
         </w:rPr>
+        <w:t>ὁ τότε κόσμος</w:t>
+      </w:r>
+    </w:p>
+    <w:p>
+      <w:pPr/>
+      <w:r>
+        <w:rPr>
+          <w:lang w:val="gu_IN" w:bidi="gu_IN"/>
+        </w:rPr>
+      </w:r>
+      <w:r>
+        <w:rPr>
+          <w:b/>
+          <w:lang w:val="gu_IN" w:bidi="gu_IN"/>
+        </w:rPr>
         <w:t>"તે સમયે વિશ્વ"</w:t>
       </w:r>
     </w:p>
@@ -35418,6 +39408,21 @@
           <w:b/>
           <w:lang w:val="gu_IN" w:bidi="gu_IN"/>
         </w:rPr>
+        <w:t>οἱ δὲ νῦν οὐρανοὶ καὶ ἡ γῆ</w:t>
+      </w:r>
+    </w:p>
+    <w:p>
+      <w:pPr/>
+      <w:r>
+        <w:rPr>
+          <w:lang w:val="gu_IN" w:bidi="gu_IN"/>
+        </w:rPr>
+      </w:r>
+      <w:r>
+        <w:rPr>
+          <w:b/>
+          <w:lang w:val="gu_IN" w:bidi="gu_IN"/>
+        </w:rPr>
         <w:t>"પરંતુ વર્તમાન આકાશો અને પૃથ્વી"</w:t>
       </w:r>
     </w:p>
@@ -35567,6 +39572,21 @@
         <w:rPr>
           <w:lang w:val="gu_IN" w:bidi="gu_IN"/>
         </w:rPr>
+      </w:r>
+    </w:p>
+    <w:p>
+      <w:pPr/>
+      <w:r>
+        <w:rPr>
+          <w:lang w:val="gu_IN" w:bidi="gu_IN"/>
+        </w:rPr>
+      </w:r>
+      <w:r>
+        <w:rPr>
+          <w:b/>
+          <w:lang w:val="gu_IN" w:bidi="gu_IN"/>
+        </w:rPr>
+        <w:t>τῷ αὐτῷ λόγῳ</w:t>
       </w:r>
     </w:p>
     <w:p>
@@ -35687,6 +39707,21 @@
           <w:b/>
           <w:lang w:val="gu_IN" w:bidi="gu_IN"/>
         </w:rPr>
+        <w:t>πυρὶ</w:t>
+      </w:r>
+    </w:p>
+    <w:p>
+      <w:pPr/>
+      <w:r>
+        <w:rPr>
+          <w:lang w:val="gu_IN" w:bidi="gu_IN"/>
+        </w:rPr>
+      </w:r>
+      <w:r>
+        <w:rPr>
+          <w:b/>
+          <w:lang w:val="gu_IN" w:bidi="gu_IN"/>
+        </w:rPr>
         <w:t>"અગ્નિ માટે"</w:t>
       </w:r>
     </w:p>
@@ -35775,6 +39810,21 @@
           <w:b/>
           <w:lang w:val="gu_IN" w:bidi="gu_IN"/>
         </w:rPr>
+        <w:t>πυρὶ</w:t>
+      </w:r>
+    </w:p>
+    <w:p>
+      <w:pPr/>
+      <w:r>
+        <w:rPr>
+          <w:lang w:val="gu_IN" w:bidi="gu_IN"/>
+        </w:rPr>
+      </w:r>
+      <w:r>
+        <w:rPr>
+          <w:b/>
+          <w:lang w:val="gu_IN" w:bidi="gu_IN"/>
+        </w:rPr>
         <w:t>"અગ્નિ માટે"</w:t>
       </w:r>
     </w:p>
@@ -35863,6 +39913,21 @@
           <w:b/>
           <w:lang w:val="gu_IN" w:bidi="gu_IN"/>
         </w:rPr>
+        <w:t>τηρούμενοι εἰς ἡμέραν κρίσεως</w:t>
+      </w:r>
+    </w:p>
+    <w:p>
+      <w:pPr/>
+      <w:r>
+        <w:rPr>
+          <w:lang w:val="gu_IN" w:bidi="gu_IN"/>
+        </w:rPr>
+      </w:r>
+      <w:r>
+        <w:rPr>
+          <w:b/>
+          <w:lang w:val="gu_IN" w:bidi="gu_IN"/>
+        </w:rPr>
         <w:t>"ન્યાયના દિવસ &amp; માટે રાખવામાં આવ્યા છે"</w:t>
       </w:r>
     </w:p>
@@ -35938,6 +40003,21 @@
           <w:b/>
           <w:lang w:val="gu_IN" w:bidi="gu_IN"/>
         </w:rPr>
+        <w:t>εἰς ἡμέραν κρίσεως</w:t>
+      </w:r>
+    </w:p>
+    <w:p>
+      <w:pPr/>
+      <w:r>
+        <w:rPr>
+          <w:lang w:val="gu_IN" w:bidi="gu_IN"/>
+        </w:rPr>
+      </w:r>
+      <w:r>
+        <w:rPr>
+          <w:b/>
+          <w:lang w:val="gu_IN" w:bidi="gu_IN"/>
+        </w:rPr>
         <w:t>"ન્યાયના દિવસ &amp; માટે"</w:t>
       </w:r>
     </w:p>
@@ -36101,6 +40181,21 @@
         <w:rPr>
           <w:lang w:val="gu_IN" w:bidi="gu_IN"/>
         </w:rPr>
+      </w:r>
+    </w:p>
+    <w:p>
+      <w:pPr/>
+      <w:r>
+        <w:rPr>
+          <w:lang w:val="gu_IN" w:bidi="gu_IN"/>
+        </w:rPr>
+      </w:r>
+      <w:r>
+        <w:rPr>
+          <w:b/>
+          <w:lang w:val="gu_IN" w:bidi="gu_IN"/>
+        </w:rPr>
+        <w:t>τῶν ἀσεβῶν ἀνθρώπων</w:t>
       </w:r>
     </w:p>
     <w:p>
@@ -36530,6 +40625,21 @@
           <w:b/>
           <w:lang w:val="gu_IN" w:bidi="gu_IN"/>
         </w:rPr>
+        <w:t>ὥς τινες βραδύτητα ἡγοῦνται</w:t>
+      </w:r>
+    </w:p>
+    <w:p>
+      <w:pPr/>
+      <w:r>
+        <w:rPr>
+          <w:lang w:val="gu_IN" w:bidi="gu_IN"/>
+        </w:rPr>
+      </w:r>
+      <w:r>
+        <w:rPr>
+          <w:b/>
+          <w:lang w:val="gu_IN" w:bidi="gu_IN"/>
+        </w:rPr>
         <w:t>"કેટલાક &amp; તેમ &amp; વિલંબ કરતા"</w:t>
       </w:r>
     </w:p>
@@ -36636,6 +40746,21 @@
           <w:b/>
           <w:lang w:val="gu_IN" w:bidi="gu_IN"/>
         </w:rPr>
+        <w:t>ἀλλὰ μακροθυμεῖ εἰς ὑμᾶς</w:t>
+      </w:r>
+    </w:p>
+    <w:p>
+      <w:pPr/>
+      <w:r>
+        <w:rPr>
+          <w:lang w:val="gu_IN" w:bidi="gu_IN"/>
+        </w:rPr>
+      </w:r>
+      <w:r>
+        <w:rPr>
+          <w:b/>
+          <w:lang w:val="gu_IN" w:bidi="gu_IN"/>
+        </w:rPr>
         <w:t>"પરંતુ તમારા પ્રત્યે ધીરજવાન છે"</w:t>
       </w:r>
     </w:p>
@@ -36799,6 +40924,21 @@
           <w:b/>
           <w:lang w:val="gu_IN" w:bidi="gu_IN"/>
         </w:rPr>
+        <w:t>ἀλλὰ πάντας εἰς μετάνοιαν χωρῆσαι</w:t>
+      </w:r>
+    </w:p>
+    <w:p>
+      <w:pPr/>
+      <w:r>
+        <w:rPr>
+          <w:lang w:val="gu_IN" w:bidi="gu_IN"/>
+        </w:rPr>
+      </w:r>
+      <w:r>
+        <w:rPr>
+          <w:b/>
+          <w:lang w:val="gu_IN" w:bidi="gu_IN"/>
+        </w:rPr>
         <w:t>"પરંતુ બધા પસ્તાવા તરફ આગળ વધે"</w:t>
       </w:r>
     </w:p>
@@ -36962,6 +41102,21 @@
           <w:b/>
           <w:lang w:val="gu_IN" w:bidi="gu_IN"/>
         </w:rPr>
+        <w:t>δὲ</w:t>
+      </w:r>
+    </w:p>
+    <w:p>
+      <w:pPr/>
+      <w:r>
+        <w:rPr>
+          <w:lang w:val="gu_IN" w:bidi="gu_IN"/>
+        </w:rPr>
+      </w:r>
+      <w:r>
+        <w:rPr>
+          <w:b/>
+          <w:lang w:val="gu_IN" w:bidi="gu_IN"/>
+        </w:rPr>
         <w:t>"પણ"</w:t>
       </w:r>
     </w:p>
@@ -37050,6 +41205,21 @@
           <w:b/>
           <w:lang w:val="gu_IN" w:bidi="gu_IN"/>
         </w:rPr>
+        <w:t>ἥξει &amp; ἡμέρα Κυρίου ὡς κλέπτης</w:t>
+      </w:r>
+    </w:p>
+    <w:p>
+      <w:pPr/>
+      <w:r>
+        <w:rPr>
+          <w:lang w:val="gu_IN" w:bidi="gu_IN"/>
+        </w:rPr>
+      </w:r>
+      <w:r>
+        <w:rPr>
+          <w:b/>
+          <w:lang w:val="gu_IN" w:bidi="gu_IN"/>
+        </w:rPr>
         <w:t>"પ્રભુનો દિવસ એક ચોરની જેમ આવશે"</w:t>
       </w:r>
     </w:p>
@@ -37151,6 +41321,21 @@
           <w:b/>
           <w:lang w:val="gu_IN" w:bidi="gu_IN"/>
         </w:rPr>
+        <w:t>κλέπτης, ἐν ᾗ</w:t>
+      </w:r>
+    </w:p>
+    <w:p>
+      <w:pPr/>
+      <w:r>
+        <w:rPr>
+          <w:lang w:val="gu_IN" w:bidi="gu_IN"/>
+        </w:rPr>
+      </w:r>
+      <w:r>
+        <w:rPr>
+          <w:b/>
+          <w:lang w:val="gu_IN" w:bidi="gu_IN"/>
+        </w:rPr>
         <w:t>"એક ચોરની &amp; જેમાં"</w:t>
       </w:r>
     </w:p>
@@ -37314,6 +41499,21 @@
           <w:b/>
           <w:lang w:val="gu_IN" w:bidi="gu_IN"/>
         </w:rPr>
+        <w:t>στοιχεῖα &amp; λυθήσεται</w:t>
+      </w:r>
+    </w:p>
+    <w:p>
+      <w:pPr/>
+      <w:r>
+        <w:rPr>
+          <w:lang w:val="gu_IN" w:bidi="gu_IN"/>
+        </w:rPr>
+      </w:r>
+      <w:r>
+        <w:rPr>
+          <w:b/>
+          <w:lang w:val="gu_IN" w:bidi="gu_IN"/>
+        </w:rPr>
         <w:t>"તત્વોનો નાશ કરવામાં આવશે"</w:t>
       </w:r>
     </w:p>
@@ -37655,6 +41855,21 @@
           <w:b/>
           <w:lang w:val="gu_IN" w:bidi="gu_IN"/>
         </w:rPr>
+        <w:t>γῆ καὶ τὰ ἐν αὐτῇ ἔργα εὑρεθήσεται</w:t>
+      </w:r>
+    </w:p>
+    <w:p>
+      <w:pPr/>
+      <w:r>
+        <w:rPr>
+          <w:lang w:val="gu_IN" w:bidi="gu_IN"/>
+        </w:rPr>
+      </w:r>
+      <w:r>
+        <w:rPr>
+          <w:b/>
+          <w:lang w:val="gu_IN" w:bidi="gu_IN"/>
+        </w:rPr>
         <w:t>"પૃથ્વી અને તેમાંના કાર્યોને શોધી કાઢવામાં આવશે"</w:t>
       </w:r>
     </w:p>
@@ -37731,6 +41946,21 @@
           <w:b/>
           <w:lang w:val="gu_IN" w:bidi="gu_IN"/>
         </w:rPr>
+        <w:t>τούτων οὕτως πάντων λυομένων</w:t>
+      </w:r>
+    </w:p>
+    <w:p>
+      <w:pPr/>
+      <w:r>
+        <w:rPr>
+          <w:lang w:val="gu_IN" w:bidi="gu_IN"/>
+        </w:rPr>
+      </w:r>
+      <w:r>
+        <w:rPr>
+          <w:b/>
+          <w:lang w:val="gu_IN" w:bidi="gu_IN"/>
+        </w:rPr>
         <w:t>"આ બધી વસ્તુઓનો નાશ થઈ રહ્યો છે ત્યારે"</w:t>
       </w:r>
     </w:p>
@@ -37881,6 +42111,21 @@
           <w:b/>
           <w:lang w:val="gu_IN" w:bidi="gu_IN"/>
         </w:rPr>
+        <w:t>τούτων</w:t>
+      </w:r>
+    </w:p>
+    <w:p>
+      <w:pPr/>
+      <w:r>
+        <w:rPr>
+          <w:lang w:val="gu_IN" w:bidi="gu_IN"/>
+        </w:rPr>
+      </w:r>
+      <w:r>
+        <w:rPr>
+          <w:b/>
+          <w:lang w:val="gu_IN" w:bidi="gu_IN"/>
+        </w:rPr>
         <w:t>"આ બધી વસ્તુઓનો"</w:t>
       </w:r>
     </w:p>
@@ -37969,6 +42214,21 @@
           <w:b/>
           <w:lang w:val="gu_IN" w:bidi="gu_IN"/>
         </w:rPr>
+        <w:t>ποταποὺς δεῖ ὑπάρχειν ὑμᾶς</w:t>
+      </w:r>
+    </w:p>
+    <w:p>
+      <w:pPr/>
+      <w:r>
+        <w:rPr>
+          <w:lang w:val="gu_IN" w:bidi="gu_IN"/>
+        </w:rPr>
+      </w:r>
+      <w:r>
+        <w:rPr>
+          <w:b/>
+          <w:lang w:val="gu_IN" w:bidi="gu_IN"/>
+        </w:rPr>
         <w:t>"તમારા માટે એ પ્રકારે રહેવું જરૂરી છે"</w:t>
       </w:r>
     </w:p>
@@ -38044,6 +42304,21 @@
           <w:b/>
           <w:lang w:val="gu_IN" w:bidi="gu_IN"/>
         </w:rPr>
+        <w:t>ἐν ἁγίαις ἀναστροφαῖς καὶ εὐσεβείαις</w:t>
+      </w:r>
+    </w:p>
+    <w:p>
+      <w:pPr/>
+      <w:r>
+        <w:rPr>
+          <w:lang w:val="gu_IN" w:bidi="gu_IN"/>
+        </w:rPr>
+      </w:r>
+      <w:r>
+        <w:rPr>
+          <w:b/>
+          <w:lang w:val="gu_IN" w:bidi="gu_IN"/>
+        </w:rPr>
         <w:t>"પવિત્ર વર્તણૂકો અને ઈશ્વરીય કાર્યોમાં"</w:t>
       </w:r>
     </w:p>
@@ -38119,6 +42394,21 @@
           <w:b/>
           <w:lang w:val="gu_IN" w:bidi="gu_IN"/>
         </w:rPr>
+        <w:t>προσδοκῶντας καὶ σπεύδοντας</w:t>
+      </w:r>
+    </w:p>
+    <w:p>
+      <w:pPr/>
+      <w:r>
+        <w:rPr>
+          <w:lang w:val="gu_IN" w:bidi="gu_IN"/>
+        </w:rPr>
+      </w:r>
+      <w:r>
+        <w:rPr>
+          <w:b/>
+          <w:lang w:val="gu_IN" w:bidi="gu_IN"/>
+        </w:rPr>
         <w:t>"રાહ જોવી અને ઉતાવળ કરવી"</w:t>
       </w:r>
     </w:p>
@@ -38195,6 +42485,21 @@
           <w:b/>
           <w:lang w:val="gu_IN" w:bidi="gu_IN"/>
         </w:rPr>
+        <w:t>δι’ ἣν</w:t>
+      </w:r>
+    </w:p>
+    <w:p>
+      <w:pPr/>
+      <w:r>
+        <w:rPr>
+          <w:lang w:val="gu_IN" w:bidi="gu_IN"/>
+        </w:rPr>
+      </w:r>
+      <w:r>
+        <w:rPr>
+          <w:b/>
+          <w:lang w:val="gu_IN" w:bidi="gu_IN"/>
+        </w:rPr>
         <w:t>"જેના કારણે"</w:t>
       </w:r>
     </w:p>
@@ -38283,6 +42588,21 @@
           <w:b/>
           <w:lang w:val="gu_IN" w:bidi="gu_IN"/>
         </w:rPr>
+        <w:t>πυρούμενοι</w:t>
+      </w:r>
+    </w:p>
+    <w:p>
+      <w:pPr/>
+      <w:r>
+        <w:rPr>
+          <w:lang w:val="gu_IN" w:bidi="gu_IN"/>
+        </w:rPr>
+      </w:r>
+      <w:r>
+        <w:rPr>
+          <w:b/>
+          <w:lang w:val="gu_IN" w:bidi="gu_IN"/>
+        </w:rPr>
         <w:t>"આગમાં સળગાવવાથી"</w:t>
       </w:r>
     </w:p>
@@ -38407,6 +42727,21 @@
         <w:rPr>
           <w:lang w:val="gu_IN" w:bidi="gu_IN"/>
         </w:rPr>
+      </w:r>
+    </w:p>
+    <w:p>
+      <w:pPr/>
+      <w:r>
+        <w:rPr>
+          <w:lang w:val="gu_IN" w:bidi="gu_IN"/>
+        </w:rPr>
+      </w:r>
+      <w:r>
+        <w:rPr>
+          <w:b/>
+          <w:lang w:val="gu_IN" w:bidi="gu_IN"/>
+        </w:rPr>
+        <w:t>στοιχεῖα καυσούμενα, τήκεται</w:t>
       </w:r>
     </w:p>
     <w:p>
@@ -38578,6 +42913,21 @@
           <w:b/>
           <w:lang w:val="gu_IN" w:bidi="gu_IN"/>
         </w:rPr>
+        <w:t>καινοὺς &amp; οὐρανοὺς καὶ γῆν καινὴν, κατὰ τὸ ἐπάγγελμα αὐτοῦ προσδοκῶμεν</w:t>
+      </w:r>
+    </w:p>
+    <w:p>
+      <w:pPr/>
+      <w:r>
+        <w:rPr>
+          <w:lang w:val="gu_IN" w:bidi="gu_IN"/>
+        </w:rPr>
+      </w:r>
+      <w:r>
+        <w:rPr>
+          <w:b/>
+          <w:lang w:val="gu_IN" w:bidi="gu_IN"/>
+        </w:rPr>
         <w:t>"નવા આકાશો અને એક નવી પૃથ્વી &amp; તેની રાહ તેમના વચન પ્રમાણે આપણે જોઈ રહ્યા છે"</w:t>
       </w:r>
     </w:p>
@@ -38653,6 +43003,21 @@
           <w:b/>
           <w:lang w:val="gu_IN" w:bidi="gu_IN"/>
         </w:rPr>
+        <w:t>κατὰ τὸ ἐπάγγελμα αὐτοῦ</w:t>
+      </w:r>
+    </w:p>
+    <w:p>
+      <w:pPr/>
+      <w:r>
+        <w:rPr>
+          <w:lang w:val="gu_IN" w:bidi="gu_IN"/>
+        </w:rPr>
+      </w:r>
+      <w:r>
+        <w:rPr>
+          <w:b/>
+          <w:lang w:val="gu_IN" w:bidi="gu_IN"/>
+        </w:rPr>
         <w:t>"તેમના વચન પ્રમાણે"</w:t>
       </w:r>
     </w:p>
@@ -38728,6 +43093,21 @@
           <w:b/>
           <w:lang w:val="gu_IN" w:bidi="gu_IN"/>
         </w:rPr>
+        <w:t>τὸ ἐπάγγελμα αὐτοῦ</w:t>
+      </w:r>
+    </w:p>
+    <w:p>
+      <w:pPr/>
+      <w:r>
+        <w:rPr>
+          <w:lang w:val="gu_IN" w:bidi="gu_IN"/>
+        </w:rPr>
+      </w:r>
+      <w:r>
+        <w:rPr>
+          <w:b/>
+          <w:lang w:val="gu_IN" w:bidi="gu_IN"/>
+        </w:rPr>
         <w:t>"તેમના વચન"</w:t>
       </w:r>
     </w:p>
@@ -38790,6 +43170,21 @@
         <w:rPr>
           <w:lang w:val="gu_IN" w:bidi="gu_IN"/>
         </w:rPr>
+      </w:r>
+    </w:p>
+    <w:p>
+      <w:pPr/>
+      <w:r>
+        <w:rPr>
+          <w:lang w:val="gu_IN" w:bidi="gu_IN"/>
+        </w:rPr>
+      </w:r>
+      <w:r>
+        <w:rPr>
+          <w:b/>
+          <w:lang w:val="gu_IN" w:bidi="gu_IN"/>
+        </w:rPr>
+        <w:t>ἐν οἷς δικαιοσύνη κατοικεῖ</w:t>
       </w:r>
     </w:p>
     <w:p>
@@ -38898,6 +43293,21 @@
           <w:b/>
           <w:lang w:val="gu_IN" w:bidi="gu_IN"/>
         </w:rPr>
+        <w:t>ἐν οἷς δικαιοσύνη κατοικεῖ</w:t>
+      </w:r>
+    </w:p>
+    <w:p>
+      <w:pPr/>
+      <w:r>
+        <w:rPr>
+          <w:lang w:val="gu_IN" w:bidi="gu_IN"/>
+        </w:rPr>
+      </w:r>
+      <w:r>
+        <w:rPr>
+          <w:b/>
+          <w:lang w:val="gu_IN" w:bidi="gu_IN"/>
+        </w:rPr>
         <w:t>"જેમાં ન્યાયીપણું રહે છે"</w:t>
       </w:r>
     </w:p>
@@ -38986,6 +43396,21 @@
           <w:b/>
           <w:lang w:val="gu_IN" w:bidi="gu_IN"/>
         </w:rPr>
+        <w:t>διό</w:t>
+      </w:r>
+    </w:p>
+    <w:p>
+      <w:pPr/>
+      <w:r>
+        <w:rPr>
+          <w:lang w:val="gu_IN" w:bidi="gu_IN"/>
+        </w:rPr>
+      </w:r>
+      <w:r>
+        <w:rPr>
+          <w:b/>
+          <w:lang w:val="gu_IN" w:bidi="gu_IN"/>
+        </w:rPr>
         <w:t>"તેથી"</w:t>
       </w:r>
     </w:p>
@@ -39060,6 +43485,21 @@
         <w:rPr>
           <w:lang w:val="gu_IN" w:bidi="gu_IN"/>
         </w:rPr>
+      </w:r>
+    </w:p>
+    <w:p>
+      <w:pPr/>
+      <w:r>
+        <w:rPr>
+          <w:lang w:val="gu_IN" w:bidi="gu_IN"/>
+        </w:rPr>
+      </w:r>
+      <w:r>
+        <w:rPr>
+          <w:b/>
+          <w:lang w:val="gu_IN" w:bidi="gu_IN"/>
+        </w:rPr>
+        <w:t>ἀγαπητοί</w:t>
       </w:r>
     </w:p>
     <w:p>
@@ -39180,6 +43620,21 @@
           <w:b/>
           <w:lang w:val="gu_IN" w:bidi="gu_IN"/>
         </w:rPr>
+        <w:t>ταῦτα</w:t>
+      </w:r>
+    </w:p>
+    <w:p>
+      <w:pPr/>
+      <w:r>
+        <w:rPr>
+          <w:lang w:val="gu_IN" w:bidi="gu_IN"/>
+        </w:rPr>
+      </w:r>
+      <w:r>
+        <w:rPr>
+          <w:b/>
+          <w:lang w:val="gu_IN" w:bidi="gu_IN"/>
+        </w:rPr>
         <w:t>"આ બાબતોની"</w:t>
       </w:r>
     </w:p>
@@ -39392,6 +43847,21 @@
           <w:b/>
           <w:lang w:val="gu_IN" w:bidi="gu_IN"/>
         </w:rPr>
+        <w:t>ἄσπιλοι καὶ ἀμώμητοι</w:t>
+      </w:r>
+    </w:p>
+    <w:p>
+      <w:pPr/>
+      <w:r>
+        <w:rPr>
+          <w:lang w:val="gu_IN" w:bidi="gu_IN"/>
+        </w:rPr>
+      </w:r>
+      <w:r>
+        <w:rPr>
+          <w:b/>
+          <w:lang w:val="gu_IN" w:bidi="gu_IN"/>
+        </w:rPr>
         <w:t>"નિષ્કલંક અને દોષરહિત"</w:t>
       </w:r>
     </w:p>
@@ -39467,6 +43937,21 @@
           <w:b/>
           <w:lang w:val="gu_IN" w:bidi="gu_IN"/>
         </w:rPr>
+        <w:t>αὐτῷ</w:t>
+      </w:r>
+    </w:p>
+    <w:p>
+      <w:pPr/>
+      <w:r>
+        <w:rPr>
+          <w:lang w:val="gu_IN" w:bidi="gu_IN"/>
+        </w:rPr>
+      </w:r>
+      <w:r>
+        <w:rPr>
+          <w:b/>
+          <w:lang w:val="gu_IN" w:bidi="gu_IN"/>
+        </w:rPr>
         <w:t>"તેમના દ્વારા"</w:t>
       </w:r>
     </w:p>
@@ -39562,6 +44047,21 @@
           <w:b/>
           <w:lang w:val="gu_IN" w:bidi="gu_IN"/>
         </w:rPr>
+        <w:t>ἐν εἰρήνῃ</w:t>
+      </w:r>
+    </w:p>
+    <w:p>
+      <w:pPr/>
+      <w:r>
+        <w:rPr>
+          <w:lang w:val="gu_IN" w:bidi="gu_IN"/>
+        </w:rPr>
+      </w:r>
+      <w:r>
+        <w:rPr>
+          <w:b/>
+          <w:lang w:val="gu_IN" w:bidi="gu_IN"/>
+        </w:rPr>
         <w:t>"શાંતિથી"</w:t>
       </w:r>
     </w:p>
@@ -39638,6 +44138,21 @@
           <w:b/>
           <w:lang w:val="gu_IN" w:bidi="gu_IN"/>
         </w:rPr>
+        <w:t>τὴν τοῦ Κυρίου ἡμῶν μακροθυμίαν, σωτηρίαν ἡγεῖσθε</w:t>
+      </w:r>
+    </w:p>
+    <w:p>
+      <w:pPr/>
+      <w:r>
+        <w:rPr>
+          <w:lang w:val="gu_IN" w:bidi="gu_IN"/>
+        </w:rPr>
+      </w:r>
+      <w:r>
+        <w:rPr>
+          <w:b/>
+          <w:lang w:val="gu_IN" w:bidi="gu_IN"/>
+        </w:rPr>
         <w:t>"આપણા પ્રભુની ધીરજને તારણ {હોવું} માનો"</w:t>
       </w:r>
     </w:p>
@@ -39789,6 +44304,21 @@
           <w:b/>
           <w:lang w:val="gu_IN" w:bidi="gu_IN"/>
         </w:rPr>
+        <w:t>σωτηρίαν</w:t>
+      </w:r>
+    </w:p>
+    <w:p>
+      <w:pPr/>
+      <w:r>
+        <w:rPr>
+          <w:lang w:val="gu_IN" w:bidi="gu_IN"/>
+        </w:rPr>
+      </w:r>
+      <w:r>
+        <w:rPr>
+          <w:b/>
+          <w:lang w:val="gu_IN" w:bidi="gu_IN"/>
+        </w:rPr>
         <w:t>"તારણ {હોવું"</w:t>
       </w:r>
     </w:p>
@@ -40117,6 +44647,21 @@
           <w:b/>
           <w:lang w:val="gu_IN" w:bidi="gu_IN"/>
         </w:rPr>
+        <w:t>ἐν πάσαις ταῖς ἐπιστολαῖς</w:t>
+      </w:r>
+    </w:p>
+    <w:p>
+      <w:pPr/>
+      <w:r>
+        <w:rPr>
+          <w:lang w:val="gu_IN" w:bidi="gu_IN"/>
+        </w:rPr>
+      </w:r>
+      <w:r>
+        <w:rPr>
+          <w:b/>
+          <w:lang w:val="gu_IN" w:bidi="gu_IN"/>
+        </w:rPr>
         <w:t>"તમામ પત્રોમાં"</w:t>
       </w:r>
     </w:p>
@@ -40205,6 +44750,21 @@
           <w:b/>
           <w:lang w:val="gu_IN" w:bidi="gu_IN"/>
         </w:rPr>
+        <w:t>λαλῶν ἐν αὐταῖς περὶ τούτων</w:t>
+      </w:r>
+    </w:p>
+    <w:p>
+      <w:pPr/>
+      <w:r>
+        <w:rPr>
+          <w:lang w:val="gu_IN" w:bidi="gu_IN"/>
+        </w:rPr>
+      </w:r>
+      <w:r>
+        <w:rPr>
+          <w:b/>
+          <w:lang w:val="gu_IN" w:bidi="gu_IN"/>
+        </w:rPr>
         <w:t>"તેઓમાં આ બાબતો વિષે વાત કરી"</w:t>
       </w:r>
     </w:p>
@@ -40279,6 +44839,21 @@
         <w:rPr>
           <w:lang w:val="gu_IN" w:bidi="gu_IN"/>
         </w:rPr>
+      </w:r>
+    </w:p>
+    <w:p>
+      <w:pPr/>
+      <w:r>
+        <w:rPr>
+          <w:lang w:val="gu_IN" w:bidi="gu_IN"/>
+        </w:rPr>
+      </w:r>
+      <w:r>
+        <w:rPr>
+          <w:b/>
+          <w:lang w:val="gu_IN" w:bidi="gu_IN"/>
+        </w:rPr>
+        <w:t>ἃ οἱ ἀμαθεῖς καὶ ἀστήρικτοι στρεβλοῦσιν</w:t>
       </w:r>
     </w:p>
     <w:p>
@@ -40435,6 +45010,21 @@
           <w:b/>
           <w:lang w:val="gu_IN" w:bidi="gu_IN"/>
         </w:rPr>
+        <w:t>ἃ οἱ ἀμαθεῖς καὶ ἀστήρικτοι στρεβλοῦσιν</w:t>
+      </w:r>
+    </w:p>
+    <w:p>
+      <w:pPr/>
+      <w:r>
+        <w:rPr>
+          <w:lang w:val="gu_IN" w:bidi="gu_IN"/>
+        </w:rPr>
+      </w:r>
+      <w:r>
+        <w:rPr>
+          <w:b/>
+          <w:lang w:val="gu_IN" w:bidi="gu_IN"/>
+        </w:rPr>
         <w:t>"જેને &amp; અજ્ઞાની અને અસ્થિર &amp; વિકૃત કરે છે"</w:t>
       </w:r>
     </w:p>
@@ -40523,6 +45113,21 @@
           <w:b/>
           <w:lang w:val="gu_IN" w:bidi="gu_IN"/>
         </w:rPr>
+        <w:t>ὡς καὶ τὰς λοιπὰς Γραφὰς</w:t>
+      </w:r>
+    </w:p>
+    <w:p>
+      <w:pPr/>
+      <w:r>
+        <w:rPr>
+          <w:lang w:val="gu_IN" w:bidi="gu_IN"/>
+        </w:rPr>
+      </w:r>
+      <w:r>
+        <w:rPr>
+          <w:b/>
+          <w:lang w:val="gu_IN" w:bidi="gu_IN"/>
+        </w:rPr>
         <w:t>"તેમજ અન્ય શાસ્ત્રોને પણ &amp; લોકો"</w:t>
       </w:r>
     </w:p>
@@ -40611,6 +45216,21 @@
           <w:b/>
           <w:lang w:val="gu_IN" w:bidi="gu_IN"/>
         </w:rPr>
+        <w:t>πρὸς τὴν ἰδίαν αὐτῶν ἀπώλειαν</w:t>
+      </w:r>
+    </w:p>
+    <w:p>
+      <w:pPr/>
+      <w:r>
+        <w:rPr>
+          <w:lang w:val="gu_IN" w:bidi="gu_IN"/>
+        </w:rPr>
+      </w:r>
+      <w:r>
+        <w:rPr>
+          <w:b/>
+          <w:lang w:val="gu_IN" w:bidi="gu_IN"/>
+        </w:rPr>
         <w:t>"તેમના પોતાના વિનાશ માટે"</w:t>
       </w:r>
     </w:p>
@@ -40699,6 +45319,21 @@
           <w:b/>
           <w:lang w:val="gu_IN" w:bidi="gu_IN"/>
         </w:rPr>
+        <w:t>πρὸς τὴν ἰδίαν αὐτῶν ἀπώλειαν</w:t>
+      </w:r>
+    </w:p>
+    <w:p>
+      <w:pPr/>
+      <w:r>
+        <w:rPr>
+          <w:lang w:val="gu_IN" w:bidi="gu_IN"/>
+        </w:rPr>
+      </w:r>
+      <w:r>
+        <w:rPr>
+          <w:b/>
+          <w:lang w:val="gu_IN" w:bidi="gu_IN"/>
+        </w:rPr>
         <w:t>"તેમના પોતાના વિનાશ માટે"</w:t>
       </w:r>
     </w:p>
@@ -40787,6 +45422,21 @@
           <w:b/>
           <w:lang w:val="gu_IN" w:bidi="gu_IN"/>
         </w:rPr>
+        <w:t>οὖν</w:t>
+      </w:r>
+    </w:p>
+    <w:p>
+      <w:pPr/>
+      <w:r>
+        <w:rPr>
+          <w:lang w:val="gu_IN" w:bidi="gu_IN"/>
+        </w:rPr>
+      </w:r>
+      <w:r>
+        <w:rPr>
+          <w:b/>
+          <w:lang w:val="gu_IN" w:bidi="gu_IN"/>
+        </w:rPr>
         <w:t>"તેથી"</w:t>
       </w:r>
     </w:p>
@@ -40886,6 +45536,21 @@
           <w:b/>
           <w:lang w:val="gu_IN" w:bidi="gu_IN"/>
         </w:rPr>
+        <w:t>ἀγαπητοί</w:t>
+      </w:r>
+    </w:p>
+    <w:p>
+      <w:pPr/>
+      <w:r>
+        <w:rPr>
+          <w:lang w:val="gu_IN" w:bidi="gu_IN"/>
+        </w:rPr>
+      </w:r>
+      <w:r>
+        <w:rPr>
+          <w:b/>
+          <w:lang w:val="gu_IN" w:bidi="gu_IN"/>
+        </w:rPr>
         <w:t>"પ્રિયજનો"</w:t>
       </w:r>
     </w:p>
@@ -40960,6 +45625,21 @@
         <w:rPr>
           <w:lang w:val="gu_IN" w:bidi="gu_IN"/>
         </w:rPr>
+      </w:r>
+    </w:p>
+    <w:p>
+      <w:pPr/>
+      <w:r>
+        <w:rPr>
+          <w:lang w:val="gu_IN" w:bidi="gu_IN"/>
+        </w:rPr>
+      </w:r>
+      <w:r>
+        <w:rPr>
+          <w:b/>
+          <w:lang w:val="gu_IN" w:bidi="gu_IN"/>
+        </w:rPr>
+        <w:t>προγινώσκοντες</w:t>
       </w:r>
     </w:p>
     <w:p>
@@ -41424,6 +46104,21 @@
           <w:b/>
           <w:lang w:val="gu_IN" w:bidi="gu_IN"/>
         </w:rPr>
+        <w:t>τῇ τῶν ἀθέσμων πλάνῃ συναπαχθέντες</w:t>
+      </w:r>
+    </w:p>
+    <w:p>
+      <w:pPr/>
+      <w:r>
+        <w:rPr>
+          <w:lang w:val="gu_IN" w:bidi="gu_IN"/>
+        </w:rPr>
+      </w:r>
+      <w:r>
+        <w:rPr>
+          <w:b/>
+          <w:lang w:val="gu_IN" w:bidi="gu_IN"/>
+        </w:rPr>
         <w:t>"અધર્મી લોકોની ભૂલને લીધે ગેરમાર્ગે દોરાઈને"</w:t>
       </w:r>
     </w:p>
@@ -41714,6 +46409,21 @@
           <w:b/>
           <w:lang w:val="gu_IN" w:bidi="gu_IN"/>
         </w:rPr>
+        <w:t>χάριτι</w:t>
+      </w:r>
+    </w:p>
+    <w:p>
+      <w:pPr/>
+      <w:r>
+        <w:rPr>
+          <w:lang w:val="gu_IN" w:bidi="gu_IN"/>
+        </w:rPr>
+      </w:r>
+      <w:r>
+        <w:rPr>
+          <w:b/>
+          <w:lang w:val="gu_IN" w:bidi="gu_IN"/>
+        </w:rPr>
         <w:t>"કૃપા"</w:t>
       </w:r>
     </w:p>
@@ -41790,6 +46500,21 @@
           <w:b/>
           <w:lang w:val="gu_IN" w:bidi="gu_IN"/>
         </w:rPr>
+        <w:t>γνώσει</w:t>
+      </w:r>
+    </w:p>
+    <w:p>
+      <w:pPr/>
+      <w:r>
+        <w:rPr>
+          <w:lang w:val="gu_IN" w:bidi="gu_IN"/>
+        </w:rPr>
+      </w:r>
+      <w:r>
+        <w:rPr>
+          <w:b/>
+          <w:lang w:val="gu_IN" w:bidi="gu_IN"/>
+        </w:rPr>
         <w:t>"જ્ઞાનમાં"</w:t>
       </w:r>
     </w:p>
@@ -41878,6 +46603,21 @@
           <w:b/>
           <w:lang w:val="gu_IN" w:bidi="gu_IN"/>
         </w:rPr>
+        <w:t>τοῦ Κυρίου ἡμῶν καὶ Σωτῆρος</w:t>
+      </w:r>
+    </w:p>
+    <w:p>
+      <w:pPr/>
+      <w:r>
+        <w:rPr>
+          <w:lang w:val="gu_IN" w:bidi="gu_IN"/>
+        </w:rPr>
+      </w:r>
+      <w:r>
+        <w:rPr>
+          <w:b/>
+          <w:lang w:val="gu_IN" w:bidi="gu_IN"/>
+        </w:rPr>
         <w:t>"આપણા પ્રભુ &amp; તારણહાર &amp; અને"</w:t>
       </w:r>
     </w:p>
@@ -41966,6 +46706,21 @@
           <w:b/>
           <w:lang w:val="gu_IN" w:bidi="gu_IN"/>
         </w:rPr>
+        <w:t>αὐτῷ ἡ δόξα</w:t>
+      </w:r>
+    </w:p>
+    <w:p>
+      <w:pPr/>
+      <w:r>
+        <w:rPr>
+          <w:lang w:val="gu_IN" w:bidi="gu_IN"/>
+        </w:rPr>
+      </w:r>
+      <w:r>
+        <w:rPr>
+          <w:b/>
+          <w:lang w:val="gu_IN" w:bidi="gu_IN"/>
+        </w:rPr>
         <w:t>"તેમને માટે &amp; મહિમા {હો"</w:t>
       </w:r>
     </w:p>
@@ -42053,6 +46808,21 @@
         <w:rPr>
           <w:lang w:val="gu_IN" w:bidi="gu_IN"/>
         </w:rPr>
+      </w:r>
+    </w:p>
+    <w:p>
+      <w:pPr/>
+      <w:r>
+        <w:rPr>
+          <w:lang w:val="gu_IN" w:bidi="gu_IN"/>
+        </w:rPr>
+      </w:r>
+      <w:r>
+        <w:rPr>
+          <w:b/>
+          <w:lang w:val="gu_IN" w:bidi="gu_IN"/>
+        </w:rPr>
+        <w:t>εἰς ἡμέραν αἰῶνος</w:t>
       </w:r>
     </w:p>
     <w:p>

--- a/guj/docx/61.content.docx
+++ b/guj/docx/61.content.docx
@@ -1080,6 +1080,21 @@
           <w:b/>
           <w:lang w:val="gu_IN" w:bidi="gu_IN"/>
         </w:rPr>
+        <w:t>δοῦλος καὶ ἀπόστολος Ἰησοῦ Χριστοῦ</w:t>
+      </w:r>
+    </w:p>
+    <w:p>
+      <w:pPr/>
+      <w:r>
+        <w:rPr>
+          <w:lang w:val="gu_IN" w:bidi="gu_IN"/>
+        </w:rPr>
+      </w:r>
+      <w:r>
+        <w:rPr>
+          <w:b/>
+          <w:lang w:val="gu_IN" w:bidi="gu_IN"/>
+        </w:rPr>
         <w:t>"ઈસુ ખ્રિસ્તનો એક દાસ તથા એક પ્રેરિત"</w:t>
       </w:r>
     </w:p>
@@ -1271,6 +1286,21 @@
           <w:b/>
           <w:lang w:val="gu_IN" w:bidi="gu_IN"/>
         </w:rPr>
+        <w:t>τοῖς ἰσότιμον ἡμῖν λαχοῦσιν πίστιν</w:t>
+      </w:r>
+    </w:p>
+    <w:p>
+      <w:pPr/>
+      <w:r>
+        <w:rPr>
+          <w:lang w:val="gu_IN" w:bidi="gu_IN"/>
+        </w:rPr>
+      </w:r>
+      <w:r>
+        <w:rPr>
+          <w:b/>
+          <w:lang w:val="gu_IN" w:bidi="gu_IN"/>
+        </w:rPr>
         <w:t>"અમારી સાથે જેઓએ સમાન &amp; વિશ્વાસ પ્રાપ્ત કર્યો છે તેઓને"</w:t>
       </w:r>
     </w:p>
@@ -1359,6 +1389,21 @@
           <w:b/>
           <w:lang w:val="gu_IN" w:bidi="gu_IN"/>
         </w:rPr>
+        <w:t>τοῖς ἰσότιμον &amp; λαχοῦσιν πίστιν</w:t>
+      </w:r>
+    </w:p>
+    <w:p>
+      <w:pPr/>
+      <w:r>
+        <w:rPr>
+          <w:lang w:val="gu_IN" w:bidi="gu_IN"/>
+        </w:rPr>
+      </w:r>
+      <w:r>
+        <w:rPr>
+          <w:b/>
+          <w:lang w:val="gu_IN" w:bidi="gu_IN"/>
+        </w:rPr>
         <w:t>"જેઓએ સમાન &amp; વિશ્વાસ પ્રાપ્ત કર્યો છે તેઓને"</w:t>
       </w:r>
     </w:p>
@@ -1550,6 +1595,21 @@
           <w:b/>
           <w:lang w:val="gu_IN" w:bidi="gu_IN"/>
         </w:rPr>
+        <w:t>ἐν δικαιοσύνῃ</w:t>
+      </w:r>
+    </w:p>
+    <w:p>
+      <w:pPr/>
+      <w:r>
+        <w:rPr>
+          <w:lang w:val="gu_IN" w:bidi="gu_IN"/>
+        </w:rPr>
+      </w:r>
+      <w:r>
+        <w:rPr>
+          <w:b/>
+          <w:lang w:val="gu_IN" w:bidi="gu_IN"/>
+        </w:rPr>
         <w:t>"ન્યાયીપણા મારફતે"</w:t>
       </w:r>
     </w:p>
@@ -1813,6 +1873,21 @@
           <w:b/>
           <w:lang w:val="gu_IN" w:bidi="gu_IN"/>
         </w:rPr>
+        <w:t>χάρις &amp; καὶ εἰρήνη πληθυνθείη</w:t>
+      </w:r>
+    </w:p>
+    <w:p>
+      <w:pPr/>
+      <w:r>
+        <w:rPr>
+          <w:lang w:val="gu_IN" w:bidi="gu_IN"/>
+        </w:rPr>
+      </w:r>
+      <w:r>
+        <w:rPr>
+          <w:b/>
+          <w:lang w:val="gu_IN" w:bidi="gu_IN"/>
+        </w:rPr>
         <w:t>"અને &amp; કૃપા &amp; શાંતિ વૃદ્ધિ પામતી રહે"</w:t>
       </w:r>
     </w:p>
@@ -2218,6 +2293,21 @@
           <w:b/>
           <w:lang w:val="gu_IN" w:bidi="gu_IN"/>
         </w:rPr>
+        <w:t>ἐν ἐπιγνώσει τοῦ Θεοῦ, καὶ Ἰησοῦ τοῦ Κυρίου ἡμῶν</w:t>
+      </w:r>
+    </w:p>
+    <w:p>
+      <w:pPr/>
+      <w:r>
+        <w:rPr>
+          <w:lang w:val="gu_IN" w:bidi="gu_IN"/>
+        </w:rPr>
+      </w:r>
+      <w:r>
+        <w:rPr>
+          <w:b/>
+          <w:lang w:val="gu_IN" w:bidi="gu_IN"/>
+        </w:rPr>
         <w:t>"ઈશ્વર &amp; આપણા પ્રભુ ઈસુના જ્ઞાનમાં &amp; અને"</w:t>
       </w:r>
     </w:p>
@@ -2306,6 +2396,21 @@
           <w:b/>
           <w:lang w:val="gu_IN" w:bidi="gu_IN"/>
         </w:rPr>
+        <w:t>ἐν ἐπιγνώσει τοῦ Θεοῦ, καὶ Ἰησοῦ τοῦ Κυρίου ἡμῶν</w:t>
+      </w:r>
+    </w:p>
+    <w:p>
+      <w:pPr/>
+      <w:r>
+        <w:rPr>
+          <w:lang w:val="gu_IN" w:bidi="gu_IN"/>
+        </w:rPr>
+      </w:r>
+      <w:r>
+        <w:rPr>
+          <w:b/>
+          <w:lang w:val="gu_IN" w:bidi="gu_IN"/>
+        </w:rPr>
         <w:t>"ઈશ્વર &amp; આપણા પ્રભુ ઈસુના જ્ઞાનમાં &amp; અને"</w:t>
       </w:r>
     </w:p>
@@ -2458,6 +2563,21 @@
         <w:rPr>
           <w:lang w:val="gu_IN" w:bidi="gu_IN"/>
         </w:rPr>
+      </w:r>
+    </w:p>
+    <w:p>
+      <w:pPr/>
+      <w:r>
+        <w:rPr>
+          <w:lang w:val="gu_IN" w:bidi="gu_IN"/>
+        </w:rPr>
+      </w:r>
+      <w:r>
+        <w:rPr>
+          <w:b/>
+          <w:lang w:val="gu_IN" w:bidi="gu_IN"/>
+        </w:rPr>
+        <w:t>ὡς &amp; ἡμῖν τῆς θείας δυνάμεως αὐτοῦ &amp; δεδωρημένης</w:t>
       </w:r>
     </w:p>
     <w:p>
@@ -2578,6 +2698,21 @@
           <w:b/>
           <w:lang w:val="gu_IN" w:bidi="gu_IN"/>
         </w:rPr>
+        <w:t>ἡμῖν</w:t>
+      </w:r>
+    </w:p>
+    <w:p>
+      <w:pPr/>
+      <w:r>
+        <w:rPr>
+          <w:lang w:val="gu_IN" w:bidi="gu_IN"/>
+        </w:rPr>
+      </w:r>
+      <w:r>
+        <w:rPr>
+          <w:b/>
+          <w:lang w:val="gu_IN" w:bidi="gu_IN"/>
+        </w:rPr>
         <w:t>"આપણને"</w:t>
       </w:r>
     </w:p>
@@ -3085,6 +3220,21 @@
           <w:b/>
           <w:lang w:val="gu_IN" w:bidi="gu_IN"/>
         </w:rPr>
+        <w:t>πρὸς ζωὴν καὶ εὐσέβειαν</w:t>
+      </w:r>
+    </w:p>
+    <w:p>
+      <w:pPr/>
+      <w:r>
+        <w:rPr>
+          <w:lang w:val="gu_IN" w:bidi="gu_IN"/>
+        </w:rPr>
+      </w:r>
+      <w:r>
+        <w:rPr>
+          <w:b/>
+          <w:lang w:val="gu_IN" w:bidi="gu_IN"/>
+        </w:rPr>
         <w:t>"જીવન અને ઈશ્વરભક્તિ માટે"</w:t>
       </w:r>
     </w:p>
@@ -3374,6 +3524,21 @@
           <w:b/>
           <w:lang w:val="gu_IN" w:bidi="gu_IN"/>
         </w:rPr>
+        <w:t>διὰ τῆς ἐπιγνώσεως τοῦ καλέσαντος ἡμᾶς</w:t>
+      </w:r>
+    </w:p>
+    <w:p>
+      <w:pPr/>
+      <w:r>
+        <w:rPr>
+          <w:lang w:val="gu_IN" w:bidi="gu_IN"/>
+        </w:rPr>
+      </w:r>
+      <w:r>
+        <w:rPr>
+          <w:b/>
+          <w:lang w:val="gu_IN" w:bidi="gu_IN"/>
+        </w:rPr>
         <w:t>"એકને જાણવા દ્વારા જેમણે &amp; આપણને તેડ્યા છે"</w:t>
       </w:r>
     </w:p>
@@ -3462,6 +3627,21 @@
           <w:b/>
           <w:lang w:val="gu_IN" w:bidi="gu_IN"/>
         </w:rPr>
+        <w:t>τοῦ καλέσαντος ἡμᾶς</w:t>
+      </w:r>
+    </w:p>
+    <w:p>
+      <w:pPr/>
+      <w:r>
+        <w:rPr>
+          <w:lang w:val="gu_IN" w:bidi="gu_IN"/>
+        </w:rPr>
+      </w:r>
+      <w:r>
+        <w:rPr>
+          <w:b/>
+          <w:lang w:val="gu_IN" w:bidi="gu_IN"/>
+        </w:rPr>
         <w:t>"એકને &amp; જેમણે &amp; આપણને તેડ્યા છે"</w:t>
       </w:r>
     </w:p>
@@ -3628,6 +3808,21 @@
           <w:b/>
           <w:lang w:val="gu_IN" w:bidi="gu_IN"/>
         </w:rPr>
+        <w:t>διὰ δόξης καὶ ἀρετῆς</w:t>
+      </w:r>
+    </w:p>
+    <w:p>
+      <w:pPr/>
+      <w:r>
+        <w:rPr>
+          <w:lang w:val="gu_IN" w:bidi="gu_IN"/>
+        </w:rPr>
+      </w:r>
+      <w:r>
+        <w:rPr>
+          <w:b/>
+          <w:lang w:val="gu_IN" w:bidi="gu_IN"/>
+        </w:rPr>
         <w:t>"દ્વારા &amp; તેમના} મહિમા અને શ્રેષ્ઠતાથી"</w:t>
       </w:r>
     </w:p>
@@ -4214,6 +4409,21 @@
           <w:b/>
           <w:lang w:val="gu_IN" w:bidi="gu_IN"/>
         </w:rPr>
+        <w:t>τὰ τίμια καὶ μέγιστα ἡμῖν ἐπαγγέλματα δεδώρηται</w:t>
+      </w:r>
+    </w:p>
+    <w:p>
+      <w:pPr/>
+      <w:r>
+        <w:rPr>
+          <w:lang w:val="gu_IN" w:bidi="gu_IN"/>
+        </w:rPr>
+      </w:r>
+      <w:r>
+        <w:rPr>
+          <w:b/>
+          <w:lang w:val="gu_IN" w:bidi="gu_IN"/>
+        </w:rPr>
         <w:t>"તેમણે આપણને અમૂલ્ય અને મહાન વચનો આપ્યાં છે"</w:t>
       </w:r>
     </w:p>
@@ -4302,6 +4512,21 @@
           <w:b/>
           <w:lang w:val="gu_IN" w:bidi="gu_IN"/>
         </w:rPr>
+        <w:t>ἵνα διὰ τούτων γένησθε θείας κοινωνοὶ φύσεως</w:t>
+      </w:r>
+    </w:p>
+    <w:p>
+      <w:pPr/>
+      <w:r>
+        <w:rPr>
+          <w:lang w:val="gu_IN" w:bidi="gu_IN"/>
+        </w:rPr>
+      </w:r>
+      <w:r>
+        <w:rPr>
+          <w:b/>
+          <w:lang w:val="gu_IN" w:bidi="gu_IN"/>
+        </w:rPr>
         <w:t>"કે જેથી કરીને તેના દ્વારા તમે &amp; ઈશ્વરીય સ્વભાવના સહભાગી બનો"</w:t>
       </w:r>
     </w:p>
@@ -5256,6 +5481,21 @@
           <w:b/>
           <w:lang w:val="gu_IN" w:bidi="gu_IN"/>
         </w:rPr>
+        <w:t>σπουδὴν πᾶσαν παρεισενέγκαντες</w:t>
+      </w:r>
+    </w:p>
+    <w:p>
+      <w:pPr/>
+      <w:r>
+        <w:rPr>
+          <w:lang w:val="gu_IN" w:bidi="gu_IN"/>
+        </w:rPr>
+      </w:r>
+      <w:r>
+        <w:rPr>
+          <w:b/>
+          <w:lang w:val="gu_IN" w:bidi="gu_IN"/>
+        </w:rPr>
         <w:t>"તમામ ઉદ્યમશીલતાનો ઉપયોગ કરીને"</w:t>
       </w:r>
     </w:p>
@@ -6894,6 +7134,21 @@
         <w:rPr>
           <w:lang w:val="gu_IN" w:bidi="gu_IN"/>
         </w:rPr>
+      </w:r>
+    </w:p>
+    <w:p>
+      <w:pPr/>
+      <w:r>
+        <w:rPr>
+          <w:lang w:val="gu_IN" w:bidi="gu_IN"/>
+        </w:rPr>
+      </w:r>
+      <w:r>
+        <w:rPr>
+          <w:b/>
+          <w:lang w:val="gu_IN" w:bidi="gu_IN"/>
+        </w:rPr>
+        <w:t>ταῦτα γὰρ ὑμῖν ὑπάρχοντα καὶ πλεονάζοντα</w:t>
       </w:r>
     </w:p>
     <w:p>
@@ -7008,6 +7263,21 @@
           <w:b/>
           <w:lang w:val="gu_IN" w:bidi="gu_IN"/>
         </w:rPr>
+        <w:t>ταῦτα γὰρ ὑμῖν ὑπάρχοντα καὶ πλεονάζοντα, οὐκ ἀργοὺς οὐδὲ ἀκάρπους καθίστησιν</w:t>
+      </w:r>
+    </w:p>
+    <w:p>
+      <w:pPr/>
+      <w:r>
+        <w:rPr>
+          <w:lang w:val="gu_IN" w:bidi="gu_IN"/>
+        </w:rPr>
+      </w:r>
+      <w:r>
+        <w:rPr>
+          <w:b/>
+          <w:lang w:val="gu_IN" w:bidi="gu_IN"/>
+        </w:rPr>
         <w:t>"કેમ કે તમારામાં ઉપસ્થિત અને વૃદ્ધિ પામતી આ બાબતો તમને &amp; ઉજ્જડ નહિ કે ફળહીન બનવા દેશે નહિ"</w:t>
       </w:r>
     </w:p>
@@ -7294,6 +7564,21 @@
           <w:b/>
           <w:lang w:val="gu_IN" w:bidi="gu_IN"/>
         </w:rPr>
+        <w:t>οὐκ ἀργοὺς οὐδὲ ἀκάρπους καθίστησιν</w:t>
+      </w:r>
+    </w:p>
+    <w:p>
+      <w:pPr/>
+      <w:r>
+        <w:rPr>
+          <w:lang w:val="gu_IN" w:bidi="gu_IN"/>
+        </w:rPr>
+      </w:r>
+      <w:r>
+        <w:rPr>
+          <w:b/>
+          <w:lang w:val="gu_IN" w:bidi="gu_IN"/>
+        </w:rPr>
         <w:t>"તમને &amp; ઉજ્જડ નહિ કે ફળહીન બનવા દેશે નહિ"</w:t>
       </w:r>
     </w:p>
@@ -7491,6 +7776,21 @@
         <w:rPr>
           <w:lang w:val="gu_IN" w:bidi="gu_IN"/>
         </w:rPr>
+      </w:r>
+    </w:p>
+    <w:p>
+      <w:pPr/>
+      <w:r>
+        <w:rPr>
+          <w:lang w:val="gu_IN" w:bidi="gu_IN"/>
+        </w:rPr>
+      </w:r>
+      <w:r>
+        <w:rPr>
+          <w:b/>
+          <w:lang w:val="gu_IN" w:bidi="gu_IN"/>
+        </w:rPr>
+        <w:t>εἰς τὴν τοῦ Κυρίου ἡμῶν, Ἰησοῦ Χριστοῦ, ἐπίγνωσιν</w:t>
       </w:r>
     </w:p>
     <w:p>
@@ -7708,6 +8008,21 @@
           <w:b/>
           <w:lang w:val="gu_IN" w:bidi="gu_IN"/>
         </w:rPr>
+        <w:t>ᾧ &amp; μὴ πάρεστιν ταῦτα, τυφλός ἐστιν</w:t>
+      </w:r>
+    </w:p>
+    <w:p>
+      <w:pPr/>
+      <w:r>
+        <w:rPr>
+          <w:lang w:val="gu_IN" w:bidi="gu_IN"/>
+        </w:rPr>
+      </w:r>
+      <w:r>
+        <w:rPr>
+          <w:b/>
+          <w:lang w:val="gu_IN" w:bidi="gu_IN"/>
+        </w:rPr>
         <w:t>"જેનામાં આ બાબતો ઉપસ્થિત નથી તે આંધળો છે"</w:t>
       </w:r>
     </w:p>
@@ -8151,6 +8466,21 @@
           <w:b/>
           <w:lang w:val="gu_IN" w:bidi="gu_IN"/>
         </w:rPr>
+        <w:t>λήθην λαβὼν τοῦ καθαρισμοῦ</w:t>
+      </w:r>
+    </w:p>
+    <w:p>
+      <w:pPr/>
+      <w:r>
+        <w:rPr>
+          <w:lang w:val="gu_IN" w:bidi="gu_IN"/>
+        </w:rPr>
+      </w:r>
+      <w:r>
+        <w:rPr>
+          <w:b/>
+          <w:lang w:val="gu_IN" w:bidi="gu_IN"/>
+        </w:rPr>
         <w:t>"શુદ્ધિની વિસ્મૃતિ પ્રાપ્ત કરી છે"</w:t>
       </w:r>
     </w:p>
@@ -8239,6 +8569,21 @@
           <w:b/>
           <w:lang w:val="gu_IN" w:bidi="gu_IN"/>
         </w:rPr>
+        <w:t>τοῦ καθαρισμοῦ τῶν πάλαι αὐτοῦ ἁμαρτιῶν</w:t>
+      </w:r>
+    </w:p>
+    <w:p>
+      <w:pPr/>
+      <w:r>
+        <w:rPr>
+          <w:lang w:val="gu_IN" w:bidi="gu_IN"/>
+        </w:rPr>
+      </w:r>
+      <w:r>
+        <w:rPr>
+          <w:b/>
+          <w:lang w:val="gu_IN" w:bidi="gu_IN"/>
+        </w:rPr>
         <w:t>"તેણે તેના ભૂતકાળના પાપોની શુદ્ધિની"</w:t>
       </w:r>
     </w:p>
@@ -8327,6 +8672,21 @@
           <w:b/>
           <w:lang w:val="gu_IN" w:bidi="gu_IN"/>
         </w:rPr>
+        <w:t>τοῦ καθαρισμοῦ τῶν πάλαι αὐτοῦ ἁμαρτιῶν</w:t>
+      </w:r>
+    </w:p>
+    <w:p>
+      <w:pPr/>
+      <w:r>
+        <w:rPr>
+          <w:lang w:val="gu_IN" w:bidi="gu_IN"/>
+        </w:rPr>
+      </w:r>
+      <w:r>
+        <w:rPr>
+          <w:b/>
+          <w:lang w:val="gu_IN" w:bidi="gu_IN"/>
+        </w:rPr>
         <w:t>"તેણે તેના ભૂતકાળના પાપોની શુદ્ધિની"</w:t>
       </w:r>
     </w:p>
@@ -8937,6 +9297,21 @@
           <w:b/>
           <w:lang w:val="gu_IN" w:bidi="gu_IN"/>
         </w:rPr>
+        <w:t>ταῦτα γὰρ ποιοῦντες οὐ μὴ πταίσητέ ποτε</w:t>
+      </w:r>
+    </w:p>
+    <w:p>
+      <w:pPr/>
+      <w:r>
+        <w:rPr>
+          <w:lang w:val="gu_IN" w:bidi="gu_IN"/>
+        </w:rPr>
+      </w:r>
+      <w:r>
+        <w:rPr>
+          <w:b/>
+          <w:lang w:val="gu_IN" w:bidi="gu_IN"/>
+        </w:rPr>
         <w:t>"કેમ કે આ બાબતો કરવાથી, તમે ચોક્કસપણે ક્યારેય ઠોકર ખાશો નહિ"</w:t>
       </w:r>
     </w:p>
@@ -8998,6 +9373,21 @@
         <w:rPr>
           <w:lang w:val="gu_IN" w:bidi="gu_IN"/>
         </w:rPr>
+      </w:r>
+    </w:p>
+    <w:p>
+      <w:pPr/>
+      <w:r>
+        <w:rPr>
+          <w:lang w:val="gu_IN" w:bidi="gu_IN"/>
+        </w:rPr>
+      </w:r>
+      <w:r>
+        <w:rPr>
+          <w:b/>
+          <w:lang w:val="gu_IN" w:bidi="gu_IN"/>
+        </w:rPr>
+        <w:t>οὐ μὴ πταίσητέ ποτε</w:t>
       </w:r>
     </w:p>
     <w:p>
@@ -9414,6 +9804,21 @@
           <w:b/>
           <w:lang w:val="gu_IN" w:bidi="gu_IN"/>
         </w:rPr>
+        <w:t>πλουσίως ἐπιχορηγηθήσεται ὑμῖν ἡ εἴσοδος εἰς τὴν αἰώνιον βασιλείαν</w:t>
+      </w:r>
+    </w:p>
+    <w:p>
+      <w:pPr/>
+      <w:r>
+        <w:rPr>
+          <w:lang w:val="gu_IN" w:bidi="gu_IN"/>
+        </w:rPr>
+      </w:r>
+      <w:r>
+        <w:rPr>
+          <w:b/>
+          <w:lang w:val="gu_IN" w:bidi="gu_IN"/>
+        </w:rPr>
         <w:t>"તમને &amp; અનંતકાળીક રાજ્યમાં પ્રવેશ સમૃદ્ધપણે પ્રદાન કરવામાં આવશે"</w:t>
       </w:r>
     </w:p>
@@ -9475,6 +9880,21 @@
         <w:rPr>
           <w:lang w:val="gu_IN" w:bidi="gu_IN"/>
         </w:rPr>
+      </w:r>
+    </w:p>
+    <w:p>
+      <w:pPr/>
+      <w:r>
+        <w:rPr>
+          <w:lang w:val="gu_IN" w:bidi="gu_IN"/>
+        </w:rPr>
+      </w:r>
+      <w:r>
+        <w:rPr>
+          <w:b/>
+          <w:lang w:val="gu_IN" w:bidi="gu_IN"/>
+        </w:rPr>
+        <w:t>εἰς τὴν αἰώνιον βασιλείαν τοῦ Κυρίου ἡμῶν καὶ Σωτῆρος, Ἰησοῦ Χριστοῦ</w:t>
       </w:r>
     </w:p>
     <w:p>
@@ -9830,6 +10250,21 @@
           <w:b/>
           <w:lang w:val="gu_IN" w:bidi="gu_IN"/>
         </w:rPr>
+        <w:t>ἐστηριγμένους ἐν</w:t>
+      </w:r>
+    </w:p>
+    <w:p>
+      <w:pPr/>
+      <w:r>
+        <w:rPr>
+          <w:lang w:val="gu_IN" w:bidi="gu_IN"/>
+        </w:rPr>
+      </w:r>
+      <w:r>
+        <w:rPr>
+          <w:b/>
+          <w:lang w:val="gu_IN" w:bidi="gu_IN"/>
+        </w:rPr>
         <w:t>"વર્તમાન સત્યમાં સ્થાપિત થયા છો"</w:t>
       </w:r>
     </w:p>
@@ -9905,6 +10340,21 @@
           <w:b/>
           <w:lang w:val="gu_IN" w:bidi="gu_IN"/>
         </w:rPr>
+        <w:t>ἐστηριγμένους ἐν τῇ παρούσῃ ἀληθείᾳ</w:t>
+      </w:r>
+    </w:p>
+    <w:p>
+      <w:pPr/>
+      <w:r>
+        <w:rPr>
+          <w:lang w:val="gu_IN" w:bidi="gu_IN"/>
+        </w:rPr>
+      </w:r>
+      <w:r>
+        <w:rPr>
+          <w:b/>
+          <w:lang w:val="gu_IN" w:bidi="gu_IN"/>
+        </w:rPr>
         <w:t>"વર્તમાન સત્યમાં સ્થાપિત થયા છો"</w:t>
       </w:r>
     </w:p>
@@ -9979,6 +10429,21 @@
         <w:rPr>
           <w:lang w:val="gu_IN" w:bidi="gu_IN"/>
         </w:rPr>
+      </w:r>
+    </w:p>
+    <w:p>
+      <w:pPr/>
+      <w:r>
+        <w:rPr>
+          <w:lang w:val="gu_IN" w:bidi="gu_IN"/>
+        </w:rPr>
+      </w:r>
+      <w:r>
+        <w:rPr>
+          <w:b/>
+          <w:lang w:val="gu_IN" w:bidi="gu_IN"/>
+        </w:rPr>
+        <w:t>ἐν τῇ παρούσῃ ἀληθείᾳ</w:t>
       </w:r>
     </w:p>
     <w:p>
@@ -10796,6 +11261,21 @@
           <w:b/>
           <w:lang w:val="gu_IN" w:bidi="gu_IN"/>
         </w:rPr>
+        <w:t>ταχινή ἐστιν ἡ ἀπόθεσις τοῦ σκηνώματός μου</w:t>
+      </w:r>
+    </w:p>
+    <w:p>
+      <w:pPr/>
+      <w:r>
+        <w:rPr>
+          <w:lang w:val="gu_IN" w:bidi="gu_IN"/>
+        </w:rPr>
+      </w:r>
+      <w:r>
+        <w:rPr>
+          <w:b/>
+          <w:lang w:val="gu_IN" w:bidi="gu_IN"/>
+        </w:rPr>
         <w:t>"મારો મંડપ દૂર થવાનું હાથવેંત છે"</w:t>
       </w:r>
     </w:p>
@@ -10884,6 +11364,21 @@
           <w:b/>
           <w:lang w:val="gu_IN" w:bidi="gu_IN"/>
         </w:rPr>
+        <w:t>ταχινή ἐστιν ἡ ἀπόθεσις τοῦ σκηνώματός μου</w:t>
+      </w:r>
+    </w:p>
+    <w:p>
+      <w:pPr/>
+      <w:r>
+        <w:rPr>
+          <w:lang w:val="gu_IN" w:bidi="gu_IN"/>
+        </w:rPr>
+      </w:r>
+      <w:r>
+        <w:rPr>
+          <w:b/>
+          <w:lang w:val="gu_IN" w:bidi="gu_IN"/>
+        </w:rPr>
         <w:t>"મારો મંડપ દૂર થવાનું હાથવેંત છે"</w:t>
       </w:r>
     </w:p>
@@ -10972,6 +11467,21 @@
           <w:b/>
           <w:lang w:val="gu_IN" w:bidi="gu_IN"/>
         </w:rPr>
+        <w:t>καθὼς καὶ ὁ Κύριος ἡμῶν, Ἰησοῦς Χριστὸς, ἐδήλωσέν μοι</w:t>
+      </w:r>
+    </w:p>
+    <w:p>
+      <w:pPr/>
+      <w:r>
+        <w:rPr>
+          <w:lang w:val="gu_IN" w:bidi="gu_IN"/>
+        </w:rPr>
+      </w:r>
+      <w:r>
+        <w:rPr>
+          <w:b/>
+          <w:lang w:val="gu_IN" w:bidi="gu_IN"/>
+        </w:rPr>
         <w:t>"જેમ આપણા પ્રભુ ઈસુ ખ્રિસ્તે પણ મને આ પ્રગટ કર્યું હતું"</w:t>
       </w:r>
     </w:p>
@@ -11118,6 +11628,21 @@
         <w:rPr>
           <w:lang w:val="gu_IN" w:bidi="gu_IN"/>
         </w:rPr>
+      </w:r>
+    </w:p>
+    <w:p>
+      <w:pPr/>
+      <w:r>
+        <w:rPr>
+          <w:lang w:val="gu_IN" w:bidi="gu_IN"/>
+        </w:rPr>
+      </w:r>
+      <w:r>
+        <w:rPr>
+          <w:b/>
+          <w:lang w:val="gu_IN" w:bidi="gu_IN"/>
+        </w:rPr>
+        <w:t>ἑκάστοτε, ἔχειν ὑμᾶς &amp; τὴν τούτων μνήμην ποιεῖσθαι</w:t>
       </w:r>
     </w:p>
     <w:p>
@@ -11588,6 +12113,21 @@
           <w:b/>
           <w:lang w:val="gu_IN" w:bidi="gu_IN"/>
         </w:rPr>
+        <w:t>οὐ &amp; ἐγνωρίσαμεν</w:t>
+      </w:r>
+    </w:p>
+    <w:p>
+      <w:pPr/>
+      <w:r>
+        <w:rPr>
+          <w:lang w:val="gu_IN" w:bidi="gu_IN"/>
+        </w:rPr>
+      </w:r>
+      <w:r>
+        <w:rPr>
+          <w:b/>
+          <w:lang w:val="gu_IN" w:bidi="gu_IN"/>
+        </w:rPr>
         <w:t>"અમે &amp; જાણ કરી"</w:t>
       </w:r>
     </w:p>
@@ -11864,6 +12404,21 @@
           <w:b/>
           <w:lang w:val="gu_IN" w:bidi="gu_IN"/>
         </w:rPr>
+        <w:t>τοῦ Κυρίου ἡμῶν Ἰησοῦ Χριστοῦ</w:t>
+      </w:r>
+    </w:p>
+    <w:p>
+      <w:pPr/>
+      <w:r>
+        <w:rPr>
+          <w:lang w:val="gu_IN" w:bidi="gu_IN"/>
+        </w:rPr>
+      </w:r>
+      <w:r>
+        <w:rPr>
+          <w:b/>
+          <w:lang w:val="gu_IN" w:bidi="gu_IN"/>
+        </w:rPr>
         <w:t>"આપણા પ્રભુ ઈસુ ખ્રિસ્તના"</w:t>
       </w:r>
     </w:p>
@@ -12016,6 +12571,21 @@
         <w:rPr>
           <w:lang w:val="gu_IN" w:bidi="gu_IN"/>
         </w:rPr>
+      </w:r>
+    </w:p>
+    <w:p>
+      <w:pPr/>
+      <w:r>
+        <w:rPr>
+          <w:lang w:val="gu_IN" w:bidi="gu_IN"/>
+        </w:rPr>
+      </w:r>
+      <w:r>
+        <w:rPr>
+          <w:b/>
+          <w:lang w:val="gu_IN" w:bidi="gu_IN"/>
+        </w:rPr>
+        <w:t>τῆς ἐκείνου μεγαλειότητος</w:t>
       </w:r>
     </w:p>
     <w:p>
@@ -12336,6 +12906,21 @@
           <w:b/>
           <w:lang w:val="gu_IN" w:bidi="gu_IN"/>
         </w:rPr>
+        <w:t>παρὰ Θεοῦ Πατρὸς</w:t>
+      </w:r>
+    </w:p>
+    <w:p>
+      <w:pPr/>
+      <w:r>
+        <w:rPr>
+          <w:lang w:val="gu_IN" w:bidi="gu_IN"/>
+        </w:rPr>
+      </w:r>
+      <w:r>
+        <w:rPr>
+          <w:b/>
+          <w:lang w:val="gu_IN" w:bidi="gu_IN"/>
+        </w:rPr>
         <w:t>"ઈશ્વર પિતા તરફથી"</w:t>
       </w:r>
     </w:p>
@@ -12418,6 +13003,21 @@
           <w:b/>
           <w:lang w:val="gu_IN" w:bidi="gu_IN"/>
         </w:rPr>
+        <w:t>λαβὼν &amp; παρὰ Θεοῦ Πατρὸς τιμὴν καὶ δόξαν</w:t>
+      </w:r>
+    </w:p>
+    <w:p>
+      <w:pPr/>
+      <w:r>
+        <w:rPr>
+          <w:lang w:val="gu_IN" w:bidi="gu_IN"/>
+        </w:rPr>
+      </w:r>
+      <w:r>
+        <w:rPr>
+          <w:b/>
+          <w:lang w:val="gu_IN" w:bidi="gu_IN"/>
+        </w:rPr>
         <w:t>"ઈશ્વર પિતા તરફથી તેમણે સન્માન અને મહિમા પ્રાપ્ત કર્યા છે"</w:t>
       </w:r>
     </w:p>
@@ -12506,6 +13106,21 @@
           <w:b/>
           <w:lang w:val="gu_IN" w:bidi="gu_IN"/>
         </w:rPr>
+        <w:t>φωνῆς ἐνεχθείσης αὐτῷ τοιᾶσδε ὑπὸ τῆς Μεγαλοπρεποῦς Δόξης</w:t>
+      </w:r>
+    </w:p>
+    <w:p>
+      <w:pPr/>
+      <w:r>
+        <w:rPr>
+          <w:lang w:val="gu_IN" w:bidi="gu_IN"/>
+        </w:rPr>
+      </w:r>
+      <w:r>
+        <w:rPr>
+          <w:b/>
+          <w:lang w:val="gu_IN" w:bidi="gu_IN"/>
+        </w:rPr>
         <w:t>"એવો એક અવાજ તેમની પાસે જાજરમાન મહિમા દ્વારા લાવવામાં આવ્યો હતો"</w:t>
       </w:r>
     </w:p>
@@ -12581,6 +13196,21 @@
           <w:b/>
           <w:lang w:val="gu_IN" w:bidi="gu_IN"/>
         </w:rPr>
+        <w:t>φωνῆς ἐνεχθείσης αὐτῷ τοιᾶσδε ὑπὸ τῆς Μεγαλοπρεποῦς Δόξης</w:t>
+      </w:r>
+    </w:p>
+    <w:p>
+      <w:pPr/>
+      <w:r>
+        <w:rPr>
+          <w:lang w:val="gu_IN" w:bidi="gu_IN"/>
+        </w:rPr>
+      </w:r>
+      <w:r>
+        <w:rPr>
+          <w:b/>
+          <w:lang w:val="gu_IN" w:bidi="gu_IN"/>
+        </w:rPr>
         <w:t>"એવો એક અવાજ તેમની પાસે જાજરમાન મહિમા દ્વારા લાવવામાં આવ્યો હતો"</w:t>
       </w:r>
     </w:p>
@@ -12953,6 +13583,21 @@
           <w:b/>
           <w:lang w:val="gu_IN" w:bidi="gu_IN"/>
         </w:rPr>
+        <w:t>μου &amp; μου &amp; ἐγὼ</w:t>
+      </w:r>
+    </w:p>
+    <w:p>
+      <w:pPr/>
+      <w:r>
+        <w:rPr>
+          <w:lang w:val="gu_IN" w:bidi="gu_IN"/>
+        </w:rPr>
+      </w:r>
+      <w:r>
+        <w:rPr>
+          <w:b/>
+          <w:lang w:val="gu_IN" w:bidi="gu_IN"/>
+        </w:rPr>
         <w:t>"મારો પુત્ર છે, મારો વહાલો &amp; હું સ્વયં"</w:t>
       </w:r>
     </w:p>
@@ -13048,6 +13693,21 @@
           <w:b/>
           <w:lang w:val="gu_IN" w:bidi="gu_IN"/>
         </w:rPr>
+        <w:t>ταύτην τὴν φωνὴν ἡμεῖς ἠκούσαμεν ἐξ οὐρανοῦ, ἐνεχθεῖσαν</w:t>
+      </w:r>
+    </w:p>
+    <w:p>
+      <w:pPr/>
+      <w:r>
+        <w:rPr>
+          <w:lang w:val="gu_IN" w:bidi="gu_IN"/>
+        </w:rPr>
+      </w:r>
+      <w:r>
+        <w:rPr>
+          <w:b/>
+          <w:lang w:val="gu_IN" w:bidi="gu_IN"/>
+        </w:rPr>
         <w:t>"અમે પોતે સ્વર્ગમાંથી લાવવામાં આવેલ આ અવાજને સાંભળ્યો"</w:t>
       </w:r>
     </w:p>
@@ -13130,6 +13790,21 @@
           <w:b/>
           <w:lang w:val="gu_IN" w:bidi="gu_IN"/>
         </w:rPr>
+        <w:t>ἐξ οὐρανοῦ, ἐνεχθεῖσαν</w:t>
+      </w:r>
+    </w:p>
+    <w:p>
+      <w:pPr/>
+      <w:r>
+        <w:rPr>
+          <w:lang w:val="gu_IN" w:bidi="gu_IN"/>
+        </w:rPr>
+      </w:r>
+      <w:r>
+        <w:rPr>
+          <w:b/>
+          <w:lang w:val="gu_IN" w:bidi="gu_IN"/>
+        </w:rPr>
         <w:t>"સ્વર્ગમાંથી લાવવામાં આવેલ"</w:t>
       </w:r>
     </w:p>
@@ -13780,6 +14455,21 @@
           <w:b/>
           <w:lang w:val="gu_IN" w:bidi="gu_IN"/>
         </w:rPr>
+        <w:t>ᾧ καλῶς ποιεῖτε προσέχοντες</w:t>
+      </w:r>
+    </w:p>
+    <w:p>
+      <w:pPr/>
+      <w:r>
+        <w:rPr>
+          <w:lang w:val="gu_IN" w:bidi="gu_IN"/>
+        </w:rPr>
+      </w:r>
+      <w:r>
+        <w:rPr>
+          <w:b/>
+          <w:lang w:val="gu_IN" w:bidi="gu_IN"/>
+        </w:rPr>
         <w:t>"જે &amp; છે, તેના પર તમારે ધ્યાન આપવું યોગ્ય છે"</w:t>
       </w:r>
     </w:p>
@@ -14984,6 +15674,21 @@
           <w:b/>
           <w:lang w:val="gu_IN" w:bidi="gu_IN"/>
         </w:rPr>
+        <w:t>οὐ &amp; θελήματι ἀνθρώπου ἠνέχθη προφητεία ποτέ</w:t>
+      </w:r>
+    </w:p>
+    <w:p>
+      <w:pPr/>
+      <w:r>
+        <w:rPr>
+          <w:lang w:val="gu_IN" w:bidi="gu_IN"/>
+        </w:rPr>
+      </w:r>
+      <w:r>
+        <w:rPr>
+          <w:b/>
+          <w:lang w:val="gu_IN" w:bidi="gu_IN"/>
+        </w:rPr>
         <w:t>"ક્યારેય કોઈ ભવિષ્યવાણીને માણસની ઈચ્છાથી લાવવામાં આવી નથી"</w:t>
       </w:r>
     </w:p>
@@ -15059,6 +15764,21 @@
           <w:b/>
           <w:lang w:val="gu_IN" w:bidi="gu_IN"/>
         </w:rPr>
+        <w:t>οὐ &amp; θελήματι ἀνθρώπου ἠνέχθη προφητεία ποτέ</w:t>
+      </w:r>
+    </w:p>
+    <w:p>
+      <w:pPr/>
+      <w:r>
+        <w:rPr>
+          <w:lang w:val="gu_IN" w:bidi="gu_IN"/>
+        </w:rPr>
+      </w:r>
+      <w:r>
+        <w:rPr>
+          <w:b/>
+          <w:lang w:val="gu_IN" w:bidi="gu_IN"/>
+        </w:rPr>
         <w:t>"ક્યારેય કોઈ ભવિષ્યવાણીને માણસની ઈચ્છાથી લાવવામાં આવી નથી"</w:t>
       </w:r>
     </w:p>
@@ -15236,6 +15956,21 @@
         <w:rPr>
           <w:lang w:val="gu_IN" w:bidi="gu_IN"/>
         </w:rPr>
+      </w:r>
+    </w:p>
+    <w:p>
+      <w:pPr/>
+      <w:r>
+        <w:rPr>
+          <w:lang w:val="gu_IN" w:bidi="gu_IN"/>
+        </w:rPr>
+      </w:r>
+      <w:r>
+        <w:rPr>
+          <w:b/>
+          <w:lang w:val="gu_IN" w:bidi="gu_IN"/>
+        </w:rPr>
+        <w:t>ὑπὸ Πνεύματος Ἁγίου φερόμενοι, ἐλάλησαν ἀπὸ Θεοῦ ἄνθρωποι</w:t>
       </w:r>
     </w:p>
     <w:p>
@@ -15898,6 +16633,21 @@
           <w:b/>
           <w:lang w:val="gu_IN" w:bidi="gu_IN"/>
         </w:rPr>
+        <w:t>αἱρέσεις ἀπωλείας</w:t>
+      </w:r>
+    </w:p>
+    <w:p>
+      <w:pPr/>
+      <w:r>
+        <w:rPr>
+          <w:lang w:val="gu_IN" w:bidi="gu_IN"/>
+        </w:rPr>
+      </w:r>
+      <w:r>
+        <w:rPr>
+          <w:b/>
+          <w:lang w:val="gu_IN" w:bidi="gu_IN"/>
+        </w:rPr>
         <w:t>"વિનાશકારી પાંખડ"</w:t>
       </w:r>
     </w:p>
@@ -16303,6 +17053,21 @@
           <w:b/>
           <w:lang w:val="gu_IN" w:bidi="gu_IN"/>
         </w:rPr>
+        <w:t>τὸν ἀγοράσαντα αὐτοὺς Δεσπότην</w:t>
+      </w:r>
+    </w:p>
+    <w:p>
+      <w:pPr/>
+      <w:r>
+        <w:rPr>
+          <w:lang w:val="gu_IN" w:bidi="gu_IN"/>
+        </w:rPr>
+      </w:r>
+      <w:r>
+        <w:rPr>
+          <w:b/>
+          <w:lang w:val="gu_IN" w:bidi="gu_IN"/>
+        </w:rPr>
         <w:t>"માલિકનો &amp; જેમણે તેમને ખરીધ્યા"</w:t>
       </w:r>
     </w:p>
@@ -16688,6 +17453,21 @@
           <w:b/>
           <w:lang w:val="gu_IN" w:bidi="gu_IN"/>
         </w:rPr>
+        <w:t>ἐπάγοντες ἑαυτοῖς ταχινὴν ἀπώλειαν</w:t>
+      </w:r>
+    </w:p>
+    <w:p>
+      <w:pPr/>
+      <w:r>
+        <w:rPr>
+          <w:lang w:val="gu_IN" w:bidi="gu_IN"/>
+        </w:rPr>
+      </w:r>
+      <w:r>
+        <w:rPr>
+          <w:b/>
+          <w:lang w:val="gu_IN" w:bidi="gu_IN"/>
+        </w:rPr>
         <w:t>"તેમના પોતાના પર ઝડપી વિનાશ લાવશે"</w:t>
       </w:r>
     </w:p>
@@ -17479,6 +18259,21 @@
           <w:b/>
           <w:lang w:val="gu_IN" w:bidi="gu_IN"/>
         </w:rPr>
+        <w:t>ἡ ὁδὸς τῆς ἀληθείας βλασφημηθήσεται</w:t>
+      </w:r>
+    </w:p>
+    <w:p>
+      <w:pPr/>
+      <w:r>
+        <w:rPr>
+          <w:lang w:val="gu_IN" w:bidi="gu_IN"/>
+        </w:rPr>
+      </w:r>
+      <w:r>
+        <w:rPr>
+          <w:b/>
+          <w:lang w:val="gu_IN" w:bidi="gu_IN"/>
+        </w:rPr>
         <w:t>"સત્યના માર્ગની નિંદા થશે"</w:t>
       </w:r>
     </w:p>
@@ -17540,6 +18335,21 @@
         <w:rPr>
           <w:lang w:val="gu_IN" w:bidi="gu_IN"/>
         </w:rPr>
+      </w:r>
+    </w:p>
+    <w:p>
+      <w:pPr/>
+      <w:r>
+        <w:rPr>
+          <w:lang w:val="gu_IN" w:bidi="gu_IN"/>
+        </w:rPr>
+      </w:r>
+      <w:r>
+        <w:rPr>
+          <w:b/>
+          <w:lang w:val="gu_IN" w:bidi="gu_IN"/>
+        </w:rPr>
+        <w:t>ἡ ὁδὸς τῆς ἀληθείας βλασφημηθήσεται</w:t>
       </w:r>
     </w:p>
     <w:p>
@@ -18261,6 +19071,21 @@
           <w:b/>
           <w:lang w:val="gu_IN" w:bidi="gu_IN"/>
         </w:rPr>
+        <w:t>οἷς τὸ κρίμα ἔκπαλαι οὐκ ἀργεῖ</w:t>
+      </w:r>
+    </w:p>
+    <w:p>
+      <w:pPr/>
+      <w:r>
+        <w:rPr>
+          <w:lang w:val="gu_IN" w:bidi="gu_IN"/>
+        </w:rPr>
+      </w:r>
+      <w:r>
+        <w:rPr>
+          <w:b/>
+          <w:lang w:val="gu_IN" w:bidi="gu_IN"/>
+        </w:rPr>
         <w:t>"જેમના માટે લાંબા સમયથી સજા નિષ્ક્રિય નથી"</w:t>
       </w:r>
     </w:p>
@@ -18367,6 +19192,21 @@
           <w:b/>
           <w:lang w:val="gu_IN" w:bidi="gu_IN"/>
         </w:rPr>
+        <w:t>οἷς τὸ κρίμα ἔκπαλαι οὐκ ἀργεῖ</w:t>
+      </w:r>
+    </w:p>
+    <w:p>
+      <w:pPr/>
+      <w:r>
+        <w:rPr>
+          <w:lang w:val="gu_IN" w:bidi="gu_IN"/>
+        </w:rPr>
+      </w:r>
+      <w:r>
+        <w:rPr>
+          <w:b/>
+          <w:lang w:val="gu_IN" w:bidi="gu_IN"/>
+        </w:rPr>
         <w:t>"જેમના માટે લાંબા સમયથી સજા નિષ્ક્રિય નથી"</w:t>
       </w:r>
     </w:p>
@@ -18430,6 +19270,21 @@
           <w:b/>
           <w:lang w:val="gu_IN" w:bidi="gu_IN"/>
         </w:rPr>
+        <w:t>οἷς τὸ κρίμα ἔκπαλαι οὐκ ἀργεῖ, καὶ ἡ ἀπώλεια αὐτῶν οὐ νυστάζει</w:t>
+      </w:r>
+    </w:p>
+    <w:p>
+      <w:pPr/>
+      <w:r>
+        <w:rPr>
+          <w:lang w:val="gu_IN" w:bidi="gu_IN"/>
+        </w:rPr>
+      </w:r>
+      <w:r>
+        <w:rPr>
+          <w:b/>
+          <w:lang w:val="gu_IN" w:bidi="gu_IN"/>
+        </w:rPr>
         <w:t>"જેમના માટે લાંબા સમયથી સજા નિષ્ક્રિય નથી, અને તેમનો વિનાશ ઉંઘી જતો નથી"</w:t>
       </w:r>
     </w:p>
@@ -18505,6 +19360,21 @@
           <w:b/>
           <w:lang w:val="gu_IN" w:bidi="gu_IN"/>
         </w:rPr>
+        <w:t>οἷς τὸ κρίμα ἔκπαλαι οὐκ ἀργεῖ, καὶ ἡ ἀπώλεια αὐτῶν οὐ νυστάζει</w:t>
+      </w:r>
+    </w:p>
+    <w:p>
+      <w:pPr/>
+      <w:r>
+        <w:rPr>
+          <w:lang w:val="gu_IN" w:bidi="gu_IN"/>
+        </w:rPr>
+      </w:r>
+      <w:r>
+        <w:rPr>
+          <w:b/>
+          <w:lang w:val="gu_IN" w:bidi="gu_IN"/>
+        </w:rPr>
         <w:t>"જેમના માટે લાંબા સમયથી સજા નિષ્ક્રિય નથી, અને તેમનો વિનાશ ઉંઘી જતો નથી"</w:t>
       </w:r>
     </w:p>
@@ -18580,6 +19450,21 @@
           <w:b/>
           <w:lang w:val="gu_IN" w:bidi="gu_IN"/>
         </w:rPr>
+        <w:t>τὸ κρίμα ἔκπαλαι οὐκ ἀργεῖ, καὶ ἡ ἀπώλεια αὐτῶν οὐ νυστάζει</w:t>
+      </w:r>
+    </w:p>
+    <w:p>
+      <w:pPr/>
+      <w:r>
+        <w:rPr>
+          <w:lang w:val="gu_IN" w:bidi="gu_IN"/>
+        </w:rPr>
+      </w:r>
+      <w:r>
+        <w:rPr>
+          <w:b/>
+          <w:lang w:val="gu_IN" w:bidi="gu_IN"/>
+        </w:rPr>
         <w:t>"લાંબા સમયથી સજા નિષ્ક્રિય નથી, અને તેમનો વિનાશ ઉંઘી જતો નથી"</w:t>
       </w:r>
     </w:p>
@@ -18693,6 +19578,21 @@
         <w:rPr>
           <w:lang w:val="gu_IN" w:bidi="gu_IN"/>
         </w:rPr>
+      </w:r>
+    </w:p>
+    <w:p>
+      <w:pPr/>
+      <w:r>
+        <w:rPr>
+          <w:lang w:val="gu_IN" w:bidi="gu_IN"/>
+        </w:rPr>
+      </w:r>
+      <w:r>
+        <w:rPr>
+          <w:b/>
+          <w:lang w:val="gu_IN" w:bidi="gu_IN"/>
+        </w:rPr>
+        <w:t>οἷς τὸ κρίμα ἔκπαλαι οὐκ ἀργεῖ, καὶ ἡ ἀπώλεια αὐτῶν οὐ νυστάζει</w:t>
       </w:r>
     </w:p>
     <w:p>
@@ -19126,6 +20026,21 @@
           <w:b/>
           <w:lang w:val="gu_IN" w:bidi="gu_IN"/>
         </w:rPr>
+        <w:t>ἀγγέλων ἁμαρτησάντων</w:t>
+      </w:r>
+    </w:p>
+    <w:p>
+      <w:pPr/>
+      <w:r>
+        <w:rPr>
+          <w:lang w:val="gu_IN" w:bidi="gu_IN"/>
+        </w:rPr>
+      </w:r>
+      <w:r>
+        <w:rPr>
+          <w:b/>
+          <w:lang w:val="gu_IN" w:bidi="gu_IN"/>
+        </w:rPr>
         <w:t>"પાપ કર્યા હોય તેવા દૂતોને"</w:t>
       </w:r>
     </w:p>
@@ -20216,6 +21131,21 @@
           <w:b/>
           <w:lang w:val="gu_IN" w:bidi="gu_IN"/>
         </w:rPr>
+        <w:t>ἀρχαίου κόσμου οὐκ ἐφείσατο</w:t>
+      </w:r>
+    </w:p>
+    <w:p>
+      <w:pPr/>
+      <w:r>
+        <w:rPr>
+          <w:lang w:val="gu_IN" w:bidi="gu_IN"/>
+        </w:rPr>
+      </w:r>
+      <w:r>
+        <w:rPr>
+          <w:b/>
+          <w:lang w:val="gu_IN" w:bidi="gu_IN"/>
+        </w:rPr>
         <w:t>"તેમણે પ્રાચીન વિશ્વને છોડ્યું નહિ"</w:t>
       </w:r>
     </w:p>
@@ -20909,6 +21839,21 @@
           <w:b/>
           <w:lang w:val="gu_IN" w:bidi="gu_IN"/>
         </w:rPr>
+        <w:t>κατακλυσμὸν κόσμῳ ἀσεβῶν ἐπάξας</w:t>
+      </w:r>
+    </w:p>
+    <w:p>
+      <w:pPr/>
+      <w:r>
+        <w:rPr>
+          <w:lang w:val="gu_IN" w:bidi="gu_IN"/>
+        </w:rPr>
+      </w:r>
+      <w:r>
+        <w:rPr>
+          <w:b/>
+          <w:lang w:val="gu_IN" w:bidi="gu_IN"/>
+        </w:rPr>
         <w:t>"અધર્મી લોકોની દુનિયા પર એક પૂર લાવીને"</w:t>
       </w:r>
     </w:p>
@@ -21201,6 +22146,21 @@
           <w:b/>
           <w:lang w:val="gu_IN" w:bidi="gu_IN"/>
         </w:rPr>
+        <w:t>καὶ πόλεις Σοδόμων καὶ Γομόρρας τεφρώσας καταστροφῇ κατέκρινεν</w:t>
+      </w:r>
+    </w:p>
+    <w:p>
+      <w:pPr/>
+      <w:r>
+        <w:rPr>
+          <w:lang w:val="gu_IN" w:bidi="gu_IN"/>
+        </w:rPr>
+      </w:r>
+      <w:r>
+        <w:rPr>
+          <w:b/>
+          <w:lang w:val="gu_IN" w:bidi="gu_IN"/>
+        </w:rPr>
         <w:t>"અને સદોમ અને ગમોરાહના શહેરોને રાખ સુધી ઘટાડી દઈને, તેમણે વિનાશરૂપ સજા કરી"</w:t>
       </w:r>
     </w:p>
@@ -21276,6 +22236,21 @@
           <w:b/>
           <w:lang w:val="gu_IN" w:bidi="gu_IN"/>
         </w:rPr>
+        <w:t>πόλεις Σοδόμων καὶ Γομόρρας τεφρώσας</w:t>
+      </w:r>
+    </w:p>
+    <w:p>
+      <w:pPr/>
+      <w:r>
+        <w:rPr>
+          <w:lang w:val="gu_IN" w:bidi="gu_IN"/>
+        </w:rPr>
+      </w:r>
+      <w:r>
+        <w:rPr>
+          <w:b/>
+          <w:lang w:val="gu_IN" w:bidi="gu_IN"/>
+        </w:rPr>
         <w:t>"સદોમ અને ગમોરાહના શહેરોને રાખ સુધી ઘટાડી દઈને"</w:t>
       </w:r>
     </w:p>
@@ -21339,6 +22314,21 @@
           <w:b/>
           <w:lang w:val="gu_IN" w:bidi="gu_IN"/>
         </w:rPr>
+        <w:t>καταστροφῇ κατέκρινεν</w:t>
+      </w:r>
+    </w:p>
+    <w:p>
+      <w:pPr/>
+      <w:r>
+        <w:rPr>
+          <w:lang w:val="gu_IN" w:bidi="gu_IN"/>
+        </w:rPr>
+      </w:r>
+      <w:r>
+        <w:rPr>
+          <w:b/>
+          <w:lang w:val="gu_IN" w:bidi="gu_IN"/>
+        </w:rPr>
         <w:t>"તેમણે વિનાશરૂપ સજા કરી"</w:t>
       </w:r>
     </w:p>
@@ -21516,6 +22506,21 @@
         <w:rPr>
           <w:lang w:val="gu_IN" w:bidi="gu_IN"/>
         </w:rPr>
+      </w:r>
+    </w:p>
+    <w:p>
+      <w:pPr/>
+      <w:r>
+        <w:rPr>
+          <w:lang w:val="gu_IN" w:bidi="gu_IN"/>
+        </w:rPr>
+      </w:r>
+      <w:r>
+        <w:rPr>
+          <w:b/>
+          <w:lang w:val="gu_IN" w:bidi="gu_IN"/>
+        </w:rPr>
+        <w:t>ὑπόδειγμα μελλόντων ἀσεβέσιν τεθεικώς</w:t>
       </w:r>
     </w:p>
     <w:p>
@@ -21974,6 +22979,21 @@
           <w:b/>
           <w:lang w:val="gu_IN" w:bidi="gu_IN"/>
         </w:rPr>
+        <w:t>καταπονούμενον ὑπὸ τῆς τῶν ἀθέσμων ἐν ἀσελγείᾳ ἀναστροφῆς</w:t>
+      </w:r>
+    </w:p>
+    <w:p>
+      <w:pPr/>
+      <w:r>
+        <w:rPr>
+          <w:lang w:val="gu_IN" w:bidi="gu_IN"/>
+        </w:rPr>
+      </w:r>
+      <w:r>
+        <w:rPr>
+          <w:b/>
+          <w:lang w:val="gu_IN" w:bidi="gu_IN"/>
+        </w:rPr>
         <w:t>"અધર્મી લોકોના સ્વછંદી વર્તનથી પરેશાન કરાયેલ"</w:t>
       </w:r>
     </w:p>
@@ -22073,6 +23093,21 @@
           <w:b/>
           <w:lang w:val="gu_IN" w:bidi="gu_IN"/>
         </w:rPr>
+        <w:t>καταπονούμενον ὑπὸ τῆς τῶν ἀθέσμων ἐν ἀσελγείᾳ ἀναστροφῆς</w:t>
+      </w:r>
+    </w:p>
+    <w:p>
+      <w:pPr/>
+      <w:r>
+        <w:rPr>
+          <w:lang w:val="gu_IN" w:bidi="gu_IN"/>
+        </w:rPr>
+      </w:r>
+      <w:r>
+        <w:rPr>
+          <w:b/>
+          <w:lang w:val="gu_IN" w:bidi="gu_IN"/>
+        </w:rPr>
         <w:t>"અધર્મી લોકોના સ્વછંદી વર્તનથી પરેશાન કરાયેલ"</w:t>
       </w:r>
     </w:p>
@@ -22148,6 +23183,21 @@
           <w:b/>
           <w:lang w:val="gu_IN" w:bidi="gu_IN"/>
         </w:rPr>
+        <w:t>ὑπὸ τῆς τῶν ἀθέσμων ἐν ἀσελγείᾳ ἀναστροφῆς</w:t>
+      </w:r>
+    </w:p>
+    <w:p>
+      <w:pPr/>
+      <w:r>
+        <w:rPr>
+          <w:lang w:val="gu_IN" w:bidi="gu_IN"/>
+        </w:rPr>
+      </w:r>
+      <w:r>
+        <w:rPr>
+          <w:b/>
+          <w:lang w:val="gu_IN" w:bidi="gu_IN"/>
+        </w:rPr>
         <w:t>"અધર્મી લોકોના સ્વછંદી વર્તનથી"</w:t>
       </w:r>
     </w:p>
@@ -22236,6 +23286,21 @@
           <w:b/>
           <w:lang w:val="gu_IN" w:bidi="gu_IN"/>
         </w:rPr>
+        <w:t>ὑπὸ τῆς τῶν ἀθέσμων &amp; ἀναστροφῆς</w:t>
+      </w:r>
+    </w:p>
+    <w:p>
+      <w:pPr/>
+      <w:r>
+        <w:rPr>
+          <w:lang w:val="gu_IN" w:bidi="gu_IN"/>
+        </w:rPr>
+      </w:r>
+      <w:r>
+        <w:rPr>
+          <w:b/>
+          <w:lang w:val="gu_IN" w:bidi="gu_IN"/>
+        </w:rPr>
         <w:t>"અધર્મી લોકોના સ્વછંદી વર્તનથી"</w:t>
       </w:r>
     </w:p>
@@ -22324,6 +23389,21 @@
           <w:b/>
           <w:lang w:val="gu_IN" w:bidi="gu_IN"/>
         </w:rPr>
+        <w:t>τῆς τῶν ἀθέσμων ἐν ἀσελγείᾳ ἀναστροφῆς</w:t>
+      </w:r>
+    </w:p>
+    <w:p>
+      <w:pPr/>
+      <w:r>
+        <w:rPr>
+          <w:lang w:val="gu_IN" w:bidi="gu_IN"/>
+        </w:rPr>
+      </w:r>
+      <w:r>
+        <w:rPr>
+          <w:b/>
+          <w:lang w:val="gu_IN" w:bidi="gu_IN"/>
+        </w:rPr>
         <w:t>"સ્વછંદી વર્તનથી"</w:t>
       </w:r>
     </w:p>
@@ -22399,6 +23479,21 @@
         <w:rPr>
           <w:lang w:val="gu_IN" w:bidi="gu_IN"/>
         </w:rPr>
+      </w:r>
+    </w:p>
+    <w:p>
+      <w:pPr/>
+      <w:r>
+        <w:rPr>
+          <w:lang w:val="gu_IN" w:bidi="gu_IN"/>
+        </w:rPr>
+      </w:r>
+      <w:r>
+        <w:rPr>
+          <w:b/>
+          <w:lang w:val="gu_IN" w:bidi="gu_IN"/>
+        </w:rPr>
+        <w:t>τῆς τῶν ἀθέσμων ἐν ἀσελγείᾳ ἀναστροφῆς</w:t>
       </w:r>
     </w:p>
     <w:p>
@@ -22738,6 +23833,21 @@
           <w:b/>
           <w:lang w:val="gu_IN" w:bidi="gu_IN"/>
         </w:rPr>
+        <w:t>βλέμματι γὰρ καὶ ἀκοῇ</w:t>
+      </w:r>
+    </w:p>
+    <w:p>
+      <w:pPr/>
+      <w:r>
+        <w:rPr>
+          <w:lang w:val="gu_IN" w:bidi="gu_IN"/>
+        </w:rPr>
+      </w:r>
+      <w:r>
+        <w:rPr>
+          <w:b/>
+          <w:lang w:val="gu_IN" w:bidi="gu_IN"/>
+        </w:rPr>
         <w:t>"કેમ કે &amp; જોવા દ્વારા અને સાંભળવા દ્વારા"</w:t>
       </w:r>
     </w:p>
@@ -22929,6 +24039,21 @@
           <w:b/>
           <w:lang w:val="gu_IN" w:bidi="gu_IN"/>
         </w:rPr>
+        <w:t>ἐνκατοικῶν ἐν αὐτοῖς</w:t>
+      </w:r>
+    </w:p>
+    <w:p>
+      <w:pPr/>
+      <w:r>
+        <w:rPr>
+          <w:lang w:val="gu_IN" w:bidi="gu_IN"/>
+        </w:rPr>
+      </w:r>
+      <w:r>
+        <w:rPr>
+          <w:b/>
+          <w:lang w:val="gu_IN" w:bidi="gu_IN"/>
+        </w:rPr>
         <w:t>"તેઓની વચ્ચે &amp; રહેતા"</w:t>
       </w:r>
     </w:p>
@@ -23197,6 +24322,21 @@
         <w:rPr>
           <w:lang w:val="gu_IN" w:bidi="gu_IN"/>
         </w:rPr>
+      </w:r>
+    </w:p>
+    <w:p>
+      <w:pPr/>
+      <w:r>
+        <w:rPr>
+          <w:lang w:val="gu_IN" w:bidi="gu_IN"/>
+        </w:rPr>
+      </w:r>
+      <w:r>
+        <w:rPr>
+          <w:b/>
+          <w:lang w:val="gu_IN" w:bidi="gu_IN"/>
+        </w:rPr>
+        <w:t>ψυχὴν δικαίαν &amp; ἐβασάνιζεν</w:t>
       </w:r>
     </w:p>
     <w:p>
@@ -23533,6 +24673,21 @@
           <w:b/>
           <w:lang w:val="gu_IN" w:bidi="gu_IN"/>
         </w:rPr>
+        <w:t>ἀδίκους δὲ εἰς ἡμέραν κρίσεως κολαζομένους τηρεῖν</w:t>
+      </w:r>
+    </w:p>
+    <w:p>
+      <w:pPr/>
+      <w:r>
+        <w:rPr>
+          <w:lang w:val="gu_IN" w:bidi="gu_IN"/>
+        </w:rPr>
+      </w:r>
+      <w:r>
+        <w:rPr>
+          <w:b/>
+          <w:lang w:val="gu_IN" w:bidi="gu_IN"/>
+        </w:rPr>
         <w:t>"અને અન્યાયી લોકોને ન્યાયના દિવસે સજા કરવા માટે રાખવાના"</w:t>
       </w:r>
     </w:p>
@@ -23621,6 +24776,21 @@
           <w:b/>
           <w:lang w:val="gu_IN" w:bidi="gu_IN"/>
         </w:rPr>
+        <w:t>πειρασμοῦ &amp; ἀδίκους δὲ εἰς ἡμέραν κρίσεως κολαζομένους τηρεῖν</w:t>
+      </w:r>
+    </w:p>
+    <w:p>
+      <w:pPr/>
+      <w:r>
+        <w:rPr>
+          <w:lang w:val="gu_IN" w:bidi="gu_IN"/>
+        </w:rPr>
+      </w:r>
+      <w:r>
+        <w:rPr>
+          <w:b/>
+          <w:lang w:val="gu_IN" w:bidi="gu_IN"/>
+        </w:rPr>
         <w:t>"કસોટીમાંથી &amp; અને અન્યાયી લોકોને ન્યાયના દિવસે સજા કરવા માટે રાખવાના"</w:t>
       </w:r>
     </w:p>
@@ -23786,6 +24956,21 @@
           <w:b/>
           <w:lang w:val="gu_IN" w:bidi="gu_IN"/>
         </w:rPr>
+        <w:t>ἀδίκους &amp; κολαζομένους τηρεῖν</w:t>
+      </w:r>
+    </w:p>
+    <w:p>
+      <w:pPr/>
+      <w:r>
+        <w:rPr>
+          <w:lang w:val="gu_IN" w:bidi="gu_IN"/>
+        </w:rPr>
+      </w:r>
+      <w:r>
+        <w:rPr>
+          <w:b/>
+          <w:lang w:val="gu_IN" w:bidi="gu_IN"/>
+        </w:rPr>
         <w:t>"અન્યાયી લોકોને &amp; સજા કરવા માટે રાખવાના"</w:t>
       </w:r>
     </w:p>
@@ -24386,6 +25571,21 @@
           <w:b/>
           <w:lang w:val="gu_IN" w:bidi="gu_IN"/>
         </w:rPr>
+        <w:t>ἐν ἐπιθυμίᾳ μιασμοῦ</w:t>
+      </w:r>
+    </w:p>
+    <w:p>
+      <w:pPr/>
+      <w:r>
+        <w:rPr>
+          <w:lang w:val="gu_IN" w:bidi="gu_IN"/>
+        </w:rPr>
+      </w:r>
+      <w:r>
+        <w:rPr>
+          <w:b/>
+          <w:lang w:val="gu_IN" w:bidi="gu_IN"/>
+        </w:rPr>
         <w:t>"તેની અશુદ્ધતાની વાસનાઓમાં"</w:t>
       </w:r>
     </w:p>
@@ -24448,6 +25648,21 @@
         <w:rPr>
           <w:lang w:val="gu_IN" w:bidi="gu_IN"/>
         </w:rPr>
+      </w:r>
+    </w:p>
+    <w:p>
+      <w:pPr/>
+      <w:r>
+        <w:rPr>
+          <w:lang w:val="gu_IN" w:bidi="gu_IN"/>
+        </w:rPr>
+      </w:r>
+      <w:r>
+        <w:rPr>
+          <w:b/>
+          <w:lang w:val="gu_IN" w:bidi="gu_IN"/>
+        </w:rPr>
+        <w:t>ἐν ἐπιθυμίᾳ μιασμοῦ</w:t>
       </w:r>
     </w:p>
     <w:p>
@@ -25163,6 +26378,21 @@
           <w:b/>
           <w:lang w:val="gu_IN" w:bidi="gu_IN"/>
         </w:rPr>
+        <w:t>δόξας &amp; βλασφημοῦντες</w:t>
+      </w:r>
+    </w:p>
+    <w:p>
+      <w:pPr/>
+      <w:r>
+        <w:rPr>
+          <w:lang w:val="gu_IN" w:bidi="gu_IN"/>
+        </w:rPr>
+      </w:r>
+      <w:r>
+        <w:rPr>
+          <w:b/>
+          <w:lang w:val="gu_IN" w:bidi="gu_IN"/>
+        </w:rPr>
         <w:t>"ગૌરવશાળી અસ્તિત્વોનું અપમાન કરતી વખતે"</w:t>
       </w:r>
     </w:p>
@@ -25619,6 +26849,21 @@
         <w:rPr>
           <w:lang w:val="gu_IN" w:bidi="gu_IN"/>
         </w:rPr>
+      </w:r>
+    </w:p>
+    <w:p>
+      <w:pPr/>
+      <w:r>
+        <w:rPr>
+          <w:lang w:val="gu_IN" w:bidi="gu_IN"/>
+        </w:rPr>
+      </w:r>
+      <w:r>
+        <w:rPr>
+          <w:b/>
+          <w:lang w:val="gu_IN" w:bidi="gu_IN"/>
+        </w:rPr>
+        <w:t>οὐ φέρουσιν κατ’ αὐτῶν &amp; βλάσφημον κρίσιν</w:t>
       </w:r>
     </w:p>
     <w:p>
@@ -25945,6 +27190,21 @@
           <w:b/>
           <w:lang w:val="gu_IN" w:bidi="gu_IN"/>
         </w:rPr>
+        <w:t>γεγεννημένα φυσικὰ εἰς ἅλωσιν καὶ φθοράν</w:t>
+      </w:r>
+    </w:p>
+    <w:p>
+      <w:pPr/>
+      <w:r>
+        <w:rPr>
+          <w:lang w:val="gu_IN" w:bidi="gu_IN"/>
+        </w:rPr>
+      </w:r>
+      <w:r>
+        <w:rPr>
+          <w:b/>
+          <w:lang w:val="gu_IN" w:bidi="gu_IN"/>
+        </w:rPr>
         <w:t>"સ્વભાવે ફસાવા અને વિનાશ માટે જન્મ્યા છે"</w:t>
       </w:r>
     </w:p>
@@ -26020,6 +27280,21 @@
           <w:b/>
           <w:lang w:val="gu_IN" w:bidi="gu_IN"/>
         </w:rPr>
+        <w:t>γεγεννημένα φυσικὰ εἰς ἅλωσιν καὶ φθοράν</w:t>
+      </w:r>
+    </w:p>
+    <w:p>
+      <w:pPr/>
+      <w:r>
+        <w:rPr>
+          <w:lang w:val="gu_IN" w:bidi="gu_IN"/>
+        </w:rPr>
+      </w:r>
+      <w:r>
+        <w:rPr>
+          <w:b/>
+          <w:lang w:val="gu_IN" w:bidi="gu_IN"/>
+        </w:rPr>
         <w:t>"સ્વભાવે ફસાવા અને વિનાશ માટે જન્મ્યા છે"</w:t>
       </w:r>
     </w:p>
@@ -26301,6 +27576,21 @@
         <w:rPr>
           <w:lang w:val="gu_IN" w:bidi="gu_IN"/>
         </w:rPr>
+      </w:r>
+    </w:p>
+    <w:p>
+      <w:pPr/>
+      <w:r>
+        <w:rPr>
+          <w:lang w:val="gu_IN" w:bidi="gu_IN"/>
+        </w:rPr>
+      </w:r>
+      <w:r>
+        <w:rPr>
+          <w:b/>
+          <w:lang w:val="gu_IN" w:bidi="gu_IN"/>
+        </w:rPr>
+        <w:t>ἐν οἷς ἀγνοοῦσιν βλασφημοῦντες</w:t>
       </w:r>
     </w:p>
     <w:p>
@@ -26487,6 +27777,21 @@
           <w:b/>
           <w:lang w:val="gu_IN" w:bidi="gu_IN"/>
         </w:rPr>
+        <w:t>ἐν τῇ φθορᾷ αὐτῶν καὶ φθαρήσονται</w:t>
+      </w:r>
+    </w:p>
+    <w:p>
+      <w:pPr/>
+      <w:r>
+        <w:rPr>
+          <w:lang w:val="gu_IN" w:bidi="gu_IN"/>
+        </w:rPr>
+      </w:r>
+      <w:r>
+        <w:rPr>
+          <w:b/>
+          <w:lang w:val="gu_IN" w:bidi="gu_IN"/>
+        </w:rPr>
         <w:t>"તેઓ પણ તેમના વિનાશમાં નાશ પામશે"</w:t>
       </w:r>
     </w:p>
@@ -26696,6 +28001,21 @@
           <w:b/>
           <w:lang w:val="gu_IN" w:bidi="gu_IN"/>
         </w:rPr>
+        <w:t>καὶ φθαρήσονται</w:t>
+      </w:r>
+    </w:p>
+    <w:p>
+      <w:pPr/>
+      <w:r>
+        <w:rPr>
+          <w:lang w:val="gu_IN" w:bidi="gu_IN"/>
+        </w:rPr>
+      </w:r>
+      <w:r>
+        <w:rPr>
+          <w:b/>
+          <w:lang w:val="gu_IN" w:bidi="gu_IN"/>
+        </w:rPr>
         <w:t>"તેઓ પણ &amp; નાશ પામશે"</w:t>
       </w:r>
     </w:p>
@@ -27861,6 +29181,21 @@
         <w:rPr>
           <w:lang w:val="gu_IN" w:bidi="gu_IN"/>
         </w:rPr>
+      </w:r>
+    </w:p>
+    <w:p>
+      <w:pPr/>
+      <w:r>
+        <w:rPr>
+          <w:lang w:val="gu_IN" w:bidi="gu_IN"/>
+        </w:rPr>
+      </w:r>
+      <w:r>
+        <w:rPr>
+          <w:b/>
+          <w:lang w:val="gu_IN" w:bidi="gu_IN"/>
+        </w:rPr>
+        <w:t>ὀφθαλμοὺς ἔχοντες μεστοὺς μοιχαλίδος</w:t>
       </w:r>
     </w:p>
     <w:p>
@@ -28156,6 +29491,21 @@
           <w:b/>
           <w:lang w:val="gu_IN" w:bidi="gu_IN"/>
         </w:rPr>
+        <w:t>δελεάζοντες ψυχὰς ἀστηρίκτους</w:t>
+      </w:r>
+    </w:p>
+    <w:p>
+      <w:pPr/>
+      <w:r>
+        <w:rPr>
+          <w:lang w:val="gu_IN" w:bidi="gu_IN"/>
+        </w:rPr>
+      </w:r>
+      <w:r>
+        <w:rPr>
+          <w:b/>
+          <w:lang w:val="gu_IN" w:bidi="gu_IN"/>
+        </w:rPr>
         <w:t>"અસ્થિર આત્માઓને લુભાવે છે"</w:t>
       </w:r>
     </w:p>
@@ -28230,6 +29580,21 @@
         <w:rPr>
           <w:lang w:val="gu_IN" w:bidi="gu_IN"/>
         </w:rPr>
+      </w:r>
+    </w:p>
+    <w:p>
+      <w:pPr/>
+      <w:r>
+        <w:rPr>
+          <w:lang w:val="gu_IN" w:bidi="gu_IN"/>
+        </w:rPr>
+      </w:r>
+      <w:r>
+        <w:rPr>
+          <w:b/>
+          <w:lang w:val="gu_IN" w:bidi="gu_IN"/>
+        </w:rPr>
+        <w:t>καρδίαν γεγυμνασμένην πλεονεξίας ἔχοντες</w:t>
       </w:r>
     </w:p>
     <w:p>
@@ -28331,6 +29696,21 @@
           <w:b/>
           <w:lang w:val="gu_IN" w:bidi="gu_IN"/>
         </w:rPr>
+        <w:t>καρδίαν γεγυμνασμένην πλεονεξίας ἔχοντες</w:t>
+      </w:r>
+    </w:p>
+    <w:p>
+      <w:pPr/>
+      <w:r>
+        <w:rPr>
+          <w:lang w:val="gu_IN" w:bidi="gu_IN"/>
+        </w:rPr>
+      </w:r>
+      <w:r>
+        <w:rPr>
+          <w:b/>
+          <w:lang w:val="gu_IN" w:bidi="gu_IN"/>
+        </w:rPr>
         <w:t>"લોભમાં પ્રશિક્ષિત હૃદયો ધરાવતા"</w:t>
       </w:r>
     </w:p>
@@ -28495,6 +29875,21 @@
         <w:rPr>
           <w:lang w:val="gu_IN" w:bidi="gu_IN"/>
         </w:rPr>
+      </w:r>
+    </w:p>
+    <w:p>
+      <w:pPr/>
+      <w:r>
+        <w:rPr>
+          <w:lang w:val="gu_IN" w:bidi="gu_IN"/>
+        </w:rPr>
+      </w:r>
+      <w:r>
+        <w:rPr>
+          <w:b/>
+          <w:lang w:val="gu_IN" w:bidi="gu_IN"/>
+        </w:rPr>
+        <w:t>καρδίαν γεγυμνασμένην πλεονεξίας ἔχοντες</w:t>
       </w:r>
     </w:p>
     <w:p>
@@ -29117,6 +30512,21 @@
           <w:b/>
           <w:lang w:val="gu_IN" w:bidi="gu_IN"/>
         </w:rPr>
+        <w:t>ἐπλανήθησαν</w:t>
+      </w:r>
+    </w:p>
+    <w:p>
+      <w:pPr/>
+      <w:r>
+        <w:rPr>
+          <w:lang w:val="gu_IN" w:bidi="gu_IN"/>
+        </w:rPr>
+      </w:r>
+      <w:r>
+        <w:rPr>
+          <w:b/>
+          <w:lang w:val="gu_IN" w:bidi="gu_IN"/>
+        </w:rPr>
         <w:t>"તેઓ અવળા માર્ગે ગયા છે"</w:t>
       </w:r>
     </w:p>
@@ -29398,6 +30808,21 @@
           <w:b/>
           <w:lang w:val="gu_IN" w:bidi="gu_IN"/>
         </w:rPr>
+        <w:t>τοῦ Βαλαὰμ τοῦ Βοσὸρ</w:t>
+      </w:r>
+    </w:p>
+    <w:p>
+      <w:pPr/>
+      <w:r>
+        <w:rPr>
+          <w:lang w:val="gu_IN" w:bidi="gu_IN"/>
+        </w:rPr>
+      </w:r>
+      <w:r>
+        <w:rPr>
+          <w:b/>
+          <w:lang w:val="gu_IN" w:bidi="gu_IN"/>
+        </w:rPr>
         <w:t>"બયોરના બલામના"</w:t>
       </w:r>
     </w:p>
@@ -29699,6 +31124,21 @@
           <w:b/>
           <w:lang w:val="gu_IN" w:bidi="gu_IN"/>
         </w:rPr>
+        <w:t>ὃς μισθὸν ἀδικίας ἠγάπησεν</w:t>
+      </w:r>
+    </w:p>
+    <w:p>
+      <w:pPr/>
+      <w:r>
+        <w:rPr>
+          <w:lang w:val="gu_IN" w:bidi="gu_IN"/>
+        </w:rPr>
+      </w:r>
+      <w:r>
+        <w:rPr>
+          <w:b/>
+          <w:lang w:val="gu_IN" w:bidi="gu_IN"/>
+        </w:rPr>
         <w:t>"જેણે અન્યાયના વેતનને પ્રેમ કર્યો"</w:t>
       </w:r>
     </w:p>
@@ -30282,6 +31722,21 @@
         <w:rPr>
           <w:lang w:val="gu_IN" w:bidi="gu_IN"/>
         </w:rPr>
+      </w:r>
+    </w:p>
+    <w:p>
+      <w:pPr/>
+      <w:r>
+        <w:rPr>
+          <w:lang w:val="gu_IN" w:bidi="gu_IN"/>
+        </w:rPr>
+      </w:r>
+      <w:r>
+        <w:rPr>
+          <w:b/>
+          <w:lang w:val="gu_IN" w:bidi="gu_IN"/>
+        </w:rPr>
+        <w:t>ἐκώλυσεν τὴν τοῦ προφήτου παραφρονίαν</w:t>
       </w:r>
     </w:p>
     <w:p>
@@ -30718,6 +32173,21 @@
           <w:b/>
           <w:lang w:val="gu_IN" w:bidi="gu_IN"/>
         </w:rPr>
+        <w:t>οὗτοί εἰσιν πηγαὶ ἄνυδροι, καὶ ὁμίχλαι ὑπὸ λαίλαπος ἐλαυνόμεναι</w:t>
+      </w:r>
+    </w:p>
+    <w:p>
+      <w:pPr/>
+      <w:r>
+        <w:rPr>
+          <w:lang w:val="gu_IN" w:bidi="gu_IN"/>
+        </w:rPr>
+      </w:r>
+      <w:r>
+        <w:rPr>
+          <w:b/>
+          <w:lang w:val="gu_IN" w:bidi="gu_IN"/>
+        </w:rPr>
         <w:t>"આ માણસો પાણી વિનાના ઝરણાં અને એક તોફાનથી દોરાતા ઝાકળ છે"</w:t>
       </w:r>
     </w:p>
@@ -30793,6 +32263,21 @@
           <w:b/>
           <w:lang w:val="gu_IN" w:bidi="gu_IN"/>
         </w:rPr>
+        <w:t>οἷς ὁ ζόφος τοῦ σκότους τετήρηται</w:t>
+      </w:r>
+    </w:p>
+    <w:p>
+      <w:pPr/>
+      <w:r>
+        <w:rPr>
+          <w:lang w:val="gu_IN" w:bidi="gu_IN"/>
+        </w:rPr>
+      </w:r>
+      <w:r>
+        <w:rPr>
+          <w:b/>
+          <w:lang w:val="gu_IN" w:bidi="gu_IN"/>
+        </w:rPr>
         <w:t>"જેમના માટે અંધકારનું ધૂંધળાપણું અનામત રાખવામાં આવ્યું છે"</w:t>
       </w:r>
     </w:p>
@@ -31203,6 +32688,21 @@
         <w:rPr>
           <w:lang w:val="gu_IN" w:bidi="gu_IN"/>
         </w:rPr>
+      </w:r>
+    </w:p>
+    <w:p>
+      <w:pPr/>
+      <w:r>
+        <w:rPr>
+          <w:lang w:val="gu_IN" w:bidi="gu_IN"/>
+        </w:rPr>
+      </w:r>
+      <w:r>
+        <w:rPr>
+          <w:b/>
+          <w:lang w:val="gu_IN" w:bidi="gu_IN"/>
+        </w:rPr>
+        <w:t>ὑπέρογκα &amp; ματαιότητος φθεγγόμενοι</w:t>
       </w:r>
     </w:p>
     <w:p>
@@ -32226,6 +33726,21 @@
           <w:b/>
           <w:lang w:val="gu_IN" w:bidi="gu_IN"/>
         </w:rPr>
+        <w:t>αὐτοὶ δοῦλοι ὑπάρχοντες τῆς φθορᾶς</w:t>
+      </w:r>
+    </w:p>
+    <w:p>
+      <w:pPr/>
+      <w:r>
+        <w:rPr>
+          <w:lang w:val="gu_IN" w:bidi="gu_IN"/>
+        </w:rPr>
+      </w:r>
+      <w:r>
+        <w:rPr>
+          <w:b/>
+          <w:lang w:val="gu_IN" w:bidi="gu_IN"/>
+        </w:rPr>
         <w:t>"જ્યારે તેઓ પોતે વિનાશના ગુલામો છે"</w:t>
       </w:r>
     </w:p>
@@ -32630,6 +34145,21 @@
           <w:b/>
           <w:lang w:val="gu_IN" w:bidi="gu_IN"/>
         </w:rPr>
+        <w:t>ᾧ γάρ τις ἥττηται, τούτῳ δεδούλωται</w:t>
+      </w:r>
+    </w:p>
+    <w:p>
+      <w:pPr/>
+      <w:r>
+        <w:rPr>
+          <w:lang w:val="gu_IN" w:bidi="gu_IN"/>
+        </w:rPr>
+      </w:r>
+      <w:r>
+        <w:rPr>
+          <w:b/>
+          <w:lang w:val="gu_IN" w:bidi="gu_IN"/>
+        </w:rPr>
         <w:t>"કેમ કે કોઈ પર વિજય જેના દ્વારા મેળવાયો હોય, તેના દ્વારા તેને ગુલામ બનાવવામાં આવે છે"</w:t>
       </w:r>
     </w:p>
@@ -32795,6 +34325,21 @@
         <w:rPr>
           <w:lang w:val="gu_IN" w:bidi="gu_IN"/>
         </w:rPr>
+      </w:r>
+    </w:p>
+    <w:p>
+      <w:pPr/>
+      <w:r>
+        <w:rPr>
+          <w:lang w:val="gu_IN" w:bidi="gu_IN"/>
+        </w:rPr>
+      </w:r>
+      <w:r>
+        <w:rPr>
+          <w:b/>
+          <w:lang w:val="gu_IN" w:bidi="gu_IN"/>
+        </w:rPr>
+        <w:t>εἰ &amp; ἀποφυγόντες τὰ μιάσματα τοῦ κόσμου, ἐν ἐπιγνώσει τοῦ Κυρίου ἡμῶν καὶ Σωτῆρος, Ἰησοῦ Χριστοῦ, τούτοις δὲ πάλιν ἐμπλακέντες ἡττῶνται, γέγονεν αὐτοῖς τὰ ἔσχατα χείρονα τῶν πρώτων</w:t>
       </w:r>
     </w:p>
     <w:p>
@@ -33115,6 +34660,21 @@
           <w:b/>
           <w:lang w:val="gu_IN" w:bidi="gu_IN"/>
         </w:rPr>
+        <w:t>τὰ μιάσματα τοῦ κόσμου</w:t>
+      </w:r>
+    </w:p>
+    <w:p>
+      <w:pPr/>
+      <w:r>
+        <w:rPr>
+          <w:lang w:val="gu_IN" w:bidi="gu_IN"/>
+        </w:rPr>
+      </w:r>
+      <w:r>
+        <w:rPr>
+          <w:b/>
+          <w:lang w:val="gu_IN" w:bidi="gu_IN"/>
+        </w:rPr>
         <w:t>"જગતની અશુદ્ધિઓમાંથી"</w:t>
       </w:r>
     </w:p>
@@ -33189,6 +34749,21 @@
         <w:rPr>
           <w:lang w:val="gu_IN" w:bidi="gu_IN"/>
         </w:rPr>
+      </w:r>
+    </w:p>
+    <w:p>
+      <w:pPr/>
+      <w:r>
+        <w:rPr>
+          <w:lang w:val="gu_IN" w:bidi="gu_IN"/>
+        </w:rPr>
+      </w:r>
+      <w:r>
+        <w:rPr>
+          <w:b/>
+          <w:lang w:val="gu_IN" w:bidi="gu_IN"/>
+        </w:rPr>
+        <w:t>ἐν ἐπιγνώσει τοῦ Κυρίου ἡμῶν καὶ Σωτῆρος, Ἰησοῦ Χριστοῦ</w:t>
       </w:r>
     </w:p>
     <w:p>
@@ -33451,6 +35026,21 @@
           <w:b/>
           <w:lang w:val="gu_IN" w:bidi="gu_IN"/>
         </w:rPr>
+        <w:t>τούτοις &amp; πάλιν ἐμπλακέντες ἡττῶνται</w:t>
+      </w:r>
+    </w:p>
+    <w:p>
+      <w:pPr/>
+      <w:r>
+        <w:rPr>
+          <w:lang w:val="gu_IN" w:bidi="gu_IN"/>
+        </w:rPr>
+      </w:r>
+      <w:r>
+        <w:rPr>
+          <w:b/>
+          <w:lang w:val="gu_IN" w:bidi="gu_IN"/>
+        </w:rPr>
         <w:t>"ફરીથી ફસાઈ ગયા હોવાથી, તેઓ આ બાબતો દ્વારા જીતાઈ ગયા છે"</w:t>
       </w:r>
     </w:p>
@@ -33882,6 +35472,21 @@
           <w:b/>
           <w:lang w:val="gu_IN" w:bidi="gu_IN"/>
         </w:rPr>
+        <w:t>γέγονεν αὐτοῖς τὰ ἔσχατα χείρονα τῶν πρώτων</w:t>
+      </w:r>
+    </w:p>
+    <w:p>
+      <w:pPr/>
+      <w:r>
+        <w:rPr>
+          <w:lang w:val="gu_IN" w:bidi="gu_IN"/>
+        </w:rPr>
+      </w:r>
+      <w:r>
+        <w:rPr>
+          <w:b/>
+          <w:lang w:val="gu_IN" w:bidi="gu_IN"/>
+        </w:rPr>
         <w:t>"તેમના માટે છેલ્લી બાબતો પ્રથમ બાબતો કરતાં વધુ ખરાબ થઈ ગઈ છે"</w:t>
       </w:r>
     </w:p>
@@ -34547,6 +36152,21 @@
           <w:b/>
           <w:lang w:val="gu_IN" w:bidi="gu_IN"/>
         </w:rPr>
+        <w:t>ὑποστρέψαι ἐκ τῆς &amp; ἁγίας ἐντολῆς</w:t>
+      </w:r>
+    </w:p>
+    <w:p>
+      <w:pPr/>
+      <w:r>
+        <w:rPr>
+          <w:lang w:val="gu_IN" w:bidi="gu_IN"/>
+        </w:rPr>
+      </w:r>
+      <w:r>
+        <w:rPr>
+          <w:b/>
+          <w:lang w:val="gu_IN" w:bidi="gu_IN"/>
+        </w:rPr>
         <w:t>"પવિત્ર આજ્ઞા જે &amp; આપવામાં આવી હતી તેનાથી પાછા ફરવા કરતાં"</w:t>
       </w:r>
     </w:p>
@@ -34635,6 +36255,21 @@
           <w:b/>
           <w:lang w:val="gu_IN" w:bidi="gu_IN"/>
         </w:rPr>
+        <w:t>τῆς παραδοθείσης &amp; ἁγίας ἐντολῆς</w:t>
+      </w:r>
+    </w:p>
+    <w:p>
+      <w:pPr/>
+      <w:r>
+        <w:rPr>
+          <w:lang w:val="gu_IN" w:bidi="gu_IN"/>
+        </w:rPr>
+      </w:r>
+      <w:r>
+        <w:rPr>
+          <w:b/>
+          <w:lang w:val="gu_IN" w:bidi="gu_IN"/>
+        </w:rPr>
         <w:t>"પવિત્ર આજ્ઞા જે &amp; આપવામાં આવી હતી"</w:t>
       </w:r>
     </w:p>
@@ -34749,6 +36384,21 @@
           <w:b/>
           <w:lang w:val="gu_IN" w:bidi="gu_IN"/>
         </w:rPr>
+        <w:t>τῆς παραδοθείσης &amp; ἁγίας ἐντολῆς</w:t>
+      </w:r>
+    </w:p>
+    <w:p>
+      <w:pPr/>
+      <w:r>
+        <w:rPr>
+          <w:lang w:val="gu_IN" w:bidi="gu_IN"/>
+        </w:rPr>
+      </w:r>
+      <w:r>
+        <w:rPr>
+          <w:b/>
+          <w:lang w:val="gu_IN" w:bidi="gu_IN"/>
+        </w:rPr>
         <w:t>"પવિત્ર આજ્ઞા જે &amp; આપવામાં આવી હતી"</w:t>
       </w:r>
     </w:p>
@@ -34823,6 +36473,21 @@
         <w:rPr>
           <w:lang w:val="gu_IN" w:bidi="gu_IN"/>
         </w:rPr>
+      </w:r>
+    </w:p>
+    <w:p>
+      <w:pPr/>
+      <w:r>
+        <w:rPr>
+          <w:lang w:val="gu_IN" w:bidi="gu_IN"/>
+        </w:rPr>
+      </w:r>
+      <w:r>
+        <w:rPr>
+          <w:b/>
+          <w:lang w:val="gu_IN" w:bidi="gu_IN"/>
+        </w:rPr>
+        <w:t>τῆς παραδοθείσης αὐτοῖς ἁγίας ἐντολῆς</w:t>
       </w:r>
     </w:p>
     <w:p>
@@ -36239,6 +37904,21 @@
           <w:b/>
           <w:lang w:val="gu_IN" w:bidi="gu_IN"/>
         </w:rPr>
+        <w:t>τῶν προειρημένων ῥημάτων, ὑπὸ τῶν ἁγίων προφητῶν</w:t>
+      </w:r>
+    </w:p>
+    <w:p>
+      <w:pPr/>
+      <w:r>
+        <w:rPr>
+          <w:lang w:val="gu_IN" w:bidi="gu_IN"/>
+        </w:rPr>
+      </w:r>
+      <w:r>
+        <w:rPr>
+          <w:b/>
+          <w:lang w:val="gu_IN" w:bidi="gu_IN"/>
+        </w:rPr>
         <w:t>"પવિત્ર પ્રબોધકો દ્વારા અગાઉ બોલાયેલા શબ્દો"</w:t>
       </w:r>
     </w:p>
@@ -36538,6 +38218,21 @@
           <w:b/>
           <w:lang w:val="gu_IN" w:bidi="gu_IN"/>
         </w:rPr>
+        <w:t>τῆς τῶν ἀποστόλων ὑμῶν ἐντολῆς τοῦ Κυρίου καὶ Σωτῆρος</w:t>
+      </w:r>
+    </w:p>
+    <w:p>
+      <w:pPr/>
+      <w:r>
+        <w:rPr>
+          <w:lang w:val="gu_IN" w:bidi="gu_IN"/>
+        </w:rPr>
+      </w:r>
+      <w:r>
+        <w:rPr>
+          <w:b/>
+          <w:lang w:val="gu_IN" w:bidi="gu_IN"/>
+        </w:rPr>
         <w:t>"તમારા પ્રેરિતો દ્વારા પ્રભુ અને ઉદ્ધારકની આજ્ઞાને"</w:t>
       </w:r>
     </w:p>
@@ -36599,6 +38294,21 @@
         <w:rPr>
           <w:lang w:val="gu_IN" w:bidi="gu_IN"/>
         </w:rPr>
+      </w:r>
+    </w:p>
+    <w:p>
+      <w:pPr/>
+      <w:r>
+        <w:rPr>
+          <w:lang w:val="gu_IN" w:bidi="gu_IN"/>
+        </w:rPr>
+      </w:r>
+      <w:r>
+        <w:rPr>
+          <w:b/>
+          <w:lang w:val="gu_IN" w:bidi="gu_IN"/>
+        </w:rPr>
+        <w:t>τῆς &amp; ἐντολῆς τοῦ Κυρίου καὶ Σωτῆρος</w:t>
       </w:r>
     </w:p>
     <w:p>
@@ -37421,6 +39131,21 @@
           <w:b/>
           <w:lang w:val="gu_IN" w:bidi="gu_IN"/>
         </w:rPr>
+        <w:t>ἐλεύσονται &amp; ἐν ἐμπαιγμονῇ ἐμπαῖκται</w:t>
+      </w:r>
+    </w:p>
+    <w:p>
+      <w:pPr/>
+      <w:r>
+        <w:rPr>
+          <w:lang w:val="gu_IN" w:bidi="gu_IN"/>
+        </w:rPr>
+      </w:r>
+      <w:r>
+        <w:rPr>
+          <w:b/>
+          <w:lang w:val="gu_IN" w:bidi="gu_IN"/>
+        </w:rPr>
         <w:t>"મશ્કરી કરનારાઓ &amp; ઠેકડી સાથે આવશે"</w:t>
       </w:r>
     </w:p>
@@ -37612,6 +39337,21 @@
           <w:b/>
           <w:lang w:val="gu_IN" w:bidi="gu_IN"/>
         </w:rPr>
+        <w:t>κατὰ τὰς ἰδίας ἐπιθυμίας αὐτῶν πορευόμενοι</w:t>
+      </w:r>
+    </w:p>
+    <w:p>
+      <w:pPr/>
+      <w:r>
+        <w:rPr>
+          <w:lang w:val="gu_IN" w:bidi="gu_IN"/>
+        </w:rPr>
+      </w:r>
+      <w:r>
+        <w:rPr>
+          <w:b/>
+          <w:lang w:val="gu_IN" w:bidi="gu_IN"/>
+        </w:rPr>
         <w:t>"તેઓની પોતાની વાસનાઓ પ્રમાણે વર્તીને"</w:t>
       </w:r>
     </w:p>
@@ -37790,6 +39530,21 @@
           <w:b/>
           <w:lang w:val="gu_IN" w:bidi="gu_IN"/>
         </w:rPr>
+        <w:t>ποῦ ἐστιν ἡ ἐπαγγελία τῆς παρουσίας αὐτοῦ</w:t>
+      </w:r>
+    </w:p>
+    <w:p>
+      <w:pPr/>
+      <w:r>
+        <w:rPr>
+          <w:lang w:val="gu_IN" w:bidi="gu_IN"/>
+        </w:rPr>
+      </w:r>
+      <w:r>
+        <w:rPr>
+          <w:b/>
+          <w:lang w:val="gu_IN" w:bidi="gu_IN"/>
+        </w:rPr>
         <w:t>"તેમના આવવાનું વચન ક્યાં છે"</w:t>
       </w:r>
     </w:p>
@@ -37968,6 +39723,21 @@
           <w:b/>
           <w:lang w:val="gu_IN" w:bidi="gu_IN"/>
         </w:rPr>
+        <w:t>ποῦ ἐστιν ἡ ἐπαγγελία τῆς παρουσίας αὐτοῦ</w:t>
+      </w:r>
+    </w:p>
+    <w:p>
+      <w:pPr/>
+      <w:r>
+        <w:rPr>
+          <w:lang w:val="gu_IN" w:bidi="gu_IN"/>
+        </w:rPr>
+      </w:r>
+      <w:r>
+        <w:rPr>
+          <w:b/>
+          <w:lang w:val="gu_IN" w:bidi="gu_IN"/>
+        </w:rPr>
         <w:t>"તેમના આવવાનું વચન ક્યાં છે"</w:t>
       </w:r>
     </w:p>
@@ -38468,6 +40238,21 @@
           <w:b/>
           <w:lang w:val="gu_IN" w:bidi="gu_IN"/>
         </w:rPr>
+        <w:t>πάντα οὕτως διαμένει ἀπ’ ἀρχῆς κτίσεως</w:t>
+      </w:r>
+    </w:p>
+    <w:p>
+      <w:pPr/>
+      <w:r>
+        <w:rPr>
+          <w:lang w:val="gu_IN" w:bidi="gu_IN"/>
+        </w:rPr>
+      </w:r>
+      <w:r>
+        <w:rPr>
+          <w:b/>
+          <w:lang w:val="gu_IN" w:bidi="gu_IN"/>
+        </w:rPr>
         <w:t>"સૃષ્ટિની શરૂઆતથી બધી વસ્તુઓ એ જ રીતે જારી રહે છે"</w:t>
       </w:r>
     </w:p>
@@ -38556,6 +40341,21 @@
           <w:b/>
           <w:lang w:val="gu_IN" w:bidi="gu_IN"/>
         </w:rPr>
+        <w:t>ἀπ’ ἀρχῆς κτίσεως</w:t>
+      </w:r>
+    </w:p>
+    <w:p>
+      <w:pPr/>
+      <w:r>
+        <w:rPr>
+          <w:lang w:val="gu_IN" w:bidi="gu_IN"/>
+        </w:rPr>
+      </w:r>
+      <w:r>
+        <w:rPr>
+          <w:b/>
+          <w:lang w:val="gu_IN" w:bidi="gu_IN"/>
+        </w:rPr>
         <w:t>"સૃષ્ટિની શરૂઆતથી"</w:t>
       </w:r>
     </w:p>
@@ -38644,6 +40444,21 @@
           <w:b/>
           <w:lang w:val="gu_IN" w:bidi="gu_IN"/>
         </w:rPr>
+        <w:t>λανθάνει γὰρ αὐτοὺς τοῦτο, θέλοντας</w:t>
+      </w:r>
+    </w:p>
+    <w:p>
+      <w:pPr/>
+      <w:r>
+        <w:rPr>
+          <w:lang w:val="gu_IN" w:bidi="gu_IN"/>
+        </w:rPr>
+      </w:r>
+      <w:r>
+        <w:rPr>
+          <w:b/>
+          <w:lang w:val="gu_IN" w:bidi="gu_IN"/>
+        </w:rPr>
         <w:t>"કેમ કે આ તેઓથી ઈચ્છાપૂર્વક છુપાયેલું છે"</w:t>
       </w:r>
     </w:p>
@@ -38719,6 +40534,21 @@
           <w:b/>
           <w:lang w:val="gu_IN" w:bidi="gu_IN"/>
         </w:rPr>
+        <w:t>θέλοντας ὅτι οὐρανοὶ ἦσαν ἔκπαλαι</w:t>
+      </w:r>
+    </w:p>
+    <w:p>
+      <w:pPr/>
+      <w:r>
+        <w:rPr>
+          <w:lang w:val="gu_IN" w:bidi="gu_IN"/>
+        </w:rPr>
+      </w:r>
+      <w:r>
+        <w:rPr>
+          <w:b/>
+          <w:lang w:val="gu_IN" w:bidi="gu_IN"/>
+        </w:rPr>
         <w:t>"ઈચ્છાપૂર્વક &amp; કે આકાશો ઘણા સમય પહેલાથી અસ્તિત્વમાં છે"</w:t>
       </w:r>
     </w:p>
@@ -38794,6 +40624,21 @@
           <w:b/>
           <w:lang w:val="gu_IN" w:bidi="gu_IN"/>
         </w:rPr>
+        <w:t>γῆ ἐξ ὕδατος καὶ δι’ ὕδατος συνεστῶσα τῷ τοῦ Θεοῦ λόγῳ</w:t>
+      </w:r>
+    </w:p>
+    <w:p>
+      <w:pPr/>
+      <w:r>
+        <w:rPr>
+          <w:lang w:val="gu_IN" w:bidi="gu_IN"/>
+        </w:rPr>
+      </w:r>
+      <w:r>
+        <w:rPr>
+          <w:b/>
+          <w:lang w:val="gu_IN" w:bidi="gu_IN"/>
+        </w:rPr>
         <w:t>"પૃથ્વીને &amp; રચી કાઢવામાં આવી છે &amp; ઈશ્વરના વચન દ્વારા થઈ છે"</w:t>
       </w:r>
     </w:p>
@@ -38869,6 +40714,21 @@
           <w:b/>
           <w:lang w:val="gu_IN" w:bidi="gu_IN"/>
         </w:rPr>
+        <w:t>ἐξ ὕδατος καὶ δι’ ὕδατος συνεστῶσα</w:t>
+      </w:r>
+    </w:p>
+    <w:p>
+      <w:pPr/>
+      <w:r>
+        <w:rPr>
+          <w:lang w:val="gu_IN" w:bidi="gu_IN"/>
+        </w:rPr>
+      </w:r>
+      <w:r>
+        <w:rPr>
+          <w:b/>
+          <w:lang w:val="gu_IN" w:bidi="gu_IN"/>
+        </w:rPr>
         <w:t>"પાણીમાંથી રચી કાઢવામાં આવી છે અને પાણીથી"</w:t>
       </w:r>
     </w:p>
@@ -39345,6 +41205,21 @@
           <w:b/>
           <w:lang w:val="gu_IN" w:bidi="gu_IN"/>
         </w:rPr>
+        <w:t>ὕδατι κατακλυσθεὶς</w:t>
+      </w:r>
+    </w:p>
+    <w:p>
+      <w:pPr/>
+      <w:r>
+        <w:rPr>
+          <w:lang w:val="gu_IN" w:bidi="gu_IN"/>
+        </w:rPr>
+      </w:r>
+      <w:r>
+        <w:rPr>
+          <w:b/>
+          <w:lang w:val="gu_IN" w:bidi="gu_IN"/>
+        </w:rPr>
         <w:t>"પાણીથી છલકાઈ ગયું હોવાથી"</w:t>
       </w:r>
     </w:p>
@@ -39497,6 +41372,21 @@
         <w:rPr>
           <w:lang w:val="gu_IN" w:bidi="gu_IN"/>
         </w:rPr>
+      </w:r>
+    </w:p>
+    <w:p>
+      <w:pPr/>
+      <w:r>
+        <w:rPr>
+          <w:lang w:val="gu_IN" w:bidi="gu_IN"/>
+        </w:rPr>
+      </w:r>
+      <w:r>
+        <w:rPr>
+          <w:b/>
+          <w:lang w:val="gu_IN" w:bidi="gu_IN"/>
+        </w:rPr>
+        <w:t>οἱ &amp; νῦν οὐρανοὶ καὶ ἡ γῆ, τῷ αὐτῷ λόγῳ τεθησαυρισμένοι εἰσὶν, πυρὶ</w:t>
       </w:r>
     </w:p>
     <w:p>
@@ -40094,6 +41984,21 @@
           <w:b/>
           <w:lang w:val="gu_IN" w:bidi="gu_IN"/>
         </w:rPr>
+        <w:t>ἡμέραν κρίσεως καὶ ἀπωλείας τῶν ἀσεβῶν ἀνθρώπων</w:t>
+      </w:r>
+    </w:p>
+    <w:p>
+      <w:pPr/>
+      <w:r>
+        <w:rPr>
+          <w:lang w:val="gu_IN" w:bidi="gu_IN"/>
+        </w:rPr>
+      </w:r>
+      <w:r>
+        <w:rPr>
+          <w:b/>
+          <w:lang w:val="gu_IN" w:bidi="gu_IN"/>
+        </w:rPr>
         <w:t>"ન્યાયના દિવસ અને અધર્મી માણસોના વિનાશ"</w:t>
       </w:r>
     </w:p>
@@ -40292,6 +42197,21 @@
           <w:b/>
           <w:lang w:val="gu_IN" w:bidi="gu_IN"/>
         </w:rPr>
+        <w:t>ἓν &amp; τοῦτο μὴ λανθανέτω ὑμᾶς</w:t>
+      </w:r>
+    </w:p>
+    <w:p>
+      <w:pPr/>
+      <w:r>
+        <w:rPr>
+          <w:lang w:val="gu_IN" w:bidi="gu_IN"/>
+        </w:rPr>
+      </w:r>
+      <w:r>
+        <w:rPr>
+          <w:b/>
+          <w:lang w:val="gu_IN" w:bidi="gu_IN"/>
+        </w:rPr>
         <w:t>"આ એક વાત તમારાથી છૂપી રહેવા દેશો નહિ"</w:t>
       </w:r>
     </w:p>
@@ -40355,6 +42275,21 @@
           <w:b/>
           <w:lang w:val="gu_IN" w:bidi="gu_IN"/>
         </w:rPr>
+        <w:t>ὅτι μία ἡμέρα παρὰ Κυρίῳ ὡς χίλια ἔτη</w:t>
+      </w:r>
+    </w:p>
+    <w:p>
+      <w:pPr/>
+      <w:r>
+        <w:rPr>
+          <w:lang w:val="gu_IN" w:bidi="gu_IN"/>
+        </w:rPr>
+      </w:r>
+      <w:r>
+        <w:rPr>
+          <w:b/>
+          <w:lang w:val="gu_IN" w:bidi="gu_IN"/>
+        </w:rPr>
         <w:t>"કે પ્રભુ સાથેનો એક દિવસ ૧,૦૦૦ વર્ષો જેવો {છે"</w:t>
       </w:r>
     </w:p>
@@ -40431,6 +42366,21 @@
           <w:b/>
           <w:lang w:val="gu_IN" w:bidi="gu_IN"/>
         </w:rPr>
+        <w:t>μία ἡμέρα παρὰ Κυρίῳ ὡς χίλια ἔτη, καὶ χίλια ἔτη ὡς ἡμέρα μία</w:t>
+      </w:r>
+    </w:p>
+    <w:p>
+      <w:pPr/>
+      <w:r>
+        <w:rPr>
+          <w:lang w:val="gu_IN" w:bidi="gu_IN"/>
+        </w:rPr>
+      </w:r>
+      <w:r>
+        <w:rPr>
+          <w:b/>
+          <w:lang w:val="gu_IN" w:bidi="gu_IN"/>
+        </w:rPr>
         <w:t>"પ્રભુ સાથેનો એક દિવસ ૧,૦૦૦ વર્ષો જેવો {છે}, અને ૧,૦૦૦ વર્ષો એક દિવસ જેવા {છે"</w:t>
       </w:r>
     </w:p>
@@ -40492,6 +42442,21 @@
         <w:rPr>
           <w:lang w:val="gu_IN" w:bidi="gu_IN"/>
         </w:rPr>
+      </w:r>
+    </w:p>
+    <w:p>
+      <w:pPr/>
+      <w:r>
+        <w:rPr>
+          <w:lang w:val="gu_IN" w:bidi="gu_IN"/>
+        </w:rPr>
+      </w:r>
+      <w:r>
+        <w:rPr>
+          <w:b/>
+          <w:lang w:val="gu_IN" w:bidi="gu_IN"/>
+        </w:rPr>
+        <w:t>οὐ βραδύνει Κύριος τῆς ἐπαγγελίας</w:t>
       </w:r>
     </w:p>
     <w:p>
@@ -40849,6 +42814,21 @@
           <w:b/>
           <w:lang w:val="gu_IN" w:bidi="gu_IN"/>
         </w:rPr>
+        <w:t>μὴ βουλόμενός τινας ἀπολέσθαι</w:t>
+      </w:r>
+    </w:p>
+    <w:p>
+      <w:pPr/>
+      <w:r>
+        <w:rPr>
+          <w:lang w:val="gu_IN" w:bidi="gu_IN"/>
+        </w:rPr>
+      </w:r>
+      <w:r>
+        <w:rPr>
+          <w:b/>
+          <w:lang w:val="gu_IN" w:bidi="gu_IN"/>
+        </w:rPr>
         <w:t>"કોઈનો નાશ થાય નહિ &amp; તેવું ઈચ્છે છે"</w:t>
       </w:r>
     </w:p>
@@ -41014,6 +42994,21 @@
           <w:b/>
           <w:lang w:val="gu_IN" w:bidi="gu_IN"/>
         </w:rPr>
+        <w:t>ἀλλὰ πάντας εἰς μετάνοιαν χωρῆσαι</w:t>
+      </w:r>
+    </w:p>
+    <w:p>
+      <w:pPr/>
+      <w:r>
+        <w:rPr>
+          <w:lang w:val="gu_IN" w:bidi="gu_IN"/>
+        </w:rPr>
+      </w:r>
+      <w:r>
+        <w:rPr>
+          <w:b/>
+          <w:lang w:val="gu_IN" w:bidi="gu_IN"/>
+        </w:rPr>
         <w:t>"પરંતુ બધા પસ્તાવા તરફ આગળ વધે"</w:t>
       </w:r>
     </w:p>
@@ -41424,6 +43419,21 @@
           <w:b/>
           <w:lang w:val="gu_IN" w:bidi="gu_IN"/>
         </w:rPr>
+        <w:t>στοιχεῖα &amp; λυθήσεται</w:t>
+      </w:r>
+    </w:p>
+    <w:p>
+      <w:pPr/>
+      <w:r>
+        <w:rPr>
+          <w:lang w:val="gu_IN" w:bidi="gu_IN"/>
+        </w:rPr>
+      </w:r>
+      <w:r>
+        <w:rPr>
+          <w:b/>
+          <w:lang w:val="gu_IN" w:bidi="gu_IN"/>
+        </w:rPr>
         <w:t>"તત્વોનો નાશ કરવામાં આવશે"</w:t>
       </w:r>
     </w:p>
@@ -41590,6 +43600,21 @@
           <w:b/>
           <w:lang w:val="gu_IN" w:bidi="gu_IN"/>
         </w:rPr>
+        <w:t>στοιχεῖα δὲ καυσούμενα λυθήσεται</w:t>
+      </w:r>
+    </w:p>
+    <w:p>
+      <w:pPr/>
+      <w:r>
+        <w:rPr>
+          <w:lang w:val="gu_IN" w:bidi="gu_IN"/>
+        </w:rPr>
+      </w:r>
+      <w:r>
+        <w:rPr>
+          <w:b/>
+          <w:lang w:val="gu_IN" w:bidi="gu_IN"/>
+        </w:rPr>
         <w:t>"અને તત્વોનો નાશ કરવામાં આવશે, બાળી નાંખવા દ્વારા"</w:t>
       </w:r>
     </w:p>
@@ -41666,6 +43691,21 @@
           <w:b/>
           <w:lang w:val="gu_IN" w:bidi="gu_IN"/>
         </w:rPr>
+        <w:t>γῆ καὶ τὰ ἐν αὐτῇ ἔργα εὑρεθήσεται</w:t>
+      </w:r>
+    </w:p>
+    <w:p>
+      <w:pPr/>
+      <w:r>
+        <w:rPr>
+          <w:lang w:val="gu_IN" w:bidi="gu_IN"/>
+        </w:rPr>
+      </w:r>
+      <w:r>
+        <w:rPr>
+          <w:b/>
+          <w:lang w:val="gu_IN" w:bidi="gu_IN"/>
+        </w:rPr>
         <w:t>"પૃથ્વી અને તેમાંના કાર્યોને શોધી કાઢવામાં આવશે"</w:t>
       </w:r>
     </w:p>
@@ -41767,6 +43807,21 @@
           <w:b/>
           <w:lang w:val="gu_IN" w:bidi="gu_IN"/>
         </w:rPr>
+        <w:t>γῆ καὶ τὰ ἐν αὐτῇ ἔργα εὑρεθήσεται</w:t>
+      </w:r>
+    </w:p>
+    <w:p>
+      <w:pPr/>
+      <w:r>
+        <w:rPr>
+          <w:lang w:val="gu_IN" w:bidi="gu_IN"/>
+        </w:rPr>
+      </w:r>
+      <w:r>
+        <w:rPr>
+          <w:b/>
+          <w:lang w:val="gu_IN" w:bidi="gu_IN"/>
+        </w:rPr>
         <w:t>"પૃથ્વી અને તેમાંના કાર્યોને શોધી કાઢવામાં આવશે"</w:t>
       </w:r>
     </w:p>
@@ -42036,6 +44091,21 @@
           <w:b/>
           <w:lang w:val="gu_IN" w:bidi="gu_IN"/>
         </w:rPr>
+        <w:t>τούτων οὕτως πάντων λυομένων</w:t>
+      </w:r>
+    </w:p>
+    <w:p>
+      <w:pPr/>
+      <w:r>
+        <w:rPr>
+          <w:lang w:val="gu_IN" w:bidi="gu_IN"/>
+        </w:rPr>
+      </w:r>
+      <w:r>
+        <w:rPr>
+          <w:b/>
+          <w:lang w:val="gu_IN" w:bidi="gu_IN"/>
+        </w:rPr>
         <w:t>"આ બધી વસ્તુઓનો નાશ થઈ રહ્યો છે ત્યારે"</w:t>
       </w:r>
     </w:p>
@@ -42652,6 +44722,21 @@
         <w:rPr>
           <w:lang w:val="gu_IN" w:bidi="gu_IN"/>
         </w:rPr>
+      </w:r>
+    </w:p>
+    <w:p>
+      <w:pPr/>
+      <w:r>
+        <w:rPr>
+          <w:lang w:val="gu_IN" w:bidi="gu_IN"/>
+        </w:rPr>
+      </w:r>
+      <w:r>
+        <w:rPr>
+          <w:b/>
+          <w:lang w:val="gu_IN" w:bidi="gu_IN"/>
+        </w:rPr>
+        <w:t>οὐρανοὶ πυρούμενοι, λυθήσονται</w:t>
       </w:r>
     </w:p>
     <w:p>
@@ -42850,6 +44935,21 @@
           <w:b/>
           <w:lang w:val="gu_IN" w:bidi="gu_IN"/>
         </w:rPr>
+        <w:t>καυσούμενα</w:t>
+      </w:r>
+    </w:p>
+    <w:p>
+      <w:pPr/>
+      <w:r>
+        <w:rPr>
+          <w:lang w:val="gu_IN" w:bidi="gu_IN"/>
+        </w:rPr>
+      </w:r>
+      <w:r>
+        <w:rPr>
+          <w:b/>
+          <w:lang w:val="gu_IN" w:bidi="gu_IN"/>
+        </w:rPr>
         <w:t>"ગરમીથી બાળવામાં આવ્યા હોવાથી"</w:t>
       </w:r>
     </w:p>
@@ -43741,6 +45841,21 @@
           <w:b/>
           <w:lang w:val="gu_IN" w:bidi="gu_IN"/>
         </w:rPr>
+        <w:t>σπουδάσατε ἄσπιλοι καὶ ἀμώμητοι αὐτῷ εὑρεθῆναι</w:t>
+      </w:r>
+    </w:p>
+    <w:p>
+      <w:pPr/>
+      <w:r>
+        <w:rPr>
+          <w:lang w:val="gu_IN" w:bidi="gu_IN"/>
+        </w:rPr>
+      </w:r>
+      <w:r>
+        <w:rPr>
+          <w:b/>
+          <w:lang w:val="gu_IN" w:bidi="gu_IN"/>
+        </w:rPr>
         <w:t>"તેમના દ્વારા નિષ્કલંક અને દોષરહિત મળી આવવા માટે મહેનત કરો"</w:t>
       </w:r>
     </w:p>
@@ -44229,6 +46344,21 @@
           <w:b/>
           <w:lang w:val="gu_IN" w:bidi="gu_IN"/>
         </w:rPr>
+        <w:t>τὴν τοῦ Κυρίου ἡμῶν μακροθυμίαν, σωτηρίαν ἡγεῖσθε</w:t>
+      </w:r>
+    </w:p>
+    <w:p>
+      <w:pPr/>
+      <w:r>
+        <w:rPr>
+          <w:lang w:val="gu_IN" w:bidi="gu_IN"/>
+        </w:rPr>
+      </w:r>
+      <w:r>
+        <w:rPr>
+          <w:b/>
+          <w:lang w:val="gu_IN" w:bidi="gu_IN"/>
+        </w:rPr>
         <w:t>"આપણા પ્રભુની ધીરજને તારણ {હોવું} માનો"</w:t>
       </w:r>
     </w:p>
@@ -44420,6 +46550,21 @@
           <w:b/>
           <w:lang w:val="gu_IN" w:bidi="gu_IN"/>
         </w:rPr>
+        <w:t>ὁ ἀγαπητὸς ἡμῶν ἀδελφὸς Παῦλος</w:t>
+      </w:r>
+    </w:p>
+    <w:p>
+      <w:pPr/>
+      <w:r>
+        <w:rPr>
+          <w:lang w:val="gu_IN" w:bidi="gu_IN"/>
+        </w:rPr>
+      </w:r>
+      <w:r>
+        <w:rPr>
+          <w:b/>
+          <w:lang w:val="gu_IN" w:bidi="gu_IN"/>
+        </w:rPr>
         <w:t>"આપણા વહાલા ભાઈ પાઉલે"</w:t>
       </w:r>
     </w:p>
@@ -44496,6 +46641,21 @@
           <w:b/>
           <w:lang w:val="gu_IN" w:bidi="gu_IN"/>
         </w:rPr>
+        <w:t>κατὰ τὴν δοθεῖσαν αὐτῷ σοφίαν</w:t>
+      </w:r>
+    </w:p>
+    <w:p>
+      <w:pPr/>
+      <w:r>
+        <w:rPr>
+          <w:lang w:val="gu_IN" w:bidi="gu_IN"/>
+        </w:rPr>
+      </w:r>
+      <w:r>
+        <w:rPr>
+          <w:b/>
+          <w:lang w:val="gu_IN" w:bidi="gu_IN"/>
+        </w:rPr>
         <w:t>"તેને જે જ્ઞાન આપવામાં આવ્યું છે તે પ્રમાણે"</w:t>
       </w:r>
     </w:p>
@@ -44558,6 +46718,21 @@
         <w:rPr>
           <w:lang w:val="gu_IN" w:bidi="gu_IN"/>
         </w:rPr>
+      </w:r>
+    </w:p>
+    <w:p>
+      <w:pPr/>
+      <w:r>
+        <w:rPr>
+          <w:lang w:val="gu_IN" w:bidi="gu_IN"/>
+        </w:rPr>
+      </w:r>
+      <w:r>
+        <w:rPr>
+          <w:b/>
+          <w:lang w:val="gu_IN" w:bidi="gu_IN"/>
+        </w:rPr>
+        <w:t>κατὰ τὴν δοθεῖσαν αὐτῷ σοφίαν</w:t>
       </w:r>
     </w:p>
     <w:p>
@@ -45789,6 +47964,21 @@
           <w:b/>
           <w:lang w:val="gu_IN" w:bidi="gu_IN"/>
         </w:rPr>
+        <w:t>ἵνα μὴ &amp; ἐκπέσητε τοῦ ἰδίου στηριγμοῦ</w:t>
+      </w:r>
+    </w:p>
+    <w:p>
+      <w:pPr/>
+      <w:r>
+        <w:rPr>
+          <w:lang w:val="gu_IN" w:bidi="gu_IN"/>
+        </w:rPr>
+      </w:r>
+      <w:r>
+        <w:rPr>
+          <w:b/>
+          <w:lang w:val="gu_IN" w:bidi="gu_IN"/>
+        </w:rPr>
         <w:t>"જેથી તમે &amp; તમારી પોતાની અડગતા ગુમાવો નહિ"</w:t>
       </w:r>
     </w:p>
@@ -45864,6 +48054,21 @@
           <w:b/>
           <w:lang w:val="gu_IN" w:bidi="gu_IN"/>
         </w:rPr>
+        <w:t>ἵνα μὴ &amp; ἐκπέσητε τοῦ ἰδίου στηριγμοῦ</w:t>
+      </w:r>
+    </w:p>
+    <w:p>
+      <w:pPr/>
+      <w:r>
+        <w:rPr>
+          <w:lang w:val="gu_IN" w:bidi="gu_IN"/>
+        </w:rPr>
+      </w:r>
+      <w:r>
+        <w:rPr>
+          <w:b/>
+          <w:lang w:val="gu_IN" w:bidi="gu_IN"/>
+        </w:rPr>
         <w:t>"જેથી તમે &amp; તમારી પોતાની અડગતા ગુમાવો નહિ"</w:t>
       </w:r>
     </w:p>
@@ -45953,6 +48158,21 @@
           <w:b/>
           <w:lang w:val="gu_IN" w:bidi="gu_IN"/>
         </w:rPr>
+        <w:t>τῇ τῶν ἀθέσμων πλάνῃ συναπαχθέντες</w:t>
+      </w:r>
+    </w:p>
+    <w:p>
+      <w:pPr/>
+      <w:r>
+        <w:rPr>
+          <w:lang w:val="gu_IN" w:bidi="gu_IN"/>
+        </w:rPr>
+      </w:r>
+      <w:r>
+        <w:rPr>
+          <w:b/>
+          <w:lang w:val="gu_IN" w:bidi="gu_IN"/>
+        </w:rPr>
         <w:t>"અધર્મી લોકોની ભૂલને લીધે ગેરમાર્ગે દોરાઈને"</w:t>
       </w:r>
     </w:p>
@@ -46029,6 +48249,21 @@
           <w:b/>
           <w:lang w:val="gu_IN" w:bidi="gu_IN"/>
         </w:rPr>
+        <w:t>τῇ τῶν ἀθέσμων πλάνῃ συναπαχθέντες</w:t>
+      </w:r>
+    </w:p>
+    <w:p>
+      <w:pPr/>
+      <w:r>
+        <w:rPr>
+          <w:lang w:val="gu_IN" w:bidi="gu_IN"/>
+        </w:rPr>
+      </w:r>
+      <w:r>
+        <w:rPr>
+          <w:b/>
+          <w:lang w:val="gu_IN" w:bidi="gu_IN"/>
+        </w:rPr>
         <w:t>"અધર્મી લોકોની ભૂલને લીધે ગેરમાર્ગે દોરાઈને"</w:t>
       </w:r>
     </w:p>
@@ -46194,6 +48429,21 @@
           <w:b/>
           <w:lang w:val="gu_IN" w:bidi="gu_IN"/>
         </w:rPr>
+        <w:t>τῇ τῶν ἀθέσμων πλάνῃ</w:t>
+      </w:r>
+    </w:p>
+    <w:p>
+      <w:pPr/>
+      <w:r>
+        <w:rPr>
+          <w:lang w:val="gu_IN" w:bidi="gu_IN"/>
+        </w:rPr>
+      </w:r>
+      <w:r>
+        <w:rPr>
+          <w:b/>
+          <w:lang w:val="gu_IN" w:bidi="gu_IN"/>
+        </w:rPr>
         <w:t>"અધર્મી લોકોની ભૂલને લીધે"</w:t>
       </w:r>
     </w:p>
@@ -46270,6 +48520,21 @@
           <w:b/>
           <w:lang w:val="gu_IN" w:bidi="gu_IN"/>
         </w:rPr>
+        <w:t>αὐξάνετε &amp; ἐν χάριτι, καὶ γνώσει τοῦ Κυρίου ἡμῶν καὶ Σωτῆρος, Ἰησοῦ Χριστοῦ</w:t>
+      </w:r>
+    </w:p>
+    <w:p>
+      <w:pPr/>
+      <w:r>
+        <w:rPr>
+          <w:lang w:val="gu_IN" w:bidi="gu_IN"/>
+        </w:rPr>
+      </w:r>
+      <w:r>
+        <w:rPr>
+          <w:b/>
+          <w:lang w:val="gu_IN" w:bidi="gu_IN"/>
+        </w:rPr>
         <w:t>"આપણા પ્રભુ અને તારણહાર ઈસુ ખ્રિસ્તની કૃપા અને જ્ઞાનમાં વૃદ્ધિ પામો"</w:t>
       </w:r>
     </w:p>
@@ -46319,6 +48584,21 @@
         <w:rPr>
           <w:lang w:val="gu_IN" w:bidi="gu_IN"/>
         </w:rPr>
+      </w:r>
+    </w:p>
+    <w:p>
+      <w:pPr/>
+      <w:r>
+        <w:rPr>
+          <w:lang w:val="gu_IN" w:bidi="gu_IN"/>
+        </w:rPr>
+      </w:r>
+      <w:r>
+        <w:rPr>
+          <w:b/>
+          <w:lang w:val="gu_IN" w:bidi="gu_IN"/>
+        </w:rPr>
+        <w:t>ἐν χάριτι, καὶ γνώσει</w:t>
       </w:r>
     </w:p>
     <w:p>
